--- a/template_proposal.docx
+++ b/template_proposal.docx
@@ -261,7 +261,7 @@
                             </pic:cNvPicPr>
                           </pic:nvPicPr>
                           <pic:blipFill>
-                            <a:blip r:embed="rId7" cstate="print">
+                            <a:blip r:embed="rId9" cstate="print">
                               <a:extLst>
                                 <a:ext uri="{28A0092B-C50C-407E-A947-70E740481C1C}">
                                   <a14:useLocalDpi xmlns:a14="http://schemas.microsoft.com/office/drawing/2010/main" val="0"/>
@@ -447,7 +447,7 @@
                     <o:lock v:ext="edit" aspectratio="t"/>
                   </v:shapetype>
                   <v:shape id="Picture 346" o:spid="_x0000_s1032" type="#_x0000_t75" style="position:absolute;left:1390;top:1436;width:1419;height:1419;visibility:visible;mso-wrap-style:square" o:gfxdata="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">
-                    <v:imagedata r:id="rId8" o:title="" croptop="3460f" cropbottom="4945f" cropleft="4184f" cropright="3884f"/>
+                    <v:imagedata r:id="rId10" o:title="" croptop="3460f" cropbottom="4945f" cropleft="4184f" cropright="3884f"/>
                   </v:shape>
                 </v:group>
                 <w10:wrap type="topAndBottom" anchorx="margin" anchory="margin"/>
@@ -535,7 +535,7 @@
                 <w:rFonts w:ascii="Arial" w:eastAsia="MS Mincho" w:hAnsi="Arial" w:cs="Arial"/>
                 <w:sz w:val="22"/>
                 <w:szCs w:val="22"/>
-                <w:lang w:val="sv-SE"/>
+                <w:lang w:val="en-ID"/>
               </w:rPr>
             </w:pPr>
           </w:p>
@@ -559,25 +559,14 @@
                 <w:rFonts w:ascii="Arial" w:hAnsi="Arial" w:cs="Arial"/>
                 <w:sz w:val="22"/>
                 <w:szCs w:val="22"/>
-                <w:highlight w:val="yellow"/>
-              </w:rPr>
-              <w:t xml:space="preserve">Bogor, </w:t>
-            </w:r>
-            <w:r>
-              <w:rPr>
-                <w:rFonts w:ascii="Arial" w:hAnsi="Arial" w:cs="Arial"/>
-                <w:sz w:val="22"/>
-                <w:szCs w:val="22"/>
-                <w:highlight w:val="yellow"/>
-              </w:rPr>
-              <w:t>18 Juni</w:t>
-            </w:r>
-            <w:r>
-              <w:rPr>
-                <w:rFonts w:ascii="Arial" w:hAnsi="Arial" w:cs="Arial"/>
-                <w:sz w:val="22"/>
-                <w:szCs w:val="22"/>
-                <w:highlight w:val="yellow"/>
+              </w:rPr>
+              <w:t>Bogor,</w:t>
+            </w:r>
+            <w:r>
+              <w:rPr>
+                <w:rFonts w:ascii="Arial" w:hAnsi="Arial" w:cs="Arial"/>
+                <w:sz w:val="22"/>
+                <w:szCs w:val="22"/>
               </w:rPr>
               <w:t xml:space="preserve"> </w:t>
             </w:r>
@@ -588,16 +577,7 @@
                 <w:szCs w:val="22"/>
                 <w:highlight w:val="yellow"/>
               </w:rPr>
-              <w:t>202</w:t>
-            </w:r>
-            <w:r>
-              <w:rPr>
-                <w:rFonts w:ascii="Arial" w:hAnsi="Arial" w:cs="Arial"/>
-                <w:sz w:val="22"/>
-                <w:szCs w:val="22"/>
-                <w:highlight w:val="yellow"/>
-              </w:rPr>
-              <w:t>6</w:t>
+              <w:t>DD MM YY</w:t>
             </w:r>
           </w:p>
         </w:tc>
@@ -798,7 +778,7 @@
                 <w:szCs w:val="22"/>
                 <w:lang w:val="fi-FI"/>
               </w:rPr>
-              <w:t xml:space="preserve">Permohonan Izin Keikutsertaan </w:t>
+              <w:t xml:space="preserve">Permohonan Izin Keikutsertaan Lomba </w:t>
             </w:r>
             <w:r>
               <w:rPr>
@@ -808,29 +788,7 @@
                 <w:highlight w:val="yellow"/>
                 <w:lang w:val="fi-FI"/>
               </w:rPr>
-              <w:t xml:space="preserve">Lomba </w:t>
-            </w:r>
-            <w:r>
-              <w:rPr>
-                <w:rFonts w:ascii="Arial" w:eastAsia="MS Mincho" w:hAnsi="Arial" w:cs="Arial"/>
-                <w:sz w:val="22"/>
-                <w:szCs w:val="22"/>
-                <w:highlight w:val="yellow"/>
-                <w:lang w:val="fi-FI"/>
-              </w:rPr>
-              <w:t xml:space="preserve">2026 </w:t>
-            </w:r>
-            <w:r>
-              <w:rPr>
-                <w:rFonts w:ascii="Arial" w:eastAsia="MS Mincho" w:hAnsi="Arial" w:cs="Arial"/>
-                <w:i/>
-                <w:iCs/>
-                <w:sz w:val="22"/>
-                <w:szCs w:val="22"/>
-                <w:highlight w:val="yellow"/>
-                <w:lang w:val="fi-FI"/>
-              </w:rPr>
-              <w:t>Data, AI &amp; Policy APAC Hackathon: Financial Health Frontiers</w:t>
+              <w:t>NAMA_LOMBA</w:t>
             </w:r>
           </w:p>
         </w:tc>
@@ -1035,11 +993,10 @@
       </w:r>
       <w:r>
         <w:rPr>
-          <w:rFonts w:ascii="Arial" w:eastAsia="MS Mincho" w:hAnsi="Arial" w:cs="Arial"/>
-          <w:sz w:val="22"/>
-          <w:szCs w:val="22"/>
-          <w:highlight w:val="yellow"/>
-          <w:lang w:val="fi-FI"/>
+          <w:rFonts w:ascii="Arial" w:hAnsi="Arial"/>
+          <w:sz w:val="22"/>
+          <w:szCs w:val="22"/>
+          <w:lang w:val="sv-SE"/>
         </w:rPr>
         <w:t xml:space="preserve">Lomba </w:t>
       </w:r>
@@ -1051,19 +1008,7 @@
           <w:highlight w:val="yellow"/>
           <w:lang w:val="fi-FI"/>
         </w:rPr>
-        <w:t xml:space="preserve">2026 </w:t>
-      </w:r>
-      <w:r>
-        <w:rPr>
-          <w:rFonts w:ascii="Arial" w:eastAsia="MS Mincho" w:hAnsi="Arial" w:cs="Arial"/>
-          <w:i/>
-          <w:iCs/>
-          <w:sz w:val="22"/>
-          <w:szCs w:val="22"/>
-          <w:highlight w:val="yellow"/>
-          <w:lang w:val="fi-FI"/>
-        </w:rPr>
-        <w:t>Data, AI &amp; Policy APAC Hackathon: Financial Health Frontiers</w:t>
+        <w:t>NAMA_LOMBA</w:t>
       </w:r>
       <w:r>
         <w:rPr>
@@ -1331,10 +1276,10 @@
           <w:lang w:val="sv-SE"/>
         </w:rPr>
         <w:drawing>
-          <wp:inline distT="0" distB="0" distL="0" distR="0" wp14:anchorId="0663206D" wp14:editId="063ED949">
-            <wp:extent cx="2179320" cy="633563"/>
+          <wp:inline distT="0" distB="0" distL="0" distR="0" wp14:anchorId="67436955" wp14:editId="44CB2D9C">
+            <wp:extent cx="2178685" cy="633378"/>
             <wp:effectExtent l="0" t="0" r="0" b="0"/>
-            <wp:docPr id="587433854" name="Picture 8"/>
+            <wp:docPr id="724339952" name="Picture 8"/>
             <wp:cNvGraphicFramePr>
               <a:graphicFrameLocks xmlns:a="http://schemas.openxmlformats.org/drawingml/2006/main" noChangeAspect="1"/>
             </wp:cNvGraphicFramePr>
@@ -1342,11 +1287,11 @@
               <a:graphicData uri="http://schemas.openxmlformats.org/drawingml/2006/picture">
                 <pic:pic xmlns:pic="http://schemas.openxmlformats.org/drawingml/2006/picture">
                   <pic:nvPicPr>
-                    <pic:cNvPr id="587433854" name="Picture 587433854"/>
+                    <pic:cNvPr id="724339952" name="Picture 724339952"/>
                     <pic:cNvPicPr/>
                   </pic:nvPicPr>
                   <pic:blipFill>
-                    <a:blip r:embed="rId9" cstate="print">
+                    <a:blip r:embed="rId11" cstate="print">
                       <a:extLst>
                         <a:ext uri="{28A0092B-C50C-407E-A947-70E740481C1C}">
                           <a14:useLocalDpi xmlns:a14="http://schemas.microsoft.com/office/drawing/2010/main" val="0"/>
@@ -1360,7 +1305,7 @@
                   <pic:spPr>
                     <a:xfrm>
                       <a:off x="0" y="0"/>
-                      <a:ext cx="2237871" cy="650585"/>
+                      <a:ext cx="2218770" cy="645031"/>
                     </a:xfrm>
                     <a:prstGeom prst="rect">
                       <a:avLst/>
@@ -1405,7 +1350,7 @@
         <mc:AlternateContent>
           <mc:Choice Requires="wps">
             <w:drawing>
-              <wp:anchor distT="0" distB="0" distL="114300" distR="114300" simplePos="0" relativeHeight="251661312" behindDoc="0" locked="0" layoutInCell="1" allowOverlap="1" wp14:anchorId="5D034768" wp14:editId="4D7BA720">
+              <wp:anchor distT="0" distB="0" distL="114300" distR="114300" simplePos="0" relativeHeight="251661312" behindDoc="0" locked="0" layoutInCell="1" allowOverlap="1" wp14:anchorId="5D034768" wp14:editId="4DDF8F75">
                 <wp:simplePos x="0" y="0"/>
                 <wp:positionH relativeFrom="margin">
                   <wp:posOffset>-412750</wp:posOffset>
@@ -1413,7 +1358,7 @@
                 <wp:positionV relativeFrom="margin">
                   <wp:align>top</wp:align>
                 </wp:positionV>
-                <wp:extent cx="6827520" cy="612140"/>
+                <wp:extent cx="7178040" cy="612140"/>
                 <wp:effectExtent l="0" t="0" r="0" b="0"/>
                 <wp:wrapTopAndBottom/>
                 <wp:docPr id="1776387484" name="Text Box 8"/>
@@ -1429,7 +1374,7 @@
                       <wps:spPr bwMode="auto">
                         <a:xfrm>
                           <a:off x="0" y="0"/>
-                          <a:ext cx="6827520" cy="612140"/>
+                          <a:ext cx="7178040" cy="612140"/>
                         </a:xfrm>
                         <a:prstGeom prst="rect">
                           <a:avLst/>
@@ -1570,7 +1515,15 @@
                                 <w:lang w:val="sv-SE"/>
                               </w:rPr>
                               <w:tab/>
-                              <w:t xml:space="preserve">: </w:t>
+                              <w:t>:</w:t>
+                            </w:r>
+                            <w:r>
+                              <w:rPr>
+                                <w:rFonts w:ascii="Arial" w:eastAsia="MS Mincho" w:hAnsi="Arial" w:cs="Arial"/>
+                                <w:sz w:val="20"/>
+                                <w:lang w:val="sv-SE"/>
+                              </w:rPr>
+                              <w:t xml:space="preserve"> </w:t>
                             </w:r>
                             <w:r>
                               <w:rPr>
@@ -1579,16 +1532,7 @@
                                 <w:highlight w:val="yellow"/>
                                 <w:lang w:val="sv-SE"/>
                               </w:rPr>
-                              <w:t>18 Juni</w:t>
-                            </w:r>
-                            <w:r>
-                              <w:rPr>
-                                <w:rFonts w:ascii="Arial" w:eastAsia="MS Mincho" w:hAnsi="Arial" w:cs="Arial"/>
-                                <w:sz w:val="20"/>
-                                <w:highlight w:val="yellow"/>
-                                <w:lang w:val="sv-SE"/>
-                              </w:rPr>
-                              <w:t xml:space="preserve"> 2026</w:t>
+                              <w:t>DD MM YY</w:t>
                             </w:r>
                           </w:p>
                           <w:p>
@@ -1620,7 +1564,11 @@
           </mc:Choice>
           <mc:Fallback>
             <w:pict>
-              <v:shape w14:anchorId="5D034768" id="Text Box 8" o:spid="_x0000_s1033" type="#_x0000_t202" style="position:absolute;left:0;text-align:left;margin-left:-32.5pt;margin-top:0;width:537.6pt;height:48.2pt;z-index:251661312;visibility:visible;mso-wrap-style:square;mso-width-percent:0;mso-wrap-distance-left:9pt;mso-wrap-distance-top:0;mso-wrap-distance-right:9pt;mso-wrap-distance-bottom:0;mso-position-horizontal:absolute;mso-position-horizontal-relative:margin;mso-position-vertical:top;mso-position-vertical-relative:margin;mso-width-percent:0;mso-width-relative:margin;v-text-anchor:top" o:gfxdata="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" stroked="f">
+              <v:shapetype w14:anchorId="5D034768" id="_x0000_t202" coordsize="21600,21600" o:spt="202" path="m,l,21600r21600,l21600,xe">
+                <v:stroke joinstyle="miter"/>
+                <v:path gradientshapeok="t" o:connecttype="rect"/>
+              </v:shapetype>
+              <v:shape id="Text Box 8" o:spid="_x0000_s1033" type="#_x0000_t202" style="position:absolute;left:0;text-align:left;margin-left:-32.5pt;margin-top:0;width:565.2pt;height:48.2pt;z-index:251661312;visibility:visible;mso-wrap-style:square;mso-width-percent:0;mso-wrap-distance-left:9pt;mso-wrap-distance-top:0;mso-wrap-distance-right:9pt;mso-wrap-distance-bottom:0;mso-position-horizontal:absolute;mso-position-horizontal-relative:margin;mso-position-vertical:top;mso-position-vertical-relative:margin;mso-width-percent:0;mso-width-relative:margin;v-text-anchor:top" o:gfxdata="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" stroked="f">
                 <v:fill opacity="0"/>
                 <v:textbox inset="0,0,0,0">
                   <w:txbxContent>
@@ -1749,7 +1697,15 @@
                           <w:lang w:val="sv-SE"/>
                         </w:rPr>
                         <w:tab/>
-                        <w:t xml:space="preserve">: </w:t>
+                        <w:t>:</w:t>
+                      </w:r>
+                      <w:r>
+                        <w:rPr>
+                          <w:rFonts w:ascii="Arial" w:eastAsia="MS Mincho" w:hAnsi="Arial" w:cs="Arial"/>
+                          <w:sz w:val="20"/>
+                          <w:lang w:val="sv-SE"/>
+                        </w:rPr>
+                        <w:t xml:space="preserve"> </w:t>
                       </w:r>
                       <w:r>
                         <w:rPr>
@@ -1758,16 +1714,7 @@
                           <w:highlight w:val="yellow"/>
                           <w:lang w:val="sv-SE"/>
                         </w:rPr>
-                        <w:t>18 Juni</w:t>
-                      </w:r>
-                      <w:r>
-                        <w:rPr>
-                          <w:rFonts w:ascii="Arial" w:eastAsia="MS Mincho" w:hAnsi="Arial" w:cs="Arial"/>
-                          <w:sz w:val="20"/>
-                          <w:highlight w:val="yellow"/>
-                          <w:lang w:val="sv-SE"/>
-                        </w:rPr>
-                        <w:t xml:space="preserve"> 2026</w:t>
+                        <w:t>DD MM YY</w:t>
                       </w:r>
                     </w:p>
                     <w:p>
@@ -1823,6 +1770,414 @@
     </w:p>
     <w:p>
       <w:pPr>
+        <w:spacing w:line="360" w:lineRule="auto"/>
+        <w:ind w:rightChars="-17" w:right="-41"/>
+        <w:rPr>
+          <w:rFonts w:ascii="Arial" w:hAnsi="Arial" w:cs="Arial"/>
+          <w:b/>
+          <w:bCs/>
+          <w:sz w:val="22"/>
+          <w:szCs w:val="22"/>
+          <w:lang w:val="sv-SE"/>
+        </w:rPr>
+      </w:pPr>
+    </w:p>
+    <w:p>
+      <w:pPr>
+        <w:pStyle w:val="ListParagraph"/>
+        <w:tabs>
+          <w:tab w:val="left" w:pos="2127"/>
+        </w:tabs>
+        <w:spacing w:line="360" w:lineRule="auto"/>
+        <w:ind w:left="1407" w:hanging="1407"/>
+        <w:jc w:val="both"/>
+        <w:rPr>
+          <w:rFonts w:ascii="Arial" w:eastAsia="MS Mincho" w:hAnsi="Arial" w:cs="Arial"/>
+          <w:sz w:val="22"/>
+          <w:szCs w:val="22"/>
+          <w:lang w:val="sv-SE"/>
+        </w:rPr>
+      </w:pPr>
+      <w:r>
+        <w:rPr>
+          <w:rFonts w:ascii="Arial" w:hAnsi="Arial" w:cs="Arial"/>
+          <w:sz w:val="22"/>
+          <w:szCs w:val="22"/>
+          <w:lang w:val="sv-SE"/>
+        </w:rPr>
+        <w:t>nama lomba</w:t>
+      </w:r>
+      <w:r>
+        <w:rPr>
+          <w:rFonts w:ascii="Arial" w:hAnsi="Arial" w:cs="Arial"/>
+          <w:sz w:val="22"/>
+          <w:szCs w:val="22"/>
+          <w:lang w:val="id-ID"/>
+        </w:rPr>
+        <w:tab/>
+      </w:r>
+      <w:r>
+        <w:rPr>
+          <w:rFonts w:ascii="Arial" w:hAnsi="Arial" w:cs="Arial"/>
+          <w:sz w:val="22"/>
+          <w:szCs w:val="22"/>
+          <w:lang w:val="id-ID"/>
+        </w:rPr>
+        <w:tab/>
+        <w:t>:</w:t>
+      </w:r>
+      <w:r>
+        <w:rPr>
+          <w:rFonts w:ascii="Arial" w:hAnsi="Arial" w:cs="Arial"/>
+          <w:sz w:val="22"/>
+          <w:szCs w:val="22"/>
+          <w:lang w:val="id-ID"/>
+        </w:rPr>
+        <w:t xml:space="preserve"> </w:t>
+      </w:r>
+      <w:r>
+        <w:rPr>
+          <w:rFonts w:ascii="Arial" w:eastAsia="MS Mincho" w:hAnsi="Arial" w:cs="Arial"/>
+          <w:sz w:val="22"/>
+          <w:szCs w:val="22"/>
+          <w:highlight w:val="yellow"/>
+          <w:lang w:val="fi-FI"/>
+        </w:rPr>
+        <w:t>NAMA_LOMBA</w:t>
+      </w:r>
+    </w:p>
+    <w:p>
+      <w:pPr>
+        <w:pStyle w:val="ListParagraph"/>
+        <w:tabs>
+          <w:tab w:val="left" w:pos="2127"/>
+        </w:tabs>
+        <w:spacing w:line="360" w:lineRule="auto"/>
+        <w:ind w:left="1407" w:hanging="1407"/>
+        <w:jc w:val="both"/>
+        <w:rPr>
+          <w:rFonts w:ascii="Arial" w:hAnsi="Arial" w:cs="Arial"/>
+          <w:sz w:val="22"/>
+          <w:szCs w:val="22"/>
+          <w:lang w:val="sv-SE"/>
+        </w:rPr>
+      </w:pPr>
+      <w:r>
+        <w:rPr>
+          <w:rFonts w:ascii="Arial" w:hAnsi="Arial" w:cs="Arial"/>
+          <w:sz w:val="22"/>
+          <w:szCs w:val="22"/>
+          <w:lang w:val="sv-SE"/>
+        </w:rPr>
+        <w:t xml:space="preserve">tanggal </w:t>
+      </w:r>
+      <w:r>
+        <w:rPr>
+          <w:rFonts w:ascii="Arial" w:hAnsi="Arial" w:cs="Arial"/>
+          <w:sz w:val="22"/>
+          <w:szCs w:val="22"/>
+          <w:lang w:val="id-ID"/>
+        </w:rPr>
+        <w:tab/>
+      </w:r>
+      <w:r>
+        <w:rPr>
+          <w:rFonts w:ascii="Arial" w:hAnsi="Arial" w:cs="Arial"/>
+          <w:sz w:val="22"/>
+          <w:szCs w:val="22"/>
+          <w:lang w:val="id-ID"/>
+        </w:rPr>
+        <w:tab/>
+        <w:t>:</w:t>
+      </w:r>
+      <w:r>
+        <w:rPr>
+          <w:rFonts w:ascii="Arial" w:hAnsi="Arial" w:cs="Arial"/>
+          <w:sz w:val="22"/>
+          <w:szCs w:val="22"/>
+          <w:lang w:val="id-ID"/>
+        </w:rPr>
+        <w:t xml:space="preserve"> </w:t>
+      </w:r>
+      <w:r>
+        <w:rPr>
+          <w:rFonts w:ascii="Arial" w:hAnsi="Arial" w:cs="Arial"/>
+          <w:sz w:val="22"/>
+          <w:szCs w:val="22"/>
+          <w:highlight w:val="yellow"/>
+          <w:lang w:val="id-ID"/>
+        </w:rPr>
+        <w:t>DD MM</w:t>
+      </w:r>
+      <w:r>
+        <w:rPr>
+          <w:rFonts w:ascii="Arial" w:hAnsi="Arial" w:cs="Arial"/>
+          <w:sz w:val="22"/>
+          <w:szCs w:val="22"/>
+          <w:highlight w:val="yellow"/>
+          <w:lang w:val="id-ID"/>
+        </w:rPr>
+        <w:t xml:space="preserve"> </w:t>
+      </w:r>
+      <w:r>
+        <w:rPr>
+          <w:rFonts w:ascii="Arial" w:hAnsi="Arial" w:cs="Arial"/>
+          <w:sz w:val="22"/>
+          <w:szCs w:val="22"/>
+          <w:highlight w:val="yellow"/>
+          <w:lang w:val="id-ID"/>
+        </w:rPr>
+        <w:t xml:space="preserve">s.d. </w:t>
+      </w:r>
+      <w:r>
+        <w:rPr>
+          <w:rFonts w:ascii="Arial" w:hAnsi="Arial" w:cs="Arial"/>
+          <w:sz w:val="22"/>
+          <w:szCs w:val="22"/>
+          <w:highlight w:val="yellow"/>
+          <w:lang w:val="id-ID"/>
+        </w:rPr>
+        <w:t>DD</w:t>
+      </w:r>
+      <w:r>
+        <w:rPr>
+          <w:rFonts w:ascii="Arial" w:hAnsi="Arial" w:cs="Arial"/>
+          <w:sz w:val="22"/>
+          <w:szCs w:val="22"/>
+          <w:highlight w:val="yellow"/>
+          <w:lang w:val="id-ID"/>
+        </w:rPr>
+        <w:t xml:space="preserve"> </w:t>
+      </w:r>
+      <w:r>
+        <w:rPr>
+          <w:rFonts w:ascii="Arial" w:hAnsi="Arial" w:cs="Arial"/>
+          <w:sz w:val="22"/>
+          <w:szCs w:val="22"/>
+          <w:highlight w:val="yellow"/>
+          <w:lang w:val="id-ID"/>
+        </w:rPr>
+        <w:t>MM</w:t>
+      </w:r>
+      <w:r>
+        <w:rPr>
+          <w:rFonts w:ascii="Arial" w:hAnsi="Arial" w:cs="Arial"/>
+          <w:sz w:val="22"/>
+          <w:szCs w:val="22"/>
+          <w:highlight w:val="yellow"/>
+          <w:lang w:val="id-ID"/>
+        </w:rPr>
+        <w:t xml:space="preserve"> </w:t>
+      </w:r>
+      <w:r>
+        <w:rPr>
+          <w:rFonts w:ascii="Arial" w:hAnsi="Arial" w:cs="Arial"/>
+          <w:sz w:val="22"/>
+          <w:szCs w:val="22"/>
+          <w:highlight w:val="yellow"/>
+          <w:lang w:val="id-ID"/>
+        </w:rPr>
+        <w:t>YY</w:t>
+      </w:r>
+    </w:p>
+    <w:p>
+      <w:pPr>
+        <w:pStyle w:val="ListParagraph"/>
+        <w:tabs>
+          <w:tab w:val="left" w:pos="2127"/>
+        </w:tabs>
+        <w:spacing w:line="360" w:lineRule="auto"/>
+        <w:ind w:left="1407" w:hanging="1407"/>
+        <w:jc w:val="both"/>
+        <w:rPr>
+          <w:rFonts w:ascii="Arial" w:hAnsi="Arial" w:cs="Arial"/>
+          <w:sz w:val="22"/>
+          <w:szCs w:val="22"/>
+          <w:lang w:val="sv-SE"/>
+        </w:rPr>
+      </w:pPr>
+      <w:r>
+        <w:rPr>
+          <w:rFonts w:ascii="Arial" w:hAnsi="Arial" w:cs="Arial"/>
+          <w:sz w:val="22"/>
+          <w:szCs w:val="22"/>
+          <w:lang w:val="id-ID"/>
+        </w:rPr>
+        <w:t>tempat</w:t>
+      </w:r>
+      <w:r>
+        <w:rPr>
+          <w:rFonts w:ascii="Arial" w:hAnsi="Arial" w:cs="Arial"/>
+          <w:sz w:val="22"/>
+          <w:szCs w:val="22"/>
+          <w:lang w:val="id-ID"/>
+        </w:rPr>
+        <w:tab/>
+      </w:r>
+      <w:r>
+        <w:rPr>
+          <w:rFonts w:ascii="Arial" w:hAnsi="Arial" w:cs="Arial"/>
+          <w:sz w:val="22"/>
+          <w:szCs w:val="22"/>
+          <w:lang w:val="id-ID"/>
+        </w:rPr>
+        <w:tab/>
+        <w:t xml:space="preserve">: </w:t>
+      </w:r>
+      <w:r>
+        <w:rPr>
+          <w:rFonts w:ascii="Arial" w:hAnsi="Arial" w:cs="Arial"/>
+          <w:sz w:val="22"/>
+          <w:szCs w:val="22"/>
+          <w:highlight w:val="yellow"/>
+          <w:lang w:val="id-ID"/>
+        </w:rPr>
+        <w:t>Daring</w:t>
+      </w:r>
+      <w:r>
+        <w:rPr>
+          <w:rFonts w:ascii="Arial" w:hAnsi="Arial" w:cs="Arial"/>
+          <w:sz w:val="22"/>
+          <w:szCs w:val="22"/>
+          <w:highlight w:val="yellow"/>
+          <w:lang w:val="id-ID"/>
+        </w:rPr>
+        <w:t>/Luring</w:t>
+      </w:r>
+    </w:p>
+    <w:p>
+      <w:pPr>
+        <w:pStyle w:val="ListParagraph"/>
+        <w:tabs>
+          <w:tab w:val="left" w:pos="2127"/>
+        </w:tabs>
+        <w:spacing w:line="360" w:lineRule="auto"/>
+        <w:ind w:left="2268" w:hanging="2268"/>
+        <w:jc w:val="both"/>
+        <w:rPr>
+          <w:rFonts w:ascii="Arial" w:hAnsi="Arial" w:cs="Arial"/>
+          <w:sz w:val="22"/>
+          <w:szCs w:val="22"/>
+          <w:lang w:val="sv-SE"/>
+        </w:rPr>
+      </w:pPr>
+      <w:r>
+        <w:rPr>
+          <w:rFonts w:ascii="Arial" w:hAnsi="Arial" w:cs="Arial"/>
+          <w:sz w:val="22"/>
+          <w:szCs w:val="22"/>
+          <w:lang w:val="sv-SE"/>
+        </w:rPr>
+        <w:t>penyelenggara</w:t>
+      </w:r>
+      <w:r>
+        <w:rPr>
+          <w:rFonts w:ascii="Arial" w:hAnsi="Arial" w:cs="Arial"/>
+          <w:sz w:val="22"/>
+          <w:szCs w:val="22"/>
+          <w:lang w:val="sv-SE"/>
+        </w:rPr>
+        <w:tab/>
+        <w:t>:</w:t>
+      </w:r>
+      <w:r>
+        <w:rPr>
+          <w:rFonts w:ascii="Arial" w:hAnsi="Arial" w:cs="Arial"/>
+          <w:sz w:val="22"/>
+          <w:szCs w:val="22"/>
+          <w:lang w:val="sv-SE"/>
+        </w:rPr>
+        <w:t xml:space="preserve"> </w:t>
+      </w:r>
+      <w:r>
+        <w:rPr>
+          <w:rFonts w:ascii="Arial" w:hAnsi="Arial" w:cs="Arial"/>
+          <w:sz w:val="22"/>
+          <w:szCs w:val="22"/>
+          <w:highlight w:val="yellow"/>
+          <w:lang w:val="sv-SE"/>
+        </w:rPr>
+        <w:t>Fakultas Ilmu Komputer Universitas Indonesia</w:t>
+      </w:r>
+    </w:p>
+    <w:p>
+      <w:pPr>
+        <w:pStyle w:val="ListParagraph"/>
+        <w:tabs>
+          <w:tab w:val="left" w:pos="2127"/>
+        </w:tabs>
+        <w:spacing w:line="360" w:lineRule="auto"/>
+        <w:ind w:left="2552" w:hanging="2552"/>
+        <w:jc w:val="both"/>
+        <w:rPr>
+          <w:rFonts w:ascii="Arial" w:hAnsi="Arial" w:cs="Arial"/>
+          <w:sz w:val="22"/>
+          <w:szCs w:val="22"/>
+          <w:lang w:val="sv-SE"/>
+        </w:rPr>
+      </w:pPr>
+      <w:r>
+        <w:rPr>
+          <w:rFonts w:ascii="Arial" w:hAnsi="Arial" w:cs="Arial"/>
+          <w:sz w:val="22"/>
+          <w:szCs w:val="22"/>
+          <w:lang w:val="sv-SE"/>
+        </w:rPr>
+        <w:t xml:space="preserve">biaya pendaftaran      : </w:t>
+      </w:r>
+      <w:r>
+        <w:rPr>
+          <w:rFonts w:ascii="Arial" w:hAnsi="Arial" w:cs="Arial"/>
+          <w:sz w:val="22"/>
+          <w:szCs w:val="22"/>
+          <w:highlight w:val="yellow"/>
+          <w:lang w:val="sv-SE"/>
+        </w:rPr>
+        <w:t>Rp 60.000</w:t>
+      </w:r>
+    </w:p>
+    <w:p>
+      <w:pPr>
+        <w:pStyle w:val="ListParagraph"/>
+        <w:tabs>
+          <w:tab w:val="left" w:pos="2127"/>
+        </w:tabs>
+        <w:spacing w:line="360" w:lineRule="auto"/>
+        <w:ind w:left="2552" w:hanging="2552"/>
+        <w:jc w:val="both"/>
+        <w:rPr>
+          <w:rFonts w:ascii="Arial" w:hAnsi="Arial" w:cs="Arial"/>
+          <w:sz w:val="22"/>
+          <w:szCs w:val="22"/>
+          <w:lang w:val="sv-SE"/>
+        </w:rPr>
+      </w:pPr>
+    </w:p>
+    <w:p>
+      <w:pPr>
+        <w:widowControl/>
+        <w:suppressAutoHyphens w:val="0"/>
+        <w:rPr>
+          <w:rFonts w:ascii="Arial" w:hAnsi="Arial" w:cs="Arial"/>
+          <w:b/>
+          <w:sz w:val="22"/>
+          <w:szCs w:val="22"/>
+          <w:lang w:val="sv-SE" w:eastAsia="id-ID"/>
+        </w:rPr>
+      </w:pPr>
+      <w:r>
+        <w:rPr>
+          <w:rFonts w:ascii="Arial" w:hAnsi="Arial" w:cs="Arial"/>
+          <w:b/>
+          <w:sz w:val="22"/>
+          <w:szCs w:val="22"/>
+          <w:lang w:val="sv-SE" w:eastAsia="id-ID"/>
+        </w:rPr>
+        <w:br w:type="page"/>
+      </w:r>
+    </w:p>
+    <w:p>
+      <w:pPr>
         <w:tabs>
           <w:tab w:val="left" w:pos="3060"/>
         </w:tabs>
@@ -1831,759 +2186,6 @@
         <w:rPr>
           <w:rFonts w:ascii="Arial" w:hAnsi="Arial" w:cs="Arial"/>
           <w:b/>
-          <w:bCs/>
-          <w:sz w:val="22"/>
-          <w:szCs w:val="22"/>
-          <w:lang w:val="sv-SE"/>
-        </w:rPr>
-      </w:pPr>
-    </w:p>
-    <w:p>
-      <w:pPr>
-        <w:pStyle w:val="ListParagraph"/>
-        <w:tabs>
-          <w:tab w:val="left" w:pos="2268"/>
-        </w:tabs>
-        <w:spacing w:line="360" w:lineRule="auto"/>
-        <w:ind w:left="1407" w:hanging="1407"/>
-        <w:jc w:val="both"/>
-        <w:rPr>
-          <w:rFonts w:ascii="Arial" w:eastAsia="MS Mincho" w:hAnsi="Arial" w:cs="Arial"/>
-          <w:i/>
-          <w:iCs/>
-          <w:sz w:val="22"/>
-          <w:szCs w:val="22"/>
-          <w:highlight w:val="yellow"/>
-          <w:lang w:val="fi-FI"/>
-        </w:rPr>
-      </w:pPr>
-      <w:r>
-        <w:rPr>
-          <w:rFonts w:ascii="Arial" w:hAnsi="Arial" w:cs="Arial"/>
-          <w:sz w:val="22"/>
-          <w:szCs w:val="22"/>
-          <w:lang w:val="sv-SE"/>
-        </w:rPr>
-        <w:t>nama lomba</w:t>
-      </w:r>
-      <w:r>
-        <w:rPr>
-          <w:rFonts w:ascii="Arial" w:hAnsi="Arial" w:cs="Arial"/>
-          <w:sz w:val="22"/>
-          <w:szCs w:val="22"/>
-          <w:lang w:val="id-ID"/>
-        </w:rPr>
-        <w:tab/>
-      </w:r>
-      <w:r>
-        <w:rPr>
-          <w:rFonts w:ascii="Arial" w:hAnsi="Arial" w:cs="Arial"/>
-          <w:sz w:val="22"/>
-          <w:szCs w:val="22"/>
-          <w:lang w:val="id-ID"/>
-        </w:rPr>
-        <w:tab/>
-        <w:t xml:space="preserve">: </w:t>
-      </w:r>
-      <w:r>
-        <w:rPr>
-          <w:rFonts w:ascii="Arial" w:eastAsia="MS Mincho" w:hAnsi="Arial" w:cs="Arial"/>
-          <w:sz w:val="22"/>
-          <w:szCs w:val="22"/>
-          <w:highlight w:val="yellow"/>
-          <w:lang w:val="fi-FI"/>
-        </w:rPr>
-        <w:t xml:space="preserve">Lomba </w:t>
-      </w:r>
-      <w:r>
-        <w:rPr>
-          <w:rFonts w:ascii="Arial" w:eastAsia="MS Mincho" w:hAnsi="Arial" w:cs="Arial"/>
-          <w:sz w:val="22"/>
-          <w:szCs w:val="22"/>
-          <w:highlight w:val="yellow"/>
-          <w:lang w:val="fi-FI"/>
-        </w:rPr>
-        <w:t xml:space="preserve">2026 </w:t>
-      </w:r>
-      <w:r>
-        <w:rPr>
-          <w:rFonts w:ascii="Arial" w:eastAsia="MS Mincho" w:hAnsi="Arial" w:cs="Arial"/>
-          <w:i/>
-          <w:iCs/>
-          <w:sz w:val="22"/>
-          <w:szCs w:val="22"/>
-          <w:highlight w:val="yellow"/>
-          <w:lang w:val="fi-FI"/>
-        </w:rPr>
-        <w:t>Data, AI &amp; Policy APAC Hackathon: Financial Health</w:t>
-      </w:r>
-    </w:p>
-    <w:p>
-      <w:pPr>
-        <w:pStyle w:val="ListParagraph"/>
-        <w:tabs>
-          <w:tab w:val="left" w:pos="2268"/>
-        </w:tabs>
-        <w:spacing w:line="360" w:lineRule="auto"/>
-        <w:ind w:left="1407" w:hanging="1407"/>
-        <w:jc w:val="both"/>
-        <w:rPr>
-          <w:rFonts w:ascii="Arial" w:eastAsia="MS Mincho" w:hAnsi="Arial" w:cs="Arial"/>
-          <w:sz w:val="22"/>
-          <w:szCs w:val="22"/>
-          <w:lang w:val="sv-SE"/>
-        </w:rPr>
-      </w:pPr>
-      <w:r>
-        <w:rPr>
-          <w:rFonts w:ascii="Arial" w:eastAsia="MS Mincho" w:hAnsi="Arial" w:cs="Arial"/>
-          <w:i/>
-          <w:iCs/>
-          <w:sz w:val="22"/>
-          <w:szCs w:val="22"/>
-          <w:highlight w:val="yellow"/>
-          <w:lang w:val="fi-FI"/>
-        </w:rPr>
-        <w:tab/>
-      </w:r>
-      <w:r>
-        <w:rPr>
-          <w:rFonts w:ascii="Arial" w:eastAsia="MS Mincho" w:hAnsi="Arial" w:cs="Arial"/>
-          <w:i/>
-          <w:iCs/>
-          <w:sz w:val="22"/>
-          <w:szCs w:val="22"/>
-          <w:highlight w:val="yellow"/>
-          <w:lang w:val="fi-FI"/>
-        </w:rPr>
-        <w:tab/>
-        <w:t xml:space="preserve">  Frontiers</w:t>
-      </w:r>
-    </w:p>
-    <w:p>
-      <w:pPr>
-        <w:pStyle w:val="ListParagraph"/>
-        <w:tabs>
-          <w:tab w:val="left" w:pos="2268"/>
-        </w:tabs>
-        <w:spacing w:line="360" w:lineRule="auto"/>
-        <w:ind w:left="1407" w:hanging="1407"/>
-        <w:jc w:val="both"/>
-        <w:rPr>
-          <w:rFonts w:ascii="Arial" w:hAnsi="Arial" w:cs="Arial"/>
-          <w:sz w:val="22"/>
-          <w:szCs w:val="22"/>
-          <w:lang w:val="sv-SE"/>
-        </w:rPr>
-      </w:pPr>
-      <w:r>
-        <w:rPr>
-          <w:rFonts w:ascii="Arial" w:hAnsi="Arial" w:cs="Arial"/>
-          <w:sz w:val="22"/>
-          <w:szCs w:val="22"/>
-          <w:lang w:val="sv-SE"/>
-        </w:rPr>
-        <w:t xml:space="preserve">tanggal </w:t>
-      </w:r>
-      <w:r>
-        <w:rPr>
-          <w:rFonts w:ascii="Arial" w:hAnsi="Arial" w:cs="Arial"/>
-          <w:sz w:val="22"/>
-          <w:szCs w:val="22"/>
-          <w:lang w:val="id-ID"/>
-        </w:rPr>
-        <w:tab/>
-      </w:r>
-      <w:r>
-        <w:rPr>
-          <w:rFonts w:ascii="Arial" w:hAnsi="Arial" w:cs="Arial"/>
-          <w:sz w:val="22"/>
-          <w:szCs w:val="22"/>
-          <w:lang w:val="id-ID"/>
-        </w:rPr>
-        <w:tab/>
-        <w:t xml:space="preserve">: </w:t>
-      </w:r>
-      <w:r>
-        <w:rPr>
-          <w:rFonts w:ascii="Arial" w:hAnsi="Arial" w:cs="Arial"/>
-          <w:sz w:val="22"/>
-          <w:szCs w:val="22"/>
-          <w:highlight w:val="yellow"/>
-          <w:lang w:val="id-ID"/>
-        </w:rPr>
-        <w:t>1</w:t>
-      </w:r>
-      <w:r>
-        <w:rPr>
-          <w:rFonts w:ascii="Arial" w:hAnsi="Arial" w:cs="Arial"/>
-          <w:sz w:val="22"/>
-          <w:szCs w:val="22"/>
-          <w:highlight w:val="yellow"/>
-          <w:lang w:val="id-ID"/>
-        </w:rPr>
-        <w:t xml:space="preserve">9 Mei </w:t>
-      </w:r>
-      <w:r>
-        <w:rPr>
-          <w:rFonts w:ascii="Arial" w:hAnsi="Arial" w:cs="Arial"/>
-          <w:sz w:val="22"/>
-          <w:szCs w:val="22"/>
-          <w:highlight w:val="yellow"/>
-          <w:lang w:val="id-ID"/>
-        </w:rPr>
-        <w:t xml:space="preserve">s.d. </w:t>
-      </w:r>
-      <w:r>
-        <w:rPr>
-          <w:rFonts w:ascii="Arial" w:hAnsi="Arial" w:cs="Arial"/>
-          <w:sz w:val="22"/>
-          <w:szCs w:val="22"/>
-          <w:highlight w:val="yellow"/>
-          <w:lang w:val="id-ID"/>
-        </w:rPr>
-        <w:t>6</w:t>
-      </w:r>
-      <w:r>
-        <w:rPr>
-          <w:rFonts w:ascii="Arial" w:hAnsi="Arial" w:cs="Arial"/>
-          <w:sz w:val="22"/>
-          <w:szCs w:val="22"/>
-          <w:highlight w:val="yellow"/>
-          <w:lang w:val="id-ID"/>
-        </w:rPr>
-        <w:t xml:space="preserve"> </w:t>
-      </w:r>
-      <w:r>
-        <w:rPr>
-          <w:rFonts w:ascii="Arial" w:hAnsi="Arial" w:cs="Arial"/>
-          <w:sz w:val="22"/>
-          <w:szCs w:val="22"/>
-          <w:highlight w:val="yellow"/>
-          <w:lang w:val="id-ID"/>
-        </w:rPr>
-        <w:t>November</w:t>
-      </w:r>
-      <w:r>
-        <w:rPr>
-          <w:rFonts w:ascii="Arial" w:hAnsi="Arial" w:cs="Arial"/>
-          <w:sz w:val="22"/>
-          <w:szCs w:val="22"/>
-          <w:highlight w:val="yellow"/>
-          <w:lang w:val="id-ID"/>
-        </w:rPr>
-        <w:t xml:space="preserve"> 2026</w:t>
-      </w:r>
-    </w:p>
-    <w:p>
-      <w:pPr>
-        <w:pStyle w:val="ListParagraph"/>
-        <w:tabs>
-          <w:tab w:val="left" w:pos="2268"/>
-        </w:tabs>
-        <w:spacing w:line="360" w:lineRule="auto"/>
-        <w:ind w:left="1407" w:hanging="1407"/>
-        <w:jc w:val="both"/>
-        <w:rPr>
-          <w:rFonts w:ascii="Arial" w:hAnsi="Arial" w:cs="Arial"/>
-          <w:sz w:val="22"/>
-          <w:szCs w:val="22"/>
-          <w:lang w:val="id-ID"/>
-        </w:rPr>
-      </w:pPr>
-      <w:r>
-        <w:rPr>
-          <w:rFonts w:ascii="Arial" w:hAnsi="Arial" w:cs="Arial"/>
-          <w:sz w:val="22"/>
-          <w:szCs w:val="22"/>
-          <w:lang w:val="id-ID"/>
-        </w:rPr>
-        <w:t>tempat</w:t>
-      </w:r>
-      <w:r>
-        <w:rPr>
-          <w:rFonts w:ascii="Arial" w:hAnsi="Arial" w:cs="Arial"/>
-          <w:sz w:val="22"/>
-          <w:szCs w:val="22"/>
-          <w:lang w:val="id-ID"/>
-        </w:rPr>
-        <w:tab/>
-      </w:r>
-      <w:r>
-        <w:rPr>
-          <w:rFonts w:ascii="Arial" w:hAnsi="Arial" w:cs="Arial"/>
-          <w:sz w:val="22"/>
-          <w:szCs w:val="22"/>
-          <w:lang w:val="id-ID"/>
-        </w:rPr>
-        <w:tab/>
-        <w:t xml:space="preserve">: </w:t>
-      </w:r>
-      <w:r>
-        <w:rPr>
-          <w:rFonts w:ascii="Arial" w:hAnsi="Arial" w:cs="Arial"/>
-          <w:sz w:val="22"/>
-          <w:szCs w:val="22"/>
-          <w:highlight w:val="yellow"/>
-          <w:lang w:val="id-ID"/>
-        </w:rPr>
-        <w:t>Daring</w:t>
-      </w:r>
-      <w:r>
-        <w:rPr>
-          <w:rFonts w:ascii="Arial" w:hAnsi="Arial" w:cs="Arial"/>
-          <w:sz w:val="22"/>
-          <w:szCs w:val="22"/>
-          <w:highlight w:val="yellow"/>
-          <w:lang w:val="id-ID"/>
-        </w:rPr>
-        <w:t xml:space="preserve"> dan Luring</w:t>
-      </w:r>
-    </w:p>
-    <w:p>
-      <w:pPr>
-        <w:pStyle w:val="ListParagraph"/>
-        <w:tabs>
-          <w:tab w:val="left" w:pos="2268"/>
-        </w:tabs>
-        <w:spacing w:line="360" w:lineRule="auto"/>
-        <w:ind w:left="2270" w:hanging="2270"/>
-        <w:jc w:val="both"/>
-        <w:rPr>
-          <w:rFonts w:ascii="Arial" w:hAnsi="Arial" w:cs="Arial"/>
-          <w:sz w:val="22"/>
-          <w:szCs w:val="22"/>
-          <w:lang w:val="sv-SE"/>
-        </w:rPr>
-      </w:pPr>
-      <w:r>
-        <w:rPr>
-          <w:rFonts w:ascii="Arial" w:hAnsi="Arial" w:cs="Arial"/>
-          <w:sz w:val="22"/>
-          <w:szCs w:val="22"/>
-          <w:lang w:val="sv-SE"/>
-        </w:rPr>
-        <w:t>penyelenggara</w:t>
-      </w:r>
-      <w:r>
-        <w:rPr>
-          <w:rFonts w:ascii="Arial" w:hAnsi="Arial" w:cs="Arial"/>
-          <w:sz w:val="22"/>
-          <w:szCs w:val="22"/>
-          <w:lang w:val="sv-SE"/>
-        </w:rPr>
-        <w:tab/>
-        <w:t>:</w:t>
-      </w:r>
-      <w:r>
-        <w:rPr>
-          <w:rFonts w:ascii="Arial" w:hAnsi="Arial" w:cs="Arial"/>
-          <w:sz w:val="22"/>
-          <w:szCs w:val="22"/>
-          <w:lang w:val="sv-SE"/>
-        </w:rPr>
-        <w:t xml:space="preserve"> </w:t>
-      </w:r>
-      <w:r>
-        <w:rPr>
-          <w:rFonts w:ascii="Arial" w:hAnsi="Arial" w:cs="Arial"/>
-          <w:sz w:val="22"/>
-          <w:szCs w:val="22"/>
-          <w:highlight w:val="yellow"/>
-          <w:lang w:val="sv-SE"/>
-        </w:rPr>
-        <w:t xml:space="preserve">Chulangkorn </w:t>
-      </w:r>
-      <w:r>
-        <w:rPr>
-          <w:rFonts w:ascii="Arial" w:hAnsi="Arial" w:cs="Arial"/>
-          <w:i/>
-          <w:iCs/>
-          <w:sz w:val="22"/>
-          <w:szCs w:val="22"/>
-          <w:highlight w:val="yellow"/>
-          <w:lang w:val="sv-SE"/>
-        </w:rPr>
-        <w:t>University</w:t>
-      </w:r>
-    </w:p>
-    <w:p>
-      <w:pPr>
-        <w:pStyle w:val="ListParagraph"/>
-        <w:tabs>
-          <w:tab w:val="left" w:pos="2268"/>
-        </w:tabs>
-        <w:spacing w:line="360" w:lineRule="auto"/>
-        <w:ind w:left="2270" w:hanging="2270"/>
-        <w:jc w:val="both"/>
-        <w:rPr>
-          <w:rFonts w:ascii="Arial" w:hAnsi="Arial" w:cs="Arial"/>
-          <w:sz w:val="22"/>
-          <w:szCs w:val="22"/>
-          <w:lang w:val="sv-SE"/>
-        </w:rPr>
-      </w:pPr>
-      <w:r>
-        <w:rPr>
-          <w:rFonts w:ascii="Arial" w:hAnsi="Arial"/>
-          <w:sz w:val="22"/>
-          <w:szCs w:val="22"/>
-          <w:lang w:val="sv-SE"/>
-        </w:rPr>
-        <w:t xml:space="preserve">biaya pendaftaran        : </w:t>
-      </w:r>
-      <w:r>
-        <w:rPr>
-          <w:rFonts w:ascii="Arial" w:hAnsi="Arial"/>
-          <w:sz w:val="22"/>
-          <w:szCs w:val="22"/>
-          <w:highlight w:val="yellow"/>
-          <w:lang w:val="sv-SE"/>
-        </w:rPr>
-        <w:t>Tidak dipungut biaya</w:t>
-      </w:r>
-    </w:p>
-    <w:p>
-      <w:pPr>
-        <w:tabs>
-          <w:tab w:val="left" w:pos="3060"/>
-        </w:tabs>
-        <w:ind w:right="-41"/>
-        <w:jc w:val="center"/>
-        <w:rPr>
-          <w:rFonts w:ascii="Arial" w:hAnsi="Arial" w:cs="Arial"/>
-          <w:b/>
-          <w:bCs/>
-          <w:sz w:val="22"/>
-          <w:szCs w:val="22"/>
-          <w:lang w:val="sv-SE"/>
-        </w:rPr>
-      </w:pPr>
-    </w:p>
-    <w:p>
-      <w:pPr>
-        <w:tabs>
-          <w:tab w:val="left" w:pos="3060"/>
-        </w:tabs>
-        <w:ind w:rightChars="-17" w:right="-41"/>
-        <w:jc w:val="center"/>
-        <w:rPr>
-          <w:rFonts w:ascii="Arial" w:hAnsi="Arial" w:cs="Arial"/>
-          <w:b/>
-          <w:bCs/>
-          <w:sz w:val="22"/>
-          <w:szCs w:val="22"/>
-          <w:lang w:val="sv-SE"/>
-        </w:rPr>
-      </w:pPr>
-    </w:p>
-    <w:p>
-      <w:pPr>
-        <w:tabs>
-          <w:tab w:val="left" w:pos="3060"/>
-        </w:tabs>
-        <w:ind w:rightChars="-17" w:right="-41"/>
-        <w:jc w:val="center"/>
-        <w:rPr>
-          <w:rFonts w:ascii="Arial" w:hAnsi="Arial" w:cs="Arial"/>
-          <w:b/>
-          <w:bCs/>
-          <w:sz w:val="22"/>
-          <w:szCs w:val="22"/>
-          <w:lang w:val="sv-SE"/>
-        </w:rPr>
-      </w:pPr>
-    </w:p>
-    <w:p>
-      <w:pPr>
-        <w:tabs>
-          <w:tab w:val="left" w:pos="3060"/>
-        </w:tabs>
-        <w:ind w:rightChars="-17" w:right="-41"/>
-        <w:jc w:val="center"/>
-        <w:rPr>
-          <w:rFonts w:ascii="Arial" w:hAnsi="Arial" w:cs="Arial"/>
-          <w:b/>
-          <w:bCs/>
-          <w:sz w:val="22"/>
-          <w:szCs w:val="22"/>
-          <w:lang w:val="sv-SE"/>
-        </w:rPr>
-      </w:pPr>
-    </w:p>
-    <w:p>
-      <w:pPr>
-        <w:tabs>
-          <w:tab w:val="left" w:pos="3060"/>
-        </w:tabs>
-        <w:ind w:rightChars="-17" w:right="-41"/>
-        <w:jc w:val="center"/>
-        <w:rPr>
-          <w:rFonts w:ascii="Arial" w:hAnsi="Arial" w:cs="Arial"/>
-          <w:b/>
-          <w:bCs/>
-          <w:sz w:val="22"/>
-          <w:szCs w:val="22"/>
-          <w:lang w:val="sv-SE"/>
-        </w:rPr>
-      </w:pPr>
-    </w:p>
-    <w:p>
-      <w:pPr>
-        <w:tabs>
-          <w:tab w:val="left" w:pos="3060"/>
-        </w:tabs>
-        <w:ind w:rightChars="-17" w:right="-41"/>
-        <w:jc w:val="center"/>
-        <w:rPr>
-          <w:rFonts w:ascii="Arial" w:hAnsi="Arial" w:cs="Arial"/>
-          <w:b/>
-          <w:bCs/>
-          <w:sz w:val="22"/>
-          <w:szCs w:val="22"/>
-          <w:lang w:val="sv-SE"/>
-        </w:rPr>
-      </w:pPr>
-    </w:p>
-    <w:p>
-      <w:pPr>
-        <w:tabs>
-          <w:tab w:val="left" w:pos="3060"/>
-        </w:tabs>
-        <w:ind w:rightChars="-17" w:right="-41"/>
-        <w:jc w:val="center"/>
-        <w:rPr>
-          <w:rFonts w:ascii="Arial" w:hAnsi="Arial" w:cs="Arial"/>
-          <w:b/>
-          <w:bCs/>
-          <w:sz w:val="22"/>
-          <w:szCs w:val="22"/>
-          <w:lang w:val="sv-SE"/>
-        </w:rPr>
-      </w:pPr>
-    </w:p>
-    <w:p>
-      <w:pPr>
-        <w:tabs>
-          <w:tab w:val="left" w:pos="3060"/>
-        </w:tabs>
-        <w:ind w:rightChars="-17" w:right="-41"/>
-        <w:jc w:val="center"/>
-        <w:rPr>
-          <w:rFonts w:ascii="Arial" w:hAnsi="Arial" w:cs="Arial"/>
-          <w:b/>
-          <w:bCs/>
-          <w:sz w:val="22"/>
-          <w:szCs w:val="22"/>
-          <w:lang w:val="sv-SE"/>
-        </w:rPr>
-      </w:pPr>
-    </w:p>
-    <w:p>
-      <w:pPr>
-        <w:tabs>
-          <w:tab w:val="left" w:pos="3060"/>
-        </w:tabs>
-        <w:ind w:rightChars="-17" w:right="-41"/>
-        <w:jc w:val="center"/>
-        <w:rPr>
-          <w:rFonts w:ascii="Arial" w:hAnsi="Arial" w:cs="Arial"/>
-          <w:b/>
-          <w:bCs/>
-          <w:sz w:val="22"/>
-          <w:szCs w:val="22"/>
-          <w:lang w:val="sv-SE"/>
-        </w:rPr>
-      </w:pPr>
-    </w:p>
-    <w:p>
-      <w:pPr>
-        <w:tabs>
-          <w:tab w:val="left" w:pos="3060"/>
-        </w:tabs>
-        <w:ind w:rightChars="-17" w:right="-41"/>
-        <w:jc w:val="center"/>
-        <w:rPr>
-          <w:rFonts w:ascii="Arial" w:hAnsi="Arial" w:cs="Arial"/>
-          <w:b/>
-          <w:bCs/>
-          <w:sz w:val="22"/>
-          <w:szCs w:val="22"/>
-          <w:lang w:val="sv-SE"/>
-        </w:rPr>
-      </w:pPr>
-    </w:p>
-    <w:p>
-      <w:pPr>
-        <w:tabs>
-          <w:tab w:val="left" w:pos="3060"/>
-        </w:tabs>
-        <w:ind w:rightChars="-17" w:right="-41"/>
-        <w:jc w:val="center"/>
-        <w:rPr>
-          <w:rFonts w:ascii="Arial" w:hAnsi="Arial" w:cs="Arial"/>
-          <w:b/>
-          <w:bCs/>
-          <w:sz w:val="22"/>
-          <w:szCs w:val="22"/>
-          <w:lang w:val="sv-SE"/>
-        </w:rPr>
-      </w:pPr>
-    </w:p>
-    <w:p>
-      <w:pPr>
-        <w:tabs>
-          <w:tab w:val="left" w:pos="3060"/>
-        </w:tabs>
-        <w:ind w:rightChars="-17" w:right="-41"/>
-        <w:jc w:val="center"/>
-        <w:rPr>
-          <w:rFonts w:ascii="Arial" w:hAnsi="Arial" w:cs="Arial"/>
-          <w:b/>
-          <w:bCs/>
-          <w:sz w:val="22"/>
-          <w:szCs w:val="22"/>
-          <w:lang w:val="sv-SE"/>
-        </w:rPr>
-      </w:pPr>
-    </w:p>
-    <w:p>
-      <w:pPr>
-        <w:tabs>
-          <w:tab w:val="left" w:pos="3060"/>
-        </w:tabs>
-        <w:ind w:rightChars="-17" w:right="-41"/>
-        <w:jc w:val="center"/>
-        <w:rPr>
-          <w:rFonts w:ascii="Arial" w:hAnsi="Arial" w:cs="Arial"/>
-          <w:b/>
-          <w:bCs/>
-          <w:sz w:val="22"/>
-          <w:szCs w:val="22"/>
-          <w:lang w:val="sv-SE"/>
-        </w:rPr>
-      </w:pPr>
-    </w:p>
-    <w:p>
-      <w:pPr>
-        <w:tabs>
-          <w:tab w:val="left" w:pos="3060"/>
-        </w:tabs>
-        <w:ind w:rightChars="-17" w:right="-41"/>
-        <w:jc w:val="center"/>
-        <w:rPr>
-          <w:rFonts w:ascii="Arial" w:hAnsi="Arial" w:cs="Arial"/>
-          <w:b/>
-          <w:bCs/>
-          <w:sz w:val="22"/>
-          <w:szCs w:val="22"/>
-          <w:lang w:val="sv-SE"/>
-        </w:rPr>
-      </w:pPr>
-    </w:p>
-    <w:p>
-      <w:pPr>
-        <w:tabs>
-          <w:tab w:val="left" w:pos="3060"/>
-        </w:tabs>
-        <w:ind w:rightChars="-17" w:right="-41"/>
-        <w:jc w:val="center"/>
-        <w:rPr>
-          <w:rFonts w:ascii="Arial" w:hAnsi="Arial" w:cs="Arial"/>
-          <w:b/>
-          <w:bCs/>
-          <w:sz w:val="22"/>
-          <w:szCs w:val="22"/>
-          <w:lang w:val="sv-SE"/>
-        </w:rPr>
-      </w:pPr>
-    </w:p>
-    <w:p>
-      <w:pPr>
-        <w:tabs>
-          <w:tab w:val="left" w:pos="3060"/>
-        </w:tabs>
-        <w:ind w:rightChars="-17" w:right="-41"/>
-        <w:jc w:val="center"/>
-        <w:rPr>
-          <w:rFonts w:ascii="Arial" w:hAnsi="Arial" w:cs="Arial"/>
-          <w:b/>
-          <w:bCs/>
-          <w:sz w:val="22"/>
-          <w:szCs w:val="22"/>
-          <w:lang w:val="sv-SE"/>
-        </w:rPr>
-      </w:pPr>
-    </w:p>
-    <w:p>
-      <w:pPr>
-        <w:tabs>
-          <w:tab w:val="left" w:pos="3060"/>
-        </w:tabs>
-        <w:ind w:rightChars="-17" w:right="-41"/>
-        <w:jc w:val="center"/>
-        <w:rPr>
-          <w:rFonts w:ascii="Arial" w:hAnsi="Arial" w:cs="Arial"/>
-          <w:b/>
-          <w:bCs/>
-          <w:sz w:val="22"/>
-          <w:szCs w:val="22"/>
-          <w:lang w:val="sv-SE"/>
-        </w:rPr>
-      </w:pPr>
-    </w:p>
-    <w:p>
-      <w:pPr>
-        <w:tabs>
-          <w:tab w:val="left" w:pos="3060"/>
-        </w:tabs>
-        <w:ind w:rightChars="-17" w:right="-41"/>
-        <w:jc w:val="center"/>
-        <w:rPr>
-          <w:rFonts w:ascii="Arial" w:hAnsi="Arial" w:cs="Arial"/>
-          <w:b/>
-          <w:bCs/>
-          <w:sz w:val="22"/>
-          <w:szCs w:val="22"/>
-          <w:lang w:val="sv-SE"/>
-        </w:rPr>
-      </w:pPr>
-    </w:p>
-    <w:p>
-      <w:pPr>
-        <w:widowControl/>
-        <w:suppressAutoHyphens w:val="0"/>
-        <w:rPr>
-          <w:rFonts w:ascii="Arial" w:hAnsi="Arial" w:cs="Arial"/>
-          <w:b/>
-          <w:bCs/>
-          <w:sz w:val="22"/>
-          <w:szCs w:val="22"/>
-          <w:lang w:val="sv-SE"/>
-        </w:rPr>
-      </w:pPr>
-      <w:r>
-        <w:rPr>
-          <w:rFonts w:ascii="Arial" w:hAnsi="Arial" w:cs="Arial"/>
-          <w:b/>
-          <w:bCs/>
-          <w:sz w:val="22"/>
-          <w:szCs w:val="22"/>
-          <w:lang w:val="sv-SE"/>
-        </w:rPr>
-        <w:br w:type="page"/>
-      </w:r>
-    </w:p>
-    <w:p>
-      <w:pPr>
-        <w:tabs>
-          <w:tab w:val="left" w:pos="3060"/>
-        </w:tabs>
-        <w:spacing w:line="360" w:lineRule="auto"/>
-        <w:ind w:rightChars="-17" w:right="-41"/>
-        <w:rPr>
-          <w:rFonts w:ascii="Arial" w:hAnsi="Arial" w:cs="Arial"/>
-          <w:b/>
           <w:sz w:val="22"/>
           <w:szCs w:val="22"/>
           <w:lang w:val="sv-SE" w:eastAsia="id-ID"/>
@@ -2599,7 +2201,7 @@
         <mc:AlternateContent>
           <mc:Choice Requires="wps">
             <w:drawing>
-              <wp:anchor distT="0" distB="0" distL="114300" distR="114300" simplePos="0" relativeHeight="251669504" behindDoc="0" locked="0" layoutInCell="1" allowOverlap="1" wp14:anchorId="49CA3227" wp14:editId="6F335828">
+              <wp:anchor distT="0" distB="0" distL="114300" distR="114300" simplePos="0" relativeHeight="251669504" behindDoc="0" locked="0" layoutInCell="1" allowOverlap="1" wp14:anchorId="49CA3227" wp14:editId="41A73273">
                 <wp:simplePos x="0" y="0"/>
                 <wp:positionH relativeFrom="margin">
                   <wp:posOffset>-412750</wp:posOffset>
@@ -2607,7 +2209,7 @@
                 <wp:positionV relativeFrom="margin">
                   <wp:align>top</wp:align>
                 </wp:positionV>
-                <wp:extent cx="6850380" cy="612140"/>
+                <wp:extent cx="7040880" cy="612140"/>
                 <wp:effectExtent l="0" t="0" r="0" b="0"/>
                 <wp:wrapTopAndBottom/>
                 <wp:docPr id="6" name="Text Box 8"/>
@@ -2623,7 +2225,7 @@
                       <wps:spPr bwMode="auto">
                         <a:xfrm>
                           <a:off x="0" y="0"/>
-                          <a:ext cx="6850380" cy="612140"/>
+                          <a:ext cx="7040880" cy="612140"/>
                         </a:xfrm>
                         <a:prstGeom prst="rect">
                           <a:avLst/>
@@ -2782,7 +2384,7 @@
                                 <w:highlight w:val="yellow"/>
                                 <w:lang w:val="sv-SE"/>
                               </w:rPr>
-                              <w:t>18 Juni 2026</w:t>
+                              <w:t>DD MM YY</w:t>
                             </w:r>
                           </w:p>
                           <w:p>
@@ -2814,7 +2416,7 @@
           </mc:Choice>
           <mc:Fallback>
             <w:pict>
-              <v:shape w14:anchorId="49CA3227" id="_x0000_s1034" type="#_x0000_t202" style="position:absolute;margin-left:-32.5pt;margin-top:0;width:539.4pt;height:48.2pt;z-index:251669504;visibility:visible;mso-wrap-style:square;mso-width-percent:0;mso-wrap-distance-left:9pt;mso-wrap-distance-top:0;mso-wrap-distance-right:9pt;mso-wrap-distance-bottom:0;mso-position-horizontal:absolute;mso-position-horizontal-relative:margin;mso-position-vertical:top;mso-position-vertical-relative:margin;mso-width-percent:0;mso-width-relative:margin;v-text-anchor:top" o:gfxdata="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" stroked="f">
+              <v:shape w14:anchorId="49CA3227" id="_x0000_s1034" type="#_x0000_t202" style="position:absolute;margin-left:-32.5pt;margin-top:0;width:554.4pt;height:48.2pt;z-index:251669504;visibility:visible;mso-wrap-style:square;mso-width-percent:0;mso-wrap-distance-left:9pt;mso-wrap-distance-top:0;mso-wrap-distance-right:9pt;mso-wrap-distance-bottom:0;mso-position-horizontal:absolute;mso-position-horizontal-relative:margin;mso-position-vertical:top;mso-position-vertical-relative:margin;mso-width-percent:0;mso-width-relative:margin;v-text-anchor:top" o:gfxdata="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" stroked="f">
                 <v:fill opacity="0"/>
                 <v:textbox inset="0,0,0,0">
                   <w:txbxContent>
@@ -2961,7 +2563,7 @@
                           <w:highlight w:val="yellow"/>
                           <w:lang w:val="sv-SE"/>
                         </w:rPr>
-                        <w:t>18 Juni 2026</w:t>
+                        <w:t>DD MM YY</w:t>
                       </w:r>
                     </w:p>
                     <w:p>
@@ -2996,7 +2598,6 @@
           <w:bCs/>
           <w:sz w:val="22"/>
           <w:szCs w:val="22"/>
-          <w:lang w:val="sv-SE"/>
         </w:rPr>
       </w:pPr>
       <w:r>
@@ -3007,7 +2608,7 @@
           <w:szCs w:val="22"/>
           <w:lang w:val="sv-SE" w:eastAsia="id-ID"/>
         </w:rPr>
-        <w:t xml:space="preserve">DAFTAR TARUNA YANG MENGIKUTI </w:t>
+        <w:t>DAFTAR TARUNA YANG MENGIKUTI</w:t>
       </w:r>
       <w:r>
         <w:rPr>
@@ -3015,21 +2616,30 @@
           <w:b/>
           <w:sz w:val="22"/>
           <w:szCs w:val="22"/>
-          <w:highlight w:val="yellow"/>
+          <w:lang w:val="sv-SE" w:eastAsia="id-ID"/>
+        </w:rPr>
+        <w:t xml:space="preserve"> </w:t>
+      </w:r>
+      <w:r>
+        <w:rPr>
+          <w:rFonts w:ascii="Arial" w:hAnsi="Arial" w:cs="Arial"/>
+          <w:b/>
+          <w:sz w:val="22"/>
+          <w:szCs w:val="22"/>
           <w:lang w:val="sv-SE" w:eastAsia="id-ID"/>
         </w:rPr>
         <w:t xml:space="preserve">LOMBA </w:t>
       </w:r>
       <w:r>
         <w:rPr>
-          <w:rFonts w:ascii="Arial" w:eastAsia="MS Mincho" w:hAnsi="Arial" w:cs="Arial"/>
+          <w:rFonts w:ascii="Arial" w:hAnsi="Arial" w:cs="Arial"/>
           <w:b/>
           <w:sz w:val="22"/>
           <w:szCs w:val="22"/>
           <w:highlight w:val="yellow"/>
-          <w:lang w:val="sv-SE"/>
-        </w:rPr>
-        <w:t>APAC HACKATHON 2026</w:t>
+          <w:lang w:val="sv-SE" w:eastAsia="id-ID"/>
+        </w:rPr>
+        <w:t>NAMA_LOMBA</w:t>
       </w:r>
     </w:p>
     <w:p>
@@ -3061,14 +2671,15 @@
       </w:tblPr>
       <w:tblGrid>
         <w:gridCol w:w="571"/>
-        <w:gridCol w:w="2238"/>
-        <w:gridCol w:w="1133"/>
-        <w:gridCol w:w="2297"/>
-        <w:gridCol w:w="2777"/>
+        <w:gridCol w:w="2430"/>
+        <w:gridCol w:w="1232"/>
+        <w:gridCol w:w="1999"/>
+        <w:gridCol w:w="2784"/>
       </w:tblGrid>
       <w:tr>
         <w:trPr>
           <w:trHeight w:val="225"/>
+          <w:tblHeader/>
         </w:trPr>
         <w:tc>
           <w:tcPr>
@@ -3145,7 +2756,7 @@
         </w:tc>
         <w:tc>
           <w:tcPr>
-            <w:tcW w:w="1133" w:type="dxa"/>
+            <w:tcW w:w="1232" w:type="dxa"/>
             <w:tcBorders>
               <w:top w:val="single" w:sz="4" w:space="0" w:color="auto"/>
               <w:left w:val="single" w:sz="4" w:space="0" w:color="auto"/>
@@ -3164,7 +2775,7 @@
                 <w:b/>
                 <w:sz w:val="22"/>
                 <w:szCs w:val="22"/>
-                <w:lang w:val="zh-CN" w:eastAsia="id-ID"/>
+                <w:lang w:eastAsia="id-ID"/>
               </w:rPr>
             </w:pPr>
             <w:r>
@@ -3182,7 +2793,7 @@
         </w:tc>
         <w:tc>
           <w:tcPr>
-            <w:tcW w:w="2297" w:type="dxa"/>
+            <w:tcW w:w="1999" w:type="dxa"/>
             <w:tcBorders>
               <w:top w:val="single" w:sz="4" w:space="0" w:color="auto"/>
               <w:left w:val="single" w:sz="4" w:space="0" w:color="auto"/>
@@ -3221,7 +2832,7 @@
         </w:tc>
         <w:tc>
           <w:tcPr>
-            <w:tcW w:w="0" w:type="auto"/>
+            <w:tcW w:w="2784" w:type="dxa"/>
             <w:tcBorders>
               <w:top w:val="single" w:sz="4" w:space="0" w:color="auto"/>
               <w:left w:val="single" w:sz="4" w:space="0" w:color="auto"/>
@@ -3291,25 +2902,19 @@
                 <w:rFonts w:ascii="Arial" w:hAnsi="Arial" w:cs="Arial"/>
                 <w:sz w:val="22"/>
                 <w:szCs w:val="22"/>
+                <w:highlight w:val="yellow"/>
+                <w:lang w:val="sv-SE"/>
               </w:rPr>
             </w:pPr>
-            <w:proofErr w:type="spellStart"/>
-            <w:r>
-              <w:rPr>
-                <w:rFonts w:ascii="Arial" w:hAnsi="Arial" w:cs="Arial"/>
-                <w:sz w:val="22"/>
-                <w:szCs w:val="22"/>
-              </w:rPr>
-              <w:t>Kelompok</w:t>
-            </w:r>
-            <w:proofErr w:type="spellEnd"/>
-            <w:r>
-              <w:rPr>
-                <w:rFonts w:ascii="Arial" w:hAnsi="Arial" w:cs="Arial"/>
-                <w:sz w:val="22"/>
-                <w:szCs w:val="22"/>
-              </w:rPr>
-              <w:t xml:space="preserve"> 1</w:t>
+            <w:r>
+              <w:rPr>
+                <w:rFonts w:ascii="Arial" w:hAnsi="Arial" w:cs="Arial"/>
+                <w:sz w:val="22"/>
+                <w:szCs w:val="22"/>
+                <w:highlight w:val="yellow"/>
+                <w:lang w:val="sv-SE"/>
+              </w:rPr>
+              <w:t>Kelompok 1</w:t>
             </w:r>
           </w:p>
         </w:tc>
@@ -3337,6 +2942,7 @@
                 <w:sz w:val="22"/>
                 <w:szCs w:val="22"/>
                 <w:highlight w:val="yellow"/>
+                <w14:ligatures w14:val="standardContextual"/>
               </w:rPr>
             </w:pPr>
             <w:r>
@@ -3367,7 +2973,7 @@
             <w:pPr>
               <w:spacing w:before="80" w:line="360" w:lineRule="auto"/>
               <w:rPr>
-                <w:rFonts w:ascii="Arial" w:eastAsia="SimSun" w:hAnsi="Arial" w:cs="Arial"/>
+                <w:rFonts w:ascii="Arial" w:hAnsi="Arial" w:cs="Arial"/>
                 <w:sz w:val="22"/>
                 <w:szCs w:val="22"/>
                 <w:highlight w:val="yellow"/>
@@ -3380,44 +2986,13 @@
                 <w:szCs w:val="22"/>
                 <w:highlight w:val="yellow"/>
               </w:rPr>
-              <w:t xml:space="preserve">Satria </w:t>
-            </w:r>
-            <w:proofErr w:type="spellStart"/>
-            <w:r>
-              <w:rPr>
-                <w:rFonts w:ascii="Arial" w:hAnsi="Arial" w:cs="Arial"/>
-                <w:sz w:val="22"/>
-                <w:szCs w:val="22"/>
-                <w:highlight w:val="yellow"/>
-              </w:rPr>
-              <w:t>Tegar</w:t>
-            </w:r>
-            <w:proofErr w:type="spellEnd"/>
-            <w:r>
-              <w:rPr>
-                <w:rFonts w:ascii="Arial" w:hAnsi="Arial" w:cs="Arial"/>
-                <w:sz w:val="22"/>
-                <w:szCs w:val="22"/>
-                <w:highlight w:val="yellow"/>
-              </w:rPr>
-              <w:t xml:space="preserve"> </w:t>
-            </w:r>
-            <w:proofErr w:type="spellStart"/>
-            <w:r>
-              <w:rPr>
-                <w:rFonts w:ascii="Arial" w:hAnsi="Arial" w:cs="Arial"/>
-                <w:sz w:val="22"/>
-                <w:szCs w:val="22"/>
-                <w:highlight w:val="yellow"/>
-              </w:rPr>
-              <w:t>Bimantara</w:t>
-            </w:r>
-            <w:proofErr w:type="spellEnd"/>
+              <w:t>Davis Virgiawan</w:t>
+            </w:r>
           </w:p>
         </w:tc>
         <w:tc>
           <w:tcPr>
-            <w:tcW w:w="0" w:type="auto"/>
+            <w:tcW w:w="1232" w:type="dxa"/>
             <w:tcBorders>
               <w:top w:val="single" w:sz="4" w:space="0" w:color="auto"/>
               <w:left w:val="single" w:sz="4" w:space="0" w:color="auto"/>
@@ -3432,10 +3007,10 @@
               <w:jc w:val="center"/>
               <w:rPr>
                 <w:rFonts w:ascii="Arial" w:hAnsi="Arial" w:cs="Arial"/>
-                <w:bCs/>
-                <w:sz w:val="22"/>
-                <w:szCs w:val="22"/>
-                <w:highlight w:val="yellow"/>
+                <w:sz w:val="22"/>
+                <w:szCs w:val="22"/>
+                <w:highlight w:val="yellow"/>
+                <w14:ligatures w14:val="standardContextual"/>
               </w:rPr>
             </w:pPr>
             <w:r>
@@ -3446,23 +3021,13 @@
                 <w:highlight w:val="yellow"/>
                 <w14:ligatures w14:val="standardContextual"/>
               </w:rPr>
-              <w:t>III R</w:t>
-            </w:r>
-            <w:r>
-              <w:rPr>
-                <w:rFonts w:ascii="Arial" w:hAnsi="Arial" w:cs="Arial"/>
-                <w:sz w:val="22"/>
-                <w:szCs w:val="22"/>
-                <w:highlight w:val="yellow"/>
-                <w14:ligatures w14:val="standardContextual"/>
-              </w:rPr>
-              <w:t>PLK</w:t>
+              <w:t>IV RPKK</w:t>
             </w:r>
           </w:p>
         </w:tc>
         <w:tc>
           <w:tcPr>
-            <w:tcW w:w="2297" w:type="dxa"/>
+            <w:tcW w:w="1999" w:type="dxa"/>
             <w:tcBorders>
               <w:top w:val="single" w:sz="4" w:space="0" w:color="auto"/>
               <w:left w:val="single" w:sz="4" w:space="0" w:color="auto"/>
@@ -3493,13 +3058,13 @@
                 <w:szCs w:val="22"/>
                 <w:highlight w:val="yellow"/>
               </w:rPr>
-              <w:t>Hackathon</w:t>
+              <w:t>Capture The Flag</w:t>
             </w:r>
           </w:p>
         </w:tc>
         <w:tc>
           <w:tcPr>
-            <w:tcW w:w="0" w:type="auto"/>
+            <w:tcW w:w="2784" w:type="dxa"/>
             <w:tcBorders>
               <w:top w:val="single" w:sz="4" w:space="0" w:color="auto"/>
               <w:left w:val="single" w:sz="4" w:space="0" w:color="auto"/>
@@ -3517,6 +3082,7 @@
                 <w:sz w:val="22"/>
                 <w:szCs w:val="22"/>
                 <w:highlight w:val="yellow"/>
+                <w:lang w:val="en-ID"/>
               </w:rPr>
             </w:pPr>
             <w:proofErr w:type="spellStart"/>
@@ -3526,6 +3092,7 @@
                 <w:sz w:val="22"/>
                 <w:szCs w:val="22"/>
                 <w:highlight w:val="yellow"/>
+                <w:lang w:val="en-ID"/>
               </w:rPr>
               <w:t>Diizinkan</w:t>
             </w:r>
@@ -3536,6 +3103,7 @@
                 <w:sz w:val="22"/>
                 <w:szCs w:val="22"/>
                 <w:highlight w:val="yellow"/>
+                <w:lang w:val="en-ID"/>
               </w:rPr>
               <w:t xml:space="preserve"> (</w:t>
             </w:r>
@@ -3545,8 +3113,97 @@
                 <w:sz w:val="22"/>
                 <w:szCs w:val="22"/>
                 <w:highlight w:val="yellow"/>
-              </w:rPr>
-              <w:t>R. Budiarto Hadiprakoso, MMSI.)</w:t>
+                <w:lang w:val="en-ID"/>
+              </w:rPr>
+              <w:t xml:space="preserve">Fetty Amelia, </w:t>
+            </w:r>
+            <w:proofErr w:type="gramStart"/>
+            <w:r>
+              <w:rPr>
+                <w:rFonts w:ascii="Arial" w:hAnsi="Arial" w:cs="Arial"/>
+                <w:sz w:val="22"/>
+                <w:szCs w:val="22"/>
+                <w:highlight w:val="yellow"/>
+                <w:lang w:val="en-ID"/>
+              </w:rPr>
+              <w:t>S.ST.,M.T.</w:t>
+            </w:r>
+            <w:proofErr w:type="gramEnd"/>
+            <w:r>
+              <w:rPr>
+                <w:rFonts w:ascii="Arial" w:hAnsi="Arial" w:cs="Arial"/>
+                <w:sz w:val="22"/>
+                <w:szCs w:val="22"/>
+                <w:highlight w:val="yellow"/>
+                <w:lang w:val="en-ID"/>
+              </w:rPr>
+              <w:t xml:space="preserve"> dan Dr. </w:t>
+            </w:r>
+            <w:proofErr w:type="spellStart"/>
+            <w:r>
+              <w:rPr>
+                <w:rFonts w:ascii="Arial" w:hAnsi="Arial" w:cs="Arial"/>
+                <w:sz w:val="22"/>
+                <w:szCs w:val="22"/>
+                <w:highlight w:val="yellow"/>
+                <w:lang w:val="en-ID"/>
+              </w:rPr>
+              <w:t>Magfirawaty</w:t>
+            </w:r>
+            <w:proofErr w:type="spellEnd"/>
+            <w:r>
+              <w:rPr>
+                <w:rFonts w:ascii="Arial" w:hAnsi="Arial" w:cs="Arial"/>
+                <w:sz w:val="22"/>
+                <w:szCs w:val="22"/>
+                <w:highlight w:val="yellow"/>
+                <w:lang w:val="en-ID"/>
+              </w:rPr>
+              <w:t xml:space="preserve">, </w:t>
+            </w:r>
+            <w:proofErr w:type="spellStart"/>
+            <w:r>
+              <w:rPr>
+                <w:rFonts w:ascii="Arial" w:hAnsi="Arial" w:cs="Arial"/>
+                <w:sz w:val="22"/>
+                <w:szCs w:val="22"/>
+                <w:highlight w:val="yellow"/>
+                <w:lang w:val="en-ID"/>
+              </w:rPr>
+              <w:t>S.Si</w:t>
+            </w:r>
+            <w:proofErr w:type="spellEnd"/>
+            <w:r>
+              <w:rPr>
+                <w:rFonts w:ascii="Arial" w:hAnsi="Arial" w:cs="Arial"/>
+                <w:sz w:val="22"/>
+                <w:szCs w:val="22"/>
+                <w:highlight w:val="yellow"/>
+                <w:lang w:val="en-ID"/>
+              </w:rPr>
+              <w:t xml:space="preserve">., </w:t>
+            </w:r>
+            <w:proofErr w:type="spellStart"/>
+            <w:r>
+              <w:rPr>
+                <w:rFonts w:ascii="Arial" w:hAnsi="Arial" w:cs="Arial"/>
+                <w:sz w:val="22"/>
+                <w:szCs w:val="22"/>
+                <w:highlight w:val="yellow"/>
+                <w:lang w:val="en-ID"/>
+              </w:rPr>
+              <w:t>M.Si</w:t>
+            </w:r>
+            <w:proofErr w:type="spellEnd"/>
+            <w:r>
+              <w:rPr>
+                <w:rFonts w:ascii="Arial" w:hAnsi="Arial" w:cs="Arial"/>
+                <w:sz w:val="22"/>
+                <w:szCs w:val="22"/>
+                <w:highlight w:val="yellow"/>
+                <w:lang w:val="en-ID"/>
+              </w:rPr>
+              <w:t>.)</w:t>
             </w:r>
           </w:p>
         </w:tc>
@@ -3618,13 +3275,44 @@
                 <w:szCs w:val="22"/>
                 <w:highlight w:val="yellow"/>
               </w:rPr>
-              <w:t>Intan Bella Safira Putri Dewi</w:t>
-            </w:r>
+              <w:t xml:space="preserve">Gede </w:t>
+            </w:r>
+            <w:proofErr w:type="spellStart"/>
+            <w:r>
+              <w:rPr>
+                <w:rFonts w:ascii="Arial" w:hAnsi="Arial" w:cs="Arial"/>
+                <w:sz w:val="22"/>
+                <w:szCs w:val="22"/>
+                <w:highlight w:val="yellow"/>
+              </w:rPr>
+              <w:t>Gangga</w:t>
+            </w:r>
+            <w:proofErr w:type="spellEnd"/>
+            <w:r>
+              <w:rPr>
+                <w:rFonts w:ascii="Arial" w:hAnsi="Arial" w:cs="Arial"/>
+                <w:sz w:val="22"/>
+                <w:szCs w:val="22"/>
+                <w:highlight w:val="yellow"/>
+              </w:rPr>
+              <w:t xml:space="preserve"> </w:t>
+            </w:r>
+            <w:proofErr w:type="spellStart"/>
+            <w:r>
+              <w:rPr>
+                <w:rFonts w:ascii="Arial" w:hAnsi="Arial" w:cs="Arial"/>
+                <w:sz w:val="22"/>
+                <w:szCs w:val="22"/>
+                <w:highlight w:val="yellow"/>
+              </w:rPr>
+              <w:t>Widiagung</w:t>
+            </w:r>
+            <w:proofErr w:type="spellEnd"/>
           </w:p>
         </w:tc>
         <w:tc>
           <w:tcPr>
-            <w:tcW w:w="0" w:type="auto"/>
+            <w:tcW w:w="1232" w:type="dxa"/>
             <w:tcBorders>
               <w:top w:val="single" w:sz="4" w:space="0" w:color="auto"/>
               <w:left w:val="single" w:sz="4" w:space="0" w:color="auto"/>
@@ -3653,13 +3341,13 @@
                 <w:highlight w:val="yellow"/>
                 <w14:ligatures w14:val="standardContextual"/>
               </w:rPr>
-              <w:t>III RPLK</w:t>
+              <w:t>IV RKS A</w:t>
             </w:r>
           </w:p>
         </w:tc>
         <w:tc>
           <w:tcPr>
-            <w:tcW w:w="2297" w:type="dxa"/>
+            <w:tcW w:w="1999" w:type="dxa"/>
             <w:tcBorders>
               <w:top w:val="single" w:sz="4" w:space="0" w:color="auto"/>
               <w:left w:val="single" w:sz="4" w:space="0" w:color="auto"/>
@@ -3690,19 +3378,20 @@
                 <w:szCs w:val="22"/>
                 <w:highlight w:val="yellow"/>
               </w:rPr>
-              <w:t>Hackathon</w:t>
+              <w:t>Capture The Flag</w:t>
             </w:r>
           </w:p>
         </w:tc>
         <w:tc>
           <w:tcPr>
-            <w:tcW w:w="0" w:type="auto"/>
+            <w:tcW w:w="2784" w:type="dxa"/>
             <w:tcBorders>
               <w:top w:val="single" w:sz="4" w:space="0" w:color="auto"/>
               <w:left w:val="single" w:sz="4" w:space="0" w:color="auto"/>
               <w:bottom w:val="single" w:sz="4" w:space="0" w:color="auto"/>
               <w:right w:val="single" w:sz="4" w:space="0" w:color="auto"/>
             </w:tcBorders>
+            <w:vAlign w:val="center"/>
           </w:tcPr>
           <w:p>
             <w:pPr>
@@ -3713,6 +3402,7 @@
                 <w:sz w:val="22"/>
                 <w:szCs w:val="22"/>
                 <w:highlight w:val="yellow"/>
+                <w:lang w:val="en-ID"/>
               </w:rPr>
             </w:pPr>
             <w:proofErr w:type="spellStart"/>
@@ -3722,6 +3412,7 @@
                 <w:sz w:val="22"/>
                 <w:szCs w:val="22"/>
                 <w:highlight w:val="yellow"/>
+                <w:lang w:val="en-ID"/>
               </w:rPr>
               <w:t>Diizinkan</w:t>
             </w:r>
@@ -3732,8 +3423,53 @@
                 <w:sz w:val="22"/>
                 <w:szCs w:val="22"/>
                 <w:highlight w:val="yellow"/>
-              </w:rPr>
-              <w:t xml:space="preserve"> (R. Budiarto Hadiprakoso, MMSI.)</w:t>
+                <w:lang w:val="en-ID"/>
+              </w:rPr>
+              <w:t xml:space="preserve"> (Dimas </w:t>
+            </w:r>
+            <w:proofErr w:type="spellStart"/>
+            <w:r>
+              <w:rPr>
+                <w:rFonts w:ascii="Arial" w:hAnsi="Arial" w:cs="Arial"/>
+                <w:sz w:val="22"/>
+                <w:szCs w:val="22"/>
+                <w:highlight w:val="yellow"/>
+                <w:lang w:val="en-ID"/>
+              </w:rPr>
+              <w:t>Febriyan</w:t>
+            </w:r>
+            <w:proofErr w:type="spellEnd"/>
+            <w:r>
+              <w:rPr>
+                <w:rFonts w:ascii="Arial" w:hAnsi="Arial" w:cs="Arial"/>
+                <w:sz w:val="22"/>
+                <w:szCs w:val="22"/>
+                <w:highlight w:val="yellow"/>
+                <w:lang w:val="en-ID"/>
+              </w:rPr>
+              <w:t xml:space="preserve"> </w:t>
+            </w:r>
+            <w:proofErr w:type="spellStart"/>
+            <w:r>
+              <w:rPr>
+                <w:rFonts w:ascii="Arial" w:hAnsi="Arial" w:cs="Arial"/>
+                <w:sz w:val="22"/>
+                <w:szCs w:val="22"/>
+                <w:highlight w:val="yellow"/>
+                <w:lang w:val="en-ID"/>
+              </w:rPr>
+              <w:t>Priambodo</w:t>
+            </w:r>
+            <w:proofErr w:type="spellEnd"/>
+            <w:r>
+              <w:rPr>
+                <w:rFonts w:ascii="Arial" w:hAnsi="Arial" w:cs="Arial"/>
+                <w:sz w:val="22"/>
+                <w:szCs w:val="22"/>
+                <w:highlight w:val="yellow"/>
+                <w:lang w:val="en-ID"/>
+              </w:rPr>
+              <w:t>, M.Cs. dan Rahmat Purwoko, S.T., M.T.)</w:t>
             </w:r>
           </w:p>
         </w:tc>
@@ -3798,15 +3534,6 @@
                 <w:highlight w:val="yellow"/>
               </w:rPr>
             </w:pPr>
-            <w:r>
-              <w:rPr>
-                <w:rFonts w:ascii="Arial" w:hAnsi="Arial" w:cs="Arial"/>
-                <w:sz w:val="22"/>
-                <w:szCs w:val="22"/>
-                <w:highlight w:val="yellow"/>
-              </w:rPr>
-              <w:t xml:space="preserve">Muhammad Ghani </w:t>
-            </w:r>
             <w:proofErr w:type="spellStart"/>
             <w:r>
               <w:rPr>
@@ -3815,14 +3542,54 @@
                 <w:szCs w:val="22"/>
                 <w:highlight w:val="yellow"/>
               </w:rPr>
-              <w:t>Nurramdhan</w:t>
+              <w:t>Respramon</w:t>
+            </w:r>
+            <w:proofErr w:type="spellEnd"/>
+            <w:r>
+              <w:rPr>
+                <w:rFonts w:ascii="Arial" w:hAnsi="Arial" w:cs="Arial"/>
+                <w:sz w:val="22"/>
+                <w:szCs w:val="22"/>
+                <w:highlight w:val="yellow"/>
+              </w:rPr>
+              <w:t xml:space="preserve"> </w:t>
+            </w:r>
+            <w:proofErr w:type="spellStart"/>
+            <w:r>
+              <w:rPr>
+                <w:rFonts w:ascii="Arial" w:hAnsi="Arial" w:cs="Arial"/>
+                <w:sz w:val="22"/>
+                <w:szCs w:val="22"/>
+                <w:highlight w:val="yellow"/>
+              </w:rPr>
+              <w:t>Sollus</w:t>
+            </w:r>
+            <w:proofErr w:type="spellEnd"/>
+            <w:r>
+              <w:rPr>
+                <w:rFonts w:ascii="Arial" w:hAnsi="Arial" w:cs="Arial"/>
+                <w:sz w:val="22"/>
+                <w:szCs w:val="22"/>
+                <w:highlight w:val="yellow"/>
+              </w:rPr>
+              <w:t xml:space="preserve"> </w:t>
+            </w:r>
+            <w:proofErr w:type="spellStart"/>
+            <w:r>
+              <w:rPr>
+                <w:rFonts w:ascii="Arial" w:hAnsi="Arial" w:cs="Arial"/>
+                <w:sz w:val="22"/>
+                <w:szCs w:val="22"/>
+                <w:highlight w:val="yellow"/>
+              </w:rPr>
+              <w:t>Sihombing</w:t>
             </w:r>
             <w:proofErr w:type="spellEnd"/>
           </w:p>
         </w:tc>
         <w:tc>
           <w:tcPr>
-            <w:tcW w:w="0" w:type="auto"/>
+            <w:tcW w:w="1232" w:type="dxa"/>
             <w:tcBorders>
               <w:top w:val="single" w:sz="4" w:space="0" w:color="auto"/>
               <w:left w:val="single" w:sz="4" w:space="0" w:color="auto"/>
@@ -3851,13 +3618,13 @@
                 <w:highlight w:val="yellow"/>
                 <w14:ligatures w14:val="standardContextual"/>
               </w:rPr>
-              <w:t>III RPLK</w:t>
+              <w:t>IV RKS A</w:t>
             </w:r>
           </w:p>
         </w:tc>
         <w:tc>
           <w:tcPr>
-            <w:tcW w:w="2297" w:type="dxa"/>
+            <w:tcW w:w="1999" w:type="dxa"/>
             <w:tcBorders>
               <w:top w:val="single" w:sz="4" w:space="0" w:color="auto"/>
               <w:left w:val="single" w:sz="4" w:space="0" w:color="auto"/>
@@ -3888,19 +3655,20 @@
                 <w:szCs w:val="22"/>
                 <w:highlight w:val="yellow"/>
               </w:rPr>
-              <w:t>Hackathon</w:t>
+              <w:t>Capture The Flag</w:t>
             </w:r>
           </w:p>
         </w:tc>
         <w:tc>
           <w:tcPr>
-            <w:tcW w:w="0" w:type="auto"/>
+            <w:tcW w:w="2784" w:type="dxa"/>
             <w:tcBorders>
               <w:top w:val="single" w:sz="4" w:space="0" w:color="auto"/>
               <w:left w:val="single" w:sz="4" w:space="0" w:color="auto"/>
               <w:bottom w:val="single" w:sz="4" w:space="0" w:color="auto"/>
               <w:right w:val="single" w:sz="4" w:space="0" w:color="auto"/>
             </w:tcBorders>
+            <w:vAlign w:val="center"/>
           </w:tcPr>
           <w:p>
             <w:pPr>
@@ -3911,6 +3679,7 @@
                 <w:sz w:val="22"/>
                 <w:szCs w:val="22"/>
                 <w:highlight w:val="yellow"/>
+                <w:lang w:val="en-ID"/>
               </w:rPr>
             </w:pPr>
             <w:proofErr w:type="spellStart"/>
@@ -3920,6 +3689,7 @@
                 <w:sz w:val="22"/>
                 <w:szCs w:val="22"/>
                 <w:highlight w:val="yellow"/>
+                <w:lang w:val="en-ID"/>
               </w:rPr>
               <w:t>Diizinkan</w:t>
             </w:r>
@@ -3930,8 +3700,103 @@
                 <w:sz w:val="22"/>
                 <w:szCs w:val="22"/>
                 <w:highlight w:val="yellow"/>
-              </w:rPr>
-              <w:t xml:space="preserve"> (R. Budiarto Hadiprakoso, MMSI.)</w:t>
+                <w:lang w:val="en-ID"/>
+              </w:rPr>
+              <w:t xml:space="preserve"> (Dimas </w:t>
+            </w:r>
+            <w:proofErr w:type="spellStart"/>
+            <w:r>
+              <w:rPr>
+                <w:rFonts w:ascii="Arial" w:hAnsi="Arial" w:cs="Arial"/>
+                <w:sz w:val="22"/>
+                <w:szCs w:val="22"/>
+                <w:highlight w:val="yellow"/>
+                <w:lang w:val="en-ID"/>
+              </w:rPr>
+              <w:t>Febriyan</w:t>
+            </w:r>
+            <w:proofErr w:type="spellEnd"/>
+            <w:r>
+              <w:rPr>
+                <w:rFonts w:ascii="Arial" w:hAnsi="Arial" w:cs="Arial"/>
+                <w:sz w:val="22"/>
+                <w:szCs w:val="22"/>
+                <w:highlight w:val="yellow"/>
+                <w:lang w:val="en-ID"/>
+              </w:rPr>
+              <w:t xml:space="preserve"> </w:t>
+            </w:r>
+            <w:proofErr w:type="spellStart"/>
+            <w:r>
+              <w:rPr>
+                <w:rFonts w:ascii="Arial" w:hAnsi="Arial" w:cs="Arial"/>
+                <w:sz w:val="22"/>
+                <w:szCs w:val="22"/>
+                <w:highlight w:val="yellow"/>
+                <w:lang w:val="en-ID"/>
+              </w:rPr>
+              <w:t>Priambodo</w:t>
+            </w:r>
+            <w:proofErr w:type="spellEnd"/>
+            <w:r>
+              <w:rPr>
+                <w:rFonts w:ascii="Arial" w:hAnsi="Arial" w:cs="Arial"/>
+                <w:sz w:val="22"/>
+                <w:szCs w:val="22"/>
+                <w:highlight w:val="yellow"/>
+                <w:lang w:val="en-ID"/>
+              </w:rPr>
+              <w:t>, M.Cs. dan Dr. Arif Rahman Hakim, S.ST., M.Eng.)</w:t>
+            </w:r>
+          </w:p>
+        </w:tc>
+      </w:tr>
+      <w:tr>
+        <w:trPr>
+          <w:trHeight w:val="225"/>
+        </w:trPr>
+        <w:tc>
+          <w:tcPr>
+            <w:tcW w:w="9016" w:type="dxa"/>
+            <w:gridSpan w:val="5"/>
+            <w:tcBorders>
+              <w:left w:val="single" w:sz="4" w:space="0" w:color="auto"/>
+              <w:right w:val="single" w:sz="4" w:space="0" w:color="auto"/>
+            </w:tcBorders>
+            <w:vAlign w:val="center"/>
+          </w:tcPr>
+          <w:p>
+            <w:pPr>
+              <w:spacing w:line="360" w:lineRule="auto"/>
+              <w:rPr>
+                <w:rFonts w:ascii="Arial" w:hAnsi="Arial" w:cs="Arial"/>
+                <w:sz w:val="22"/>
+                <w:szCs w:val="22"/>
+                <w:highlight w:val="yellow"/>
+                <w:lang w:val="en-ID"/>
+              </w:rPr>
+            </w:pPr>
+            <w:proofErr w:type="spellStart"/>
+            <w:r>
+              <w:rPr>
+                <w:rFonts w:ascii="Arial" w:hAnsi="Arial" w:cs="Arial"/>
+                <w:sz w:val="22"/>
+                <w:szCs w:val="22"/>
+                <w:highlight w:val="yellow"/>
+                <w:lang w:val="en-ID"/>
+              </w:rPr>
+              <w:t>Kelompok</w:t>
+            </w:r>
+            <w:proofErr w:type="spellEnd"/>
+            <w:r>
+              <w:rPr>
+                <w:rFonts w:ascii="Arial" w:hAnsi="Arial" w:cs="Arial"/>
+                <w:sz w:val="22"/>
+                <w:szCs w:val="22"/>
+                <w:highlight w:val="yellow"/>
+                <w:lang w:val="en-ID"/>
+              </w:rPr>
+              <w:t xml:space="preserve"> 2</w:t>
             </w:r>
           </w:p>
         </w:tc>
@@ -3971,7 +3836,7 @@
                 <w:highlight w:val="yellow"/>
                 <w14:ligatures w14:val="standardContextual"/>
               </w:rPr>
-              <w:t>4.</w:t>
+              <w:t>1.</w:t>
             </w:r>
           </w:p>
         </w:tc>
@@ -4003,7 +3868,300 @@
                 <w:szCs w:val="22"/>
                 <w:highlight w:val="yellow"/>
               </w:rPr>
-              <w:t>David Sam Limbong</w:t>
+              <w:t xml:space="preserve">Dimas Nugroho </w:t>
+            </w:r>
+            <w:proofErr w:type="spellStart"/>
+            <w:r>
+              <w:rPr>
+                <w:rFonts w:ascii="Arial" w:hAnsi="Arial" w:cs="Arial"/>
+                <w:sz w:val="22"/>
+                <w:szCs w:val="22"/>
+                <w:highlight w:val="yellow"/>
+              </w:rPr>
+              <w:t>Putro</w:t>
+            </w:r>
+            <w:proofErr w:type="spellEnd"/>
+          </w:p>
+        </w:tc>
+        <w:tc>
+          <w:tcPr>
+            <w:tcW w:w="1232" w:type="dxa"/>
+            <w:tcBorders>
+              <w:top w:val="single" w:sz="4" w:space="0" w:color="auto"/>
+              <w:left w:val="single" w:sz="4" w:space="0" w:color="auto"/>
+              <w:bottom w:val="single" w:sz="4" w:space="0" w:color="auto"/>
+              <w:right w:val="single" w:sz="4" w:space="0" w:color="auto"/>
+            </w:tcBorders>
+            <w:vAlign w:val="center"/>
+          </w:tcPr>
+          <w:p>
+            <w:pPr>
+              <w:spacing w:before="80" w:line="360" w:lineRule="auto"/>
+              <w:jc w:val="center"/>
+              <w:rPr>
+                <w:rFonts w:ascii="Arial" w:hAnsi="Arial" w:cs="Arial"/>
+                <w:sz w:val="22"/>
+                <w:szCs w:val="22"/>
+                <w:highlight w:val="yellow"/>
+                <w14:ligatures w14:val="standardContextual"/>
+              </w:rPr>
+            </w:pPr>
+            <w:r>
+              <w:rPr>
+                <w:rFonts w:ascii="Arial" w:hAnsi="Arial" w:cs="Arial"/>
+                <w:sz w:val="22"/>
+                <w:szCs w:val="22"/>
+                <w:highlight w:val="yellow"/>
+                <w14:ligatures w14:val="standardContextual"/>
+              </w:rPr>
+              <w:t>IV RPLK</w:t>
+            </w:r>
+          </w:p>
+        </w:tc>
+        <w:tc>
+          <w:tcPr>
+            <w:tcW w:w="1999" w:type="dxa"/>
+            <w:tcBorders>
+              <w:top w:val="single" w:sz="4" w:space="0" w:color="auto"/>
+              <w:left w:val="single" w:sz="4" w:space="0" w:color="auto"/>
+              <w:bottom w:val="single" w:sz="4" w:space="0" w:color="auto"/>
+              <w:right w:val="single" w:sz="4" w:space="0" w:color="auto"/>
+            </w:tcBorders>
+            <w:vAlign w:val="center"/>
+          </w:tcPr>
+          <w:p>
+            <w:pPr>
+              <w:spacing w:line="360" w:lineRule="auto"/>
+              <w:jc w:val="center"/>
+              <w:rPr>
+                <w:rFonts w:ascii="Arial" w:hAnsi="Arial" w:cs="Arial"/>
+                <w:i/>
+                <w:iCs/>
+                <w:sz w:val="22"/>
+                <w:szCs w:val="22"/>
+                <w:highlight w:val="yellow"/>
+              </w:rPr>
+            </w:pPr>
+            <w:r>
+              <w:rPr>
+                <w:rFonts w:ascii="Arial" w:hAnsi="Arial" w:cs="Arial"/>
+                <w:i/>
+                <w:iCs/>
+                <w:sz w:val="22"/>
+                <w:szCs w:val="22"/>
+                <w:highlight w:val="yellow"/>
+              </w:rPr>
+              <w:t xml:space="preserve">Business IT Case </w:t>
+            </w:r>
+            <w:r>
+              <w:rPr>
+                <w:rFonts w:ascii="Arial" w:hAnsi="Arial" w:cs="Arial"/>
+                <w:sz w:val="22"/>
+                <w:szCs w:val="22"/>
+                <w:highlight w:val="yellow"/>
+              </w:rPr>
+              <w:t>dan</w:t>
+            </w:r>
+            <w:r>
+              <w:rPr>
+                <w:rFonts w:ascii="Arial" w:hAnsi="Arial" w:cs="Arial"/>
+                <w:i/>
+                <w:iCs/>
+                <w:sz w:val="22"/>
+                <w:szCs w:val="22"/>
+                <w:highlight w:val="yellow"/>
+              </w:rPr>
+              <w:t xml:space="preserve"> </w:t>
+            </w:r>
+            <w:proofErr w:type="spellStart"/>
+            <w:r>
+              <w:rPr>
+                <w:rFonts w:ascii="Arial" w:hAnsi="Arial" w:cs="Arial"/>
+                <w:i/>
+                <w:iCs/>
+                <w:sz w:val="22"/>
+                <w:szCs w:val="22"/>
+                <w:highlight w:val="yellow"/>
+              </w:rPr>
+              <w:t>Minicase</w:t>
+            </w:r>
+            <w:proofErr w:type="spellEnd"/>
+          </w:p>
+        </w:tc>
+        <w:tc>
+          <w:tcPr>
+            <w:tcW w:w="2784" w:type="dxa"/>
+            <w:tcBorders>
+              <w:top w:val="single" w:sz="4" w:space="0" w:color="auto"/>
+              <w:left w:val="single" w:sz="4" w:space="0" w:color="auto"/>
+              <w:bottom w:val="single" w:sz="4" w:space="0" w:color="auto"/>
+              <w:right w:val="single" w:sz="4" w:space="0" w:color="auto"/>
+            </w:tcBorders>
+            <w:vAlign w:val="center"/>
+          </w:tcPr>
+          <w:p>
+            <w:pPr>
+              <w:spacing w:line="360" w:lineRule="auto"/>
+              <w:jc w:val="center"/>
+              <w:rPr>
+                <w:rFonts w:ascii="Arial" w:hAnsi="Arial" w:cs="Arial"/>
+                <w:sz w:val="22"/>
+                <w:szCs w:val="22"/>
+                <w:highlight w:val="yellow"/>
+                <w:lang w:val="en-ID"/>
+              </w:rPr>
+            </w:pPr>
+            <w:proofErr w:type="spellStart"/>
+            <w:r>
+              <w:rPr>
+                <w:rFonts w:ascii="Arial" w:hAnsi="Arial" w:cs="Arial"/>
+                <w:sz w:val="22"/>
+                <w:szCs w:val="22"/>
+                <w:highlight w:val="yellow"/>
+                <w:lang w:val="en-ID"/>
+              </w:rPr>
+              <w:t>Diizinkan</w:t>
+            </w:r>
+            <w:proofErr w:type="spellEnd"/>
+            <w:r>
+              <w:rPr>
+                <w:rFonts w:ascii="Arial" w:hAnsi="Arial" w:cs="Arial"/>
+                <w:sz w:val="22"/>
+                <w:szCs w:val="22"/>
+                <w:highlight w:val="yellow"/>
+                <w:lang w:val="en-ID"/>
+              </w:rPr>
+              <w:t xml:space="preserve"> (Nurul </w:t>
+            </w:r>
+            <w:proofErr w:type="spellStart"/>
+            <w:r>
+              <w:rPr>
+                <w:rFonts w:ascii="Arial" w:hAnsi="Arial" w:cs="Arial"/>
+                <w:sz w:val="22"/>
+                <w:szCs w:val="22"/>
+                <w:highlight w:val="yellow"/>
+                <w:lang w:val="en-ID"/>
+              </w:rPr>
+              <w:t>Qomariasih</w:t>
+            </w:r>
+            <w:proofErr w:type="spellEnd"/>
+            <w:r>
+              <w:rPr>
+                <w:rFonts w:ascii="Arial" w:hAnsi="Arial" w:cs="Arial"/>
+                <w:sz w:val="22"/>
+                <w:szCs w:val="22"/>
+                <w:highlight w:val="yellow"/>
+                <w:lang w:val="en-ID"/>
+              </w:rPr>
+              <w:t xml:space="preserve">, </w:t>
+            </w:r>
+            <w:proofErr w:type="spellStart"/>
+            <w:r>
+              <w:rPr>
+                <w:rFonts w:ascii="Arial" w:hAnsi="Arial" w:cs="Arial"/>
+                <w:sz w:val="22"/>
+                <w:szCs w:val="22"/>
+                <w:highlight w:val="yellow"/>
+                <w:lang w:val="en-ID"/>
+              </w:rPr>
+              <w:t>M.Si</w:t>
+            </w:r>
+            <w:proofErr w:type="spellEnd"/>
+            <w:r>
+              <w:rPr>
+                <w:rFonts w:ascii="Arial" w:hAnsi="Arial" w:cs="Arial"/>
+                <w:sz w:val="22"/>
+                <w:szCs w:val="22"/>
+                <w:highlight w:val="yellow"/>
+                <w:lang w:val="en-ID"/>
+              </w:rPr>
+              <w:t xml:space="preserve">. dan Dr. </w:t>
+            </w:r>
+            <w:proofErr w:type="spellStart"/>
+            <w:r>
+              <w:rPr>
+                <w:rFonts w:ascii="Arial" w:hAnsi="Arial" w:cs="Arial"/>
+                <w:sz w:val="22"/>
+                <w:szCs w:val="22"/>
+                <w:highlight w:val="yellow"/>
+                <w:lang w:val="en-ID"/>
+              </w:rPr>
+              <w:t>Prasetyo</w:t>
+            </w:r>
+            <w:proofErr w:type="spellEnd"/>
+            <w:r>
+              <w:rPr>
+                <w:rFonts w:ascii="Arial" w:hAnsi="Arial" w:cs="Arial"/>
+                <w:sz w:val="22"/>
+                <w:szCs w:val="22"/>
+                <w:highlight w:val="yellow"/>
+                <w:lang w:val="en-ID"/>
+              </w:rPr>
+              <w:t xml:space="preserve"> Adi Wibowo Putro, </w:t>
+            </w:r>
+            <w:proofErr w:type="spellStart"/>
+            <w:proofErr w:type="gramStart"/>
+            <w:r>
+              <w:rPr>
+                <w:rFonts w:ascii="Arial" w:hAnsi="Arial" w:cs="Arial"/>
+                <w:sz w:val="22"/>
+                <w:szCs w:val="22"/>
+                <w:highlight w:val="yellow"/>
+                <w:lang w:val="en-ID"/>
+              </w:rPr>
+              <w:t>S.Kom</w:t>
+            </w:r>
+            <w:proofErr w:type="spellEnd"/>
+            <w:proofErr w:type="gramEnd"/>
+            <w:r>
+              <w:rPr>
+                <w:rFonts w:ascii="Arial" w:hAnsi="Arial" w:cs="Arial"/>
+                <w:sz w:val="22"/>
+                <w:szCs w:val="22"/>
+                <w:highlight w:val="yellow"/>
+                <w:lang w:val="en-ID"/>
+              </w:rPr>
+              <w:t>., M.T.I.)</w:t>
+            </w:r>
+          </w:p>
+        </w:tc>
+      </w:tr>
+      <w:tr>
+        <w:trPr>
+          <w:trHeight w:val="225"/>
+        </w:trPr>
+        <w:tc>
+          <w:tcPr>
+            <w:tcW w:w="0" w:type="auto"/>
+            <w:tcBorders>
+              <w:left w:val="single" w:sz="4" w:space="0" w:color="auto"/>
+              <w:right w:val="single" w:sz="4" w:space="0" w:color="auto"/>
+            </w:tcBorders>
+            <w:vAlign w:val="center"/>
+          </w:tcPr>
+          <w:p>
+            <w:pPr>
+              <w:spacing w:before="80" w:line="360" w:lineRule="auto"/>
+              <w:jc w:val="center"/>
+              <w:rPr>
+                <w:rFonts w:ascii="Arial" w:hAnsi="Arial" w:cs="Arial"/>
+                <w:bCs/>
+                <w:sz w:val="22"/>
+                <w:szCs w:val="22"/>
+                <w:highlight w:val="yellow"/>
+                <w14:ligatures w14:val="standardContextual"/>
+              </w:rPr>
+            </w:pPr>
+            <w:r>
+              <w:rPr>
+                <w:rFonts w:ascii="Arial" w:hAnsi="Arial" w:cs="Arial"/>
+                <w:bCs/>
+                <w:sz w:val="22"/>
+                <w:szCs w:val="22"/>
+                <w:highlight w:val="yellow"/>
+                <w14:ligatures w14:val="standardContextual"/>
+              </w:rPr>
+              <w:t>2.</w:t>
             </w:r>
           </w:p>
         </w:tc>
@@ -4021,13 +4179,11 @@
           <w:p>
             <w:pPr>
               <w:spacing w:before="80" w:line="360" w:lineRule="auto"/>
-              <w:jc w:val="center"/>
-              <w:rPr>
-                <w:rFonts w:ascii="Arial" w:hAnsi="Arial" w:cs="Arial"/>
-                <w:sz w:val="22"/>
-                <w:szCs w:val="22"/>
-                <w:highlight w:val="yellow"/>
-                <w14:ligatures w14:val="standardContextual"/>
+              <w:rPr>
+                <w:rFonts w:ascii="Arial" w:hAnsi="Arial" w:cs="Arial"/>
+                <w:sz w:val="22"/>
+                <w:szCs w:val="22"/>
+                <w:highlight w:val="yellow"/>
               </w:rPr>
             </w:pPr>
             <w:r>
@@ -4036,15 +4192,49 @@
                 <w:sz w:val="22"/>
                 <w:szCs w:val="22"/>
                 <w:highlight w:val="yellow"/>
-                <w14:ligatures w14:val="standardContextual"/>
-              </w:rPr>
-              <w:t>III RPLK</w:t>
+              </w:rPr>
+              <w:t>Muhammad Faki Raihan</w:t>
             </w:r>
           </w:p>
         </w:tc>
         <w:tc>
           <w:tcPr>
-            <w:tcW w:w="2297" w:type="dxa"/>
+            <w:tcW w:w="1232" w:type="dxa"/>
+            <w:tcBorders>
+              <w:top w:val="single" w:sz="4" w:space="0" w:color="auto"/>
+              <w:left w:val="single" w:sz="4" w:space="0" w:color="auto"/>
+              <w:bottom w:val="single" w:sz="4" w:space="0" w:color="auto"/>
+              <w:right w:val="single" w:sz="4" w:space="0" w:color="auto"/>
+            </w:tcBorders>
+            <w:vAlign w:val="center"/>
+          </w:tcPr>
+          <w:p>
+            <w:pPr>
+              <w:spacing w:before="80" w:line="360" w:lineRule="auto"/>
+              <w:jc w:val="center"/>
+              <w:rPr>
+                <w:rFonts w:ascii="Arial" w:hAnsi="Arial" w:cs="Arial"/>
+                <w:sz w:val="22"/>
+                <w:szCs w:val="22"/>
+                <w:highlight w:val="yellow"/>
+                <w14:ligatures w14:val="standardContextual"/>
+              </w:rPr>
+            </w:pPr>
+            <w:r>
+              <w:rPr>
+                <w:rFonts w:ascii="Arial" w:hAnsi="Arial" w:cs="Arial"/>
+                <w:sz w:val="22"/>
+                <w:szCs w:val="22"/>
+                <w:highlight w:val="yellow"/>
+                <w14:ligatures w14:val="standardContextual"/>
+              </w:rPr>
+              <w:t>IV RPLK</w:t>
+            </w:r>
+          </w:p>
+        </w:tc>
+        <w:tc>
+          <w:tcPr>
+            <w:tcW w:w="1999" w:type="dxa"/>
             <w:tcBorders>
               <w:top w:val="single" w:sz="4" w:space="0" w:color="auto"/>
               <w:left w:val="single" w:sz="4" w:space="0" w:color="auto"/>
@@ -4075,7 +4265,193 @@
                 <w:szCs w:val="22"/>
                 <w:highlight w:val="yellow"/>
               </w:rPr>
-              <w:t>Hackathon</w:t>
+              <w:t xml:space="preserve">Business IT Case </w:t>
+            </w:r>
+            <w:r>
+              <w:rPr>
+                <w:rFonts w:ascii="Arial" w:hAnsi="Arial" w:cs="Arial"/>
+                <w:sz w:val="22"/>
+                <w:szCs w:val="22"/>
+                <w:highlight w:val="yellow"/>
+              </w:rPr>
+              <w:t>dan</w:t>
+            </w:r>
+            <w:r>
+              <w:rPr>
+                <w:rFonts w:ascii="Arial" w:hAnsi="Arial" w:cs="Arial"/>
+                <w:i/>
+                <w:iCs/>
+                <w:sz w:val="22"/>
+                <w:szCs w:val="22"/>
+                <w:highlight w:val="yellow"/>
+              </w:rPr>
+              <w:t xml:space="preserve"> </w:t>
+            </w:r>
+            <w:proofErr w:type="spellStart"/>
+            <w:r>
+              <w:rPr>
+                <w:rFonts w:ascii="Arial" w:hAnsi="Arial" w:cs="Arial"/>
+                <w:i/>
+                <w:iCs/>
+                <w:sz w:val="22"/>
+                <w:szCs w:val="22"/>
+                <w:highlight w:val="yellow"/>
+              </w:rPr>
+              <w:t>Minicase</w:t>
+            </w:r>
+            <w:proofErr w:type="spellEnd"/>
+          </w:p>
+        </w:tc>
+        <w:tc>
+          <w:tcPr>
+            <w:tcW w:w="2784" w:type="dxa"/>
+            <w:tcBorders>
+              <w:top w:val="single" w:sz="4" w:space="0" w:color="auto"/>
+              <w:left w:val="single" w:sz="4" w:space="0" w:color="auto"/>
+              <w:bottom w:val="single" w:sz="4" w:space="0" w:color="auto"/>
+              <w:right w:val="single" w:sz="4" w:space="0" w:color="auto"/>
+            </w:tcBorders>
+            <w:vAlign w:val="center"/>
+          </w:tcPr>
+          <w:p>
+            <w:pPr>
+              <w:spacing w:line="360" w:lineRule="auto"/>
+              <w:jc w:val="center"/>
+              <w:rPr>
+                <w:rFonts w:ascii="Arial" w:hAnsi="Arial" w:cs="Arial"/>
+                <w:sz w:val="22"/>
+                <w:szCs w:val="22"/>
+                <w:highlight w:val="yellow"/>
+                <w:lang w:val="en-ID"/>
+              </w:rPr>
+            </w:pPr>
+            <w:proofErr w:type="spellStart"/>
+            <w:r>
+              <w:rPr>
+                <w:rFonts w:ascii="Arial" w:hAnsi="Arial" w:cs="Arial"/>
+                <w:sz w:val="22"/>
+                <w:szCs w:val="22"/>
+                <w:highlight w:val="yellow"/>
+                <w:lang w:val="en-ID"/>
+              </w:rPr>
+              <w:t>Diizinkan</w:t>
+            </w:r>
+            <w:proofErr w:type="spellEnd"/>
+            <w:r>
+              <w:rPr>
+                <w:rFonts w:ascii="Arial" w:hAnsi="Arial" w:cs="Arial"/>
+                <w:sz w:val="22"/>
+                <w:szCs w:val="22"/>
+                <w:highlight w:val="yellow"/>
+                <w:lang w:val="en-ID"/>
+              </w:rPr>
+              <w:t xml:space="preserve"> (Nurul </w:t>
+            </w:r>
+            <w:proofErr w:type="spellStart"/>
+            <w:r>
+              <w:rPr>
+                <w:rFonts w:ascii="Arial" w:hAnsi="Arial" w:cs="Arial"/>
+                <w:sz w:val="22"/>
+                <w:szCs w:val="22"/>
+                <w:highlight w:val="yellow"/>
+                <w:lang w:val="en-ID"/>
+              </w:rPr>
+              <w:t>Qomariasih</w:t>
+            </w:r>
+            <w:proofErr w:type="spellEnd"/>
+            <w:r>
+              <w:rPr>
+                <w:rFonts w:ascii="Arial" w:hAnsi="Arial" w:cs="Arial"/>
+                <w:sz w:val="22"/>
+                <w:szCs w:val="22"/>
+                <w:highlight w:val="yellow"/>
+                <w:lang w:val="en-ID"/>
+              </w:rPr>
+              <w:t xml:space="preserve">, </w:t>
+            </w:r>
+            <w:proofErr w:type="spellStart"/>
+            <w:r>
+              <w:rPr>
+                <w:rFonts w:ascii="Arial" w:hAnsi="Arial" w:cs="Arial"/>
+                <w:sz w:val="22"/>
+                <w:szCs w:val="22"/>
+                <w:highlight w:val="yellow"/>
+                <w:lang w:val="en-ID"/>
+              </w:rPr>
+              <w:t>M.Si</w:t>
+            </w:r>
+            <w:proofErr w:type="spellEnd"/>
+            <w:r>
+              <w:rPr>
+                <w:rFonts w:ascii="Arial" w:hAnsi="Arial" w:cs="Arial"/>
+                <w:sz w:val="22"/>
+                <w:szCs w:val="22"/>
+                <w:highlight w:val="yellow"/>
+                <w:lang w:val="en-ID"/>
+              </w:rPr>
+              <w:t xml:space="preserve">. dan Hermawan Setiawan, </w:t>
+            </w:r>
+            <w:proofErr w:type="spellStart"/>
+            <w:r>
+              <w:rPr>
+                <w:rFonts w:ascii="Arial" w:hAnsi="Arial" w:cs="Arial"/>
+                <w:sz w:val="22"/>
+                <w:szCs w:val="22"/>
+                <w:highlight w:val="yellow"/>
+                <w:lang w:val="en-ID"/>
+              </w:rPr>
+              <w:t>S.Si</w:t>
+            </w:r>
+            <w:proofErr w:type="spellEnd"/>
+            <w:r>
+              <w:rPr>
+                <w:rFonts w:ascii="Arial" w:hAnsi="Arial" w:cs="Arial"/>
+                <w:sz w:val="22"/>
+                <w:szCs w:val="22"/>
+                <w:highlight w:val="yellow"/>
+                <w:lang w:val="en-ID"/>
+              </w:rPr>
+              <w:t>., M.T.I.)</w:t>
+            </w:r>
+          </w:p>
+        </w:tc>
+      </w:tr>
+      <w:tr>
+        <w:trPr>
+          <w:trHeight w:val="225"/>
+        </w:trPr>
+        <w:tc>
+          <w:tcPr>
+            <w:tcW w:w="0" w:type="auto"/>
+            <w:tcBorders>
+              <w:left w:val="single" w:sz="4" w:space="0" w:color="auto"/>
+              <w:right w:val="single" w:sz="4" w:space="0" w:color="auto"/>
+            </w:tcBorders>
+            <w:vAlign w:val="center"/>
+          </w:tcPr>
+          <w:p>
+            <w:pPr>
+              <w:spacing w:before="80" w:line="360" w:lineRule="auto"/>
+              <w:jc w:val="center"/>
+              <w:rPr>
+                <w:rFonts w:ascii="Arial" w:hAnsi="Arial" w:cs="Arial"/>
+                <w:bCs/>
+                <w:sz w:val="22"/>
+                <w:szCs w:val="22"/>
+                <w:highlight w:val="yellow"/>
+                <w14:ligatures w14:val="standardContextual"/>
+              </w:rPr>
+            </w:pPr>
+            <w:r>
+              <w:rPr>
+                <w:rFonts w:ascii="Arial" w:hAnsi="Arial" w:cs="Arial"/>
+                <w:bCs/>
+                <w:sz w:val="22"/>
+                <w:szCs w:val="22"/>
+                <w:highlight w:val="yellow"/>
+                <w14:ligatures w14:val="standardContextual"/>
+              </w:rPr>
+              <w:t>3.</w:t>
             </w:r>
           </w:p>
         </w:tc>
@@ -4088,6 +4464,85 @@
               <w:bottom w:val="single" w:sz="4" w:space="0" w:color="auto"/>
               <w:right w:val="single" w:sz="4" w:space="0" w:color="auto"/>
             </w:tcBorders>
+            <w:vAlign w:val="center"/>
+          </w:tcPr>
+          <w:p>
+            <w:pPr>
+              <w:spacing w:before="80" w:line="360" w:lineRule="auto"/>
+              <w:rPr>
+                <w:rFonts w:ascii="Arial" w:hAnsi="Arial" w:cs="Arial"/>
+                <w:sz w:val="22"/>
+                <w:szCs w:val="22"/>
+                <w:highlight w:val="yellow"/>
+              </w:rPr>
+            </w:pPr>
+            <w:r>
+              <w:rPr>
+                <w:rFonts w:ascii="Arial" w:hAnsi="Arial" w:cs="Arial"/>
+                <w:sz w:val="22"/>
+                <w:szCs w:val="22"/>
+                <w:highlight w:val="yellow"/>
+              </w:rPr>
+              <w:t xml:space="preserve">Satwika </w:t>
+            </w:r>
+            <w:proofErr w:type="spellStart"/>
+            <w:r>
+              <w:rPr>
+                <w:rFonts w:ascii="Arial" w:hAnsi="Arial" w:cs="Arial"/>
+                <w:sz w:val="22"/>
+                <w:szCs w:val="22"/>
+                <w:highlight w:val="yellow"/>
+              </w:rPr>
+              <w:t>Prabhawananda</w:t>
+            </w:r>
+            <w:proofErr w:type="spellEnd"/>
+          </w:p>
+        </w:tc>
+        <w:tc>
+          <w:tcPr>
+            <w:tcW w:w="1232" w:type="dxa"/>
+            <w:tcBorders>
+              <w:top w:val="single" w:sz="4" w:space="0" w:color="auto"/>
+              <w:left w:val="single" w:sz="4" w:space="0" w:color="auto"/>
+              <w:bottom w:val="single" w:sz="4" w:space="0" w:color="auto"/>
+              <w:right w:val="single" w:sz="4" w:space="0" w:color="auto"/>
+            </w:tcBorders>
+            <w:vAlign w:val="center"/>
+          </w:tcPr>
+          <w:p>
+            <w:pPr>
+              <w:spacing w:before="80" w:line="360" w:lineRule="auto"/>
+              <w:jc w:val="center"/>
+              <w:rPr>
+                <w:rFonts w:ascii="Arial" w:hAnsi="Arial" w:cs="Arial"/>
+                <w:sz w:val="22"/>
+                <w:szCs w:val="22"/>
+                <w:highlight w:val="yellow"/>
+                <w14:ligatures w14:val="standardContextual"/>
+              </w:rPr>
+            </w:pPr>
+            <w:r>
+              <w:rPr>
+                <w:rFonts w:ascii="Arial" w:hAnsi="Arial" w:cs="Arial"/>
+                <w:sz w:val="22"/>
+                <w:szCs w:val="22"/>
+                <w:highlight w:val="yellow"/>
+                <w14:ligatures w14:val="standardContextual"/>
+              </w:rPr>
+              <w:t>IV RKS A</w:t>
+            </w:r>
+          </w:p>
+        </w:tc>
+        <w:tc>
+          <w:tcPr>
+            <w:tcW w:w="1999" w:type="dxa"/>
+            <w:tcBorders>
+              <w:top w:val="single" w:sz="4" w:space="0" w:color="auto"/>
+              <w:left w:val="single" w:sz="4" w:space="0" w:color="auto"/>
+              <w:bottom w:val="single" w:sz="4" w:space="0" w:color="auto"/>
+              <w:right w:val="single" w:sz="4" w:space="0" w:color="auto"/>
+            </w:tcBorders>
+            <w:vAlign w:val="center"/>
           </w:tcPr>
           <w:p>
             <w:pPr>
@@ -4095,9 +4550,80 @@
               <w:jc w:val="center"/>
               <w:rPr>
                 <w:rFonts w:ascii="Arial" w:hAnsi="Arial" w:cs="Arial"/>
-                <w:sz w:val="22"/>
-                <w:szCs w:val="22"/>
-                <w:highlight w:val="yellow"/>
+                <w:i/>
+                <w:iCs/>
+                <w:sz w:val="22"/>
+                <w:szCs w:val="22"/>
+                <w:highlight w:val="yellow"/>
+              </w:rPr>
+            </w:pPr>
+            <w:r>
+              <w:rPr>
+                <w:rFonts w:ascii="Arial" w:hAnsi="Arial" w:cs="Arial"/>
+                <w:i/>
+                <w:iCs/>
+                <w:sz w:val="22"/>
+                <w:szCs w:val="22"/>
+                <w:highlight w:val="yellow"/>
+              </w:rPr>
+              <w:t xml:space="preserve">Business IT Case </w:t>
+            </w:r>
+            <w:r>
+              <w:rPr>
+                <w:rFonts w:ascii="Arial" w:hAnsi="Arial" w:cs="Arial"/>
+                <w:sz w:val="22"/>
+                <w:szCs w:val="22"/>
+                <w:highlight w:val="yellow"/>
+              </w:rPr>
+              <w:t>dan</w:t>
+            </w:r>
+            <w:r>
+              <w:rPr>
+                <w:rFonts w:ascii="Arial" w:hAnsi="Arial" w:cs="Arial"/>
+                <w:i/>
+                <w:iCs/>
+                <w:sz w:val="22"/>
+                <w:szCs w:val="22"/>
+                <w:highlight w:val="yellow"/>
+              </w:rPr>
+              <w:t xml:space="preserve"> </w:t>
+            </w:r>
+            <w:proofErr w:type="spellStart"/>
+            <w:r>
+              <w:rPr>
+                <w:rFonts w:ascii="Arial" w:hAnsi="Arial" w:cs="Arial"/>
+                <w:i/>
+                <w:iCs/>
+                <w:sz w:val="22"/>
+                <w:szCs w:val="22"/>
+                <w:highlight w:val="yellow"/>
+              </w:rPr>
+              <w:t>Minicase</w:t>
+            </w:r>
+            <w:proofErr w:type="spellEnd"/>
+          </w:p>
+        </w:tc>
+        <w:tc>
+          <w:tcPr>
+            <w:tcW w:w="2784" w:type="dxa"/>
+            <w:tcBorders>
+              <w:top w:val="single" w:sz="4" w:space="0" w:color="auto"/>
+              <w:left w:val="single" w:sz="4" w:space="0" w:color="auto"/>
+              <w:bottom w:val="single" w:sz="4" w:space="0" w:color="auto"/>
+              <w:right w:val="single" w:sz="4" w:space="0" w:color="auto"/>
+            </w:tcBorders>
+            <w:vAlign w:val="center"/>
+          </w:tcPr>
+          <w:p>
+            <w:pPr>
+              <w:spacing w:line="360" w:lineRule="auto"/>
+              <w:jc w:val="center"/>
+              <w:rPr>
+                <w:rFonts w:ascii="Arial" w:hAnsi="Arial" w:cs="Arial"/>
+                <w:sz w:val="22"/>
+                <w:szCs w:val="22"/>
+                <w:highlight w:val="yellow"/>
+                <w:lang w:val="en-ID"/>
               </w:rPr>
             </w:pPr>
             <w:proofErr w:type="spellStart"/>
@@ -4107,6 +4633,7 @@
                 <w:sz w:val="22"/>
                 <w:szCs w:val="22"/>
                 <w:highlight w:val="yellow"/>
+                <w:lang w:val="en-ID"/>
               </w:rPr>
               <w:t>Diizinkan</w:t>
             </w:r>
@@ -4117,8 +4644,53 @@
                 <w:sz w:val="22"/>
                 <w:szCs w:val="22"/>
                 <w:highlight w:val="yellow"/>
-              </w:rPr>
-              <w:t xml:space="preserve"> (R. Budiarto Hadiprakoso, MMSI.)</w:t>
+                <w:lang w:val="en-ID"/>
+              </w:rPr>
+              <w:t xml:space="preserve"> (Dimas </w:t>
+            </w:r>
+            <w:proofErr w:type="spellStart"/>
+            <w:r>
+              <w:rPr>
+                <w:rFonts w:ascii="Arial" w:hAnsi="Arial" w:cs="Arial"/>
+                <w:sz w:val="22"/>
+                <w:szCs w:val="22"/>
+                <w:highlight w:val="yellow"/>
+                <w:lang w:val="en-ID"/>
+              </w:rPr>
+              <w:t>Febriyan</w:t>
+            </w:r>
+            <w:proofErr w:type="spellEnd"/>
+            <w:r>
+              <w:rPr>
+                <w:rFonts w:ascii="Arial" w:hAnsi="Arial" w:cs="Arial"/>
+                <w:sz w:val="22"/>
+                <w:szCs w:val="22"/>
+                <w:highlight w:val="yellow"/>
+                <w:lang w:val="en-ID"/>
+              </w:rPr>
+              <w:t xml:space="preserve"> </w:t>
+            </w:r>
+            <w:proofErr w:type="spellStart"/>
+            <w:r>
+              <w:rPr>
+                <w:rFonts w:ascii="Arial" w:hAnsi="Arial" w:cs="Arial"/>
+                <w:sz w:val="22"/>
+                <w:szCs w:val="22"/>
+                <w:highlight w:val="yellow"/>
+                <w:lang w:val="en-ID"/>
+              </w:rPr>
+              <w:t>Priambodo</w:t>
+            </w:r>
+            <w:proofErr w:type="spellEnd"/>
+            <w:r>
+              <w:rPr>
+                <w:rFonts w:ascii="Arial" w:hAnsi="Arial" w:cs="Arial"/>
+                <w:sz w:val="22"/>
+                <w:szCs w:val="22"/>
+                <w:highlight w:val="yellow"/>
+                <w:lang w:val="en-ID"/>
+              </w:rPr>
+              <w:t>, M.Cs.)</w:t>
             </w:r>
           </w:p>
         </w:tc>
@@ -4126,38 +4698,33 @@
     </w:tbl>
     <w:p>
       <w:pPr>
+        <w:spacing w:line="360" w:lineRule="auto"/>
+        <w:jc w:val="center"/>
+        <w:rPr>
+          <w:rFonts w:ascii="Arial" w:hAnsi="Arial" w:cs="Arial"/>
+          <w:b/>
+          <w:sz w:val="22"/>
+          <w:szCs w:val="22"/>
+        </w:rPr>
+      </w:pPr>
+    </w:p>
+    <w:p>
+      <w:pPr>
         <w:widowControl/>
         <w:suppressAutoHyphens w:val="0"/>
-        <w:spacing w:after="160" w:line="259" w:lineRule="auto"/>
         <w:rPr>
           <w:rFonts w:ascii="Arial" w:hAnsi="Arial" w:cs="Arial"/>
           <w:b/>
           <w:sz w:val="22"/>
           <w:szCs w:val="22"/>
-          <w:lang w:val="sv-SE"/>
-        </w:rPr>
-      </w:pPr>
-    </w:p>
-    <w:p>
-      <w:pPr>
-        <w:widowControl/>
-        <w:suppressAutoHyphens w:val="0"/>
-        <w:spacing w:after="160" w:line="259" w:lineRule="auto"/>
+        </w:rPr>
+      </w:pPr>
+      <w:r>
         <w:rPr>
           <w:rFonts w:ascii="Arial" w:hAnsi="Arial" w:cs="Arial"/>
           <w:b/>
           <w:sz w:val="22"/>
           <w:szCs w:val="22"/>
-          <w:lang w:val="sv-SE"/>
-        </w:rPr>
-      </w:pPr>
-      <w:r>
-        <w:rPr>
-          <w:rFonts w:ascii="Arial" w:hAnsi="Arial" w:cs="Arial"/>
-          <w:b/>
-          <w:sz w:val="22"/>
-          <w:szCs w:val="22"/>
-          <w:lang w:val="sv-SE"/>
         </w:rPr>
         <w:br w:type="page"/>
       </w:r>
@@ -4165,13 +4732,11 @@
     <w:p>
       <w:pPr>
         <w:spacing w:line="360" w:lineRule="auto"/>
-        <w:jc w:val="center"/>
         <w:rPr>
           <w:rFonts w:ascii="Arial" w:hAnsi="Arial" w:cs="Arial"/>
           <w:b/>
           <w:sz w:val="22"/>
           <w:szCs w:val="22"/>
-          <w:lang w:val="sv-SE"/>
         </w:rPr>
       </w:pPr>
       <w:r>
@@ -4184,15 +4749,15 @@
         <mc:AlternateContent>
           <mc:Choice Requires="wps">
             <w:drawing>
-              <wp:anchor distT="0" distB="0" distL="114300" distR="114300" simplePos="0" relativeHeight="251662336" behindDoc="0" locked="0" layoutInCell="1" allowOverlap="1" wp14:anchorId="1C0A13BE" wp14:editId="59343806">
+              <wp:anchor distT="0" distB="0" distL="114300" distR="114300" simplePos="0" relativeHeight="251671552" behindDoc="0" locked="0" layoutInCell="1" allowOverlap="1" wp14:anchorId="40706BC2" wp14:editId="7BCE3A82">
                 <wp:simplePos x="0" y="0"/>
                 <wp:positionH relativeFrom="margin">
-                  <wp:posOffset>-406400</wp:posOffset>
+                  <wp:posOffset>-685800</wp:posOffset>
                 </wp:positionH>
                 <wp:positionV relativeFrom="margin">
-                  <wp:align>top</wp:align>
+                  <wp:posOffset>-622</wp:posOffset>
                 </wp:positionV>
-                <wp:extent cx="6819900" cy="647700"/>
+                <wp:extent cx="7018020" cy="647700"/>
                 <wp:effectExtent l="0" t="0" r="0" b="0"/>
                 <wp:wrapSquare wrapText="bothSides"/>
                 <wp:docPr id="365663564" name="Text Box 10"/>
@@ -4208,7 +4773,7 @@
                       <wps:spPr bwMode="auto">
                         <a:xfrm>
                           <a:off x="0" y="0"/>
-                          <a:ext cx="6819900" cy="647700"/>
+                          <a:ext cx="7018020" cy="647700"/>
                         </a:xfrm>
                         <a:prstGeom prst="rect">
                           <a:avLst/>
@@ -4248,16 +4813,7 @@
                                 <w:szCs w:val="20"/>
                                 <w:lang w:val="fi-FI"/>
                               </w:rPr>
-                              <w:t>Lampiran II</w:t>
-                            </w:r>
-                            <w:r>
-                              <w:rPr>
-                                <w:rFonts w:ascii="Arial" w:eastAsia="MS Mincho" w:hAnsi="Arial" w:cs="Arial"/>
-                                <w:sz w:val="20"/>
-                                <w:szCs w:val="20"/>
-                                <w:lang w:val="fi-FI"/>
-                              </w:rPr>
-                              <w:t>I</w:t>
+                              <w:t>Lampiran III</w:t>
                             </w:r>
                           </w:p>
                           <w:p>
@@ -4367,8 +4923,21 @@
                                 <w:highlight w:val="yellow"/>
                                 <w:lang w:val="sv-SE"/>
                               </w:rPr>
-                              <w:t>18 Juni 2026</w:t>
+                              <w:t>DD MM YY</w:t>
                             </w:r>
+                          </w:p>
+                          <w:p>
+                            <w:pPr>
+                              <w:tabs>
+                                <w:tab w:val="left" w:pos="5760"/>
+                              </w:tabs>
+                              <w:ind w:left="4536" w:right="-570"/>
+                              <w:rPr>
+                                <w:rFonts w:ascii="Arial" w:eastAsia="MS Mincho" w:hAnsi="Arial" w:cs="Arial"/>
+                                <w:sz w:val="20"/>
+                                <w:lang w:val="sv-SE"/>
+                              </w:rPr>
+                            </w:pPr>
                           </w:p>
                           <w:p>
                             <w:pPr>
@@ -4399,7 +4968,7 @@
           </mc:Choice>
           <mc:Fallback>
             <w:pict>
-              <v:shape w14:anchorId="1C0A13BE" id="Text Box 10" o:spid="_x0000_s1035" type="#_x0000_t202" style="position:absolute;left:0;text-align:left;margin-left:-32pt;margin-top:0;width:537pt;height:51pt;z-index:251662336;visibility:visible;mso-wrap-style:square;mso-width-percent:0;mso-wrap-distance-left:9pt;mso-wrap-distance-top:0;mso-wrap-distance-right:9pt;mso-wrap-distance-bottom:0;mso-position-horizontal:absolute;mso-position-horizontal-relative:margin;mso-position-vertical:top;mso-position-vertical-relative:margin;mso-width-percent:0;mso-width-relative:margin;v-text-anchor:top" o:gfxdata="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" stroked="f">
+              <v:shape w14:anchorId="40706BC2" id="Text Box 10" o:spid="_x0000_s1035" type="#_x0000_t202" style="position:absolute;margin-left:-54pt;margin-top:-.05pt;width:552.6pt;height:51pt;z-index:251671552;visibility:visible;mso-wrap-style:square;mso-width-percent:0;mso-wrap-distance-left:9pt;mso-wrap-distance-top:0;mso-wrap-distance-right:9pt;mso-wrap-distance-bottom:0;mso-position-horizontal:absolute;mso-position-horizontal-relative:margin;mso-position-vertical:absolute;mso-position-vertical-relative:margin;mso-width-percent:0;mso-width-relative:margin;v-text-anchor:top" o:gfxdata="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" stroked="f">
                 <v:fill opacity="0"/>
                 <v:textbox inset="0,0,0,0">
                   <w:txbxContent>
@@ -4427,16 +4996,7 @@
                           <w:szCs w:val="20"/>
                           <w:lang w:val="fi-FI"/>
                         </w:rPr>
-                        <w:t>Lampiran II</w:t>
-                      </w:r>
-                      <w:r>
-                        <w:rPr>
-                          <w:rFonts w:ascii="Arial" w:eastAsia="MS Mincho" w:hAnsi="Arial" w:cs="Arial"/>
-                          <w:sz w:val="20"/>
-                          <w:szCs w:val="20"/>
-                          <w:lang w:val="fi-FI"/>
-                        </w:rPr>
-                        <w:t>I</w:t>
+                        <w:t>Lampiran III</w:t>
                       </w:r>
                     </w:p>
                     <w:p>
@@ -4546,8 +5106,21 @@
                           <w:highlight w:val="yellow"/>
                           <w:lang w:val="sv-SE"/>
                         </w:rPr>
-                        <w:t>18 Juni 2026</w:t>
+                        <w:t>DD MM YY</w:t>
                       </w:r>
+                    </w:p>
+                    <w:p>
+                      <w:pPr>
+                        <w:tabs>
+                          <w:tab w:val="left" w:pos="5760"/>
+                        </w:tabs>
+                        <w:ind w:left="4536" w:right="-570"/>
+                        <w:rPr>
+                          <w:rFonts w:ascii="Arial" w:eastAsia="MS Mincho" w:hAnsi="Arial" w:cs="Arial"/>
+                          <w:sz w:val="20"/>
+                          <w:lang w:val="sv-SE"/>
+                        </w:rPr>
+                      </w:pPr>
                     </w:p>
                     <w:p>
                       <w:pPr>
@@ -4578,7 +5151,6 @@
         <w:rPr>
           <w:rFonts w:ascii="Arial" w:eastAsia="MS Mincho" w:hAnsi="Arial" w:cs="Arial"/>
           <w:b/>
-          <w:bCs/>
           <w:sz w:val="22"/>
           <w:szCs w:val="22"/>
         </w:rPr>
@@ -4598,10 +5170,9 @@
           <w:b/>
           <w:sz w:val="22"/>
           <w:szCs w:val="22"/>
-          <w:highlight w:val="yellow"/>
-          <w:lang w:val="sv-SE" w:eastAsia="id-ID"/>
-        </w:rPr>
-        <w:t xml:space="preserve">LOMBA </w:t>
+          <w:lang w:eastAsia="id-ID"/>
+        </w:rPr>
+        <w:t>LOMBA</w:t>
       </w:r>
       <w:r>
         <w:rPr>
@@ -4609,10 +5180,18 @@
           <w:b/>
           <w:sz w:val="22"/>
           <w:szCs w:val="22"/>
+        </w:rPr>
+        <w:t xml:space="preserve"> </w:t>
+      </w:r>
+      <w:r>
+        <w:rPr>
+          <w:rFonts w:ascii="Arial" w:eastAsia="MS Mincho" w:hAnsi="Arial" w:cs="Arial"/>
+          <w:b/>
+          <w:sz w:val="22"/>
+          <w:szCs w:val="22"/>
           <w:highlight w:val="yellow"/>
-          <w:lang w:val="sv-SE"/>
-        </w:rPr>
-        <w:t>APAC HACKATHON 2026</w:t>
+        </w:rPr>
+        <w:t>NAMA_LOMBA</w:t>
       </w:r>
     </w:p>
     <w:p>
@@ -4626,7 +5205,6 @@
           <w:bCs/>
           <w:sz w:val="22"/>
           <w:szCs w:val="22"/>
-          <w:lang w:val="id-ID"/>
         </w:rPr>
       </w:pPr>
     </w:p>
@@ -4644,15 +5222,14 @@
         <w:tblLook w:val="04A0" w:firstRow="1" w:lastRow="0" w:firstColumn="1" w:lastColumn="0" w:noHBand="0" w:noVBand="1"/>
       </w:tblPr>
       <w:tblGrid>
-        <w:gridCol w:w="571"/>
-        <w:gridCol w:w="2911"/>
-        <w:gridCol w:w="2622"/>
-        <w:gridCol w:w="2905"/>
+        <w:gridCol w:w="572"/>
+        <w:gridCol w:w="3251"/>
+        <w:gridCol w:w="2127"/>
+        <w:gridCol w:w="3059"/>
       </w:tblGrid>
       <w:tr>
         <w:trPr>
           <w:trHeight w:val="255"/>
-          <w:tblHeader/>
         </w:trPr>
         <w:tc>
           <w:tcPr>
@@ -4680,6 +5257,7 @@
                 <w14:ligatures w14:val="standardContextual"/>
               </w:rPr>
             </w:pPr>
+            <w:bookmarkStart w:id="1" w:name="_Hlk145430899"/>
             <w:r>
               <w:rPr>
                 <w:rFonts w:ascii="Arial" w:hAnsi="Arial" w:cs="Arial"/>
@@ -4693,7 +5271,7 @@
         </w:tc>
         <w:tc>
           <w:tcPr>
-            <w:tcW w:w="1616" w:type="pct"/>
+            <w:tcW w:w="1804" w:type="pct"/>
             <w:tcBorders>
               <w:top w:val="single" w:sz="4" w:space="0" w:color="auto"/>
               <w:left w:val="single" w:sz="4" w:space="0" w:color="auto"/>
@@ -4731,7 +5309,7 @@
         </w:tc>
         <w:tc>
           <w:tcPr>
-            <w:tcW w:w="1455" w:type="pct"/>
+            <w:tcW w:w="1180" w:type="pct"/>
             <w:tcBorders>
               <w:top w:val="single" w:sz="4" w:space="0" w:color="auto"/>
               <w:left w:val="single" w:sz="4" w:space="0" w:color="auto"/>
@@ -4769,7 +5347,7 @@
         </w:tc>
         <w:tc>
           <w:tcPr>
-            <w:tcW w:w="1612" w:type="pct"/>
+            <w:tcW w:w="1698" w:type="pct"/>
             <w:tcBorders>
               <w:top w:val="single" w:sz="4" w:space="0" w:color="auto"/>
               <w:left w:val="single" w:sz="4" w:space="0" w:color="auto"/>
@@ -4825,7 +5403,6 @@
               <w:rPr>
                 <w:rFonts w:ascii="Arial" w:hAnsi="Arial" w:cs="Arial"/>
                 <w:sz w:val="22"/>
-                <w:szCs w:val="22"/>
                 <w:highlight w:val="yellow"/>
                 <w14:ligatures w14:val="standardContextual"/>
               </w:rPr>
@@ -4834,7 +5411,6 @@
               <w:rPr>
                 <w:rFonts w:ascii="Arial" w:hAnsi="Arial" w:cs="Arial"/>
                 <w:sz w:val="22"/>
-                <w:szCs w:val="22"/>
                 <w:highlight w:val="yellow"/>
                 <w14:ligatures w14:val="standardContextual"/>
               </w:rPr>
@@ -4844,7 +5420,7 @@
         </w:tc>
         <w:tc>
           <w:tcPr>
-            <w:tcW w:w="1616" w:type="pct"/>
+            <w:tcW w:w="1804" w:type="pct"/>
             <w:tcBorders>
               <w:top w:val="single" w:sz="4" w:space="0" w:color="auto"/>
               <w:left w:val="single" w:sz="4" w:space="0" w:color="auto"/>
@@ -4858,6 +5434,37 @@
               <w:ind w:right="601"/>
               <w:rPr>
                 <w:rFonts w:ascii="Arial" w:hAnsi="Arial" w:cs="Arial"/>
+                <w:sz w:val="22"/>
+                <w:szCs w:val="22"/>
+                <w:highlight w:val="yellow"/>
+                <w14:ligatures w14:val="standardContextual"/>
+              </w:rPr>
+            </w:pPr>
+            <w:proofErr w:type="spellStart"/>
+            <w:r>
+              <w:rPr>
+                <w:rFonts w:ascii="Arial" w:hAnsi="Arial" w:cs="Arial"/>
+                <w:sz w:val="22"/>
+                <w:szCs w:val="22"/>
+                <w:highlight w:val="yellow"/>
+                <w14:ligatures w14:val="standardContextual"/>
+              </w:rPr>
+              <w:t>Pendaftaran</w:t>
+            </w:r>
+            <w:proofErr w:type="spellEnd"/>
+            <w:r>
+              <w:rPr>
+                <w:rFonts w:ascii="Arial" w:hAnsi="Arial" w:cs="Arial"/>
+                <w:sz w:val="22"/>
+                <w:szCs w:val="22"/>
+                <w:highlight w:val="yellow"/>
+                <w14:ligatures w14:val="standardContextual"/>
+              </w:rPr>
+              <w:t xml:space="preserve"> </w:t>
+            </w:r>
+            <w:r>
+              <w:rPr>
+                <w:rFonts w:ascii="Arial" w:hAnsi="Arial" w:cs="Arial"/>
                 <w:i/>
                 <w:iCs/>
                 <w:sz w:val="22"/>
@@ -4865,23 +5472,23 @@
                 <w:highlight w:val="yellow"/>
                 <w14:ligatures w14:val="standardContextual"/>
               </w:rPr>
-            </w:pPr>
-            <w:r>
-              <w:rPr>
-                <w:rFonts w:ascii="Arial" w:hAnsi="Arial" w:cs="Arial"/>
-                <w:i/>
-                <w:iCs/>
-                <w:sz w:val="22"/>
-                <w:szCs w:val="22"/>
-                <w:highlight w:val="yellow"/>
-              </w:rPr>
-              <w:t>Applications and registration open</w:t>
+              <w:t>Batch</w:t>
+            </w:r>
+            <w:r>
+              <w:rPr>
+                <w:rFonts w:ascii="Arial" w:hAnsi="Arial" w:cs="Arial"/>
+                <w:sz w:val="22"/>
+                <w:szCs w:val="22"/>
+                <w:highlight w:val="yellow"/>
+                <w14:ligatures w14:val="standardContextual"/>
+              </w:rPr>
+              <w:t xml:space="preserve"> 1</w:t>
             </w:r>
           </w:p>
         </w:tc>
         <w:tc>
           <w:tcPr>
-            <w:tcW w:w="1455" w:type="pct"/>
+            <w:tcW w:w="1180" w:type="pct"/>
             <w:tcBorders>
               <w:top w:val="single" w:sz="4" w:space="0" w:color="auto"/>
               <w:left w:val="single" w:sz="4" w:space="0" w:color="auto"/>
@@ -4912,7 +5519,18 @@
                 <w:highlight w:val="yellow"/>
                 <w:lang w:eastAsia="id-ID"/>
               </w:rPr>
-              <w:t xml:space="preserve">19 Mei </w:t>
+              <w:t>1</w:t>
+            </w:r>
+            <w:r>
+              <w:rPr>
+                <w:rFonts w:ascii="Arial" w:hAnsi="Arial" w:cs="Arial"/>
+                <w:bCs/>
+                <w:sz w:val="22"/>
+                <w:szCs w:val="22"/>
+                <w:highlight w:val="yellow"/>
+                <w:lang w:eastAsia="id-ID"/>
+              </w:rPr>
+              <w:t xml:space="preserve">7Juni </w:t>
             </w:r>
             <w:proofErr w:type="spellStart"/>
             <w:r>
@@ -4936,13 +5554,312 @@
                 <w:highlight w:val="yellow"/>
                 <w:lang w:eastAsia="id-ID"/>
               </w:rPr>
-              <w:t xml:space="preserve"> 12 Juli 2026</w:t>
+              <w:t xml:space="preserve"> 9 Juli</w:t>
+            </w:r>
+            <w:r>
+              <w:rPr>
+                <w:rFonts w:ascii="Arial" w:hAnsi="Arial" w:cs="Arial"/>
+                <w:bCs/>
+                <w:sz w:val="22"/>
+                <w:szCs w:val="22"/>
+                <w:highlight w:val="yellow"/>
+                <w:lang w:eastAsia="id-ID"/>
+              </w:rPr>
+              <w:t xml:space="preserve"> 2026</w:t>
             </w:r>
           </w:p>
         </w:tc>
         <w:tc>
           <w:tcPr>
-            <w:tcW w:w="1612" w:type="pct"/>
+            <w:tcW w:w="1698" w:type="pct"/>
+            <w:tcBorders>
+              <w:top w:val="single" w:sz="4" w:space="0" w:color="auto"/>
+              <w:left w:val="single" w:sz="4" w:space="0" w:color="auto"/>
+              <w:right w:val="single" w:sz="4" w:space="0" w:color="auto"/>
+            </w:tcBorders>
+            <w:vAlign w:val="center"/>
+          </w:tcPr>
+          <w:p>
+            <w:pPr>
+              <w:spacing w:line="360" w:lineRule="auto"/>
+              <w:jc w:val="center"/>
+              <w:rPr>
+                <w:rFonts w:ascii="Arial" w:hAnsi="Arial" w:cs="Arial"/>
+                <w:bCs/>
+                <w:sz w:val="22"/>
+                <w:szCs w:val="22"/>
+                <w:highlight w:val="yellow"/>
+                <w:lang w:eastAsia="id-ID"/>
+              </w:rPr>
+            </w:pPr>
+            <w:r>
+              <w:rPr>
+                <w:rFonts w:ascii="Arial" w:hAnsi="Arial" w:cs="Arial"/>
+                <w:bCs/>
+                <w:sz w:val="22"/>
+                <w:szCs w:val="22"/>
+                <w:highlight w:val="yellow"/>
+                <w:lang w:eastAsia="id-ID"/>
+              </w:rPr>
+              <w:t>Daring</w:t>
+            </w:r>
+          </w:p>
+        </w:tc>
+      </w:tr>
+      <w:tr>
+        <w:trPr>
+          <w:trHeight w:val="330"/>
+        </w:trPr>
+        <w:tc>
+          <w:tcPr>
+            <w:tcW w:w="317" w:type="pct"/>
+            <w:tcBorders>
+              <w:top w:val="single" w:sz="4" w:space="0" w:color="auto"/>
+              <w:left w:val="single" w:sz="4" w:space="0" w:color="auto"/>
+              <w:right w:val="single" w:sz="4" w:space="0" w:color="auto"/>
+            </w:tcBorders>
+            <w:vAlign w:val="center"/>
+          </w:tcPr>
+          <w:p>
+            <w:pPr>
+              <w:spacing w:line="360" w:lineRule="auto"/>
+              <w:jc w:val="center"/>
+              <w:rPr>
+                <w:rFonts w:ascii="Arial" w:hAnsi="Arial" w:cs="Arial"/>
+                <w:sz w:val="22"/>
+                <w:highlight w:val="yellow"/>
+                <w14:ligatures w14:val="standardContextual"/>
+              </w:rPr>
+            </w:pPr>
+            <w:r>
+              <w:rPr>
+                <w:rFonts w:ascii="Arial" w:hAnsi="Arial" w:cs="Arial"/>
+                <w:sz w:val="22"/>
+                <w:highlight w:val="yellow"/>
+                <w14:ligatures w14:val="standardContextual"/>
+              </w:rPr>
+              <w:t>2</w:t>
+            </w:r>
+            <w:r>
+              <w:rPr>
+                <w:rFonts w:ascii="Arial" w:hAnsi="Arial" w:cs="Arial"/>
+                <w:sz w:val="22"/>
+                <w:highlight w:val="yellow"/>
+                <w14:ligatures w14:val="standardContextual"/>
+              </w:rPr>
+              <w:t>.</w:t>
+            </w:r>
+          </w:p>
+        </w:tc>
+        <w:tc>
+          <w:tcPr>
+            <w:tcW w:w="1804" w:type="pct"/>
+            <w:tcBorders>
+              <w:top w:val="single" w:sz="4" w:space="0" w:color="auto"/>
+              <w:left w:val="single" w:sz="4" w:space="0" w:color="auto"/>
+              <w:right w:val="single" w:sz="4" w:space="0" w:color="auto"/>
+            </w:tcBorders>
+            <w:vAlign w:val="center"/>
+          </w:tcPr>
+          <w:p>
+            <w:pPr>
+              <w:spacing w:line="360" w:lineRule="auto"/>
+              <w:ind w:right="601"/>
+              <w:rPr>
+                <w:rFonts w:ascii="Arial" w:hAnsi="Arial" w:cs="Arial"/>
+                <w:sz w:val="22"/>
+                <w:szCs w:val="22"/>
+                <w:highlight w:val="yellow"/>
+                <w14:ligatures w14:val="standardContextual"/>
+              </w:rPr>
+            </w:pPr>
+            <w:proofErr w:type="spellStart"/>
+            <w:r>
+              <w:rPr>
+                <w:rFonts w:ascii="Arial" w:hAnsi="Arial" w:cs="Arial"/>
+                <w:sz w:val="22"/>
+                <w:szCs w:val="22"/>
+                <w:highlight w:val="yellow"/>
+                <w14:ligatures w14:val="standardContextual"/>
+              </w:rPr>
+              <w:t>Pendaftaran</w:t>
+            </w:r>
+            <w:proofErr w:type="spellEnd"/>
+            <w:r>
+              <w:rPr>
+                <w:rFonts w:ascii="Arial" w:hAnsi="Arial" w:cs="Arial"/>
+                <w:sz w:val="22"/>
+                <w:szCs w:val="22"/>
+                <w:highlight w:val="yellow"/>
+                <w14:ligatures w14:val="standardContextual"/>
+              </w:rPr>
+              <w:t xml:space="preserve"> </w:t>
+            </w:r>
+            <w:r>
+              <w:rPr>
+                <w:rFonts w:ascii="Arial" w:hAnsi="Arial" w:cs="Arial"/>
+                <w:i/>
+                <w:iCs/>
+                <w:sz w:val="22"/>
+                <w:szCs w:val="22"/>
+                <w:highlight w:val="yellow"/>
+                <w14:ligatures w14:val="standardContextual"/>
+              </w:rPr>
+              <w:t>Batch</w:t>
+            </w:r>
+            <w:r>
+              <w:rPr>
+                <w:rFonts w:ascii="Arial" w:hAnsi="Arial" w:cs="Arial"/>
+                <w:sz w:val="22"/>
+                <w:szCs w:val="22"/>
+                <w:highlight w:val="yellow"/>
+                <w14:ligatures w14:val="standardContextual"/>
+              </w:rPr>
+              <w:t xml:space="preserve"> 2</w:t>
+            </w:r>
+          </w:p>
+        </w:tc>
+        <w:tc>
+          <w:tcPr>
+            <w:tcW w:w="1180" w:type="pct"/>
+            <w:tcBorders>
+              <w:top w:val="single" w:sz="4" w:space="0" w:color="auto"/>
+              <w:left w:val="single" w:sz="4" w:space="0" w:color="auto"/>
+              <w:bottom w:val="single" w:sz="4" w:space="0" w:color="auto"/>
+              <w:right w:val="single" w:sz="4" w:space="0" w:color="auto"/>
+            </w:tcBorders>
+            <w:vAlign w:val="center"/>
+          </w:tcPr>
+          <w:p>
+            <w:pPr>
+              <w:spacing w:line="360" w:lineRule="auto"/>
+              <w:jc w:val="center"/>
+              <w:rPr>
+                <w:rFonts w:ascii="Arial" w:hAnsi="Arial" w:cs="Arial"/>
+                <w:bCs/>
+                <w:sz w:val="22"/>
+                <w:szCs w:val="22"/>
+                <w:highlight w:val="yellow"/>
+                <w:lang w:eastAsia="id-ID"/>
+              </w:rPr>
+            </w:pPr>
+            <w:r>
+              <w:rPr>
+                <w:rFonts w:ascii="Arial" w:hAnsi="Arial" w:cs="Arial"/>
+                <w:bCs/>
+                <w:sz w:val="22"/>
+                <w:szCs w:val="22"/>
+                <w:highlight w:val="yellow"/>
+                <w:lang w:eastAsia="id-ID"/>
+              </w:rPr>
+              <w:t>1</w:t>
+            </w:r>
+            <w:r>
+              <w:rPr>
+                <w:rFonts w:ascii="Arial" w:hAnsi="Arial" w:cs="Arial"/>
+                <w:bCs/>
+                <w:sz w:val="22"/>
+                <w:szCs w:val="22"/>
+                <w:highlight w:val="yellow"/>
+                <w:lang w:eastAsia="id-ID"/>
+              </w:rPr>
+              <w:t>0</w:t>
+            </w:r>
+            <w:r>
+              <w:rPr>
+                <w:rFonts w:ascii="Arial" w:hAnsi="Arial" w:cs="Arial"/>
+                <w:bCs/>
+                <w:sz w:val="22"/>
+                <w:szCs w:val="22"/>
+                <w:highlight w:val="yellow"/>
+                <w:lang w:eastAsia="id-ID"/>
+              </w:rPr>
+              <w:t xml:space="preserve"> J</w:t>
+            </w:r>
+            <w:r>
+              <w:rPr>
+                <w:rFonts w:ascii="Arial" w:hAnsi="Arial" w:cs="Arial"/>
+                <w:bCs/>
+                <w:sz w:val="22"/>
+                <w:szCs w:val="22"/>
+                <w:highlight w:val="yellow"/>
+                <w:lang w:eastAsia="id-ID"/>
+              </w:rPr>
+              <w:t>u</w:t>
+            </w:r>
+            <w:r>
+              <w:rPr>
+                <w:rFonts w:ascii="Arial" w:hAnsi="Arial" w:cs="Arial"/>
+                <w:bCs/>
+                <w:sz w:val="22"/>
+                <w:szCs w:val="22"/>
+                <w:highlight w:val="yellow"/>
+                <w:lang w:eastAsia="id-ID"/>
+              </w:rPr>
+              <w:t>l</w:t>
+            </w:r>
+            <w:r>
+              <w:rPr>
+                <w:rFonts w:ascii="Arial" w:hAnsi="Arial" w:cs="Arial"/>
+                <w:bCs/>
+                <w:sz w:val="22"/>
+                <w:szCs w:val="22"/>
+                <w:highlight w:val="yellow"/>
+                <w:lang w:eastAsia="id-ID"/>
+              </w:rPr>
+              <w:t>i</w:t>
+            </w:r>
+            <w:r>
+              <w:rPr>
+                <w:rFonts w:ascii="Arial" w:hAnsi="Arial" w:cs="Arial"/>
+                <w:bCs/>
+                <w:sz w:val="22"/>
+                <w:szCs w:val="22"/>
+                <w:highlight w:val="yellow"/>
+                <w:lang w:eastAsia="id-ID"/>
+              </w:rPr>
+              <w:t xml:space="preserve"> </w:t>
+            </w:r>
+            <w:proofErr w:type="spellStart"/>
+            <w:r>
+              <w:rPr>
+                <w:rFonts w:ascii="Arial" w:hAnsi="Arial" w:cs="Arial"/>
+                <w:bCs/>
+                <w:sz w:val="22"/>
+                <w:szCs w:val="22"/>
+                <w:highlight w:val="yellow"/>
+                <w:lang w:eastAsia="id-ID"/>
+              </w:rPr>
+              <w:t>s.d.</w:t>
+            </w:r>
+            <w:proofErr w:type="spellEnd"/>
+            <w:r>
+              <w:rPr>
+                <w:rFonts w:ascii="Arial" w:hAnsi="Arial" w:cs="Arial"/>
+                <w:bCs/>
+                <w:sz w:val="22"/>
+                <w:szCs w:val="22"/>
+                <w:highlight w:val="yellow"/>
+                <w:lang w:eastAsia="id-ID"/>
+              </w:rPr>
+              <w:t xml:space="preserve"> 18 Juli</w:t>
+            </w:r>
+            <w:r>
+              <w:rPr>
+                <w:rFonts w:ascii="Arial" w:hAnsi="Arial" w:cs="Arial"/>
+                <w:bCs/>
+                <w:sz w:val="22"/>
+                <w:szCs w:val="22"/>
+                <w:highlight w:val="yellow"/>
+                <w:lang w:eastAsia="id-ID"/>
+              </w:rPr>
+              <w:t xml:space="preserve"> 2026</w:t>
+            </w:r>
+          </w:p>
+        </w:tc>
+        <w:tc>
+          <w:tcPr>
+            <w:tcW w:w="1698" w:type="pct"/>
             <w:tcBorders>
               <w:top w:val="single" w:sz="4" w:space="0" w:color="auto"/>
               <w:left w:val="single" w:sz="4" w:space="0" w:color="auto"/>
@@ -4997,7 +5914,6 @@
               <w:rPr>
                 <w:rFonts w:ascii="Arial" w:hAnsi="Arial" w:cs="Arial"/>
                 <w:sz w:val="22"/>
-                <w:szCs w:val="22"/>
                 <w:highlight w:val="yellow"/>
                 <w14:ligatures w14:val="standardContextual"/>
               </w:rPr>
@@ -5006,17 +5922,25 @@
               <w:rPr>
                 <w:rFonts w:ascii="Arial" w:hAnsi="Arial" w:cs="Arial"/>
                 <w:sz w:val="22"/>
-                <w:szCs w:val="22"/>
-                <w:highlight w:val="yellow"/>
-                <w14:ligatures w14:val="standardContextual"/>
-              </w:rPr>
-              <w:t>2.</w:t>
+                <w:highlight w:val="yellow"/>
+                <w14:ligatures w14:val="standardContextual"/>
+              </w:rPr>
+              <w:t>3</w:t>
+            </w:r>
+            <w:r>
+              <w:rPr>
+                <w:rFonts w:ascii="Arial" w:hAnsi="Arial" w:cs="Arial"/>
+                <w:sz w:val="22"/>
+                <w:highlight w:val="yellow"/>
+                <w14:ligatures w14:val="standardContextual"/>
+              </w:rPr>
+              <w:t>.</w:t>
             </w:r>
           </w:p>
         </w:tc>
         <w:tc>
           <w:tcPr>
-            <w:tcW w:w="1616" w:type="pct"/>
+            <w:tcW w:w="1804" w:type="pct"/>
             <w:tcBorders>
               <w:left w:val="single" w:sz="4" w:space="0" w:color="auto"/>
               <w:right w:val="single" w:sz="4" w:space="0" w:color="auto"/>
@@ -5029,6 +5953,37 @@
               <w:ind w:right="601"/>
               <w:rPr>
                 <w:rFonts w:ascii="Arial" w:hAnsi="Arial" w:cs="Arial"/>
+                <w:sz w:val="22"/>
+                <w:szCs w:val="22"/>
+                <w:highlight w:val="yellow"/>
+                <w14:ligatures w14:val="standardContextual"/>
+              </w:rPr>
+            </w:pPr>
+            <w:proofErr w:type="spellStart"/>
+            <w:r>
+              <w:rPr>
+                <w:rFonts w:ascii="Arial" w:hAnsi="Arial" w:cs="Arial"/>
+                <w:sz w:val="22"/>
+                <w:szCs w:val="22"/>
+                <w:highlight w:val="yellow"/>
+                <w14:ligatures w14:val="standardContextual"/>
+              </w:rPr>
+              <w:t>Pengenalan</w:t>
+            </w:r>
+            <w:proofErr w:type="spellEnd"/>
+            <w:r>
+              <w:rPr>
+                <w:rFonts w:ascii="Arial" w:hAnsi="Arial" w:cs="Arial"/>
+                <w:sz w:val="22"/>
+                <w:szCs w:val="22"/>
+                <w:highlight w:val="yellow"/>
+                <w14:ligatures w14:val="standardContextual"/>
+              </w:rPr>
+              <w:t xml:space="preserve"> </w:t>
+            </w:r>
+            <w:r>
+              <w:rPr>
+                <w:rFonts w:ascii="Arial" w:hAnsi="Arial" w:cs="Arial"/>
                 <w:i/>
                 <w:iCs/>
                 <w:sz w:val="22"/>
@@ -5036,7 +5991,9 @@
                 <w:highlight w:val="yellow"/>
                 <w14:ligatures w14:val="standardContextual"/>
               </w:rPr>
-            </w:pPr>
+              <w:t xml:space="preserve">Capture </w:t>
+            </w:r>
+            <w:proofErr w:type="gramStart"/>
             <w:r>
               <w:rPr>
                 <w:rFonts w:ascii="Arial" w:hAnsi="Arial" w:cs="Arial"/>
@@ -5045,14 +6002,28 @@
                 <w:sz w:val="22"/>
                 <w:szCs w:val="22"/>
                 <w:highlight w:val="yellow"/>
-              </w:rPr>
-              <w:t>Announcement of shortlisted teams for capacity-building series</w:t>
+                <w14:ligatures w14:val="standardContextual"/>
+              </w:rPr>
+              <w:t>The</w:t>
+            </w:r>
+            <w:proofErr w:type="gramEnd"/>
+            <w:r>
+              <w:rPr>
+                <w:rFonts w:ascii="Arial" w:hAnsi="Arial" w:cs="Arial"/>
+                <w:i/>
+                <w:iCs/>
+                <w:sz w:val="22"/>
+                <w:szCs w:val="22"/>
+                <w:highlight w:val="yellow"/>
+                <w14:ligatures w14:val="standardContextual"/>
+              </w:rPr>
+              <w:t xml:space="preserve"> Flag</w:t>
             </w:r>
           </w:p>
         </w:tc>
         <w:tc>
           <w:tcPr>
-            <w:tcW w:w="1455" w:type="pct"/>
+            <w:tcW w:w="1180" w:type="pct"/>
             <w:tcBorders>
               <w:top w:val="single" w:sz="4" w:space="0" w:color="auto"/>
               <w:left w:val="single" w:sz="4" w:space="0" w:color="auto"/>
@@ -5083,8 +6054,9 @@
                 <w:highlight w:val="yellow"/>
                 <w:lang w:val="en-ID" w:eastAsia="id-ID"/>
               </w:rPr>
-              <w:t>20</w:t>
-            </w:r>
+              <w:t xml:space="preserve">27 Juni </w:t>
+            </w:r>
+            <w:proofErr w:type="spellStart"/>
             <w:r>
               <w:rPr>
                 <w:rFonts w:ascii="Arial" w:hAnsi="Arial" w:cs="Arial"/>
@@ -5094,13 +6066,36 @@
                 <w:highlight w:val="yellow"/>
                 <w:lang w:val="en-ID" w:eastAsia="id-ID"/>
               </w:rPr>
-              <w:t xml:space="preserve"> Juli 2026</w:t>
+              <w:t>s.d.</w:t>
+            </w:r>
+            <w:proofErr w:type="spellEnd"/>
+            <w:r>
+              <w:rPr>
+                <w:rFonts w:ascii="Arial" w:hAnsi="Arial" w:cs="Arial"/>
+                <w:bCs/>
+                <w:sz w:val="22"/>
+                <w:szCs w:val="22"/>
+                <w:highlight w:val="yellow"/>
+                <w:lang w:val="en-ID" w:eastAsia="id-ID"/>
+              </w:rPr>
+              <w:t xml:space="preserve"> 11 Juli</w:t>
+            </w:r>
+            <w:r>
+              <w:rPr>
+                <w:rFonts w:ascii="Arial" w:hAnsi="Arial" w:cs="Arial"/>
+                <w:bCs/>
+                <w:sz w:val="22"/>
+                <w:szCs w:val="22"/>
+                <w:highlight w:val="yellow"/>
+                <w:lang w:val="en-ID" w:eastAsia="id-ID"/>
+              </w:rPr>
+              <w:t xml:space="preserve"> 2026</w:t>
             </w:r>
           </w:p>
         </w:tc>
         <w:tc>
           <w:tcPr>
-            <w:tcW w:w="1612" w:type="pct"/>
+            <w:tcW w:w="1698" w:type="pct"/>
             <w:tcBorders>
               <w:left w:val="single" w:sz="4" w:space="0" w:color="auto"/>
               <w:right w:val="single" w:sz="4" w:space="0" w:color="auto"/>
@@ -5154,7 +6149,6 @@
               <w:rPr>
                 <w:rFonts w:ascii="Arial" w:hAnsi="Arial" w:cs="Arial"/>
                 <w:sz w:val="22"/>
-                <w:szCs w:val="22"/>
                 <w:highlight w:val="yellow"/>
                 <w14:ligatures w14:val="standardContextual"/>
               </w:rPr>
@@ -5163,17 +6157,25 @@
               <w:rPr>
                 <w:rFonts w:ascii="Arial" w:hAnsi="Arial" w:cs="Arial"/>
                 <w:sz w:val="22"/>
-                <w:szCs w:val="22"/>
-                <w:highlight w:val="yellow"/>
-                <w14:ligatures w14:val="standardContextual"/>
-              </w:rPr>
-              <w:t>3.</w:t>
+                <w:highlight w:val="yellow"/>
+                <w14:ligatures w14:val="standardContextual"/>
+              </w:rPr>
+              <w:t>4</w:t>
+            </w:r>
+            <w:r>
+              <w:rPr>
+                <w:rFonts w:ascii="Arial" w:hAnsi="Arial" w:cs="Arial"/>
+                <w:sz w:val="22"/>
+                <w:highlight w:val="yellow"/>
+                <w14:ligatures w14:val="standardContextual"/>
+              </w:rPr>
+              <w:t>.</w:t>
             </w:r>
           </w:p>
         </w:tc>
         <w:tc>
           <w:tcPr>
-            <w:tcW w:w="1616" w:type="pct"/>
+            <w:tcW w:w="1804" w:type="pct"/>
             <w:tcBorders>
               <w:left w:val="single" w:sz="4" w:space="0" w:color="auto"/>
               <w:right w:val="single" w:sz="4" w:space="0" w:color="auto"/>
@@ -5191,8 +6193,10 @@
                 <w:sz w:val="22"/>
                 <w:szCs w:val="22"/>
                 <w:highlight w:val="yellow"/>
+                <w14:ligatures w14:val="standardContextual"/>
               </w:rPr>
             </w:pPr>
+            <w:proofErr w:type="spellStart"/>
             <w:r>
               <w:rPr>
                 <w:rFonts w:ascii="Arial" w:hAnsi="Arial" w:cs="Arial"/>
@@ -5201,56 +6205,16 @@
                 <w:sz w:val="22"/>
                 <w:szCs w:val="22"/>
                 <w:highlight w:val="yellow"/>
-              </w:rPr>
-              <w:t>Capacity-building series, including pre-hackathon online training on financial health AI and data tools, plus curriculum access.</w:t>
-            </w:r>
-          </w:p>
-          <w:p>
-            <w:pPr>
-              <w:spacing w:line="360" w:lineRule="auto"/>
-              <w:ind w:right="601"/>
-              <w:rPr>
-                <w:rFonts w:ascii="Arial" w:hAnsi="Arial" w:cs="Arial"/>
-                <w:i/>
-                <w:iCs/>
-                <w:sz w:val="22"/>
-                <w:szCs w:val="22"/>
-                <w:highlight w:val="yellow"/>
-                <w14:ligatures w14:val="standardContextual"/>
-              </w:rPr>
-            </w:pPr>
-          </w:p>
-          <w:p>
-            <w:pPr>
-              <w:spacing w:line="360" w:lineRule="auto"/>
-              <w:ind w:right="601"/>
-              <w:rPr>
-                <w:rFonts w:ascii="Arial" w:hAnsi="Arial" w:cs="Arial"/>
-                <w:i/>
-                <w:iCs/>
-                <w:sz w:val="22"/>
-                <w:szCs w:val="22"/>
-                <w:highlight w:val="yellow"/>
-                <w14:ligatures w14:val="standardContextual"/>
-              </w:rPr>
-            </w:pPr>
-            <w:r>
-              <w:rPr>
-                <w:rFonts w:ascii="Arial" w:hAnsi="Arial" w:cs="Arial"/>
-                <w:i/>
-                <w:iCs/>
-                <w:sz w:val="22"/>
-                <w:szCs w:val="22"/>
-                <w:highlight w:val="yellow"/>
-                <w14:ligatures w14:val="standardContextual"/>
-              </w:rPr>
-              <w:t>Each team identify a partner organization, conduct at least one interview, and seek partnership consent</w:t>
-            </w:r>
+                <w14:ligatures w14:val="standardContextual"/>
+              </w:rPr>
+              <w:t>Hackerclass</w:t>
+            </w:r>
+            <w:proofErr w:type="spellEnd"/>
           </w:p>
         </w:tc>
         <w:tc>
           <w:tcPr>
-            <w:tcW w:w="1455" w:type="pct"/>
+            <w:tcW w:w="1180" w:type="pct"/>
             <w:tcBorders>
               <w:top w:val="single" w:sz="4" w:space="0" w:color="auto"/>
               <w:left w:val="single" w:sz="4" w:space="0" w:color="auto"/>
@@ -5281,7 +6245,7 @@
                 <w:highlight w:val="yellow"/>
                 <w:lang w:val="en-ID" w:eastAsia="id-ID"/>
               </w:rPr>
-              <w:t>15</w:t>
+              <w:t>1</w:t>
             </w:r>
             <w:r>
               <w:rPr>
@@ -5292,7 +6256,7 @@
                 <w:highlight w:val="yellow"/>
                 <w:lang w:val="en-ID" w:eastAsia="id-ID"/>
               </w:rPr>
-              <w:t xml:space="preserve"> Juli </w:t>
+              <w:t xml:space="preserve"> </w:t>
             </w:r>
             <w:proofErr w:type="spellStart"/>
             <w:r>
@@ -5316,7 +6280,7 @@
                 <w:highlight w:val="yellow"/>
                 <w:lang w:val="en-ID" w:eastAsia="id-ID"/>
               </w:rPr>
-              <w:t xml:space="preserve"> 15 September </w:t>
+              <w:t xml:space="preserve"> 16 Agustus </w:t>
             </w:r>
             <w:r>
               <w:rPr>
@@ -5333,7 +6297,7 @@
         </w:tc>
         <w:tc>
           <w:tcPr>
-            <w:tcW w:w="1612" w:type="pct"/>
+            <w:tcW w:w="1698" w:type="pct"/>
             <w:tcBorders>
               <w:left w:val="single" w:sz="4" w:space="0" w:color="auto"/>
               <w:right w:val="single" w:sz="4" w:space="0" w:color="auto"/>
@@ -5387,7 +6351,6 @@
               <w:rPr>
                 <w:rFonts w:ascii="Arial" w:hAnsi="Arial" w:cs="Arial"/>
                 <w:sz w:val="22"/>
-                <w:szCs w:val="22"/>
                 <w:highlight w:val="yellow"/>
                 <w14:ligatures w14:val="standardContextual"/>
               </w:rPr>
@@ -5396,17 +6359,25 @@
               <w:rPr>
                 <w:rFonts w:ascii="Arial" w:hAnsi="Arial" w:cs="Arial"/>
                 <w:sz w:val="22"/>
-                <w:szCs w:val="22"/>
-                <w:highlight w:val="yellow"/>
-                <w14:ligatures w14:val="standardContextual"/>
-              </w:rPr>
-              <w:t>4.</w:t>
+                <w:highlight w:val="yellow"/>
+                <w14:ligatures w14:val="standardContextual"/>
+              </w:rPr>
+              <w:t>5</w:t>
+            </w:r>
+            <w:r>
+              <w:rPr>
+                <w:rFonts w:ascii="Arial" w:hAnsi="Arial" w:cs="Arial"/>
+                <w:sz w:val="22"/>
+                <w:highlight w:val="yellow"/>
+                <w14:ligatures w14:val="standardContextual"/>
+              </w:rPr>
+              <w:t>.</w:t>
             </w:r>
           </w:p>
         </w:tc>
         <w:tc>
           <w:tcPr>
-            <w:tcW w:w="1616" w:type="pct"/>
+            <w:tcW w:w="1804" w:type="pct"/>
             <w:tcBorders>
               <w:left w:val="single" w:sz="4" w:space="0" w:color="auto"/>
               <w:right w:val="single" w:sz="4" w:space="0" w:color="auto"/>
@@ -5424,6 +6395,7 @@
                 <w:sz w:val="22"/>
                 <w:szCs w:val="22"/>
                 <w:highlight w:val="yellow"/>
+                <w14:ligatures w14:val="standardContextual"/>
               </w:rPr>
             </w:pPr>
             <w:r>
@@ -5434,14 +6406,29 @@
                 <w:sz w:val="22"/>
                 <w:szCs w:val="22"/>
                 <w:highlight w:val="yellow"/>
-              </w:rPr>
-              <w:t>Deadline to confirm the partner organization with a signed letter of intent and submit a detailed solution plan</w:t>
-            </w:r>
+                <w14:ligatures w14:val="standardContextual"/>
+              </w:rPr>
+              <w:t xml:space="preserve">Live </w:t>
+            </w:r>
+            <w:proofErr w:type="spellStart"/>
+            <w:r>
+              <w:rPr>
+                <w:rFonts w:ascii="Arial" w:hAnsi="Arial" w:cs="Arial"/>
+                <w:i/>
+                <w:iCs/>
+                <w:sz w:val="22"/>
+                <w:szCs w:val="22"/>
+                <w:highlight w:val="yellow"/>
+                <w14:ligatures w14:val="standardContextual"/>
+              </w:rPr>
+              <w:t>Hackerclass</w:t>
+            </w:r>
+            <w:proofErr w:type="spellEnd"/>
           </w:p>
         </w:tc>
         <w:tc>
           <w:tcPr>
-            <w:tcW w:w="1455" w:type="pct"/>
+            <w:tcW w:w="1180" w:type="pct"/>
             <w:tcBorders>
               <w:top w:val="single" w:sz="4" w:space="0" w:color="auto"/>
               <w:left w:val="single" w:sz="4" w:space="0" w:color="auto"/>
@@ -5472,13 +6459,24 @@
                 <w:highlight w:val="yellow"/>
                 <w:lang w:val="en-ID" w:eastAsia="id-ID"/>
               </w:rPr>
-              <w:t>28 Agustus 2026</w:t>
+              <w:t>9 dan 16 Agustus</w:t>
+            </w:r>
+            <w:r>
+              <w:rPr>
+                <w:rFonts w:ascii="Arial" w:hAnsi="Arial" w:cs="Arial"/>
+                <w:bCs/>
+                <w:sz w:val="22"/>
+                <w:szCs w:val="22"/>
+                <w:highlight w:val="yellow"/>
+                <w:lang w:val="en-ID" w:eastAsia="id-ID"/>
+              </w:rPr>
+              <w:t xml:space="preserve"> 2026</w:t>
             </w:r>
           </w:p>
         </w:tc>
         <w:tc>
           <w:tcPr>
-            <w:tcW w:w="1612" w:type="pct"/>
+            <w:tcW w:w="1698" w:type="pct"/>
             <w:tcBorders>
               <w:left w:val="single" w:sz="4" w:space="0" w:color="auto"/>
               <w:right w:val="single" w:sz="4" w:space="0" w:color="auto"/>
@@ -5532,7 +6530,6 @@
               <w:rPr>
                 <w:rFonts w:ascii="Arial" w:hAnsi="Arial" w:cs="Arial"/>
                 <w:sz w:val="22"/>
-                <w:szCs w:val="22"/>
                 <w:highlight w:val="yellow"/>
                 <w14:ligatures w14:val="standardContextual"/>
               </w:rPr>
@@ -5541,17 +6538,16 @@
               <w:rPr>
                 <w:rFonts w:ascii="Arial" w:hAnsi="Arial" w:cs="Arial"/>
                 <w:sz w:val="22"/>
-                <w:szCs w:val="22"/>
-                <w:highlight w:val="yellow"/>
-                <w14:ligatures w14:val="standardContextual"/>
-              </w:rPr>
-              <w:t>5.</w:t>
+                <w:highlight w:val="yellow"/>
+                <w14:ligatures w14:val="standardContextual"/>
+              </w:rPr>
+              <w:t>6.</w:t>
             </w:r>
           </w:p>
         </w:tc>
         <w:tc>
           <w:tcPr>
-            <w:tcW w:w="1616" w:type="pct"/>
+            <w:tcW w:w="1804" w:type="pct"/>
             <w:tcBorders>
               <w:left w:val="single" w:sz="4" w:space="0" w:color="auto"/>
               <w:right w:val="single" w:sz="4" w:space="0" w:color="auto"/>
@@ -5569,8 +6565,21 @@
                 <w:sz w:val="22"/>
                 <w:szCs w:val="22"/>
                 <w:highlight w:val="yellow"/>
+                <w14:ligatures w14:val="standardContextual"/>
               </w:rPr>
             </w:pPr>
+            <w:proofErr w:type="spellStart"/>
+            <w:r>
+              <w:rPr>
+                <w:rFonts w:ascii="Arial" w:hAnsi="Arial" w:cs="Arial"/>
+                <w:sz w:val="22"/>
+                <w:szCs w:val="22"/>
+                <w:highlight w:val="yellow"/>
+                <w14:ligatures w14:val="standardContextual"/>
+              </w:rPr>
+              <w:t>Penyisihan</w:t>
+            </w:r>
+            <w:proofErr w:type="spellEnd"/>
             <w:r>
               <w:rPr>
                 <w:rFonts w:ascii="Arial" w:hAnsi="Arial" w:cs="Arial"/>
@@ -5579,14 +6588,49 @@
                 <w:sz w:val="22"/>
                 <w:szCs w:val="22"/>
                 <w:highlight w:val="yellow"/>
-              </w:rPr>
-              <w:t>Announcement of up to 10 finalist teams</w:t>
-            </w:r>
+                <w14:ligatures w14:val="standardContextual"/>
+              </w:rPr>
+              <w:t xml:space="preserve"> </w:t>
+            </w:r>
+            <w:r>
+              <w:rPr>
+                <w:rFonts w:ascii="Arial" w:hAnsi="Arial" w:cs="Arial"/>
+                <w:sz w:val="22"/>
+                <w:szCs w:val="22"/>
+                <w:highlight w:val="yellow"/>
+                <w14:ligatures w14:val="standardContextual"/>
+              </w:rPr>
+              <w:t>dan</w:t>
+            </w:r>
+            <w:r>
+              <w:rPr>
+                <w:rFonts w:ascii="Arial" w:hAnsi="Arial" w:cs="Arial"/>
+                <w:i/>
+                <w:iCs/>
+                <w:sz w:val="22"/>
+                <w:szCs w:val="22"/>
+                <w:highlight w:val="yellow"/>
+                <w14:ligatures w14:val="standardContextual"/>
+              </w:rPr>
+              <w:t xml:space="preserve"> Mirror Contest </w:t>
+            </w:r>
+            <w:proofErr w:type="spellStart"/>
+            <w:r>
+              <w:rPr>
+                <w:rFonts w:ascii="Arial" w:hAnsi="Arial" w:cs="Arial"/>
+                <w:sz w:val="22"/>
+                <w:szCs w:val="22"/>
+                <w:highlight w:val="yellow"/>
+                <w14:ligatures w14:val="standardContextual"/>
+              </w:rPr>
+              <w:t>Penyisihan</w:t>
+            </w:r>
+            <w:proofErr w:type="spellEnd"/>
           </w:p>
         </w:tc>
         <w:tc>
           <w:tcPr>
-            <w:tcW w:w="1455" w:type="pct"/>
+            <w:tcW w:w="1180" w:type="pct"/>
             <w:tcBorders>
               <w:top w:val="single" w:sz="4" w:space="0" w:color="auto"/>
               <w:left w:val="single" w:sz="4" w:space="0" w:color="auto"/>
@@ -5617,13 +6661,13 @@
                 <w:highlight w:val="yellow"/>
                 <w:lang w:val="en-ID" w:eastAsia="id-ID"/>
               </w:rPr>
-              <w:t>25 September 2026</w:t>
+              <w:t>29 Agustus 2026</w:t>
             </w:r>
           </w:p>
         </w:tc>
         <w:tc>
           <w:tcPr>
-            <w:tcW w:w="1612" w:type="pct"/>
+            <w:tcW w:w="1698" w:type="pct"/>
             <w:tcBorders>
               <w:left w:val="single" w:sz="4" w:space="0" w:color="auto"/>
               <w:right w:val="single" w:sz="4" w:space="0" w:color="auto"/>
@@ -5677,7 +6721,6 @@
               <w:rPr>
                 <w:rFonts w:ascii="Arial" w:hAnsi="Arial" w:cs="Arial"/>
                 <w:sz w:val="22"/>
-                <w:szCs w:val="22"/>
                 <w:highlight w:val="yellow"/>
                 <w14:ligatures w14:val="standardContextual"/>
               </w:rPr>
@@ -5686,17 +6729,16 @@
               <w:rPr>
                 <w:rFonts w:ascii="Arial" w:hAnsi="Arial" w:cs="Arial"/>
                 <w:sz w:val="22"/>
-                <w:szCs w:val="22"/>
-                <w:highlight w:val="yellow"/>
-                <w14:ligatures w14:val="standardContextual"/>
-              </w:rPr>
-              <w:t>6.</w:t>
+                <w:highlight w:val="yellow"/>
+                <w14:ligatures w14:val="standardContextual"/>
+              </w:rPr>
+              <w:t>7.</w:t>
             </w:r>
           </w:p>
         </w:tc>
         <w:tc>
           <w:tcPr>
-            <w:tcW w:w="1616" w:type="pct"/>
+            <w:tcW w:w="1804" w:type="pct"/>
             <w:tcBorders>
               <w:left w:val="single" w:sz="4" w:space="0" w:color="auto"/>
               <w:right w:val="single" w:sz="4" w:space="0" w:color="auto"/>
@@ -5709,41 +6751,71 @@
               <w:ind w:right="601"/>
               <w:rPr>
                 <w:rFonts w:ascii="Arial" w:hAnsi="Arial" w:cs="Arial"/>
-                <w:i/>
-                <w:iCs/>
-                <w:sz w:val="22"/>
-                <w:szCs w:val="22"/>
-                <w:highlight w:val="yellow"/>
+                <w:sz w:val="22"/>
+                <w:szCs w:val="22"/>
+                <w:highlight w:val="yellow"/>
+                <w14:ligatures w14:val="standardContextual"/>
               </w:rPr>
             </w:pPr>
-            <w:r>
-              <w:rPr>
-                <w:rFonts w:ascii="Arial" w:hAnsi="Arial" w:cs="Arial"/>
-                <w:i/>
-                <w:iCs/>
-                <w:sz w:val="22"/>
-                <w:szCs w:val="22"/>
-                <w:highlight w:val="yellow"/>
-              </w:rPr>
-              <w:t xml:space="preserve">Finalist teams design and refine their </w:t>
-            </w:r>
-            <w:r>
-              <w:rPr>
-                <w:rFonts w:ascii="Arial" w:hAnsi="Arial" w:cs="Arial"/>
-                <w:i/>
-                <w:iCs/>
-                <w:sz w:val="22"/>
-                <w:szCs w:val="22"/>
-                <w:highlight w:val="yellow"/>
-              </w:rPr>
-              <w:lastRenderedPageBreak/>
-              <w:t>solutions with access to mentor guidance</w:t>
-            </w:r>
+            <w:proofErr w:type="spellStart"/>
+            <w:r>
+              <w:rPr>
+                <w:rFonts w:ascii="Arial" w:hAnsi="Arial" w:cs="Arial"/>
+                <w:sz w:val="22"/>
+                <w:szCs w:val="22"/>
+                <w:highlight w:val="yellow"/>
+                <w14:ligatures w14:val="standardContextual"/>
+              </w:rPr>
+              <w:t>Pengumuman</w:t>
+            </w:r>
+            <w:proofErr w:type="spellEnd"/>
+            <w:r>
+              <w:rPr>
+                <w:rFonts w:ascii="Arial" w:hAnsi="Arial" w:cs="Arial"/>
+                <w:sz w:val="22"/>
+                <w:szCs w:val="22"/>
+                <w:highlight w:val="yellow"/>
+                <w14:ligatures w14:val="standardContextual"/>
+              </w:rPr>
+              <w:t xml:space="preserve"> </w:t>
+            </w:r>
+            <w:proofErr w:type="spellStart"/>
+            <w:r>
+              <w:rPr>
+                <w:rFonts w:ascii="Arial" w:hAnsi="Arial" w:cs="Arial"/>
+                <w:sz w:val="22"/>
+                <w:szCs w:val="22"/>
+                <w:highlight w:val="yellow"/>
+                <w14:ligatures w14:val="standardContextual"/>
+              </w:rPr>
+              <w:t>F</w:t>
+            </w:r>
+            <w:r>
+              <w:rPr>
+                <w:rFonts w:ascii="Arial" w:hAnsi="Arial" w:cs="Arial"/>
+                <w:sz w:val="22"/>
+                <w:szCs w:val="22"/>
+                <w:highlight w:val="yellow"/>
+                <w14:ligatures w14:val="standardContextual"/>
+              </w:rPr>
+              <w:t>i</w:t>
+            </w:r>
+            <w:r>
+              <w:rPr>
+                <w:rFonts w:ascii="Arial" w:hAnsi="Arial" w:cs="Arial"/>
+                <w:sz w:val="22"/>
+                <w:szCs w:val="22"/>
+                <w:highlight w:val="yellow"/>
+                <w14:ligatures w14:val="standardContextual"/>
+              </w:rPr>
+              <w:t>nalis</w:t>
+            </w:r>
+            <w:proofErr w:type="spellEnd"/>
           </w:p>
         </w:tc>
         <w:tc>
           <w:tcPr>
-            <w:tcW w:w="1455" w:type="pct"/>
+            <w:tcW w:w="1180" w:type="pct"/>
             <w:tcBorders>
               <w:top w:val="single" w:sz="4" w:space="0" w:color="auto"/>
               <w:left w:val="single" w:sz="4" w:space="0" w:color="auto"/>
@@ -5774,38 +6846,13 @@
                 <w:highlight w:val="yellow"/>
                 <w:lang w:val="en-ID" w:eastAsia="id-ID"/>
               </w:rPr>
-              <w:lastRenderedPageBreak/>
-              <w:t xml:space="preserve">26 September </w:t>
-            </w:r>
-            <w:proofErr w:type="spellStart"/>
-            <w:r>
-              <w:rPr>
-                <w:rFonts w:ascii="Arial" w:hAnsi="Arial" w:cs="Arial"/>
-                <w:bCs/>
-                <w:sz w:val="22"/>
-                <w:szCs w:val="22"/>
-                <w:highlight w:val="yellow"/>
-                <w:lang w:val="en-ID" w:eastAsia="id-ID"/>
-              </w:rPr>
-              <w:t>s.d.</w:t>
-            </w:r>
-            <w:proofErr w:type="spellEnd"/>
-            <w:r>
-              <w:rPr>
-                <w:rFonts w:ascii="Arial" w:hAnsi="Arial" w:cs="Arial"/>
-                <w:bCs/>
-                <w:sz w:val="22"/>
-                <w:szCs w:val="22"/>
-                <w:highlight w:val="yellow"/>
-                <w:lang w:val="en-ID" w:eastAsia="id-ID"/>
-              </w:rPr>
-              <w:t xml:space="preserve"> 3 November 2026</w:t>
+              <w:t>11 September 2026</w:t>
             </w:r>
           </w:p>
         </w:tc>
         <w:tc>
           <w:tcPr>
-            <w:tcW w:w="1612" w:type="pct"/>
+            <w:tcW w:w="1698" w:type="pct"/>
             <w:tcBorders>
               <w:left w:val="single" w:sz="4" w:space="0" w:color="auto"/>
               <w:right w:val="single" w:sz="4" w:space="0" w:color="auto"/>
@@ -5859,7 +6906,6 @@
               <w:rPr>
                 <w:rFonts w:ascii="Arial" w:hAnsi="Arial" w:cs="Arial"/>
                 <w:sz w:val="22"/>
-                <w:szCs w:val="22"/>
                 <w:highlight w:val="yellow"/>
                 <w14:ligatures w14:val="standardContextual"/>
               </w:rPr>
@@ -5868,17 +6914,16 @@
               <w:rPr>
                 <w:rFonts w:ascii="Arial" w:hAnsi="Arial" w:cs="Arial"/>
                 <w:sz w:val="22"/>
-                <w:szCs w:val="22"/>
-                <w:highlight w:val="yellow"/>
-                <w14:ligatures w14:val="standardContextual"/>
-              </w:rPr>
-              <w:t>7.</w:t>
+                <w:highlight w:val="yellow"/>
+                <w14:ligatures w14:val="standardContextual"/>
+              </w:rPr>
+              <w:t>8.</w:t>
             </w:r>
           </w:p>
         </w:tc>
         <w:tc>
           <w:tcPr>
-            <w:tcW w:w="1616" w:type="pct"/>
+            <w:tcW w:w="1804" w:type="pct"/>
             <w:tcBorders>
               <w:left w:val="single" w:sz="4" w:space="0" w:color="auto"/>
               <w:right w:val="single" w:sz="4" w:space="0" w:color="auto"/>
@@ -5896,6 +6941,7 @@
                 <w:sz w:val="22"/>
                 <w:szCs w:val="22"/>
                 <w:highlight w:val="yellow"/>
+                <w14:ligatures w14:val="standardContextual"/>
               </w:rPr>
             </w:pPr>
             <w:r>
@@ -5906,14 +6952,25 @@
                 <w:sz w:val="22"/>
                 <w:szCs w:val="22"/>
                 <w:highlight w:val="yellow"/>
-              </w:rPr>
-              <w:t>In-person hackathon in Manila, Philippines</w:t>
+                <w14:ligatures w14:val="standardContextual"/>
+              </w:rPr>
+              <w:t xml:space="preserve">Technical Meeting </w:t>
+            </w:r>
+            <w:r>
+              <w:rPr>
+                <w:rFonts w:ascii="Arial" w:hAnsi="Arial" w:cs="Arial"/>
+                <w:sz w:val="22"/>
+                <w:szCs w:val="22"/>
+                <w:highlight w:val="yellow"/>
+                <w14:ligatures w14:val="standardContextual"/>
+              </w:rPr>
+              <w:t>Final</w:t>
             </w:r>
           </w:p>
         </w:tc>
         <w:tc>
           <w:tcPr>
-            <w:tcW w:w="1455" w:type="pct"/>
+            <w:tcW w:w="1180" w:type="pct"/>
             <w:tcBorders>
               <w:top w:val="single" w:sz="4" w:space="0" w:color="auto"/>
               <w:left w:val="single" w:sz="4" w:space="0" w:color="auto"/>
@@ -5944,37 +7001,13 @@
                 <w:highlight w:val="yellow"/>
                 <w:lang w:val="en-ID" w:eastAsia="id-ID"/>
               </w:rPr>
-              <w:t xml:space="preserve">4 </w:t>
-            </w:r>
-            <w:proofErr w:type="spellStart"/>
-            <w:r>
-              <w:rPr>
-                <w:rFonts w:ascii="Arial" w:hAnsi="Arial" w:cs="Arial"/>
-                <w:bCs/>
-                <w:sz w:val="22"/>
-                <w:szCs w:val="22"/>
-                <w:highlight w:val="yellow"/>
-                <w:lang w:val="en-ID" w:eastAsia="id-ID"/>
-              </w:rPr>
-              <w:t>s.d.</w:t>
-            </w:r>
-            <w:proofErr w:type="spellEnd"/>
-            <w:r>
-              <w:rPr>
-                <w:rFonts w:ascii="Arial" w:hAnsi="Arial" w:cs="Arial"/>
-                <w:bCs/>
-                <w:sz w:val="22"/>
-                <w:szCs w:val="22"/>
-                <w:highlight w:val="yellow"/>
-                <w:lang w:val="en-ID" w:eastAsia="id-ID"/>
-              </w:rPr>
-              <w:t xml:space="preserve"> 6 November 2026</w:t>
+              <w:t>24 September 2026</w:t>
             </w:r>
           </w:p>
         </w:tc>
         <w:tc>
           <w:tcPr>
-            <w:tcW w:w="1612" w:type="pct"/>
+            <w:tcW w:w="1698" w:type="pct"/>
             <w:tcBorders>
               <w:left w:val="single" w:sz="4" w:space="0" w:color="auto"/>
               <w:right w:val="single" w:sz="4" w:space="0" w:color="auto"/>
@@ -6008,132 +7041,18 @@
           </w:p>
         </w:tc>
       </w:tr>
-    </w:tbl>
-    <w:p>
-      <w:pPr>
-        <w:rPr>
-          <w:rFonts w:ascii="Arial" w:hAnsi="Arial" w:cs="Arial"/>
-          <w:sz w:val="22"/>
-          <w:szCs w:val="22"/>
-        </w:rPr>
-      </w:pPr>
-    </w:p>
-    <w:p>
-      <w:pPr>
-        <w:rPr>
-          <w:rFonts w:ascii="Arial" w:hAnsi="Arial" w:cs="Arial"/>
-          <w:sz w:val="22"/>
-          <w:szCs w:val="22"/>
-        </w:rPr>
-        <w:sectPr>
-          <w:pgSz w:w="11906" w:h="16838"/>
-          <w:pgMar w:top="1440" w:right="1440" w:bottom="1440" w:left="1440" w:header="708" w:footer="708" w:gutter="0"/>
-          <w:cols w:space="708"/>
-          <w:titlePg/>
-          <w:docGrid w:linePitch="360"/>
-        </w:sectPr>
-      </w:pPr>
-    </w:p>
-    <w:p>
-      <w:pPr>
-        <w:widowControl/>
-        <w:spacing w:line="360" w:lineRule="auto"/>
-        <w:jc w:val="center"/>
-        <w:rPr>
-          <w:rFonts w:ascii="Arial" w:hAnsi="Arial" w:cs="Arial"/>
-          <w:b/>
-          <w:bCs/>
-          <w:kern w:val="0"/>
-          <w:lang w:val="en-ID" w:eastAsia="en-ID"/>
-        </w:rPr>
-      </w:pPr>
-      <w:bookmarkStart w:id="1" w:name="_Hlk145430899"/>
-    </w:p>
-    <w:p>
-      <w:pPr>
-        <w:widowControl/>
-        <w:spacing w:line="360" w:lineRule="auto"/>
-        <w:jc w:val="center"/>
-        <w:rPr>
-          <w:rFonts w:ascii="Arial" w:hAnsi="Arial" w:cs="Arial"/>
-          <w:b/>
-          <w:bCs/>
-          <w:kern w:val="0"/>
-          <w:sz w:val="22"/>
-          <w:szCs w:val="22"/>
-          <w:lang w:val="en-ID" w:eastAsia="en-ID"/>
-        </w:rPr>
-      </w:pPr>
-      <w:r>
-        <w:rPr>
-          <w:rFonts w:ascii="Arial" w:hAnsi="Arial" w:cs="Arial"/>
-          <w:b/>
-          <w:bCs/>
-          <w:kern w:val="0"/>
-          <w:sz w:val="22"/>
-          <w:szCs w:val="22"/>
-          <w:lang w:val="en-ID" w:eastAsia="en-ID"/>
-        </w:rPr>
-        <w:t>DAFTAR NAMA DOSEN PEMBIMBING LOMBA PESERTA</w:t>
-      </w:r>
-    </w:p>
-    <w:p>
-      <w:pPr>
-        <w:widowControl/>
-        <w:spacing w:line="360" w:lineRule="auto"/>
-        <w:jc w:val="center"/>
-        <w:rPr>
-          <w:rFonts w:ascii="Arial" w:hAnsi="Arial" w:cs="Arial"/>
-          <w:b/>
-          <w:bCs/>
-          <w:kern w:val="0"/>
-          <w:sz w:val="22"/>
-          <w:szCs w:val="22"/>
-          <w:lang w:val="en-ID" w:eastAsia="en-ID"/>
-        </w:rPr>
-      </w:pPr>
-      <w:r>
-        <w:rPr>
-          <w:rFonts w:ascii="Arial" w:hAnsi="Arial" w:cs="Arial"/>
-          <w:b/>
-          <w:bCs/>
-          <w:kern w:val="0"/>
-          <w:sz w:val="22"/>
-          <w:szCs w:val="22"/>
-          <w:lang w:val="en-ID" w:eastAsia="en-ID"/>
-        </w:rPr>
-        <w:t xml:space="preserve"> </w:t>
-      </w:r>
-    </w:p>
-    <w:tbl>
-      <w:tblPr>
-        <w:tblW w:w="9042" w:type="dxa"/>
-        <w:tblCellMar>
-          <w:top w:w="15" w:type="dxa"/>
-          <w:left w:w="15" w:type="dxa"/>
-          <w:bottom w:w="15" w:type="dxa"/>
-          <w:right w:w="15" w:type="dxa"/>
-        </w:tblCellMar>
-        <w:tblLook w:val="04A0" w:firstRow="1" w:lastRow="0" w:firstColumn="1" w:lastColumn="0" w:noHBand="0" w:noVBand="1"/>
-      </w:tblPr>
-      <w:tblGrid>
-        <w:gridCol w:w="417"/>
-        <w:gridCol w:w="3557"/>
-        <w:gridCol w:w="5068"/>
-      </w:tblGrid>
       <w:tr>
+        <w:trPr>
+          <w:trHeight w:val="328"/>
+        </w:trPr>
         <w:tc>
           <w:tcPr>
-            <w:tcW w:w="0" w:type="auto"/>
+            <w:tcW w:w="317" w:type="pct"/>
             <w:tcBorders>
-              <w:top w:val="outset" w:sz="6" w:space="0" w:color="auto"/>
-              <w:left w:val="outset" w:sz="6" w:space="0" w:color="auto"/>
-              <w:bottom w:val="outset" w:sz="6" w:space="0" w:color="auto"/>
-              <w:right w:val="outset" w:sz="6" w:space="0" w:color="auto"/>
+              <w:left w:val="single" w:sz="4" w:space="0" w:color="auto"/>
+              <w:right w:val="single" w:sz="4" w:space="0" w:color="auto"/>
             </w:tcBorders>
-            <w:shd w:val="clear" w:color="auto" w:fill="D0CECE"/>
             <w:vAlign w:val="center"/>
-            <w:hideMark/>
           </w:tcPr>
           <w:p>
             <w:pPr>
@@ -6141,38 +7060,65 @@
               <w:jc w:val="center"/>
               <w:rPr>
                 <w:rFonts w:ascii="Arial" w:hAnsi="Arial" w:cs="Arial"/>
-                <w:b/>
-                <w:kern w:val="0"/>
-                <w:sz w:val="22"/>
-                <w:szCs w:val="22"/>
-                <w:lang w:val="en-ID" w:eastAsia="en-ID"/>
+                <w:sz w:val="22"/>
+                <w:highlight w:val="yellow"/>
+                <w14:ligatures w14:val="standardContextual"/>
               </w:rPr>
             </w:pPr>
             <w:r>
               <w:rPr>
                 <w:rFonts w:ascii="Arial" w:hAnsi="Arial" w:cs="Arial"/>
-                <w:b/>
-                <w:kern w:val="0"/>
-                <w:sz w:val="22"/>
-                <w:szCs w:val="22"/>
-                <w:lang w:val="en-ID" w:eastAsia="en-ID"/>
-              </w:rPr>
-              <w:t>No.</w:t>
+                <w:sz w:val="22"/>
+                <w:highlight w:val="yellow"/>
+                <w14:ligatures w14:val="standardContextual"/>
+              </w:rPr>
+              <w:t>9.</w:t>
             </w:r>
           </w:p>
         </w:tc>
         <w:tc>
           <w:tcPr>
-            <w:tcW w:w="3557" w:type="dxa"/>
+            <w:tcW w:w="1804" w:type="pct"/>
             <w:tcBorders>
-              <w:top w:val="outset" w:sz="6" w:space="0" w:color="auto"/>
-              <w:left w:val="nil"/>
-              <w:bottom w:val="outset" w:sz="6" w:space="0" w:color="auto"/>
-              <w:right w:val="outset" w:sz="6" w:space="0" w:color="auto"/>
+              <w:left w:val="single" w:sz="4" w:space="0" w:color="auto"/>
+              <w:right w:val="single" w:sz="4" w:space="0" w:color="auto"/>
             </w:tcBorders>
-            <w:shd w:val="clear" w:color="auto" w:fill="D0CECE"/>
             <w:vAlign w:val="center"/>
-            <w:hideMark/>
+          </w:tcPr>
+          <w:p>
+            <w:pPr>
+              <w:spacing w:line="360" w:lineRule="auto"/>
+              <w:ind w:right="601"/>
+              <w:rPr>
+                <w:rFonts w:ascii="Arial" w:hAnsi="Arial" w:cs="Arial"/>
+                <w:sz w:val="22"/>
+                <w:szCs w:val="22"/>
+                <w:highlight w:val="yellow"/>
+                <w14:ligatures w14:val="standardContextual"/>
+              </w:rPr>
+            </w:pPr>
+            <w:r>
+              <w:rPr>
+                <w:rFonts w:ascii="Arial" w:hAnsi="Arial" w:cs="Arial"/>
+                <w:sz w:val="22"/>
+                <w:szCs w:val="22"/>
+                <w:highlight w:val="yellow"/>
+                <w14:ligatures w14:val="standardContextual"/>
+              </w:rPr>
+              <w:t>Final</w:t>
+            </w:r>
+          </w:p>
+        </w:tc>
+        <w:tc>
+          <w:tcPr>
+            <w:tcW w:w="1180" w:type="pct"/>
+            <w:tcBorders>
+              <w:top w:val="single" w:sz="4" w:space="0" w:color="auto"/>
+              <w:left w:val="single" w:sz="4" w:space="0" w:color="auto"/>
+              <w:bottom w:val="single" w:sz="4" w:space="0" w:color="auto"/>
+              <w:right w:val="single" w:sz="4" w:space="0" w:color="auto"/>
+            </w:tcBorders>
+            <w:vAlign w:val="center"/>
           </w:tcPr>
           <w:p>
             <w:pPr>
@@ -6180,51 +7126,45 @@
               <w:jc w:val="center"/>
               <w:rPr>
                 <w:rFonts w:ascii="Arial" w:hAnsi="Arial" w:cs="Arial"/>
-                <w:b/>
-                <w:kern w:val="0"/>
-                <w:sz w:val="22"/>
-                <w:szCs w:val="22"/>
-                <w:lang w:val="en-ID" w:eastAsia="en-ID"/>
+                <w:bCs/>
+                <w:sz w:val="22"/>
+                <w:szCs w:val="22"/>
+                <w:highlight w:val="yellow"/>
+                <w:lang w:val="en-ID" w:eastAsia="id-ID"/>
               </w:rPr>
             </w:pPr>
             <w:r>
               <w:rPr>
                 <w:rFonts w:ascii="Arial" w:hAnsi="Arial" w:cs="Arial"/>
-                <w:b/>
-                <w:kern w:val="0"/>
-                <w:sz w:val="22"/>
-                <w:szCs w:val="22"/>
-                <w:lang w:val="en-ID" w:eastAsia="en-ID"/>
-              </w:rPr>
-              <w:t xml:space="preserve">Nama </w:t>
-            </w:r>
-            <w:proofErr w:type="spellStart"/>
-            <w:r>
-              <w:rPr>
-                <w:rFonts w:ascii="Arial" w:hAnsi="Arial" w:cs="Arial"/>
-                <w:b/>
-                <w:kern w:val="0"/>
-                <w:sz w:val="22"/>
-                <w:szCs w:val="22"/>
-                <w:lang w:val="en-ID" w:eastAsia="en-ID"/>
-              </w:rPr>
-              <w:t>Kelompok</w:t>
-            </w:r>
-            <w:proofErr w:type="spellEnd"/>
+                <w:bCs/>
+                <w:sz w:val="22"/>
+                <w:szCs w:val="22"/>
+                <w:highlight w:val="yellow"/>
+                <w:lang w:val="en-ID" w:eastAsia="id-ID"/>
+              </w:rPr>
+              <w:t>27 September</w:t>
+            </w:r>
+            <w:r>
+              <w:rPr>
+                <w:rFonts w:ascii="Arial" w:hAnsi="Arial" w:cs="Arial"/>
+                <w:bCs/>
+                <w:sz w:val="22"/>
+                <w:szCs w:val="22"/>
+                <w:highlight w:val="yellow"/>
+                <w:lang w:val="en-ID" w:eastAsia="id-ID"/>
+              </w:rPr>
+              <w:t xml:space="preserve"> 2026</w:t>
+            </w:r>
           </w:p>
         </w:tc>
         <w:tc>
           <w:tcPr>
-            <w:tcW w:w="5068" w:type="dxa"/>
+            <w:tcW w:w="1698" w:type="pct"/>
             <w:tcBorders>
-              <w:top w:val="outset" w:sz="6" w:space="0" w:color="auto"/>
-              <w:left w:val="nil"/>
-              <w:bottom w:val="outset" w:sz="6" w:space="0" w:color="auto"/>
-              <w:right w:val="outset" w:sz="6" w:space="0" w:color="auto"/>
+              <w:left w:val="single" w:sz="4" w:space="0" w:color="auto"/>
+              <w:right w:val="single" w:sz="4" w:space="0" w:color="auto"/>
             </w:tcBorders>
-            <w:shd w:val="clear" w:color="auto" w:fill="D0CECE"/>
             <w:vAlign w:val="center"/>
-            <w:hideMark/>
           </w:tcPr>
           <w:p>
             <w:pPr>
@@ -6232,164 +7172,96 @@
               <w:jc w:val="center"/>
               <w:rPr>
                 <w:rFonts w:ascii="Arial" w:hAnsi="Arial" w:cs="Arial"/>
-                <w:b/>
-                <w:kern w:val="0"/>
-                <w:sz w:val="22"/>
-                <w:szCs w:val="22"/>
-                <w:lang w:val="en-ID" w:eastAsia="en-ID"/>
+                <w:bCs/>
+                <w:sz w:val="22"/>
+                <w:szCs w:val="22"/>
+                <w:highlight w:val="yellow"/>
+                <w:lang w:eastAsia="id-ID"/>
               </w:rPr>
             </w:pPr>
             <w:r>
               <w:rPr>
                 <w:rFonts w:ascii="Arial" w:hAnsi="Arial" w:cs="Arial"/>
-                <w:b/>
-                <w:kern w:val="0"/>
-                <w:sz w:val="22"/>
-                <w:szCs w:val="22"/>
-                <w:lang w:val="en-ID" w:eastAsia="en-ID"/>
-              </w:rPr>
-              <w:t xml:space="preserve">Dosen </w:t>
-            </w:r>
-            <w:proofErr w:type="spellStart"/>
-            <w:r>
-              <w:rPr>
-                <w:rFonts w:ascii="Arial" w:hAnsi="Arial" w:cs="Arial"/>
-                <w:b/>
-                <w:kern w:val="0"/>
-                <w:sz w:val="22"/>
-                <w:szCs w:val="22"/>
-                <w:lang w:val="en-ID" w:eastAsia="en-ID"/>
-              </w:rPr>
-              <w:t>Pembimbing</w:t>
-            </w:r>
-            <w:proofErr w:type="spellEnd"/>
+                <w:bCs/>
+                <w:sz w:val="22"/>
+                <w:szCs w:val="22"/>
+                <w:highlight w:val="yellow"/>
+                <w:lang w:eastAsia="id-ID"/>
+              </w:rPr>
+              <w:t>Luring</w:t>
+            </w:r>
           </w:p>
-        </w:tc>
-      </w:tr>
-      <w:tr>
-        <w:tc>
-          <w:tcPr>
-            <w:tcW w:w="0" w:type="auto"/>
-            <w:tcBorders>
-              <w:top w:val="outset" w:sz="6" w:space="0" w:color="auto"/>
-              <w:left w:val="outset" w:sz="6" w:space="0" w:color="auto"/>
-              <w:bottom w:val="outset" w:sz="6" w:space="0" w:color="auto"/>
-              <w:right w:val="outset" w:sz="6" w:space="0" w:color="auto"/>
-            </w:tcBorders>
-            <w:vAlign w:val="center"/>
-            <w:hideMark/>
-          </w:tcPr>
           <w:p>
             <w:pPr>
               <w:spacing w:line="360" w:lineRule="auto"/>
               <w:jc w:val="center"/>
               <w:rPr>
                 <w:rFonts w:ascii="Arial" w:hAnsi="Arial" w:cs="Arial"/>
-                <w:kern w:val="0"/>
-                <w:sz w:val="22"/>
-                <w:szCs w:val="22"/>
-                <w:highlight w:val="yellow"/>
-                <w:lang w:val="en-ID" w:eastAsia="en-ID"/>
+                <w:b/>
+                <w:sz w:val="22"/>
+                <w:szCs w:val="22"/>
+                <w:highlight w:val="yellow"/>
+                <w:lang w:eastAsia="id-ID"/>
               </w:rPr>
             </w:pPr>
             <w:r>
               <w:rPr>
                 <w:rFonts w:ascii="Arial" w:hAnsi="Arial" w:cs="Arial"/>
-                <w:kern w:val="0"/>
-                <w:sz w:val="22"/>
-                <w:szCs w:val="22"/>
-                <w:highlight w:val="yellow"/>
-                <w:lang w:val="en-ID" w:eastAsia="en-ID"/>
-              </w:rPr>
-              <w:t>1.</w:t>
-            </w:r>
-          </w:p>
-        </w:tc>
-        <w:tc>
-          <w:tcPr>
-            <w:tcW w:w="3557" w:type="dxa"/>
-            <w:tcBorders>
-              <w:top w:val="outset" w:sz="6" w:space="0" w:color="auto"/>
-              <w:left w:val="nil"/>
-              <w:bottom w:val="outset" w:sz="6" w:space="0" w:color="auto"/>
-              <w:right w:val="outset" w:sz="6" w:space="0" w:color="auto"/>
-            </w:tcBorders>
-            <w:vAlign w:val="center"/>
-            <w:hideMark/>
-          </w:tcPr>
-          <w:p>
-            <w:pPr>
-              <w:spacing w:line="360" w:lineRule="auto"/>
-              <w:jc w:val="center"/>
-              <w:rPr>
-                <w:rFonts w:ascii="Arial" w:hAnsi="Arial" w:cs="Arial"/>
-                <w:kern w:val="0"/>
-                <w:sz w:val="22"/>
-                <w:szCs w:val="22"/>
-                <w:highlight w:val="yellow"/>
-                <w:lang w:val="en-ID" w:eastAsia="en-ID"/>
-              </w:rPr>
-            </w:pPr>
+                <w:b/>
+                <w:sz w:val="22"/>
+                <w:szCs w:val="22"/>
+                <w:highlight w:val="yellow"/>
+                <w:lang w:eastAsia="id-ID"/>
+              </w:rPr>
+              <w:t>(</w:t>
+            </w:r>
             <w:proofErr w:type="spellStart"/>
             <w:r>
               <w:rPr>
                 <w:rFonts w:ascii="Arial" w:hAnsi="Arial" w:cs="Arial"/>
-                <w:kern w:val="0"/>
-                <w:sz w:val="22"/>
-                <w:szCs w:val="22"/>
-                <w:highlight w:val="yellow"/>
-                <w:lang w:val="en-ID" w:eastAsia="en-ID"/>
-              </w:rPr>
-              <w:t>Kelompok</w:t>
+                <w:b/>
+                <w:sz w:val="22"/>
+                <w:szCs w:val="22"/>
+                <w:highlight w:val="yellow"/>
+                <w:lang w:eastAsia="id-ID"/>
+              </w:rPr>
+              <w:t>Fakultas</w:t>
             </w:r>
             <w:proofErr w:type="spellEnd"/>
             <w:r>
               <w:rPr>
                 <w:rFonts w:ascii="Arial" w:hAnsi="Arial" w:cs="Arial"/>
-                <w:kern w:val="0"/>
-                <w:sz w:val="22"/>
-                <w:szCs w:val="22"/>
-                <w:highlight w:val="yellow"/>
-                <w:lang w:val="en-ID" w:eastAsia="en-ID"/>
-              </w:rPr>
-              <w:t xml:space="preserve"> 1</w:t>
-            </w:r>
-          </w:p>
-        </w:tc>
-        <w:tc>
-          <w:tcPr>
-            <w:tcW w:w="5068" w:type="dxa"/>
-            <w:tcBorders>
-              <w:top w:val="outset" w:sz="6" w:space="0" w:color="auto"/>
-              <w:left w:val="nil"/>
-              <w:bottom w:val="outset" w:sz="6" w:space="0" w:color="auto"/>
-              <w:right w:val="outset" w:sz="6" w:space="0" w:color="auto"/>
-            </w:tcBorders>
-            <w:vAlign w:val="center"/>
-            <w:hideMark/>
-          </w:tcPr>
-          <w:p>
-            <w:pPr>
-              <w:spacing w:line="360" w:lineRule="auto"/>
-              <w:jc w:val="center"/>
-              <w:rPr>
-                <w:rFonts w:ascii="Arial" w:hAnsi="Arial" w:cs="Arial"/>
-                <w:bCs/>
-                <w:kern w:val="0"/>
-                <w:sz w:val="22"/>
-                <w:szCs w:val="22"/>
-                <w:highlight w:val="yellow"/>
-                <w:lang w:val="en-ID" w:eastAsia="en-ID"/>
-              </w:rPr>
-            </w:pPr>
-            <w:r>
-              <w:rPr>
-                <w:rFonts w:ascii="Arial" w:hAnsi="Arial" w:cs="Arial"/>
-                <w:sz w:val="22"/>
-                <w:szCs w:val="22"/>
-                <w:highlight w:val="yellow"/>
-              </w:rPr>
-              <w:t>R. Budiarto Hadiprakoso, MMSI.</w:t>
+                <w:b/>
+                <w:sz w:val="22"/>
+                <w:szCs w:val="22"/>
+                <w:highlight w:val="yellow"/>
+                <w:lang w:eastAsia="id-ID"/>
+              </w:rPr>
+              <w:t xml:space="preserve"> </w:t>
+            </w:r>
+            <w:proofErr w:type="spellStart"/>
+            <w:r>
+              <w:rPr>
+                <w:rFonts w:ascii="Arial" w:hAnsi="Arial" w:cs="Arial"/>
+                <w:b/>
+                <w:sz w:val="22"/>
+                <w:szCs w:val="22"/>
+                <w:highlight w:val="yellow"/>
+                <w:lang w:eastAsia="id-ID"/>
+              </w:rPr>
+              <w:t>Ilmu</w:t>
+            </w:r>
+            <w:proofErr w:type="spellEnd"/>
+            <w:r>
+              <w:rPr>
+                <w:rFonts w:ascii="Arial" w:hAnsi="Arial" w:cs="Arial"/>
+                <w:b/>
+                <w:sz w:val="22"/>
+                <w:szCs w:val="22"/>
+                <w:highlight w:val="yellow"/>
+                <w:lang w:eastAsia="id-ID"/>
+              </w:rPr>
+              <w:t xml:space="preserve"> Komputer, Universitas Indonesia)</w:t>
             </w:r>
           </w:p>
         </w:tc>
@@ -6397,37 +7269,92 @@
     </w:tbl>
     <w:p>
       <w:pPr>
+        <w:spacing w:line="360" w:lineRule="auto"/>
         <w:rPr>
           <w:rFonts w:ascii="Arial" w:hAnsi="Arial" w:cs="Arial"/>
           <w:b/>
           <w:bCs/>
           <w:sz w:val="22"/>
           <w:szCs w:val="22"/>
-          <w:lang w:eastAsia="id-ID"/>
+          <w:lang w:val="sv-SE" w:eastAsia="id-ID"/>
+        </w:rPr>
+      </w:pPr>
+    </w:p>
+    <w:p>
+      <w:pPr>
+        <w:widowControl/>
+        <w:suppressAutoHyphens w:val="0"/>
+        <w:rPr>
+          <w:rFonts w:ascii="Arial" w:hAnsi="Arial" w:cs="Arial"/>
+          <w:b/>
+          <w:bCs/>
+          <w:sz w:val="22"/>
+          <w:szCs w:val="22"/>
+          <w:lang w:val="sv-SE" w:eastAsia="id-ID"/>
         </w:rPr>
       </w:pPr>
       <w:r>
         <w:rPr>
+          <w:rFonts w:ascii="Arial" w:hAnsi="Arial" w:cs="Arial"/>
+          <w:b/>
+          <w:bCs/>
+          <w:sz w:val="22"/>
+          <w:szCs w:val="22"/>
+          <w:lang w:val="sv-SE" w:eastAsia="id-ID"/>
+        </w:rPr>
+        <w:br w:type="page"/>
+      </w:r>
+    </w:p>
+    <w:p>
+      <w:pPr>
+        <w:widowControl/>
+        <w:suppressAutoHyphens w:val="0"/>
+        <w:rPr>
+          <w:rFonts w:ascii="Arial" w:hAnsi="Arial" w:cs="Arial"/>
+          <w:b/>
+          <w:bCs/>
+          <w:sz w:val="22"/>
+          <w:szCs w:val="22"/>
+          <w:lang w:val="sv-SE" w:eastAsia="id-ID"/>
+        </w:rPr>
+      </w:pPr>
+    </w:p>
+    <w:p>
+      <w:pPr>
+        <w:widowControl/>
+        <w:suppressAutoHyphens w:val="0"/>
+        <w:spacing w:line="360" w:lineRule="auto"/>
+        <w:jc w:val="center"/>
+        <w:rPr>
+          <w:rFonts w:ascii="Arial" w:hAnsi="Arial" w:cs="Arial"/>
+          <w:b/>
+          <w:bCs/>
+          <w:sz w:val="22"/>
+          <w:szCs w:val="22"/>
+          <w:lang w:val="sv-SE" w:eastAsia="id-ID"/>
+        </w:rPr>
+      </w:pPr>
+      <w:r>
+        <w:rPr>
           <w:rFonts w:ascii="Times New Roman" w:eastAsia="Calibri" w:hAnsi="Times New Roman"/>
-          <w:bCs/>
           <w:noProof/>
           <w:lang w:eastAsia="en-US"/>
         </w:rPr>
         <mc:AlternateContent>
           <mc:Choice Requires="wps">
             <w:drawing>
-              <wp:anchor distT="0" distB="0" distL="0" distR="114935" simplePos="0" relativeHeight="251671552" behindDoc="0" locked="0" layoutInCell="1" allowOverlap="1" wp14:anchorId="35BF3403" wp14:editId="6C82CB19">
+              <wp:anchor distT="0" distB="0" distL="114300" distR="114300" simplePos="0" relativeHeight="251673600" behindDoc="0" locked="0" layoutInCell="1" allowOverlap="1" wp14:anchorId="4D07CA3D" wp14:editId="6A94F420">
                 <wp:simplePos x="0" y="0"/>
                 <wp:positionH relativeFrom="margin">
-                  <wp:posOffset>0</wp:posOffset>
+                  <wp:posOffset>-586105</wp:posOffset>
                 </wp:positionH>
                 <wp:positionV relativeFrom="margin">
-                  <wp:posOffset>2540</wp:posOffset>
+                  <wp:posOffset>3019</wp:posOffset>
                 </wp:positionV>
-                <wp:extent cx="6903720" cy="612140"/>
+                <wp:extent cx="6888480" cy="647700"/>
                 <wp:effectExtent l="0" t="0" r="0" b="0"/>
-                <wp:wrapSquare wrapText="largest"/>
-                <wp:docPr id="2052237603" name="Text Box 9"/>
+                <wp:wrapSquare wrapText="bothSides"/>
+                <wp:docPr id="1809005085" name="Text Box 10"/>
                 <wp:cNvGraphicFramePr>
                   <a:graphicFrameLocks xmlns:a="http://schemas.openxmlformats.org/drawingml/2006/main"/>
                 </wp:cNvGraphicFramePr>
@@ -6440,7 +7367,7 @@
                       <wps:spPr bwMode="auto">
                         <a:xfrm>
                           <a:off x="0" y="0"/>
-                          <a:ext cx="6903720" cy="612140"/>
+                          <a:ext cx="6888480" cy="647700"/>
                         </a:xfrm>
                         <a:prstGeom prst="rect">
                           <a:avLst/>
@@ -6464,7 +7391,7 @@
                                 <w:tab w:val="left" w:pos="1980"/>
                               </w:tabs>
                               <w:snapToGrid w:val="0"/>
-                              <w:ind w:left="4536"/>
+                              <w:ind w:left="4536" w:right="-570"/>
                               <w:jc w:val="both"/>
                               <w:rPr>
                                 <w:rFonts w:ascii="Arial" w:eastAsia="MS Mincho" w:hAnsi="Arial" w:cs="Arial"/>
@@ -6480,16 +7407,7 @@
                                 <w:szCs w:val="20"/>
                                 <w:lang w:val="fi-FI"/>
                               </w:rPr>
-                              <w:t xml:space="preserve">Lampiran </w:t>
-                            </w:r>
-                            <w:r>
-                              <w:rPr>
-                                <w:rFonts w:ascii="Arial" w:eastAsia="MS Mincho" w:hAnsi="Arial" w:cs="Arial"/>
-                                <w:sz w:val="20"/>
-                                <w:szCs w:val="20"/>
-                                <w:lang w:val="fi-FI"/>
-                              </w:rPr>
-                              <w:t>I</w:t>
+                              <w:t>Lampiran I</w:t>
                             </w:r>
                             <w:r>
                               <w:rPr>
@@ -6504,7 +7422,7 @@
                           <w:p>
                             <w:pPr>
                               <w:snapToGrid w:val="0"/>
-                              <w:ind w:left="4536"/>
+                              <w:ind w:left="4536" w:right="-570"/>
                               <w:jc w:val="both"/>
                               <w:rPr>
                                 <w:rFonts w:ascii="Arial" w:eastAsia="MS Mincho" w:hAnsi="Arial" w:cs="Arial"/>
@@ -6546,7 +7464,7 @@
                               <w:tabs>
                                 <w:tab w:val="left" w:pos="5760"/>
                               </w:tabs>
-                              <w:ind w:left="4536"/>
+                              <w:ind w:left="4536" w:right="-570"/>
                               <w:rPr>
                                 <w:rFonts w:ascii="Arial" w:eastAsia="MS Mincho" w:hAnsi="Arial" w:cs="Arial"/>
                                 <w:sz w:val="20"/>
@@ -6577,7 +7495,7 @@
                               <w:tabs>
                                 <w:tab w:val="left" w:pos="5760"/>
                               </w:tabs>
-                              <w:ind w:left="4536"/>
+                              <w:ind w:left="4536" w:right="-570"/>
                               <w:rPr>
                                 <w:rFonts w:ascii="Arial" w:eastAsia="MS Mincho" w:hAnsi="Arial" w:cs="Arial"/>
                                 <w:sz w:val="20"/>
@@ -6608,7 +7526,7 @@
                                 <w:highlight w:val="yellow"/>
                                 <w:lang w:val="sv-SE"/>
                               </w:rPr>
-                              <w:t>18 Juni 2026</w:t>
+                              <w:t>DD MM YY</w:t>
                             </w:r>
                           </w:p>
                           <w:p>
@@ -6616,7 +7534,20 @@
                               <w:tabs>
                                 <w:tab w:val="left" w:pos="5760"/>
                               </w:tabs>
-                              <w:ind w:left="4536"/>
+                              <w:ind w:left="4536" w:right="-570"/>
+                              <w:rPr>
+                                <w:rFonts w:ascii="Arial" w:eastAsia="MS Mincho" w:hAnsi="Arial" w:cs="Arial"/>
+                                <w:sz w:val="20"/>
+                                <w:lang w:val="sv-SE"/>
+                              </w:rPr>
+                            </w:pPr>
+                          </w:p>
+                          <w:p>
+                            <w:pPr>
+                              <w:tabs>
+                                <w:tab w:val="left" w:pos="5760"/>
+                              </w:tabs>
+                              <w:ind w:left="4536" w:right="-570"/>
                               <w:rPr>
                                 <w:rFonts w:ascii="Arial" w:eastAsia="MS Mincho" w:hAnsi="Arial" w:cs="Arial"/>
                                 <w:sz w:val="20"/>
@@ -6640,7 +7571,7 @@
           </mc:Choice>
           <mc:Fallback>
             <w:pict>
-              <v:shape w14:anchorId="35BF3403" id="Text Box 9" o:spid="_x0000_s1036" type="#_x0000_t202" style="position:absolute;margin-left:0;margin-top:.2pt;width:543.6pt;height:48.2pt;z-index:251671552;visibility:visible;mso-wrap-style:square;mso-width-percent:0;mso-wrap-distance-left:0;mso-wrap-distance-top:0;mso-wrap-distance-right:9.05pt;mso-wrap-distance-bottom:0;mso-position-horizontal:absolute;mso-position-horizontal-relative:margin;mso-position-vertical:absolute;mso-position-vertical-relative:margin;mso-width-percent:0;mso-width-relative:margin;v-text-anchor:top" o:gfxdata="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" stroked="f">
+              <v:shape w14:anchorId="4D07CA3D" id="_x0000_s1036" type="#_x0000_t202" style="position:absolute;left:0;text-align:left;margin-left:-46.15pt;margin-top:.25pt;width:542.4pt;height:51pt;z-index:251673600;visibility:visible;mso-wrap-style:square;mso-width-percent:0;mso-wrap-distance-left:9pt;mso-wrap-distance-top:0;mso-wrap-distance-right:9pt;mso-wrap-distance-bottom:0;mso-position-horizontal:absolute;mso-position-horizontal-relative:margin;mso-position-vertical:absolute;mso-position-vertical-relative:margin;mso-width-percent:0;mso-width-relative:margin;v-text-anchor:top" o:gfxdata="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" stroked="f">
                 <v:fill opacity="0"/>
                 <v:textbox inset="0,0,0,0">
                   <w:txbxContent>
@@ -6652,7 +7583,7 @@
                           <w:tab w:val="left" w:pos="1980"/>
                         </w:tabs>
                         <w:snapToGrid w:val="0"/>
-                        <w:ind w:left="4536"/>
+                        <w:ind w:left="4536" w:right="-570"/>
                         <w:jc w:val="both"/>
                         <w:rPr>
                           <w:rFonts w:ascii="Arial" w:eastAsia="MS Mincho" w:hAnsi="Arial" w:cs="Arial"/>
@@ -6668,16 +7599,7 @@
                           <w:szCs w:val="20"/>
                           <w:lang w:val="fi-FI"/>
                         </w:rPr>
-                        <w:t xml:space="preserve">Lampiran </w:t>
-                      </w:r>
-                      <w:r>
-                        <w:rPr>
-                          <w:rFonts w:ascii="Arial" w:eastAsia="MS Mincho" w:hAnsi="Arial" w:cs="Arial"/>
-                          <w:sz w:val="20"/>
-                          <w:szCs w:val="20"/>
-                          <w:lang w:val="fi-FI"/>
-                        </w:rPr>
-                        <w:t>I</w:t>
+                        <w:t>Lampiran I</w:t>
                       </w:r>
                       <w:r>
                         <w:rPr>
@@ -6692,7 +7614,7 @@
                     <w:p>
                       <w:pPr>
                         <w:snapToGrid w:val="0"/>
-                        <w:ind w:left="4536"/>
+                        <w:ind w:left="4536" w:right="-570"/>
                         <w:jc w:val="both"/>
                         <w:rPr>
                           <w:rFonts w:ascii="Arial" w:eastAsia="MS Mincho" w:hAnsi="Arial" w:cs="Arial"/>
@@ -6734,7 +7656,7 @@
                         <w:tabs>
                           <w:tab w:val="left" w:pos="5760"/>
                         </w:tabs>
-                        <w:ind w:left="4536"/>
+                        <w:ind w:left="4536" w:right="-570"/>
                         <w:rPr>
                           <w:rFonts w:ascii="Arial" w:eastAsia="MS Mincho" w:hAnsi="Arial" w:cs="Arial"/>
                           <w:sz w:val="20"/>
@@ -6765,7 +7687,7 @@
                         <w:tabs>
                           <w:tab w:val="left" w:pos="5760"/>
                         </w:tabs>
-                        <w:ind w:left="4536"/>
+                        <w:ind w:left="4536" w:right="-570"/>
                         <w:rPr>
                           <w:rFonts w:ascii="Arial" w:eastAsia="MS Mincho" w:hAnsi="Arial" w:cs="Arial"/>
                           <w:sz w:val="20"/>
@@ -6796,7 +7718,7 @@
                           <w:highlight w:val="yellow"/>
                           <w:lang w:val="sv-SE"/>
                         </w:rPr>
-                        <w:t>18 Juni 2026</w:t>
+                        <w:t>DD MM YY</w:t>
                       </w:r>
                     </w:p>
                     <w:p>
@@ -6804,7 +7726,20 @@
                         <w:tabs>
                           <w:tab w:val="left" w:pos="5760"/>
                         </w:tabs>
-                        <w:ind w:left="4536"/>
+                        <w:ind w:left="4536" w:right="-570"/>
+                        <w:rPr>
+                          <w:rFonts w:ascii="Arial" w:eastAsia="MS Mincho" w:hAnsi="Arial" w:cs="Arial"/>
+                          <w:sz w:val="20"/>
+                          <w:lang w:val="sv-SE"/>
+                        </w:rPr>
+                      </w:pPr>
+                    </w:p>
+                    <w:p>
+                      <w:pPr>
+                        <w:tabs>
+                          <w:tab w:val="left" w:pos="5760"/>
+                        </w:tabs>
+                        <w:ind w:left="4536" w:right="-570"/>
                         <w:rPr>
                           <w:rFonts w:ascii="Arial" w:eastAsia="MS Mincho" w:hAnsi="Arial" w:cs="Arial"/>
                           <w:sz w:val="20"/>
@@ -6814,12 +7749,851 @@
                     </w:p>
                   </w:txbxContent>
                 </v:textbox>
-                <w10:wrap type="square" side="largest" anchorx="margin" anchory="margin"/>
+                <w10:wrap type="square" anchorx="margin" anchory="margin"/>
               </v:shape>
             </w:pict>
           </mc:Fallback>
         </mc:AlternateContent>
       </w:r>
+      <w:r>
+        <w:rPr>
+          <w:rFonts w:ascii="Arial" w:hAnsi="Arial" w:cs="Arial"/>
+          <w:b/>
+          <w:bCs/>
+          <w:sz w:val="22"/>
+          <w:szCs w:val="22"/>
+          <w:lang w:val="sv-SE" w:eastAsia="id-ID"/>
+        </w:rPr>
+        <w:t>DAFTAR NAMA DOSEN PEMBIMBING LOMBA PESERTA</w:t>
+      </w:r>
+    </w:p>
+    <w:p>
+      <w:pPr>
+        <w:widowControl/>
+        <w:suppressAutoHyphens w:val="0"/>
+        <w:spacing w:line="360" w:lineRule="auto"/>
+        <w:jc w:val="center"/>
+        <w:rPr>
+          <w:rFonts w:ascii="Arial" w:hAnsi="Arial" w:cs="Arial"/>
+          <w:b/>
+          <w:bCs/>
+          <w:sz w:val="22"/>
+          <w:szCs w:val="22"/>
+          <w:lang w:val="sv-SE" w:eastAsia="id-ID"/>
+        </w:rPr>
+      </w:pPr>
+    </w:p>
+    <w:tbl>
+      <w:tblPr>
+        <w:tblW w:w="4996" w:type="pct"/>
+        <w:tblBorders>
+          <w:top w:val="single" w:sz="4" w:space="0" w:color="auto"/>
+          <w:left w:val="single" w:sz="4" w:space="0" w:color="auto"/>
+          <w:bottom w:val="single" w:sz="4" w:space="0" w:color="auto"/>
+          <w:right w:val="single" w:sz="4" w:space="0" w:color="auto"/>
+          <w:insideH w:val="single" w:sz="4" w:space="0" w:color="auto"/>
+          <w:insideV w:val="single" w:sz="4" w:space="0" w:color="auto"/>
+        </w:tblBorders>
+        <w:tblLook w:val="04A0" w:firstRow="1" w:lastRow="0" w:firstColumn="1" w:lastColumn="0" w:noHBand="0" w:noVBand="1"/>
+      </w:tblPr>
+      <w:tblGrid>
+        <w:gridCol w:w="843"/>
+        <w:gridCol w:w="3971"/>
+        <w:gridCol w:w="4195"/>
+      </w:tblGrid>
+      <w:tr>
+        <w:trPr>
+          <w:trHeight w:val="255"/>
+        </w:trPr>
+        <w:tc>
+          <w:tcPr>
+            <w:tcW w:w="468" w:type="pct"/>
+            <w:tcBorders>
+              <w:top w:val="single" w:sz="4" w:space="0" w:color="auto"/>
+              <w:left w:val="single" w:sz="4" w:space="0" w:color="auto"/>
+              <w:bottom w:val="single" w:sz="4" w:space="0" w:color="auto"/>
+              <w:right w:val="single" w:sz="4" w:space="0" w:color="auto"/>
+            </w:tcBorders>
+            <w:shd w:val="clear" w:color="auto" w:fill="D0CECE"/>
+            <w:vAlign w:val="center"/>
+          </w:tcPr>
+          <w:p>
+            <w:pPr>
+              <w:spacing w:line="360" w:lineRule="auto"/>
+              <w:jc w:val="center"/>
+              <w:rPr>
+                <w:rFonts w:ascii="Arial" w:hAnsi="Arial" w:cs="Arial"/>
+                <w:b/>
+                <w:kern w:val="0"/>
+                <w:sz w:val="22"/>
+                <w:szCs w:val="22"/>
+                <w:lang w:val="zh-CN" w:eastAsia="id-ID"/>
+                <w14:ligatures w14:val="standardContextual"/>
+              </w:rPr>
+            </w:pPr>
+            <w:r>
+              <w:rPr>
+                <w:rFonts w:ascii="Arial" w:hAnsi="Arial" w:cs="Arial"/>
+                <w:b/>
+                <w:sz w:val="22"/>
+                <w14:ligatures w14:val="standardContextual"/>
+              </w:rPr>
+              <w:t>No.</w:t>
+            </w:r>
+          </w:p>
+        </w:tc>
+        <w:tc>
+          <w:tcPr>
+            <w:tcW w:w="2204" w:type="pct"/>
+            <w:tcBorders>
+              <w:top w:val="single" w:sz="4" w:space="0" w:color="auto"/>
+              <w:left w:val="single" w:sz="4" w:space="0" w:color="auto"/>
+              <w:bottom w:val="single" w:sz="4" w:space="0" w:color="auto"/>
+              <w:right w:val="single" w:sz="4" w:space="0" w:color="auto"/>
+            </w:tcBorders>
+            <w:shd w:val="clear" w:color="auto" w:fill="D0CECE"/>
+            <w:vAlign w:val="center"/>
+          </w:tcPr>
+          <w:p>
+            <w:pPr>
+              <w:spacing w:line="360" w:lineRule="auto"/>
+              <w:jc w:val="center"/>
+              <w:rPr>
+                <w:rFonts w:ascii="Arial" w:hAnsi="Arial" w:cs="Arial"/>
+                <w:b/>
+                <w:sz w:val="22"/>
+                <w:szCs w:val="22"/>
+                <w:lang w:val="zh-CN" w:eastAsia="id-ID"/>
+                <w14:ligatures w14:val="standardContextual"/>
+              </w:rPr>
+            </w:pPr>
+            <w:r>
+              <w:rPr>
+                <w:rFonts w:ascii="Arial" w:hAnsi="Arial" w:cs="Arial"/>
+                <w:b/>
+                <w:sz w:val="22"/>
+                <w14:ligatures w14:val="standardContextual"/>
+              </w:rPr>
+              <w:t xml:space="preserve">Nama </w:t>
+            </w:r>
+            <w:proofErr w:type="spellStart"/>
+            <w:r>
+              <w:rPr>
+                <w:rFonts w:ascii="Arial" w:hAnsi="Arial" w:cs="Arial"/>
+                <w:b/>
+                <w:sz w:val="22"/>
+                <w14:ligatures w14:val="standardContextual"/>
+              </w:rPr>
+              <w:t>Kelompok</w:t>
+            </w:r>
+            <w:proofErr w:type="spellEnd"/>
+          </w:p>
+        </w:tc>
+        <w:tc>
+          <w:tcPr>
+            <w:tcW w:w="2328" w:type="pct"/>
+            <w:tcBorders>
+              <w:top w:val="single" w:sz="4" w:space="0" w:color="auto"/>
+              <w:left w:val="single" w:sz="4" w:space="0" w:color="auto"/>
+              <w:bottom w:val="single" w:sz="4" w:space="0" w:color="auto"/>
+              <w:right w:val="single" w:sz="4" w:space="0" w:color="auto"/>
+            </w:tcBorders>
+            <w:shd w:val="clear" w:color="auto" w:fill="D0CECE"/>
+            <w:vAlign w:val="center"/>
+          </w:tcPr>
+          <w:p>
+            <w:pPr>
+              <w:spacing w:line="360" w:lineRule="auto"/>
+              <w:jc w:val="center"/>
+              <w:rPr>
+                <w:rFonts w:ascii="Arial" w:hAnsi="Arial" w:cs="Arial"/>
+                <w:b/>
+                <w:sz w:val="22"/>
+                <w:szCs w:val="22"/>
+                <w:lang w:val="zh-CN" w:eastAsia="id-ID"/>
+                <w14:ligatures w14:val="standardContextual"/>
+              </w:rPr>
+            </w:pPr>
+            <w:r>
+              <w:rPr>
+                <w:rFonts w:ascii="Arial" w:hAnsi="Arial" w:cs="Arial"/>
+                <w:b/>
+                <w:sz w:val="22"/>
+                <w14:ligatures w14:val="standardContextual"/>
+              </w:rPr>
+              <w:t xml:space="preserve">Dosen </w:t>
+            </w:r>
+            <w:proofErr w:type="spellStart"/>
+            <w:r>
+              <w:rPr>
+                <w:rFonts w:ascii="Arial" w:hAnsi="Arial" w:cs="Arial"/>
+                <w:b/>
+                <w:sz w:val="22"/>
+                <w14:ligatures w14:val="standardContextual"/>
+              </w:rPr>
+              <w:t>Pembimbing</w:t>
+            </w:r>
+            <w:proofErr w:type="spellEnd"/>
+          </w:p>
+        </w:tc>
+      </w:tr>
+      <w:tr>
+        <w:trPr>
+          <w:trHeight w:val="330"/>
+        </w:trPr>
+        <w:tc>
+          <w:tcPr>
+            <w:tcW w:w="468" w:type="pct"/>
+            <w:tcBorders>
+              <w:top w:val="single" w:sz="4" w:space="0" w:color="auto"/>
+              <w:left w:val="single" w:sz="4" w:space="0" w:color="auto"/>
+              <w:bottom w:val="single" w:sz="4" w:space="0" w:color="auto"/>
+              <w:right w:val="single" w:sz="4" w:space="0" w:color="auto"/>
+            </w:tcBorders>
+            <w:vAlign w:val="center"/>
+          </w:tcPr>
+          <w:p>
+            <w:pPr>
+              <w:spacing w:line="360" w:lineRule="auto"/>
+              <w:jc w:val="center"/>
+              <w:rPr>
+                <w:rFonts w:ascii="Arial" w:hAnsi="Arial" w:cs="Arial"/>
+                <w:sz w:val="22"/>
+                <w:highlight w:val="yellow"/>
+                <w14:ligatures w14:val="standardContextual"/>
+              </w:rPr>
+            </w:pPr>
+            <w:r>
+              <w:rPr>
+                <w:rFonts w:ascii="Arial" w:hAnsi="Arial" w:cs="Arial"/>
+                <w:sz w:val="22"/>
+                <w:highlight w:val="yellow"/>
+                <w14:ligatures w14:val="standardContextual"/>
+              </w:rPr>
+              <w:t>1.</w:t>
+            </w:r>
+          </w:p>
+        </w:tc>
+        <w:tc>
+          <w:tcPr>
+            <w:tcW w:w="2204" w:type="pct"/>
+            <w:tcBorders>
+              <w:top w:val="single" w:sz="4" w:space="0" w:color="auto"/>
+              <w:left w:val="single" w:sz="4" w:space="0" w:color="auto"/>
+              <w:bottom w:val="single" w:sz="4" w:space="0" w:color="auto"/>
+              <w:right w:val="single" w:sz="4" w:space="0" w:color="auto"/>
+            </w:tcBorders>
+            <w:vAlign w:val="center"/>
+          </w:tcPr>
+          <w:p>
+            <w:pPr>
+              <w:spacing w:line="360" w:lineRule="auto"/>
+              <w:ind w:right="601"/>
+              <w:jc w:val="center"/>
+              <w:rPr>
+                <w:rFonts w:ascii="Arial" w:hAnsi="Arial" w:cs="Arial"/>
+                <w:sz w:val="22"/>
+                <w:szCs w:val="22"/>
+                <w:highlight w:val="yellow"/>
+                <w14:ligatures w14:val="standardContextual"/>
+              </w:rPr>
+            </w:pPr>
+            <w:proofErr w:type="spellStart"/>
+            <w:r>
+              <w:rPr>
+                <w:rFonts w:ascii="Arial" w:hAnsi="Arial" w:cs="Arial"/>
+                <w:sz w:val="22"/>
+                <w:szCs w:val="22"/>
+                <w:highlight w:val="yellow"/>
+                <w14:ligatures w14:val="standardContextual"/>
+              </w:rPr>
+              <w:t>Kelompok</w:t>
+            </w:r>
+            <w:proofErr w:type="spellEnd"/>
+            <w:r>
+              <w:rPr>
+                <w:rFonts w:ascii="Arial" w:hAnsi="Arial" w:cs="Arial"/>
+                <w:sz w:val="22"/>
+                <w:szCs w:val="22"/>
+                <w:highlight w:val="yellow"/>
+                <w14:ligatures w14:val="standardContextual"/>
+              </w:rPr>
+              <w:t xml:space="preserve"> 1</w:t>
+            </w:r>
+          </w:p>
+        </w:tc>
+        <w:tc>
+          <w:tcPr>
+            <w:tcW w:w="2328" w:type="pct"/>
+            <w:tcBorders>
+              <w:top w:val="single" w:sz="4" w:space="0" w:color="auto"/>
+              <w:left w:val="single" w:sz="4" w:space="0" w:color="auto"/>
+              <w:bottom w:val="single" w:sz="4" w:space="0" w:color="auto"/>
+              <w:right w:val="single" w:sz="4" w:space="0" w:color="auto"/>
+            </w:tcBorders>
+            <w:vAlign w:val="center"/>
+          </w:tcPr>
+          <w:p>
+            <w:pPr>
+              <w:spacing w:line="360" w:lineRule="auto"/>
+              <w:jc w:val="center"/>
+              <w:rPr>
+                <w:rFonts w:ascii="Arial" w:hAnsi="Arial" w:cs="Arial"/>
+                <w:bCs/>
+                <w:sz w:val="22"/>
+                <w:szCs w:val="22"/>
+                <w:highlight w:val="yellow"/>
+                <w:lang w:eastAsia="id-ID"/>
+              </w:rPr>
+            </w:pPr>
+            <w:r>
+              <w:rPr>
+                <w:rFonts w:ascii="Arial" w:hAnsi="Arial" w:cs="Arial"/>
+                <w:sz w:val="22"/>
+                <w:szCs w:val="22"/>
+                <w:highlight w:val="yellow"/>
+                <w:lang w:val="en-ID"/>
+              </w:rPr>
+              <w:t xml:space="preserve">Dimas </w:t>
+            </w:r>
+            <w:proofErr w:type="spellStart"/>
+            <w:r>
+              <w:rPr>
+                <w:rFonts w:ascii="Arial" w:hAnsi="Arial" w:cs="Arial"/>
+                <w:sz w:val="22"/>
+                <w:szCs w:val="22"/>
+                <w:highlight w:val="yellow"/>
+                <w:lang w:val="en-ID"/>
+              </w:rPr>
+              <w:t>Febriyan</w:t>
+            </w:r>
+            <w:proofErr w:type="spellEnd"/>
+            <w:r>
+              <w:rPr>
+                <w:rFonts w:ascii="Arial" w:hAnsi="Arial" w:cs="Arial"/>
+                <w:sz w:val="22"/>
+                <w:szCs w:val="22"/>
+                <w:highlight w:val="yellow"/>
+                <w:lang w:val="en-ID"/>
+              </w:rPr>
+              <w:t xml:space="preserve"> </w:t>
+            </w:r>
+            <w:proofErr w:type="spellStart"/>
+            <w:r>
+              <w:rPr>
+                <w:rFonts w:ascii="Arial" w:hAnsi="Arial" w:cs="Arial"/>
+                <w:sz w:val="22"/>
+                <w:szCs w:val="22"/>
+                <w:highlight w:val="yellow"/>
+                <w:lang w:val="en-ID"/>
+              </w:rPr>
+              <w:t>Priambodo</w:t>
+            </w:r>
+            <w:proofErr w:type="spellEnd"/>
+            <w:r>
+              <w:rPr>
+                <w:rFonts w:ascii="Arial" w:hAnsi="Arial" w:cs="Arial"/>
+                <w:sz w:val="22"/>
+                <w:szCs w:val="22"/>
+                <w:highlight w:val="yellow"/>
+                <w:lang w:val="en-ID"/>
+              </w:rPr>
+              <w:t>, M.Cs.</w:t>
+            </w:r>
+          </w:p>
+        </w:tc>
+      </w:tr>
+      <w:tr>
+        <w:trPr>
+          <w:trHeight w:val="330"/>
+        </w:trPr>
+        <w:tc>
+          <w:tcPr>
+            <w:tcW w:w="468" w:type="pct"/>
+            <w:tcBorders>
+              <w:top w:val="single" w:sz="4" w:space="0" w:color="auto"/>
+              <w:left w:val="single" w:sz="4" w:space="0" w:color="auto"/>
+              <w:bottom w:val="single" w:sz="4" w:space="0" w:color="auto"/>
+              <w:right w:val="single" w:sz="4" w:space="0" w:color="auto"/>
+            </w:tcBorders>
+            <w:vAlign w:val="center"/>
+          </w:tcPr>
+          <w:p>
+            <w:pPr>
+              <w:spacing w:line="360" w:lineRule="auto"/>
+              <w:jc w:val="center"/>
+              <w:rPr>
+                <w:rFonts w:ascii="Arial" w:hAnsi="Arial" w:cs="Arial"/>
+                <w:sz w:val="22"/>
+                <w:highlight w:val="yellow"/>
+                <w14:ligatures w14:val="standardContextual"/>
+              </w:rPr>
+            </w:pPr>
+            <w:r>
+              <w:rPr>
+                <w:rFonts w:ascii="Arial" w:hAnsi="Arial" w:cs="Arial"/>
+                <w:sz w:val="22"/>
+                <w:highlight w:val="yellow"/>
+                <w14:ligatures w14:val="standardContextual"/>
+              </w:rPr>
+              <w:t>2.</w:t>
+            </w:r>
+          </w:p>
+        </w:tc>
+        <w:tc>
+          <w:tcPr>
+            <w:tcW w:w="2204" w:type="pct"/>
+            <w:tcBorders>
+              <w:top w:val="single" w:sz="4" w:space="0" w:color="auto"/>
+              <w:left w:val="single" w:sz="4" w:space="0" w:color="auto"/>
+              <w:bottom w:val="single" w:sz="4" w:space="0" w:color="auto"/>
+              <w:right w:val="single" w:sz="4" w:space="0" w:color="auto"/>
+            </w:tcBorders>
+            <w:vAlign w:val="center"/>
+          </w:tcPr>
+          <w:p>
+            <w:pPr>
+              <w:spacing w:line="360" w:lineRule="auto"/>
+              <w:ind w:right="601"/>
+              <w:jc w:val="center"/>
+              <w:rPr>
+                <w:rFonts w:ascii="Arial" w:hAnsi="Arial" w:cs="Arial"/>
+                <w:sz w:val="22"/>
+                <w:szCs w:val="22"/>
+                <w:highlight w:val="yellow"/>
+                <w14:ligatures w14:val="standardContextual"/>
+              </w:rPr>
+            </w:pPr>
+            <w:proofErr w:type="spellStart"/>
+            <w:r>
+              <w:rPr>
+                <w:rFonts w:ascii="Arial" w:hAnsi="Arial" w:cs="Arial"/>
+                <w:sz w:val="22"/>
+                <w:szCs w:val="22"/>
+                <w:highlight w:val="yellow"/>
+                <w14:ligatures w14:val="standardContextual"/>
+              </w:rPr>
+              <w:t>Kelompok</w:t>
+            </w:r>
+            <w:proofErr w:type="spellEnd"/>
+            <w:r>
+              <w:rPr>
+                <w:rFonts w:ascii="Arial" w:hAnsi="Arial" w:cs="Arial"/>
+                <w:sz w:val="22"/>
+                <w:szCs w:val="22"/>
+                <w:highlight w:val="yellow"/>
+                <w14:ligatures w14:val="standardContextual"/>
+              </w:rPr>
+              <w:t xml:space="preserve"> 2</w:t>
+            </w:r>
+          </w:p>
+        </w:tc>
+        <w:tc>
+          <w:tcPr>
+            <w:tcW w:w="2328" w:type="pct"/>
+            <w:tcBorders>
+              <w:top w:val="single" w:sz="4" w:space="0" w:color="auto"/>
+              <w:left w:val="single" w:sz="4" w:space="0" w:color="auto"/>
+              <w:bottom w:val="single" w:sz="4" w:space="0" w:color="auto"/>
+              <w:right w:val="single" w:sz="4" w:space="0" w:color="auto"/>
+            </w:tcBorders>
+            <w:vAlign w:val="center"/>
+          </w:tcPr>
+          <w:p>
+            <w:pPr>
+              <w:spacing w:line="360" w:lineRule="auto"/>
+              <w:jc w:val="center"/>
+              <w:rPr>
+                <w:rFonts w:ascii="Arial" w:hAnsi="Arial" w:cs="Arial"/>
+                <w:bCs/>
+                <w:sz w:val="22"/>
+                <w:szCs w:val="22"/>
+                <w:highlight w:val="yellow"/>
+                <w:lang w:eastAsia="id-ID"/>
+              </w:rPr>
+            </w:pPr>
+            <w:r>
+              <w:rPr>
+                <w:rFonts w:ascii="Arial" w:hAnsi="Arial" w:cs="Arial"/>
+                <w:sz w:val="22"/>
+                <w:szCs w:val="22"/>
+                <w:highlight w:val="yellow"/>
+                <w:lang w:val="en-ID"/>
+              </w:rPr>
+              <w:t xml:space="preserve">Dimas </w:t>
+            </w:r>
+            <w:proofErr w:type="spellStart"/>
+            <w:r>
+              <w:rPr>
+                <w:rFonts w:ascii="Arial" w:hAnsi="Arial" w:cs="Arial"/>
+                <w:sz w:val="22"/>
+                <w:szCs w:val="22"/>
+                <w:highlight w:val="yellow"/>
+                <w:lang w:val="en-ID"/>
+              </w:rPr>
+              <w:t>Febriyan</w:t>
+            </w:r>
+            <w:proofErr w:type="spellEnd"/>
+            <w:r>
+              <w:rPr>
+                <w:rFonts w:ascii="Arial" w:hAnsi="Arial" w:cs="Arial"/>
+                <w:sz w:val="22"/>
+                <w:szCs w:val="22"/>
+                <w:highlight w:val="yellow"/>
+                <w:lang w:val="en-ID"/>
+              </w:rPr>
+              <w:t xml:space="preserve"> </w:t>
+            </w:r>
+            <w:proofErr w:type="spellStart"/>
+            <w:r>
+              <w:rPr>
+                <w:rFonts w:ascii="Arial" w:hAnsi="Arial" w:cs="Arial"/>
+                <w:sz w:val="22"/>
+                <w:szCs w:val="22"/>
+                <w:highlight w:val="yellow"/>
+                <w:lang w:val="en-ID"/>
+              </w:rPr>
+              <w:t>Priambodo</w:t>
+            </w:r>
+            <w:proofErr w:type="spellEnd"/>
+            <w:r>
+              <w:rPr>
+                <w:rFonts w:ascii="Arial" w:hAnsi="Arial" w:cs="Arial"/>
+                <w:sz w:val="22"/>
+                <w:szCs w:val="22"/>
+                <w:highlight w:val="yellow"/>
+                <w:lang w:val="en-ID"/>
+              </w:rPr>
+              <w:t>, M.Cs.</w:t>
+            </w:r>
+          </w:p>
+        </w:tc>
+      </w:tr>
+    </w:tbl>
+    <w:p>
+      <w:pPr>
+        <w:spacing w:line="360" w:lineRule="auto"/>
+        <w:rPr>
+          <w:rFonts w:ascii="Arial" w:hAnsi="Arial" w:cs="Arial"/>
+          <w:b/>
+          <w:bCs/>
+          <w:sz w:val="22"/>
+          <w:szCs w:val="22"/>
+          <w:lang w:eastAsia="id-ID"/>
+        </w:rPr>
+      </w:pPr>
+    </w:p>
+    <w:p>
+      <w:pPr>
+        <w:rPr>
+          <w:rFonts w:ascii="Arial" w:hAnsi="Arial" w:cs="Arial"/>
+          <w:b/>
+          <w:bCs/>
+          <w:sz w:val="22"/>
+          <w:szCs w:val="22"/>
+          <w:lang w:eastAsia="id-ID"/>
+        </w:rPr>
+      </w:pPr>
+    </w:p>
+    <w:p>
+      <w:pPr>
+        <w:rPr>
+          <w:rFonts w:ascii="Arial" w:hAnsi="Arial" w:cs="Arial"/>
+          <w:b/>
+          <w:bCs/>
+          <w:sz w:val="22"/>
+          <w:szCs w:val="22"/>
+          <w:lang w:eastAsia="id-ID"/>
+        </w:rPr>
+      </w:pPr>
+    </w:p>
+    <w:p>
+      <w:pPr>
+        <w:rPr>
+          <w:rFonts w:ascii="Arial" w:hAnsi="Arial" w:cs="Arial"/>
+          <w:b/>
+          <w:bCs/>
+          <w:sz w:val="22"/>
+          <w:szCs w:val="22"/>
+          <w:lang w:eastAsia="id-ID"/>
+        </w:rPr>
+      </w:pPr>
+    </w:p>
+    <w:p>
+      <w:pPr>
+        <w:rPr>
+          <w:rFonts w:ascii="Arial" w:hAnsi="Arial" w:cs="Arial"/>
+          <w:b/>
+          <w:bCs/>
+          <w:sz w:val="22"/>
+          <w:szCs w:val="22"/>
+          <w:lang w:eastAsia="id-ID"/>
+        </w:rPr>
+      </w:pPr>
+    </w:p>
+    <w:p>
+      <w:pPr>
+        <w:rPr>
+          <w:rFonts w:ascii="Arial" w:hAnsi="Arial" w:cs="Arial"/>
+          <w:b/>
+          <w:bCs/>
+          <w:sz w:val="22"/>
+          <w:szCs w:val="22"/>
+          <w:lang w:eastAsia="id-ID"/>
+        </w:rPr>
+      </w:pPr>
+    </w:p>
+    <w:p>
+      <w:pPr>
+        <w:rPr>
+          <w:rFonts w:ascii="Arial" w:hAnsi="Arial" w:cs="Arial"/>
+          <w:b/>
+          <w:bCs/>
+          <w:sz w:val="22"/>
+          <w:szCs w:val="22"/>
+          <w:lang w:eastAsia="id-ID"/>
+        </w:rPr>
+      </w:pPr>
+    </w:p>
+    <w:p>
+      <w:pPr>
+        <w:rPr>
+          <w:rFonts w:ascii="Arial" w:hAnsi="Arial" w:cs="Arial"/>
+          <w:b/>
+          <w:bCs/>
+          <w:sz w:val="22"/>
+          <w:szCs w:val="22"/>
+          <w:lang w:eastAsia="id-ID"/>
+        </w:rPr>
+      </w:pPr>
+    </w:p>
+    <w:p>
+      <w:pPr>
+        <w:rPr>
+          <w:rFonts w:ascii="Arial" w:hAnsi="Arial" w:cs="Arial"/>
+          <w:b/>
+          <w:bCs/>
+          <w:sz w:val="22"/>
+          <w:szCs w:val="22"/>
+          <w:lang w:eastAsia="id-ID"/>
+        </w:rPr>
+      </w:pPr>
+    </w:p>
+    <w:p>
+      <w:pPr>
+        <w:rPr>
+          <w:rFonts w:ascii="Arial" w:hAnsi="Arial" w:cs="Arial"/>
+          <w:b/>
+          <w:bCs/>
+          <w:sz w:val="22"/>
+          <w:szCs w:val="22"/>
+          <w:lang w:eastAsia="id-ID"/>
+        </w:rPr>
+      </w:pPr>
+    </w:p>
+    <w:p>
+      <w:pPr>
+        <w:rPr>
+          <w:rFonts w:ascii="Arial" w:hAnsi="Arial" w:cs="Arial"/>
+          <w:b/>
+          <w:bCs/>
+          <w:sz w:val="22"/>
+          <w:szCs w:val="22"/>
+          <w:lang w:eastAsia="id-ID"/>
+        </w:rPr>
+      </w:pPr>
+    </w:p>
+    <w:p>
+      <w:pPr>
+        <w:rPr>
+          <w:rFonts w:ascii="Arial" w:hAnsi="Arial" w:cs="Arial"/>
+          <w:b/>
+          <w:bCs/>
+          <w:sz w:val="22"/>
+          <w:szCs w:val="22"/>
+          <w:lang w:eastAsia="id-ID"/>
+        </w:rPr>
+      </w:pPr>
+    </w:p>
+    <w:p>
+      <w:pPr>
+        <w:rPr>
+          <w:rFonts w:ascii="Arial" w:hAnsi="Arial" w:cs="Arial"/>
+          <w:b/>
+          <w:bCs/>
+          <w:sz w:val="22"/>
+          <w:szCs w:val="22"/>
+          <w:lang w:eastAsia="id-ID"/>
+        </w:rPr>
+      </w:pPr>
+    </w:p>
+    <w:p>
+      <w:pPr>
+        <w:rPr>
+          <w:rFonts w:ascii="Arial" w:hAnsi="Arial" w:cs="Arial"/>
+          <w:b/>
+          <w:bCs/>
+          <w:sz w:val="22"/>
+          <w:szCs w:val="22"/>
+          <w:lang w:eastAsia="id-ID"/>
+        </w:rPr>
+      </w:pPr>
+    </w:p>
+    <w:p>
+      <w:pPr>
+        <w:rPr>
+          <w:rFonts w:ascii="Arial" w:hAnsi="Arial" w:cs="Arial"/>
+          <w:b/>
+          <w:bCs/>
+          <w:sz w:val="22"/>
+          <w:szCs w:val="22"/>
+          <w:lang w:eastAsia="id-ID"/>
+        </w:rPr>
+      </w:pPr>
+    </w:p>
+    <w:p>
+      <w:pPr>
+        <w:rPr>
+          <w:rFonts w:ascii="Arial" w:hAnsi="Arial" w:cs="Arial"/>
+          <w:b/>
+          <w:bCs/>
+          <w:sz w:val="22"/>
+          <w:szCs w:val="22"/>
+          <w:lang w:eastAsia="id-ID"/>
+        </w:rPr>
+      </w:pPr>
+    </w:p>
+    <w:p>
+      <w:pPr>
+        <w:rPr>
+          <w:rFonts w:ascii="Arial" w:hAnsi="Arial" w:cs="Arial"/>
+          <w:b/>
+          <w:bCs/>
+          <w:sz w:val="22"/>
+          <w:szCs w:val="22"/>
+          <w:lang w:eastAsia="id-ID"/>
+        </w:rPr>
+      </w:pPr>
+    </w:p>
+    <w:p>
+      <w:pPr>
+        <w:rPr>
+          <w:rFonts w:ascii="Arial" w:hAnsi="Arial" w:cs="Arial"/>
+          <w:b/>
+          <w:bCs/>
+          <w:sz w:val="22"/>
+          <w:szCs w:val="22"/>
+          <w:lang w:eastAsia="id-ID"/>
+        </w:rPr>
+      </w:pPr>
+    </w:p>
+    <w:p>
+      <w:pPr>
+        <w:rPr>
+          <w:rFonts w:ascii="Arial" w:hAnsi="Arial" w:cs="Arial"/>
+          <w:b/>
+          <w:bCs/>
+          <w:sz w:val="22"/>
+          <w:szCs w:val="22"/>
+          <w:lang w:eastAsia="id-ID"/>
+        </w:rPr>
+      </w:pPr>
+    </w:p>
+    <w:p>
+      <w:pPr>
+        <w:rPr>
+          <w:rFonts w:ascii="Arial" w:hAnsi="Arial" w:cs="Arial"/>
+          <w:b/>
+          <w:bCs/>
+          <w:sz w:val="22"/>
+          <w:szCs w:val="22"/>
+          <w:lang w:eastAsia="id-ID"/>
+        </w:rPr>
+      </w:pPr>
+    </w:p>
+    <w:p>
+      <w:pPr>
+        <w:rPr>
+          <w:rFonts w:ascii="Arial" w:hAnsi="Arial" w:cs="Arial"/>
+          <w:b/>
+          <w:bCs/>
+          <w:sz w:val="22"/>
+          <w:szCs w:val="22"/>
+          <w:lang w:eastAsia="id-ID"/>
+        </w:rPr>
+      </w:pPr>
+    </w:p>
+    <w:p>
+      <w:pPr>
+        <w:rPr>
+          <w:rFonts w:ascii="Arial" w:hAnsi="Arial" w:cs="Arial"/>
+          <w:b/>
+          <w:bCs/>
+          <w:sz w:val="22"/>
+          <w:szCs w:val="22"/>
+          <w:lang w:eastAsia="id-ID"/>
+        </w:rPr>
+      </w:pPr>
+    </w:p>
+    <w:p>
+      <w:pPr>
+        <w:rPr>
+          <w:rFonts w:ascii="Arial" w:hAnsi="Arial" w:cs="Arial"/>
+          <w:b/>
+          <w:bCs/>
+          <w:sz w:val="22"/>
+          <w:szCs w:val="22"/>
+          <w:lang w:eastAsia="id-ID"/>
+        </w:rPr>
+      </w:pPr>
+    </w:p>
+    <w:p>
+      <w:pPr>
+        <w:rPr>
+          <w:rFonts w:ascii="Arial" w:hAnsi="Arial" w:cs="Arial"/>
+          <w:b/>
+          <w:bCs/>
+          <w:sz w:val="22"/>
+          <w:szCs w:val="22"/>
+          <w:lang w:eastAsia="id-ID"/>
+        </w:rPr>
+      </w:pPr>
+    </w:p>
+    <w:p>
+      <w:pPr>
+        <w:rPr>
+          <w:rFonts w:ascii="Arial" w:hAnsi="Arial" w:cs="Arial"/>
+          <w:b/>
+          <w:bCs/>
+          <w:sz w:val="22"/>
+          <w:szCs w:val="22"/>
+          <w:lang w:eastAsia="id-ID"/>
+        </w:rPr>
+      </w:pPr>
+    </w:p>
+    <w:p>
+      <w:pPr>
+        <w:rPr>
+          <w:rFonts w:ascii="Arial" w:hAnsi="Arial" w:cs="Arial"/>
+          <w:b/>
+          <w:bCs/>
+          <w:sz w:val="22"/>
+          <w:szCs w:val="22"/>
+          <w:lang w:eastAsia="id-ID"/>
+        </w:rPr>
+      </w:pPr>
+    </w:p>
+    <w:p>
+      <w:pPr>
+        <w:rPr>
+          <w:rFonts w:ascii="Arial" w:hAnsi="Arial" w:cs="Arial"/>
+          <w:b/>
+          <w:bCs/>
+          <w:sz w:val="22"/>
+          <w:szCs w:val="22"/>
+          <w:lang w:eastAsia="id-ID"/>
+        </w:rPr>
+      </w:pPr>
     </w:p>
     <w:p>
       <w:pPr>
@@ -6869,7 +8643,7 @@
         <mc:AlternateContent>
           <mc:Choice Requires="wps">
             <w:drawing>
-              <wp:anchor distT="0" distB="0" distL="0" distR="114935" simplePos="0" relativeHeight="251660288" behindDoc="0" locked="0" layoutInCell="1" allowOverlap="1" wp14:anchorId="388110AB" wp14:editId="5ECBFF5D">
+              <wp:anchor distT="0" distB="0" distL="0" distR="114935" simplePos="0" relativeHeight="251660288" behindDoc="0" locked="0" layoutInCell="1" allowOverlap="1" wp14:anchorId="388110AB" wp14:editId="71C83FF2">
                 <wp:simplePos x="0" y="0"/>
                 <wp:positionH relativeFrom="margin">
                   <wp:posOffset>-565150</wp:posOffset>
@@ -6877,7 +8651,7 @@
                 <wp:positionV relativeFrom="margin">
                   <wp:align>top</wp:align>
                 </wp:positionV>
-                <wp:extent cx="6903720" cy="612140"/>
+                <wp:extent cx="6995160" cy="612140"/>
                 <wp:effectExtent l="0" t="0" r="0" b="0"/>
                 <wp:wrapSquare wrapText="largest"/>
                 <wp:docPr id="1176350958" name="Text Box 9"/>
@@ -6893,7 +8667,7 @@
                       <wps:spPr bwMode="auto">
                         <a:xfrm>
                           <a:off x="0" y="0"/>
-                          <a:ext cx="6903720" cy="612140"/>
+                          <a:ext cx="6995160" cy="612140"/>
                         </a:xfrm>
                         <a:prstGeom prst="rect">
                           <a:avLst/>
@@ -7052,8 +8826,21 @@
                                 <w:highlight w:val="yellow"/>
                                 <w:lang w:val="sv-SE"/>
                               </w:rPr>
-                              <w:t>18 Juni 2026</w:t>
+                              <w:t>DD MM YY</w:t>
                             </w:r>
+                          </w:p>
+                          <w:p>
+                            <w:pPr>
+                              <w:tabs>
+                                <w:tab w:val="left" w:pos="5760"/>
+                              </w:tabs>
+                              <w:ind w:left="4536"/>
+                              <w:rPr>
+                                <w:rFonts w:ascii="Arial" w:eastAsia="MS Mincho" w:hAnsi="Arial" w:cs="Arial"/>
+                                <w:sz w:val="20"/>
+                                <w:lang w:val="sv-SE"/>
+                              </w:rPr>
+                            </w:pPr>
                           </w:p>
                         </w:txbxContent>
                       </wps:txbx>
@@ -7071,7 +8858,7 @@
           </mc:Choice>
           <mc:Fallback>
             <w:pict>
-              <v:shape w14:anchorId="388110AB" id="_x0000_s1037" type="#_x0000_t202" style="position:absolute;margin-left:-44.5pt;margin-top:0;width:543.6pt;height:48.2pt;z-index:251660288;visibility:visible;mso-wrap-style:square;mso-width-percent:0;mso-wrap-distance-left:0;mso-wrap-distance-top:0;mso-wrap-distance-right:9.05pt;mso-wrap-distance-bottom:0;mso-position-horizontal:absolute;mso-position-horizontal-relative:margin;mso-position-vertical:top;mso-position-vertical-relative:margin;mso-width-percent:0;mso-width-relative:margin;v-text-anchor:top" o:gfxdata="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" stroked="f">
+              <v:shape w14:anchorId="388110AB" id="Text Box 9" o:spid="_x0000_s1037" type="#_x0000_t202" style="position:absolute;margin-left:-44.5pt;margin-top:0;width:550.8pt;height:48.2pt;z-index:251660288;visibility:visible;mso-wrap-style:square;mso-width-percent:0;mso-wrap-distance-left:0;mso-wrap-distance-top:0;mso-wrap-distance-right:9.05pt;mso-wrap-distance-bottom:0;mso-position-horizontal:absolute;mso-position-horizontal-relative:margin;mso-position-vertical:top;mso-position-vertical-relative:margin;mso-width-percent:0;mso-width-relative:margin;v-text-anchor:top" o:gfxdata="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" stroked="f">
                 <v:fill opacity="0"/>
                 <v:textbox inset="0,0,0,0">
                   <w:txbxContent>
@@ -7218,8 +9005,21 @@
                           <w:highlight w:val="yellow"/>
                           <w:lang w:val="sv-SE"/>
                         </w:rPr>
-                        <w:t>18 Juni 2026</w:t>
+                        <w:t>DD MM YY</w:t>
                       </w:r>
+                    </w:p>
+                    <w:p>
+                      <w:pPr>
+                        <w:tabs>
+                          <w:tab w:val="left" w:pos="5760"/>
+                        </w:tabs>
+                        <w:ind w:left="4536"/>
+                        <w:rPr>
+                          <w:rFonts w:ascii="Arial" w:eastAsia="MS Mincho" w:hAnsi="Arial" w:cs="Arial"/>
+                          <w:sz w:val="20"/>
+                          <w:lang w:val="sv-SE"/>
+                        </w:rPr>
+                      </w:pPr>
                     </w:p>
                   </w:txbxContent>
                 </v:textbox>
@@ -7235,11 +9035,11 @@
         <w:spacing w:line="360" w:lineRule="auto"/>
         <w:jc w:val="center"/>
         <w:rPr>
-          <w:rFonts w:ascii="Arial" w:hAnsi="Arial" w:cs="Arial"/>
+          <w:rFonts w:ascii="Arial" w:eastAsia="MS Mincho" w:hAnsi="Arial" w:cs="Arial"/>
           <w:b/>
-          <w:sz w:val="22"/>
-          <w:szCs w:val="22"/>
-          <w:lang w:eastAsia="id-ID"/>
+          <w:bCs/>
+          <w:sz w:val="22"/>
+          <w:szCs w:val="22"/>
         </w:rPr>
       </w:pPr>
       <w:r>
@@ -7271,7 +9071,17 @@
           <w:szCs w:val="22"/>
           <w:lang w:val="id-ID" w:eastAsia="id-ID"/>
         </w:rPr>
-        <w:t xml:space="preserve">KEGIATAN </w:t>
+        <w:t>KEGIATAN</w:t>
+      </w:r>
+      <w:r>
+        <w:rPr>
+          <w:rFonts w:ascii="Arial" w:hAnsi="Arial" w:cs="Arial"/>
+          <w:b/>
+          <w:sz w:val="22"/>
+          <w:szCs w:val="22"/>
+          <w:lang w:val="id-ID" w:eastAsia="id-ID"/>
+        </w:rPr>
+        <w:t xml:space="preserve"> </w:t>
       </w:r>
       <w:bookmarkEnd w:id="1"/>
       <w:r>
@@ -7288,10 +9098,13 @@
     <w:p>
       <w:pPr>
         <w:spacing w:line="360" w:lineRule="auto"/>
-        <w:rPr>
-          <w:rFonts w:ascii="Arial" w:hAnsi="Arial" w:cs="Arial"/>
-          <w:sz w:val="22"/>
-          <w:szCs w:val="22"/>
+        <w:jc w:val="center"/>
+        <w:rPr>
+          <w:rFonts w:ascii="Arial" w:hAnsi="Arial" w:cs="Arial"/>
+          <w:b/>
+          <w:sz w:val="22"/>
+          <w:szCs w:val="22"/>
+          <w:lang w:eastAsia="id-ID"/>
         </w:rPr>
       </w:pPr>
     </w:p>
@@ -7307,16 +9120,13 @@
       </w:pPr>
       <w:r>
         <w:rPr>
-          <w:rFonts w:ascii="Arial" w:hAnsi="Arial" w:cs="Arial"/>
           <w:noProof/>
-          <w:sz w:val="22"/>
-          <w:szCs w:val="22"/>
         </w:rPr>
         <w:drawing>
-          <wp:inline distT="0" distB="0" distL="0" distR="0" wp14:anchorId="7F437BCA" wp14:editId="07ACCCD2">
-            <wp:extent cx="5731510" cy="2867660"/>
-            <wp:effectExtent l="0" t="0" r="2540" b="8890"/>
-            <wp:docPr id="1468038544" name="Picture 1"/>
+          <wp:inline distT="0" distB="0" distL="0" distR="0" wp14:anchorId="06C0F887" wp14:editId="7CCC5164">
+            <wp:extent cx="5149619" cy="3709597"/>
+            <wp:effectExtent l="0" t="0" r="0" b="5715"/>
+            <wp:docPr id="1265309698" name="Picture 1"/>
             <wp:cNvGraphicFramePr>
               <a:graphicFrameLocks xmlns:a="http://schemas.openxmlformats.org/drawingml/2006/main" noChangeAspect="1"/>
             </wp:cNvGraphicFramePr>
@@ -7324,11 +9134,11 @@
               <a:graphicData uri="http://schemas.openxmlformats.org/drawingml/2006/picture">
                 <pic:pic xmlns:pic="http://schemas.openxmlformats.org/drawingml/2006/picture">
                   <pic:nvPicPr>
-                    <pic:cNvPr id="1468038544" name=""/>
+                    <pic:cNvPr id="1265309698" name=""/>
                     <pic:cNvPicPr/>
                   </pic:nvPicPr>
                   <pic:blipFill>
-                    <a:blip r:embed="rId10"/>
+                    <a:blip r:embed="rId12"/>
                     <a:stretch>
                       <a:fillRect/>
                     </a:stretch>
@@ -7336,7 +9146,7 @@
                   <pic:spPr>
                     <a:xfrm>
                       <a:off x="0" y="0"/>
-                      <a:ext cx="5731510" cy="2867660"/>
+                      <a:ext cx="5150739" cy="3710404"/>
                     </a:xfrm>
                     <a:prstGeom prst="rect">
                       <a:avLst/>
@@ -7351,9 +9161,21 @@
     </w:p>
     <w:p>
       <w:pPr>
+        <w:spacing w:line="360" w:lineRule="auto"/>
+        <w:jc w:val="center"/>
+        <w:rPr>
+          <w:rFonts w:ascii="Arial" w:hAnsi="Arial" w:cs="Arial"/>
+          <w:sz w:val="22"/>
+          <w:szCs w:val="22"/>
+        </w:rPr>
+      </w:pPr>
+    </w:p>
+    <w:p>
+      <w:pPr>
         <w:tabs>
           <w:tab w:val="left" w:pos="3064"/>
         </w:tabs>
+        <w:spacing w:line="360" w:lineRule="auto"/>
         <w:jc w:val="center"/>
         <w:rPr>
           <w:rFonts w:ascii="Arial" w:hAnsi="Arial" w:cs="Arial"/>
@@ -7385,6 +9207,7 @@
         <w:tabs>
           <w:tab w:val="left" w:pos="3064"/>
         </w:tabs>
+        <w:spacing w:line="360" w:lineRule="auto"/>
         <w:jc w:val="center"/>
         <w:rPr>
           <w:rFonts w:ascii="Arial" w:hAnsi="Arial" w:cs="Arial"/>
@@ -7395,18 +9218,11 @@
           <w:rFonts w:ascii="Arial" w:hAnsi="Arial" w:cs="Arial"/>
           <w:highlight w:val="yellow"/>
         </w:rPr>
-        <w:t>https://www.apru.org/event/2026-hackathon-financial-health-frontiers/</w:t>
-      </w:r>
-      <w:r>
-        <w:rPr>
-          <w:rFonts w:ascii="Arial" w:hAnsi="Arial" w:cs="Arial"/>
-          <w:highlight w:val="yellow"/>
-        </w:rPr>
-        <w:t>/</w:t>
+        <w:t>https://compfest.id/</w:t>
       </w:r>
     </w:p>
     <w:sectPr>
-      <w:footerReference w:type="first" r:id="rId11"/>
+      <w:footerReference w:type="first" r:id="rId13"/>
       <w:pgSz w:w="11906" w:h="16838"/>
       <w:pgMar w:top="1440" w:right="1440" w:bottom="1440" w:left="1440" w:header="709" w:footer="709" w:gutter="0"/>
       <w:cols w:space="708"/>
@@ -7463,6 +9279,471 @@
     </w:p>
   </w:footnote>
 </w:footnotes>
+</file>
+
+<file path=word/numbering.xml><?xml version="1.0" encoding="utf-8"?>
+<w:numbering xmlns:wpc="http://schemas.microsoft.com/office/word/2010/wordprocessingCanvas" xmlns:cx="http://schemas.microsoft.com/office/drawing/2014/chartex" xmlns:cx1="http://schemas.microsoft.com/office/drawing/2015/9/8/chartex" xmlns:cx2="http://schemas.microsoft.com/office/drawing/2015/10/21/chartex" xmlns:cx3="http://schemas.microsoft.com/office/drawing/2016/5/9/chartex" xmlns:cx4="http://schemas.microsoft.com/office/drawing/2016/5/10/chartex" xmlns:cx5="http://schemas.microsoft.com/office/drawing/2016/5/11/chartex" xmlns:cx6="http://schemas.microsoft.com/office/drawing/2016/5/12/chartex" xmlns:cx7="http://schemas.microsoft.com/office/drawing/2016/5/13/chartex" xmlns:cx8="http://schemas.microsoft.com/office/drawing/2016/5/14/chartex" xmlns:mc="http://schemas.openxmlformats.org/markup-compatibility/2006" xmlns:aink="http://schemas.microsoft.com/office/drawing/2016/ink" xmlns:am3d="http://schemas.microsoft.com/office/drawing/2017/model3d" xmlns:o="urn:schemas-microsoft-com:office:office" xmlns:oel="http://schemas.microsoft.com/office/2019/extlst" xmlns:r="http://schemas.openxmlformats.org/officeDocument/2006/relationships" xmlns:m="http://schemas.openxmlformats.org/officeDocument/2006/math" xmlns:v="urn:schemas-microsoft-com:vml" xmlns:wp14="http://schemas.microsoft.com/office/word/2010/wordprocessingDrawing" xmlns:wp="http://schemas.openxmlformats.org/drawingml/2006/wordprocessingDrawing" xmlns:w10="urn:schemas-microsoft-com:office:word" xmlns:w="http://schemas.openxmlformats.org/wordprocessingml/2006/main" xmlns:w14="http://schemas.microsoft.com/office/word/2010/wordml" xmlns:w15="http://schemas.microsoft.com/office/word/2012/wordml" xmlns:w16cex="http://schemas.microsoft.com/office/word/2018/wordml/cex" xmlns:w16cid="http://schemas.microsoft.com/office/word/2016/wordml/cid" xmlns:w16="http://schemas.microsoft.com/office/word/2018/wordml" xmlns:w16du="http://schemas.microsoft.com/office/word/2023/wordml/word16du" xmlns:w16sdtdh="http://schemas.microsoft.com/office/word/2020/wordml/sdtdatahash" xmlns:w16sdtfl="http://schemas.microsoft.com/office/word/2024/wordml/sdtformatlock" xmlns:w16se="http://schemas.microsoft.com/office/word/2015/wordml/symex" xmlns:wpg="http://schemas.microsoft.com/office/word/2010/wordprocessingGroup" xmlns:wpi="http://schemas.microsoft.com/office/word/2010/wordprocessingInk" xmlns:wne="http://schemas.microsoft.com/office/word/2006/wordml" xmlns:wps="http://schemas.microsoft.com/office/word/2010/wordprocessingShape" mc:Ignorable="w14 w15 w16se w16cid w16 w16cex w16sdtdh w16sdtfl w16du wp14">
+  <w:abstractNum w:abstractNumId="0" w15:restartNumberingAfterBreak="0">
+    <w:nsid w:val="00D22985"/>
+    <w:multiLevelType w:val="hybridMultilevel"/>
+    <w:tmpl w:val="BD3E6CFA"/>
+    <w:lvl w:ilvl="0" w:tplc="E3282102">
+      <w:start w:val="1"/>
+      <w:numFmt w:val="decimal"/>
+      <w:lvlText w:val="%1."/>
+      <w:lvlJc w:val="left"/>
+      <w:pPr>
+        <w:ind w:left="2770" w:hanging="360"/>
+      </w:pPr>
+      <w:rPr>
+        <w:rFonts w:cs="Times New Roman" w:hint="default"/>
+      </w:rPr>
+    </w:lvl>
+    <w:lvl w:ilvl="1" w:tplc="04090019" w:tentative="1">
+      <w:start w:val="1"/>
+      <w:numFmt w:val="lowerLetter"/>
+      <w:lvlText w:val="%2."/>
+      <w:lvlJc w:val="left"/>
+      <w:pPr>
+        <w:ind w:left="3490" w:hanging="360"/>
+      </w:pPr>
+    </w:lvl>
+    <w:lvl w:ilvl="2" w:tplc="0409001B" w:tentative="1">
+      <w:start w:val="1"/>
+      <w:numFmt w:val="lowerRoman"/>
+      <w:lvlText w:val="%3."/>
+      <w:lvlJc w:val="right"/>
+      <w:pPr>
+        <w:ind w:left="4210" w:hanging="180"/>
+      </w:pPr>
+    </w:lvl>
+    <w:lvl w:ilvl="3" w:tplc="0409000F" w:tentative="1">
+      <w:start w:val="1"/>
+      <w:numFmt w:val="decimal"/>
+      <w:lvlText w:val="%4."/>
+      <w:lvlJc w:val="left"/>
+      <w:pPr>
+        <w:ind w:left="4930" w:hanging="360"/>
+      </w:pPr>
+    </w:lvl>
+    <w:lvl w:ilvl="4" w:tplc="04090019" w:tentative="1">
+      <w:start w:val="1"/>
+      <w:numFmt w:val="lowerLetter"/>
+      <w:lvlText w:val="%5."/>
+      <w:lvlJc w:val="left"/>
+      <w:pPr>
+        <w:ind w:left="5650" w:hanging="360"/>
+      </w:pPr>
+    </w:lvl>
+    <w:lvl w:ilvl="5" w:tplc="0409001B" w:tentative="1">
+      <w:start w:val="1"/>
+      <w:numFmt w:val="lowerRoman"/>
+      <w:lvlText w:val="%6."/>
+      <w:lvlJc w:val="right"/>
+      <w:pPr>
+        <w:ind w:left="6370" w:hanging="180"/>
+      </w:pPr>
+    </w:lvl>
+    <w:lvl w:ilvl="6" w:tplc="0409000F" w:tentative="1">
+      <w:start w:val="1"/>
+      <w:numFmt w:val="decimal"/>
+      <w:lvlText w:val="%7."/>
+      <w:lvlJc w:val="left"/>
+      <w:pPr>
+        <w:ind w:left="7090" w:hanging="360"/>
+      </w:pPr>
+    </w:lvl>
+    <w:lvl w:ilvl="7" w:tplc="04090019" w:tentative="1">
+      <w:start w:val="1"/>
+      <w:numFmt w:val="lowerLetter"/>
+      <w:lvlText w:val="%8."/>
+      <w:lvlJc w:val="left"/>
+      <w:pPr>
+        <w:ind w:left="7810" w:hanging="360"/>
+      </w:pPr>
+    </w:lvl>
+    <w:lvl w:ilvl="8" w:tplc="0409001B" w:tentative="1">
+      <w:start w:val="1"/>
+      <w:numFmt w:val="lowerRoman"/>
+      <w:lvlText w:val="%9."/>
+      <w:lvlJc w:val="right"/>
+      <w:pPr>
+        <w:ind w:left="8530" w:hanging="180"/>
+      </w:pPr>
+    </w:lvl>
+  </w:abstractNum>
+  <w:abstractNum w:abstractNumId="1" w15:restartNumberingAfterBreak="0">
+    <w:nsid w:val="19EB78F7"/>
+    <w:multiLevelType w:val="hybridMultilevel"/>
+    <w:tmpl w:val="D96CC2D4"/>
+    <w:lvl w:ilvl="0" w:tplc="35D486CC">
+      <w:start w:val="1"/>
+      <w:numFmt w:val="decimal"/>
+      <w:lvlText w:val="%1."/>
+      <w:lvlJc w:val="left"/>
+      <w:pPr>
+        <w:ind w:left="2770" w:hanging="360"/>
+      </w:pPr>
+      <w:rPr>
+        <w:rFonts w:hint="default"/>
+      </w:rPr>
+    </w:lvl>
+    <w:lvl w:ilvl="1" w:tplc="04090019" w:tentative="1">
+      <w:start w:val="1"/>
+      <w:numFmt w:val="lowerLetter"/>
+      <w:lvlText w:val="%2."/>
+      <w:lvlJc w:val="left"/>
+      <w:pPr>
+        <w:ind w:left="3490" w:hanging="360"/>
+      </w:pPr>
+    </w:lvl>
+    <w:lvl w:ilvl="2" w:tplc="0409001B" w:tentative="1">
+      <w:start w:val="1"/>
+      <w:numFmt w:val="lowerRoman"/>
+      <w:lvlText w:val="%3."/>
+      <w:lvlJc w:val="right"/>
+      <w:pPr>
+        <w:ind w:left="4210" w:hanging="180"/>
+      </w:pPr>
+    </w:lvl>
+    <w:lvl w:ilvl="3" w:tplc="0409000F" w:tentative="1">
+      <w:start w:val="1"/>
+      <w:numFmt w:val="decimal"/>
+      <w:lvlText w:val="%4."/>
+      <w:lvlJc w:val="left"/>
+      <w:pPr>
+        <w:ind w:left="4930" w:hanging="360"/>
+      </w:pPr>
+    </w:lvl>
+    <w:lvl w:ilvl="4" w:tplc="04090019" w:tentative="1">
+      <w:start w:val="1"/>
+      <w:numFmt w:val="lowerLetter"/>
+      <w:lvlText w:val="%5."/>
+      <w:lvlJc w:val="left"/>
+      <w:pPr>
+        <w:ind w:left="5650" w:hanging="360"/>
+      </w:pPr>
+    </w:lvl>
+    <w:lvl w:ilvl="5" w:tplc="0409001B" w:tentative="1">
+      <w:start w:val="1"/>
+      <w:numFmt w:val="lowerRoman"/>
+      <w:lvlText w:val="%6."/>
+      <w:lvlJc w:val="right"/>
+      <w:pPr>
+        <w:ind w:left="6370" w:hanging="180"/>
+      </w:pPr>
+    </w:lvl>
+    <w:lvl w:ilvl="6" w:tplc="0409000F" w:tentative="1">
+      <w:start w:val="1"/>
+      <w:numFmt w:val="decimal"/>
+      <w:lvlText w:val="%7."/>
+      <w:lvlJc w:val="left"/>
+      <w:pPr>
+        <w:ind w:left="7090" w:hanging="360"/>
+      </w:pPr>
+    </w:lvl>
+    <w:lvl w:ilvl="7" w:tplc="04090019" w:tentative="1">
+      <w:start w:val="1"/>
+      <w:numFmt w:val="lowerLetter"/>
+      <w:lvlText w:val="%8."/>
+      <w:lvlJc w:val="left"/>
+      <w:pPr>
+        <w:ind w:left="7810" w:hanging="360"/>
+      </w:pPr>
+    </w:lvl>
+    <w:lvl w:ilvl="8" w:tplc="0409001B" w:tentative="1">
+      <w:start w:val="1"/>
+      <w:numFmt w:val="lowerRoman"/>
+      <w:lvlText w:val="%9."/>
+      <w:lvlJc w:val="right"/>
+      <w:pPr>
+        <w:ind w:left="8530" w:hanging="180"/>
+      </w:pPr>
+    </w:lvl>
+  </w:abstractNum>
+  <w:abstractNum w:abstractNumId="2" w15:restartNumberingAfterBreak="0">
+    <w:nsid w:val="4ACA7EAF"/>
+    <w:multiLevelType w:val="hybridMultilevel"/>
+    <w:tmpl w:val="3DEE3A2E"/>
+    <w:lvl w:ilvl="0" w:tplc="7A6E5520">
+      <w:start w:val="1"/>
+      <w:numFmt w:val="decimal"/>
+      <w:lvlText w:val="%1."/>
+      <w:lvlJc w:val="left"/>
+      <w:pPr>
+        <w:ind w:left="2770" w:hanging="360"/>
+      </w:pPr>
+      <w:rPr>
+        <w:rFonts w:hint="default"/>
+      </w:rPr>
+    </w:lvl>
+    <w:lvl w:ilvl="1" w:tplc="04090019" w:tentative="1">
+      <w:start w:val="1"/>
+      <w:numFmt w:val="lowerLetter"/>
+      <w:lvlText w:val="%2."/>
+      <w:lvlJc w:val="left"/>
+      <w:pPr>
+        <w:ind w:left="3490" w:hanging="360"/>
+      </w:pPr>
+    </w:lvl>
+    <w:lvl w:ilvl="2" w:tplc="0409001B" w:tentative="1">
+      <w:start w:val="1"/>
+      <w:numFmt w:val="lowerRoman"/>
+      <w:lvlText w:val="%3."/>
+      <w:lvlJc w:val="right"/>
+      <w:pPr>
+        <w:ind w:left="4210" w:hanging="180"/>
+      </w:pPr>
+    </w:lvl>
+    <w:lvl w:ilvl="3" w:tplc="0409000F" w:tentative="1">
+      <w:start w:val="1"/>
+      <w:numFmt w:val="decimal"/>
+      <w:lvlText w:val="%4."/>
+      <w:lvlJc w:val="left"/>
+      <w:pPr>
+        <w:ind w:left="4930" w:hanging="360"/>
+      </w:pPr>
+    </w:lvl>
+    <w:lvl w:ilvl="4" w:tplc="04090019" w:tentative="1">
+      <w:start w:val="1"/>
+      <w:numFmt w:val="lowerLetter"/>
+      <w:lvlText w:val="%5."/>
+      <w:lvlJc w:val="left"/>
+      <w:pPr>
+        <w:ind w:left="5650" w:hanging="360"/>
+      </w:pPr>
+    </w:lvl>
+    <w:lvl w:ilvl="5" w:tplc="0409001B" w:tentative="1">
+      <w:start w:val="1"/>
+      <w:numFmt w:val="lowerRoman"/>
+      <w:lvlText w:val="%6."/>
+      <w:lvlJc w:val="right"/>
+      <w:pPr>
+        <w:ind w:left="6370" w:hanging="180"/>
+      </w:pPr>
+    </w:lvl>
+    <w:lvl w:ilvl="6" w:tplc="0409000F" w:tentative="1">
+      <w:start w:val="1"/>
+      <w:numFmt w:val="decimal"/>
+      <w:lvlText w:val="%7."/>
+      <w:lvlJc w:val="left"/>
+      <w:pPr>
+        <w:ind w:left="7090" w:hanging="360"/>
+      </w:pPr>
+    </w:lvl>
+    <w:lvl w:ilvl="7" w:tplc="04090019" w:tentative="1">
+      <w:start w:val="1"/>
+      <w:numFmt w:val="lowerLetter"/>
+      <w:lvlText w:val="%8."/>
+      <w:lvlJc w:val="left"/>
+      <w:pPr>
+        <w:ind w:left="7810" w:hanging="360"/>
+      </w:pPr>
+    </w:lvl>
+    <w:lvl w:ilvl="8" w:tplc="0409001B" w:tentative="1">
+      <w:start w:val="1"/>
+      <w:numFmt w:val="lowerRoman"/>
+      <w:lvlText w:val="%9."/>
+      <w:lvlJc w:val="right"/>
+      <w:pPr>
+        <w:ind w:left="8530" w:hanging="180"/>
+      </w:pPr>
+    </w:lvl>
+  </w:abstractNum>
+  <w:abstractNum w:abstractNumId="3" w15:restartNumberingAfterBreak="0">
+    <w:nsid w:val="5C932E70"/>
+    <w:multiLevelType w:val="hybridMultilevel"/>
+    <w:tmpl w:val="E612BEFC"/>
+    <w:lvl w:ilvl="0" w:tplc="034CBAA0">
+      <w:start w:val="1"/>
+      <w:numFmt w:val="decimal"/>
+      <w:lvlText w:val="%1."/>
+      <w:lvlJc w:val="left"/>
+      <w:pPr>
+        <w:ind w:left="720" w:hanging="360"/>
+      </w:pPr>
+      <w:rPr>
+        <w:rFonts w:eastAsia="DejaVu Sans" w:hint="default"/>
+      </w:rPr>
+    </w:lvl>
+    <w:lvl w:ilvl="1" w:tplc="38090019" w:tentative="1">
+      <w:start w:val="1"/>
+      <w:numFmt w:val="lowerLetter"/>
+      <w:lvlText w:val="%2."/>
+      <w:lvlJc w:val="left"/>
+      <w:pPr>
+        <w:ind w:left="1440" w:hanging="360"/>
+      </w:pPr>
+    </w:lvl>
+    <w:lvl w:ilvl="2" w:tplc="3809001B" w:tentative="1">
+      <w:start w:val="1"/>
+      <w:numFmt w:val="lowerRoman"/>
+      <w:lvlText w:val="%3."/>
+      <w:lvlJc w:val="right"/>
+      <w:pPr>
+        <w:ind w:left="2160" w:hanging="180"/>
+      </w:pPr>
+    </w:lvl>
+    <w:lvl w:ilvl="3" w:tplc="3809000F" w:tentative="1">
+      <w:start w:val="1"/>
+      <w:numFmt w:val="decimal"/>
+      <w:lvlText w:val="%4."/>
+      <w:lvlJc w:val="left"/>
+      <w:pPr>
+        <w:ind w:left="2880" w:hanging="360"/>
+      </w:pPr>
+    </w:lvl>
+    <w:lvl w:ilvl="4" w:tplc="38090019" w:tentative="1">
+      <w:start w:val="1"/>
+      <w:numFmt w:val="lowerLetter"/>
+      <w:lvlText w:val="%5."/>
+      <w:lvlJc w:val="left"/>
+      <w:pPr>
+        <w:ind w:left="3600" w:hanging="360"/>
+      </w:pPr>
+    </w:lvl>
+    <w:lvl w:ilvl="5" w:tplc="3809001B" w:tentative="1">
+      <w:start w:val="1"/>
+      <w:numFmt w:val="lowerRoman"/>
+      <w:lvlText w:val="%6."/>
+      <w:lvlJc w:val="right"/>
+      <w:pPr>
+        <w:ind w:left="4320" w:hanging="180"/>
+      </w:pPr>
+    </w:lvl>
+    <w:lvl w:ilvl="6" w:tplc="3809000F" w:tentative="1">
+      <w:start w:val="1"/>
+      <w:numFmt w:val="decimal"/>
+      <w:lvlText w:val="%7."/>
+      <w:lvlJc w:val="left"/>
+      <w:pPr>
+        <w:ind w:left="5040" w:hanging="360"/>
+      </w:pPr>
+    </w:lvl>
+    <w:lvl w:ilvl="7" w:tplc="38090019" w:tentative="1">
+      <w:start w:val="1"/>
+      <w:numFmt w:val="lowerLetter"/>
+      <w:lvlText w:val="%8."/>
+      <w:lvlJc w:val="left"/>
+      <w:pPr>
+        <w:ind w:left="5760" w:hanging="360"/>
+      </w:pPr>
+    </w:lvl>
+    <w:lvl w:ilvl="8" w:tplc="3809001B" w:tentative="1">
+      <w:start w:val="1"/>
+      <w:numFmt w:val="lowerRoman"/>
+      <w:lvlText w:val="%9."/>
+      <w:lvlJc w:val="right"/>
+      <w:pPr>
+        <w:ind w:left="6480" w:hanging="180"/>
+      </w:pPr>
+    </w:lvl>
+  </w:abstractNum>
+  <w:abstractNum w:abstractNumId="4" w15:restartNumberingAfterBreak="0">
+    <w:nsid w:val="6C69411B"/>
+    <w:multiLevelType w:val="hybridMultilevel"/>
+    <w:tmpl w:val="6ACC77FE"/>
+    <w:lvl w:ilvl="0" w:tplc="7056F72E">
+      <w:start w:val="1"/>
+      <w:numFmt w:val="decimal"/>
+      <w:lvlText w:val="%1."/>
+      <w:lvlJc w:val="left"/>
+      <w:pPr>
+        <w:ind w:left="2770" w:hanging="360"/>
+      </w:pPr>
+      <w:rPr>
+        <w:rFonts w:hint="default"/>
+      </w:rPr>
+    </w:lvl>
+    <w:lvl w:ilvl="1" w:tplc="04090019" w:tentative="1">
+      <w:start w:val="1"/>
+      <w:numFmt w:val="lowerLetter"/>
+      <w:lvlText w:val="%2."/>
+      <w:lvlJc w:val="left"/>
+      <w:pPr>
+        <w:ind w:left="3490" w:hanging="360"/>
+      </w:pPr>
+    </w:lvl>
+    <w:lvl w:ilvl="2" w:tplc="0409001B" w:tentative="1">
+      <w:start w:val="1"/>
+      <w:numFmt w:val="lowerRoman"/>
+      <w:lvlText w:val="%3."/>
+      <w:lvlJc w:val="right"/>
+      <w:pPr>
+        <w:ind w:left="4210" w:hanging="180"/>
+      </w:pPr>
+    </w:lvl>
+    <w:lvl w:ilvl="3" w:tplc="0409000F" w:tentative="1">
+      <w:start w:val="1"/>
+      <w:numFmt w:val="decimal"/>
+      <w:lvlText w:val="%4."/>
+      <w:lvlJc w:val="left"/>
+      <w:pPr>
+        <w:ind w:left="4930" w:hanging="360"/>
+      </w:pPr>
+    </w:lvl>
+    <w:lvl w:ilvl="4" w:tplc="04090019" w:tentative="1">
+      <w:start w:val="1"/>
+      <w:numFmt w:val="lowerLetter"/>
+      <w:lvlText w:val="%5."/>
+      <w:lvlJc w:val="left"/>
+      <w:pPr>
+        <w:ind w:left="5650" w:hanging="360"/>
+      </w:pPr>
+    </w:lvl>
+    <w:lvl w:ilvl="5" w:tplc="0409001B" w:tentative="1">
+      <w:start w:val="1"/>
+      <w:numFmt w:val="lowerRoman"/>
+      <w:lvlText w:val="%6."/>
+      <w:lvlJc w:val="right"/>
+      <w:pPr>
+        <w:ind w:left="6370" w:hanging="180"/>
+      </w:pPr>
+    </w:lvl>
+    <w:lvl w:ilvl="6" w:tplc="0409000F" w:tentative="1">
+      <w:start w:val="1"/>
+      <w:numFmt w:val="decimal"/>
+      <w:lvlText w:val="%7."/>
+      <w:lvlJc w:val="left"/>
+      <w:pPr>
+        <w:ind w:left="7090" w:hanging="360"/>
+      </w:pPr>
+    </w:lvl>
+    <w:lvl w:ilvl="7" w:tplc="04090019" w:tentative="1">
+      <w:start w:val="1"/>
+      <w:numFmt w:val="lowerLetter"/>
+      <w:lvlText w:val="%8."/>
+      <w:lvlJc w:val="left"/>
+      <w:pPr>
+        <w:ind w:left="7810" w:hanging="360"/>
+      </w:pPr>
+    </w:lvl>
+    <w:lvl w:ilvl="8" w:tplc="0409001B" w:tentative="1">
+      <w:start w:val="1"/>
+      <w:numFmt w:val="lowerRoman"/>
+      <w:lvlText w:val="%9."/>
+      <w:lvlJc w:val="right"/>
+      <w:pPr>
+        <w:ind w:left="8530" w:hanging="180"/>
+      </w:pPr>
+    </w:lvl>
+  </w:abstractNum>
+  <w:num w:numId="1" w16cid:durableId="339308717">
+    <w:abstractNumId w:val="0"/>
+  </w:num>
+  <w:num w:numId="2" w16cid:durableId="10956539">
+    <w:abstractNumId w:val="1"/>
+  </w:num>
+  <w:num w:numId="3" w16cid:durableId="1028600686">
+    <w:abstractNumId w:val="4"/>
+  </w:num>
+  <w:num w:numId="4" w16cid:durableId="1164051333">
+    <w:abstractNumId w:val="2"/>
+  </w:num>
+  <w:num w:numId="5" w16cid:durableId="284821390">
+    <w:abstractNumId w:val="3"/>
+  </w:num>
+</w:numbering>
 </file>
 
 <file path=word/styles.xml><?xml version="1.0" encoding="utf-8"?>
@@ -8160,33 +10441,6 @@
       <w:shd w:val="clear" w:color="auto" w:fill="E1DFDD"/>
     </w:rPr>
   </w:style>
-  <w:style w:type="paragraph" w:styleId="BodyText">
-    <w:name w:val="Body Text"/>
-    <w:basedOn w:val="Normal"/>
-    <w:link w:val="BodyTextChar"/>
-    <w:uiPriority w:val="99"/>
-    <w:semiHidden/>
-    <w:unhideWhenUsed/>
-    <w:rsid w:val="00013B49"/>
-    <w:pPr>
-      <w:spacing w:after="120"/>
-    </w:pPr>
-  </w:style>
-  <w:style w:type="character" w:customStyle="1" w:styleId="BodyTextChar">
-    <w:name w:val="Body Text Char"/>
-    <w:basedOn w:val="DefaultParagraphFont"/>
-    <w:link w:val="BodyText"/>
-    <w:uiPriority w:val="99"/>
-    <w:semiHidden/>
-    <w:rsid w:val="00013B49"/>
-    <w:rPr>
-      <w:rFonts w:ascii="Times" w:eastAsia="DejaVu Sans" w:hAnsi="Times"/>
-      <w:kern w:val="1"/>
-      <w:sz w:val="24"/>
-      <w:szCs w:val="24"/>
-      <w:lang w:val="en-US" w:eastAsia="ar-SA"/>
-    </w:rPr>
-  </w:style>
 </w:styles>
 </file>
 
@@ -8457,10 +10711,22 @@
 </s:customData>
 </file>
 
+<file path=customXml/item2.xml><?xml version="1.0" encoding="utf-8"?>
+<b:Sources xmlns:b="http://schemas.openxmlformats.org/officeDocument/2006/bibliography" xmlns="http://schemas.openxmlformats.org/officeDocument/2006/bibliography" SelectedStyle="\APASixthEditionOfficeOnline.xsl" StyleName="APA" Version="6"/>
+</file>
+
 <file path=customXml/itemProps1.xml><?xml version="1.0" encoding="utf-8"?>
 <ds:datastoreItem xmlns:ds="http://schemas.openxmlformats.org/officeDocument/2006/customXml" ds:itemID="{B1977F7D-205B-4081-913C-38D41E755F92}">
   <ds:schemaRefs>
     <ds:schemaRef ds:uri="http://www.wps.cn/officeDocument/2013/wpsCustomData"/>
   </ds:schemaRefs>
 </ds:datastoreItem>
+</file>
+
+<file path=customXml/itemProps2.xml><?xml version="1.0" encoding="utf-8"?>
+<ds:datastoreItem xmlns:ds="http://schemas.openxmlformats.org/officeDocument/2006/customXml" ds:itemID="{1F114335-D27F-4C4D-B139-5E166AEF811A}">
+  <ds:schemaRefs>
+    <ds:schemaRef ds:uri="http://schemas.openxmlformats.org/officeDocument/2006/bibliography"/>
+  </ds:schemaRefs>
+</ds:datastoreItem>
 </file>
--- a/template_proposal.docx
+++ b/template_proposal.docx
@@ -575,7 +575,6 @@
                 <w:rFonts w:ascii="Arial" w:hAnsi="Arial" w:cs="Arial"/>
                 <w:sz w:val="22"/>
                 <w:szCs w:val="22"/>
-                <w:highlight w:val="yellow"/>
               </w:rPr>
               <w:t>DD MM YY</w:t>
             </w:r>
@@ -645,7 +644,6 @@
                 <w:rFonts w:ascii="Arial" w:eastAsia="MS Mincho" w:hAnsi="Arial" w:cs="Arial"/>
                 <w:sz w:val="22"/>
                 <w:szCs w:val="22"/>
-                <w:highlight w:val="cyan"/>
               </w:rPr>
             </w:pPr>
             <w:r>
@@ -785,7 +783,6 @@
                 <w:rFonts w:ascii="Arial" w:eastAsia="MS Mincho" w:hAnsi="Arial" w:cs="Arial"/>
                 <w:sz w:val="22"/>
                 <w:szCs w:val="22"/>
-                <w:highlight w:val="yellow"/>
                 <w:lang w:val="fi-FI"/>
               </w:rPr>
               <w:t>NAMA_LOMBA</w:t>
@@ -888,27 +885,7 @@
           <w:szCs w:val="22"/>
           <w:lang w:val="sv-SE"/>
         </w:rPr>
-        <w:t xml:space="preserve">Direktur </w:t>
-      </w:r>
-      <w:r>
-        <w:rPr>
-          <w:rFonts w:ascii="Arial" w:hAnsi="Arial" w:cs="Arial"/>
-          <w:b/>
-          <w:sz w:val="22"/>
-          <w:szCs w:val="22"/>
-          <w:lang w:val="sv-SE"/>
-        </w:rPr>
-        <w:t xml:space="preserve">III </w:t>
-      </w:r>
-      <w:r>
-        <w:rPr>
-          <w:rFonts w:ascii="Arial" w:hAnsi="Arial" w:cs="Arial"/>
-          <w:b/>
-          <w:sz w:val="22"/>
-          <w:szCs w:val="22"/>
-          <w:lang w:val="sv-SE"/>
-        </w:rPr>
-        <w:t>Politeknik Siber dan Sandi Negara</w:t>
+        <w:t>Direktur III Politeknik Siber dan Sandi Negara</w:t>
       </w:r>
     </w:p>
     <w:p>
@@ -1005,7 +982,6 @@
           <w:rFonts w:ascii="Arial" w:eastAsia="MS Mincho" w:hAnsi="Arial" w:cs="Arial"/>
           <w:sz w:val="22"/>
           <w:szCs w:val="22"/>
-          <w:highlight w:val="yellow"/>
           <w:lang w:val="fi-FI"/>
         </w:rPr>
         <w:t>NAMA_LOMBA</w:t>
@@ -1529,7 +1505,6 @@
                               <w:rPr>
                                 <w:rFonts w:ascii="Arial" w:eastAsia="MS Mincho" w:hAnsi="Arial" w:cs="Arial"/>
                                 <w:sz w:val="20"/>
-                                <w:highlight w:val="yellow"/>
                                 <w:lang w:val="sv-SE"/>
                               </w:rPr>
                               <w:t>DD MM YY</w:t>
@@ -1711,7 +1686,6 @@
                         <w:rPr>
                           <w:rFonts w:ascii="Arial" w:eastAsia="MS Mincho" w:hAnsi="Arial" w:cs="Arial"/>
                           <w:sz w:val="20"/>
-                          <w:highlight w:val="yellow"/>
                           <w:lang w:val="sv-SE"/>
                         </w:rPr>
                         <w:t>DD MM YY</w:t>
@@ -1840,7 +1814,6 @@
           <w:rFonts w:ascii="Arial" w:eastAsia="MS Mincho" w:hAnsi="Arial" w:cs="Arial"/>
           <w:sz w:val="22"/>
           <w:szCs w:val="22"/>
-          <w:highlight w:val="yellow"/>
           <w:lang w:val="fi-FI"/>
         </w:rPr>
         <w:t>NAMA_LOMBA</w:t>
@@ -1904,7 +1877,6 @@
           <w:rFonts w:ascii="Arial" w:hAnsi="Arial" w:cs="Arial"/>
           <w:sz w:val="22"/>
           <w:szCs w:val="22"/>
-          <w:highlight w:val="yellow"/>
           <w:lang w:val="id-ID"/>
         </w:rPr>
         <w:t>DD MM</w:t>
@@ -1914,7 +1886,6 @@
           <w:rFonts w:ascii="Arial" w:hAnsi="Arial" w:cs="Arial"/>
           <w:sz w:val="22"/>
           <w:szCs w:val="22"/>
-          <w:highlight w:val="yellow"/>
           <w:lang w:val="id-ID"/>
         </w:rPr>
         <w:t xml:space="preserve"> </w:t>
@@ -1924,7 +1895,6 @@
           <w:rFonts w:ascii="Arial" w:hAnsi="Arial" w:cs="Arial"/>
           <w:sz w:val="22"/>
           <w:szCs w:val="22"/>
-          <w:highlight w:val="yellow"/>
           <w:lang w:val="id-ID"/>
         </w:rPr>
         <w:t xml:space="preserve">s.d. </w:t>
@@ -1934,7 +1904,6 @@
           <w:rFonts w:ascii="Arial" w:hAnsi="Arial" w:cs="Arial"/>
           <w:sz w:val="22"/>
           <w:szCs w:val="22"/>
-          <w:highlight w:val="yellow"/>
           <w:lang w:val="id-ID"/>
         </w:rPr>
         <w:t>DD</w:t>
@@ -1944,7 +1913,6 @@
           <w:rFonts w:ascii="Arial" w:hAnsi="Arial" w:cs="Arial"/>
           <w:sz w:val="22"/>
           <w:szCs w:val="22"/>
-          <w:highlight w:val="yellow"/>
           <w:lang w:val="id-ID"/>
         </w:rPr>
         <w:t xml:space="preserve"> </w:t>
@@ -1954,7 +1922,6 @@
           <w:rFonts w:ascii="Arial" w:hAnsi="Arial" w:cs="Arial"/>
           <w:sz w:val="22"/>
           <w:szCs w:val="22"/>
-          <w:highlight w:val="yellow"/>
           <w:lang w:val="id-ID"/>
         </w:rPr>
         <w:t>MM</w:t>
@@ -1964,7 +1931,6 @@
           <w:rFonts w:ascii="Arial" w:hAnsi="Arial" w:cs="Arial"/>
           <w:sz w:val="22"/>
           <w:szCs w:val="22"/>
-          <w:highlight w:val="yellow"/>
           <w:lang w:val="id-ID"/>
         </w:rPr>
         <w:t xml:space="preserve"> </w:t>
@@ -1974,7 +1940,6 @@
           <w:rFonts w:ascii="Arial" w:hAnsi="Arial" w:cs="Arial"/>
           <w:sz w:val="22"/>
           <w:szCs w:val="22"/>
-          <w:highlight w:val="yellow"/>
           <w:lang w:val="id-ID"/>
         </w:rPr>
         <w:t>YY</w:t>
@@ -2029,7 +1994,6 @@
           <w:rFonts w:ascii="Arial" w:hAnsi="Arial" w:cs="Arial"/>
           <w:sz w:val="22"/>
           <w:szCs w:val="22"/>
-          <w:highlight w:val="yellow"/>
           <w:lang w:val="id-ID"/>
         </w:rPr>
         <w:t>Daring</w:t>
@@ -2039,7 +2003,6 @@
           <w:rFonts w:ascii="Arial" w:hAnsi="Arial" w:cs="Arial"/>
           <w:sz w:val="22"/>
           <w:szCs w:val="22"/>
-          <w:highlight w:val="yellow"/>
           <w:lang w:val="id-ID"/>
         </w:rPr>
         <w:t>/Luring</w:t>
@@ -2094,7 +2057,6 @@
           <w:rFonts w:ascii="Arial" w:hAnsi="Arial" w:cs="Arial"/>
           <w:sz w:val="22"/>
           <w:szCs w:val="22"/>
-          <w:highlight w:val="yellow"/>
           <w:lang w:val="sv-SE"/>
         </w:rPr>
         <w:t>Fakultas Ilmu Komputer Universitas Indonesia</w:t>
@@ -2130,7 +2092,6 @@
           <w:rFonts w:ascii="Arial" w:hAnsi="Arial" w:cs="Arial"/>
           <w:sz w:val="22"/>
           <w:szCs w:val="22"/>
-          <w:highlight w:val="yellow"/>
           <w:lang w:val="sv-SE"/>
         </w:rPr>
         <w:t>Rp 60.000</w:t>
@@ -2381,7 +2342,6 @@
                               <w:rPr>
                                 <w:rFonts w:ascii="Arial" w:eastAsia="MS Mincho" w:hAnsi="Arial" w:cs="Arial"/>
                                 <w:sz w:val="20"/>
-                                <w:highlight w:val="yellow"/>
                                 <w:lang w:val="sv-SE"/>
                               </w:rPr>
                               <w:t>DD MM YY</w:t>
@@ -2560,7 +2520,6 @@
                         <w:rPr>
                           <w:rFonts w:ascii="Arial" w:eastAsia="MS Mincho" w:hAnsi="Arial" w:cs="Arial"/>
                           <w:sz w:val="20"/>
-                          <w:highlight w:val="yellow"/>
                           <w:lang w:val="sv-SE"/>
                         </w:rPr>
                         <w:t>DD MM YY</w:t>
@@ -2636,7 +2595,6 @@
           <w:b/>
           <w:sz w:val="22"/>
           <w:szCs w:val="22"/>
-          <w:highlight w:val="yellow"/>
           <w:lang w:val="sv-SE" w:eastAsia="id-ID"/>
         </w:rPr>
         <w:t>NAMA_LOMBA</w:t>
@@ -2902,7 +2860,6 @@
                 <w:rFonts w:ascii="Arial" w:hAnsi="Arial" w:cs="Arial"/>
                 <w:sz w:val="22"/>
                 <w:szCs w:val="22"/>
-                <w:highlight w:val="yellow"/>
                 <w:lang w:val="sv-SE"/>
               </w:rPr>
             </w:pPr>
@@ -2911,7 +2868,6 @@
                 <w:rFonts w:ascii="Arial" w:hAnsi="Arial" w:cs="Arial"/>
                 <w:sz w:val="22"/>
                 <w:szCs w:val="22"/>
-                <w:highlight w:val="yellow"/>
                 <w:lang w:val="sv-SE"/>
               </w:rPr>
               <w:t>Kelompok 1</w:t>
@@ -2941,7 +2897,6 @@
                 <w:bCs/>
                 <w:sz w:val="22"/>
                 <w:szCs w:val="22"/>
-                <w:highlight w:val="yellow"/>
                 <w14:ligatures w14:val="standardContextual"/>
               </w:rPr>
             </w:pPr>
@@ -2951,7 +2906,6 @@
                 <w:bCs/>
                 <w:sz w:val="22"/>
                 <w:szCs w:val="22"/>
-                <w:highlight w:val="yellow"/>
                 <w14:ligatures w14:val="standardContextual"/>
               </w:rPr>
               <w:t>1.</w:t>
@@ -2976,7 +2930,6 @@
                 <w:rFonts w:ascii="Arial" w:hAnsi="Arial" w:cs="Arial"/>
                 <w:sz w:val="22"/>
                 <w:szCs w:val="22"/>
-                <w:highlight w:val="yellow"/>
               </w:rPr>
             </w:pPr>
             <w:r>
@@ -2984,7 +2937,6 @@
                 <w:rFonts w:ascii="Arial" w:hAnsi="Arial" w:cs="Arial"/>
                 <w:sz w:val="22"/>
                 <w:szCs w:val="22"/>
-                <w:highlight w:val="yellow"/>
               </w:rPr>
               <w:t>Davis Virgiawan</w:t>
             </w:r>
@@ -3009,7 +2961,6 @@
                 <w:rFonts w:ascii="Arial" w:hAnsi="Arial" w:cs="Arial"/>
                 <w:sz w:val="22"/>
                 <w:szCs w:val="22"/>
-                <w:highlight w:val="yellow"/>
                 <w14:ligatures w14:val="standardContextual"/>
               </w:rPr>
             </w:pPr>
@@ -3018,7 +2969,6 @@
                 <w:rFonts w:ascii="Arial" w:hAnsi="Arial" w:cs="Arial"/>
                 <w:sz w:val="22"/>
                 <w:szCs w:val="22"/>
-                <w:highlight w:val="yellow"/>
                 <w14:ligatures w14:val="standardContextual"/>
               </w:rPr>
               <w:t>IV RPKK</w:t>
@@ -3046,7 +2996,6 @@
                 <w:iCs/>
                 <w:sz w:val="22"/>
                 <w:szCs w:val="22"/>
-                <w:highlight w:val="yellow"/>
               </w:rPr>
             </w:pPr>
             <w:r>
@@ -3056,7 +3005,6 @@
                 <w:iCs/>
                 <w:sz w:val="22"/>
                 <w:szCs w:val="22"/>
-                <w:highlight w:val="yellow"/>
               </w:rPr>
               <w:t>Capture The Flag</w:t>
             </w:r>
@@ -3081,7 +3029,6 @@
                 <w:rFonts w:ascii="Arial" w:hAnsi="Arial" w:cs="Arial"/>
                 <w:sz w:val="22"/>
                 <w:szCs w:val="22"/>
-                <w:highlight w:val="yellow"/>
                 <w:lang w:val="en-ID"/>
               </w:rPr>
             </w:pPr>
@@ -3091,7 +3038,6 @@
                 <w:rFonts w:ascii="Arial" w:hAnsi="Arial" w:cs="Arial"/>
                 <w:sz w:val="22"/>
                 <w:szCs w:val="22"/>
-                <w:highlight w:val="yellow"/>
                 <w:lang w:val="en-ID"/>
               </w:rPr>
               <w:t>Diizinkan</w:t>
@@ -3102,7 +3048,6 @@
                 <w:rFonts w:ascii="Arial" w:hAnsi="Arial" w:cs="Arial"/>
                 <w:sz w:val="22"/>
                 <w:szCs w:val="22"/>
-                <w:highlight w:val="yellow"/>
                 <w:lang w:val="en-ID"/>
               </w:rPr>
               <w:t xml:space="preserve"> (</w:t>
@@ -3112,7 +3057,6 @@
                 <w:rFonts w:ascii="Arial" w:hAnsi="Arial" w:cs="Arial"/>
                 <w:sz w:val="22"/>
                 <w:szCs w:val="22"/>
-                <w:highlight w:val="yellow"/>
                 <w:lang w:val="en-ID"/>
               </w:rPr>
               <w:t xml:space="preserve">Fetty Amelia, </w:t>
@@ -3123,7 +3067,6 @@
                 <w:rFonts w:ascii="Arial" w:hAnsi="Arial" w:cs="Arial"/>
                 <w:sz w:val="22"/>
                 <w:szCs w:val="22"/>
-                <w:highlight w:val="yellow"/>
                 <w:lang w:val="en-ID"/>
               </w:rPr>
               <w:t>S.ST.,M.T.</w:t>
@@ -3134,7 +3077,6 @@
                 <w:rFonts w:ascii="Arial" w:hAnsi="Arial" w:cs="Arial"/>
                 <w:sz w:val="22"/>
                 <w:szCs w:val="22"/>
-                <w:highlight w:val="yellow"/>
                 <w:lang w:val="en-ID"/>
               </w:rPr>
               <w:t xml:space="preserve"> dan Dr. </w:t>
@@ -3145,7 +3087,6 @@
                 <w:rFonts w:ascii="Arial" w:hAnsi="Arial" w:cs="Arial"/>
                 <w:sz w:val="22"/>
                 <w:szCs w:val="22"/>
-                <w:highlight w:val="yellow"/>
                 <w:lang w:val="en-ID"/>
               </w:rPr>
               <w:t>Magfirawaty</w:t>
@@ -3156,7 +3097,6 @@
                 <w:rFonts w:ascii="Arial" w:hAnsi="Arial" w:cs="Arial"/>
                 <w:sz w:val="22"/>
                 <w:szCs w:val="22"/>
-                <w:highlight w:val="yellow"/>
                 <w:lang w:val="en-ID"/>
               </w:rPr>
               <w:t xml:space="preserve">, </w:t>
@@ -3167,7 +3107,6 @@
                 <w:rFonts w:ascii="Arial" w:hAnsi="Arial" w:cs="Arial"/>
                 <w:sz w:val="22"/>
                 <w:szCs w:val="22"/>
-                <w:highlight w:val="yellow"/>
                 <w:lang w:val="en-ID"/>
               </w:rPr>
               <w:t>S.Si</w:t>
@@ -3178,7 +3117,6 @@
                 <w:rFonts w:ascii="Arial" w:hAnsi="Arial" w:cs="Arial"/>
                 <w:sz w:val="22"/>
                 <w:szCs w:val="22"/>
-                <w:highlight w:val="yellow"/>
                 <w:lang w:val="en-ID"/>
               </w:rPr>
               <w:t xml:space="preserve">., </w:t>
@@ -3189,7 +3127,6 @@
                 <w:rFonts w:ascii="Arial" w:hAnsi="Arial" w:cs="Arial"/>
                 <w:sz w:val="22"/>
                 <w:szCs w:val="22"/>
-                <w:highlight w:val="yellow"/>
                 <w:lang w:val="en-ID"/>
               </w:rPr>
               <w:t>M.Si</w:t>
@@ -3200,7 +3137,6 @@
                 <w:rFonts w:ascii="Arial" w:hAnsi="Arial" w:cs="Arial"/>
                 <w:sz w:val="22"/>
                 <w:szCs w:val="22"/>
-                <w:highlight w:val="yellow"/>
                 <w:lang w:val="en-ID"/>
               </w:rPr>
               <w:t>.)</w:t>
@@ -3230,7 +3166,6 @@
                 <w:bCs/>
                 <w:sz w:val="22"/>
                 <w:szCs w:val="22"/>
-                <w:highlight w:val="yellow"/>
                 <w14:ligatures w14:val="standardContextual"/>
               </w:rPr>
             </w:pPr>
@@ -3240,7 +3175,6 @@
                 <w:bCs/>
                 <w:sz w:val="22"/>
                 <w:szCs w:val="22"/>
-                <w:highlight w:val="yellow"/>
                 <w14:ligatures w14:val="standardContextual"/>
               </w:rPr>
               <w:t>2.</w:t>
@@ -3265,7 +3199,6 @@
                 <w:rFonts w:ascii="Arial" w:hAnsi="Arial" w:cs="Arial"/>
                 <w:sz w:val="22"/>
                 <w:szCs w:val="22"/>
-                <w:highlight w:val="yellow"/>
               </w:rPr>
             </w:pPr>
             <w:r>
@@ -3273,7 +3206,6 @@
                 <w:rFonts w:ascii="Arial" w:hAnsi="Arial" w:cs="Arial"/>
                 <w:sz w:val="22"/>
                 <w:szCs w:val="22"/>
-                <w:highlight w:val="yellow"/>
               </w:rPr>
               <w:t xml:space="preserve">Gede </w:t>
             </w:r>
@@ -3283,7 +3215,6 @@
                 <w:rFonts w:ascii="Arial" w:hAnsi="Arial" w:cs="Arial"/>
                 <w:sz w:val="22"/>
                 <w:szCs w:val="22"/>
-                <w:highlight w:val="yellow"/>
               </w:rPr>
               <w:t>Gangga</w:t>
             </w:r>
@@ -3293,7 +3224,6 @@
                 <w:rFonts w:ascii="Arial" w:hAnsi="Arial" w:cs="Arial"/>
                 <w:sz w:val="22"/>
                 <w:szCs w:val="22"/>
-                <w:highlight w:val="yellow"/>
               </w:rPr>
               <w:t xml:space="preserve"> </w:t>
             </w:r>
@@ -3303,7 +3233,6 @@
                 <w:rFonts w:ascii="Arial" w:hAnsi="Arial" w:cs="Arial"/>
                 <w:sz w:val="22"/>
                 <w:szCs w:val="22"/>
-                <w:highlight w:val="yellow"/>
               </w:rPr>
               <w:t>Widiagung</w:t>
             </w:r>
@@ -3329,7 +3258,6 @@
                 <w:rFonts w:ascii="Arial" w:hAnsi="Arial" w:cs="Arial"/>
                 <w:sz w:val="22"/>
                 <w:szCs w:val="22"/>
-                <w:highlight w:val="yellow"/>
                 <w14:ligatures w14:val="standardContextual"/>
               </w:rPr>
             </w:pPr>
@@ -3338,7 +3266,6 @@
                 <w:rFonts w:ascii="Arial" w:hAnsi="Arial" w:cs="Arial"/>
                 <w:sz w:val="22"/>
                 <w:szCs w:val="22"/>
-                <w:highlight w:val="yellow"/>
                 <w14:ligatures w14:val="standardContextual"/>
               </w:rPr>
               <w:t>IV RKS A</w:t>
@@ -3366,7 +3293,6 @@
                 <w:iCs/>
                 <w:sz w:val="22"/>
                 <w:szCs w:val="22"/>
-                <w:highlight w:val="yellow"/>
               </w:rPr>
             </w:pPr>
             <w:r>
@@ -3376,7 +3302,6 @@
                 <w:iCs/>
                 <w:sz w:val="22"/>
                 <w:szCs w:val="22"/>
-                <w:highlight w:val="yellow"/>
               </w:rPr>
               <w:t>Capture The Flag</w:t>
             </w:r>
@@ -3401,7 +3326,6 @@
                 <w:rFonts w:ascii="Arial" w:hAnsi="Arial" w:cs="Arial"/>
                 <w:sz w:val="22"/>
                 <w:szCs w:val="22"/>
-                <w:highlight w:val="yellow"/>
                 <w:lang w:val="en-ID"/>
               </w:rPr>
             </w:pPr>
@@ -3411,7 +3335,6 @@
                 <w:rFonts w:ascii="Arial" w:hAnsi="Arial" w:cs="Arial"/>
                 <w:sz w:val="22"/>
                 <w:szCs w:val="22"/>
-                <w:highlight w:val="yellow"/>
                 <w:lang w:val="en-ID"/>
               </w:rPr>
               <w:t>Diizinkan</w:t>
@@ -3422,7 +3345,6 @@
                 <w:rFonts w:ascii="Arial" w:hAnsi="Arial" w:cs="Arial"/>
                 <w:sz w:val="22"/>
                 <w:szCs w:val="22"/>
-                <w:highlight w:val="yellow"/>
                 <w:lang w:val="en-ID"/>
               </w:rPr>
               <w:t xml:space="preserve"> (Dimas </w:t>
@@ -3433,7 +3355,6 @@
                 <w:rFonts w:ascii="Arial" w:hAnsi="Arial" w:cs="Arial"/>
                 <w:sz w:val="22"/>
                 <w:szCs w:val="22"/>
-                <w:highlight w:val="yellow"/>
                 <w:lang w:val="en-ID"/>
               </w:rPr>
               <w:t>Febriyan</w:t>
@@ -3444,7 +3365,6 @@
                 <w:rFonts w:ascii="Arial" w:hAnsi="Arial" w:cs="Arial"/>
                 <w:sz w:val="22"/>
                 <w:szCs w:val="22"/>
-                <w:highlight w:val="yellow"/>
                 <w:lang w:val="en-ID"/>
               </w:rPr>
               <w:t xml:space="preserve"> </w:t>
@@ -3455,7 +3375,6 @@
                 <w:rFonts w:ascii="Arial" w:hAnsi="Arial" w:cs="Arial"/>
                 <w:sz w:val="22"/>
                 <w:szCs w:val="22"/>
-                <w:highlight w:val="yellow"/>
                 <w:lang w:val="en-ID"/>
               </w:rPr>
               <w:t>Priambodo</w:t>
@@ -3466,7 +3385,6 @@
                 <w:rFonts w:ascii="Arial" w:hAnsi="Arial" w:cs="Arial"/>
                 <w:sz w:val="22"/>
                 <w:szCs w:val="22"/>
-                <w:highlight w:val="yellow"/>
                 <w:lang w:val="en-ID"/>
               </w:rPr>
               <w:t>, M.Cs. dan Rahmat Purwoko, S.T., M.T.)</w:t>
@@ -3496,7 +3414,6 @@
                 <w:bCs/>
                 <w:sz w:val="22"/>
                 <w:szCs w:val="22"/>
-                <w:highlight w:val="yellow"/>
                 <w14:ligatures w14:val="standardContextual"/>
               </w:rPr>
             </w:pPr>
@@ -3506,7 +3423,6 @@
                 <w:bCs/>
                 <w:sz w:val="22"/>
                 <w:szCs w:val="22"/>
-                <w:highlight w:val="yellow"/>
                 <w14:ligatures w14:val="standardContextual"/>
               </w:rPr>
               <w:t>3.</w:t>
@@ -3531,7 +3447,6 @@
                 <w:rFonts w:ascii="Arial" w:hAnsi="Arial" w:cs="Arial"/>
                 <w:sz w:val="22"/>
                 <w:szCs w:val="22"/>
-                <w:highlight w:val="yellow"/>
               </w:rPr>
             </w:pPr>
             <w:proofErr w:type="spellStart"/>
@@ -3540,7 +3455,6 @@
                 <w:rFonts w:ascii="Arial" w:hAnsi="Arial" w:cs="Arial"/>
                 <w:sz w:val="22"/>
                 <w:szCs w:val="22"/>
-                <w:highlight w:val="yellow"/>
               </w:rPr>
               <w:t>Respramon</w:t>
             </w:r>
@@ -3550,7 +3464,6 @@
                 <w:rFonts w:ascii="Arial" w:hAnsi="Arial" w:cs="Arial"/>
                 <w:sz w:val="22"/>
                 <w:szCs w:val="22"/>
-                <w:highlight w:val="yellow"/>
               </w:rPr>
               <w:t xml:space="preserve"> </w:t>
             </w:r>
@@ -3560,7 +3473,6 @@
                 <w:rFonts w:ascii="Arial" w:hAnsi="Arial" w:cs="Arial"/>
                 <w:sz w:val="22"/>
                 <w:szCs w:val="22"/>
-                <w:highlight w:val="yellow"/>
               </w:rPr>
               <w:t>Sollus</w:t>
             </w:r>
@@ -3570,7 +3482,6 @@
                 <w:rFonts w:ascii="Arial" w:hAnsi="Arial" w:cs="Arial"/>
                 <w:sz w:val="22"/>
                 <w:szCs w:val="22"/>
-                <w:highlight w:val="yellow"/>
               </w:rPr>
               <w:t xml:space="preserve"> </w:t>
             </w:r>
@@ -3580,7 +3491,6 @@
                 <w:rFonts w:ascii="Arial" w:hAnsi="Arial" w:cs="Arial"/>
                 <w:sz w:val="22"/>
                 <w:szCs w:val="22"/>
-                <w:highlight w:val="yellow"/>
               </w:rPr>
               <w:t>Sihombing</w:t>
             </w:r>
@@ -3606,7 +3516,6 @@
                 <w:rFonts w:ascii="Arial" w:hAnsi="Arial" w:cs="Arial"/>
                 <w:sz w:val="22"/>
                 <w:szCs w:val="22"/>
-                <w:highlight w:val="yellow"/>
                 <w14:ligatures w14:val="standardContextual"/>
               </w:rPr>
             </w:pPr>
@@ -3615,7 +3524,6 @@
                 <w:rFonts w:ascii="Arial" w:hAnsi="Arial" w:cs="Arial"/>
                 <w:sz w:val="22"/>
                 <w:szCs w:val="22"/>
-                <w:highlight w:val="yellow"/>
                 <w14:ligatures w14:val="standardContextual"/>
               </w:rPr>
               <w:t>IV RKS A</w:t>
@@ -3643,7 +3551,6 @@
                 <w:iCs/>
                 <w:sz w:val="22"/>
                 <w:szCs w:val="22"/>
-                <w:highlight w:val="yellow"/>
               </w:rPr>
             </w:pPr>
             <w:r>
@@ -3653,7 +3560,6 @@
                 <w:iCs/>
                 <w:sz w:val="22"/>
                 <w:szCs w:val="22"/>
-                <w:highlight w:val="yellow"/>
               </w:rPr>
               <w:t>Capture The Flag</w:t>
             </w:r>
@@ -3678,7 +3584,6 @@
                 <w:rFonts w:ascii="Arial" w:hAnsi="Arial" w:cs="Arial"/>
                 <w:sz w:val="22"/>
                 <w:szCs w:val="22"/>
-                <w:highlight w:val="yellow"/>
                 <w:lang w:val="en-ID"/>
               </w:rPr>
             </w:pPr>
@@ -3688,7 +3593,6 @@
                 <w:rFonts w:ascii="Arial" w:hAnsi="Arial" w:cs="Arial"/>
                 <w:sz w:val="22"/>
                 <w:szCs w:val="22"/>
-                <w:highlight w:val="yellow"/>
                 <w:lang w:val="en-ID"/>
               </w:rPr>
               <w:t>Diizinkan</w:t>
@@ -3699,7 +3603,6 @@
                 <w:rFonts w:ascii="Arial" w:hAnsi="Arial" w:cs="Arial"/>
                 <w:sz w:val="22"/>
                 <w:szCs w:val="22"/>
-                <w:highlight w:val="yellow"/>
                 <w:lang w:val="en-ID"/>
               </w:rPr>
               <w:t xml:space="preserve"> (Dimas </w:t>
@@ -3710,7 +3613,6 @@
                 <w:rFonts w:ascii="Arial" w:hAnsi="Arial" w:cs="Arial"/>
                 <w:sz w:val="22"/>
                 <w:szCs w:val="22"/>
-                <w:highlight w:val="yellow"/>
                 <w:lang w:val="en-ID"/>
               </w:rPr>
               <w:t>Febriyan</w:t>
@@ -3721,7 +3623,6 @@
                 <w:rFonts w:ascii="Arial" w:hAnsi="Arial" w:cs="Arial"/>
                 <w:sz w:val="22"/>
                 <w:szCs w:val="22"/>
-                <w:highlight w:val="yellow"/>
                 <w:lang w:val="en-ID"/>
               </w:rPr>
               <w:t xml:space="preserve"> </w:t>
@@ -3732,7 +3633,6 @@
                 <w:rFonts w:ascii="Arial" w:hAnsi="Arial" w:cs="Arial"/>
                 <w:sz w:val="22"/>
                 <w:szCs w:val="22"/>
-                <w:highlight w:val="yellow"/>
                 <w:lang w:val="en-ID"/>
               </w:rPr>
               <w:t>Priambodo</w:t>
@@ -3743,7 +3643,6 @@
                 <w:rFonts w:ascii="Arial" w:hAnsi="Arial" w:cs="Arial"/>
                 <w:sz w:val="22"/>
                 <w:szCs w:val="22"/>
-                <w:highlight w:val="yellow"/>
                 <w:lang w:val="en-ID"/>
               </w:rPr>
               <w:t>, M.Cs. dan Dr. Arif Rahman Hakim, S.ST., M.Eng.)</w:t>
@@ -3772,7 +3671,6 @@
                 <w:rFonts w:ascii="Arial" w:hAnsi="Arial" w:cs="Arial"/>
                 <w:sz w:val="22"/>
                 <w:szCs w:val="22"/>
-                <w:highlight w:val="yellow"/>
                 <w:lang w:val="en-ID"/>
               </w:rPr>
             </w:pPr>
@@ -3782,7 +3680,6 @@
                 <w:rFonts w:ascii="Arial" w:hAnsi="Arial" w:cs="Arial"/>
                 <w:sz w:val="22"/>
                 <w:szCs w:val="22"/>
-                <w:highlight w:val="yellow"/>
                 <w:lang w:val="en-ID"/>
               </w:rPr>
               <w:t>Kelompok</w:t>
@@ -3793,7 +3690,6 @@
                 <w:rFonts w:ascii="Arial" w:hAnsi="Arial" w:cs="Arial"/>
                 <w:sz w:val="22"/>
                 <w:szCs w:val="22"/>
-                <w:highlight w:val="yellow"/>
                 <w:lang w:val="en-ID"/>
               </w:rPr>
               <w:t xml:space="preserve"> 2</w:t>
@@ -3823,7 +3719,6 @@
                 <w:bCs/>
                 <w:sz w:val="22"/>
                 <w:szCs w:val="22"/>
-                <w:highlight w:val="yellow"/>
                 <w14:ligatures w14:val="standardContextual"/>
               </w:rPr>
             </w:pPr>
@@ -3833,7 +3728,6 @@
                 <w:bCs/>
                 <w:sz w:val="22"/>
                 <w:szCs w:val="22"/>
-                <w:highlight w:val="yellow"/>
                 <w14:ligatures w14:val="standardContextual"/>
               </w:rPr>
               <w:t>1.</w:t>
@@ -3858,7 +3752,6 @@
                 <w:rFonts w:ascii="Arial" w:hAnsi="Arial" w:cs="Arial"/>
                 <w:sz w:val="22"/>
                 <w:szCs w:val="22"/>
-                <w:highlight w:val="yellow"/>
               </w:rPr>
             </w:pPr>
             <w:r>
@@ -3866,7 +3759,6 @@
                 <w:rFonts w:ascii="Arial" w:hAnsi="Arial" w:cs="Arial"/>
                 <w:sz w:val="22"/>
                 <w:szCs w:val="22"/>
-                <w:highlight w:val="yellow"/>
               </w:rPr>
               <w:t xml:space="preserve">Dimas Nugroho </w:t>
             </w:r>
@@ -3876,7 +3768,6 @@
                 <w:rFonts w:ascii="Arial" w:hAnsi="Arial" w:cs="Arial"/>
                 <w:sz w:val="22"/>
                 <w:szCs w:val="22"/>
-                <w:highlight w:val="yellow"/>
               </w:rPr>
               <w:t>Putro</w:t>
             </w:r>
@@ -3902,7 +3793,6 @@
                 <w:rFonts w:ascii="Arial" w:hAnsi="Arial" w:cs="Arial"/>
                 <w:sz w:val="22"/>
                 <w:szCs w:val="22"/>
-                <w:highlight w:val="yellow"/>
                 <w14:ligatures w14:val="standardContextual"/>
               </w:rPr>
             </w:pPr>
@@ -3911,7 +3801,6 @@
                 <w:rFonts w:ascii="Arial" w:hAnsi="Arial" w:cs="Arial"/>
                 <w:sz w:val="22"/>
                 <w:szCs w:val="22"/>
-                <w:highlight w:val="yellow"/>
                 <w14:ligatures w14:val="standardContextual"/>
               </w:rPr>
               <w:t>IV RPLK</w:t>
@@ -3939,7 +3828,6 @@
                 <w:iCs/>
                 <w:sz w:val="22"/>
                 <w:szCs w:val="22"/>
-                <w:highlight w:val="yellow"/>
               </w:rPr>
             </w:pPr>
             <w:r>
@@ -3949,7 +3837,6 @@
                 <w:iCs/>
                 <w:sz w:val="22"/>
                 <w:szCs w:val="22"/>
-                <w:highlight w:val="yellow"/>
               </w:rPr>
               <w:t xml:space="preserve">Business IT Case </w:t>
             </w:r>
@@ -3958,7 +3845,6 @@
                 <w:rFonts w:ascii="Arial" w:hAnsi="Arial" w:cs="Arial"/>
                 <w:sz w:val="22"/>
                 <w:szCs w:val="22"/>
-                <w:highlight w:val="yellow"/>
               </w:rPr>
               <w:t>dan</w:t>
             </w:r>
@@ -3969,7 +3855,6 @@
                 <w:iCs/>
                 <w:sz w:val="22"/>
                 <w:szCs w:val="22"/>
-                <w:highlight w:val="yellow"/>
               </w:rPr>
               <w:t xml:space="preserve"> </w:t>
             </w:r>
@@ -3981,7 +3866,6 @@
                 <w:iCs/>
                 <w:sz w:val="22"/>
                 <w:szCs w:val="22"/>
-                <w:highlight w:val="yellow"/>
               </w:rPr>
               <w:t>Minicase</w:t>
             </w:r>
@@ -4007,7 +3891,6 @@
                 <w:rFonts w:ascii="Arial" w:hAnsi="Arial" w:cs="Arial"/>
                 <w:sz w:val="22"/>
                 <w:szCs w:val="22"/>
-                <w:highlight w:val="yellow"/>
                 <w:lang w:val="en-ID"/>
               </w:rPr>
             </w:pPr>
@@ -4017,7 +3900,6 @@
                 <w:rFonts w:ascii="Arial" w:hAnsi="Arial" w:cs="Arial"/>
                 <w:sz w:val="22"/>
                 <w:szCs w:val="22"/>
-                <w:highlight w:val="yellow"/>
                 <w:lang w:val="en-ID"/>
               </w:rPr>
               <w:t>Diizinkan</w:t>
@@ -4028,7 +3910,6 @@
                 <w:rFonts w:ascii="Arial" w:hAnsi="Arial" w:cs="Arial"/>
                 <w:sz w:val="22"/>
                 <w:szCs w:val="22"/>
-                <w:highlight w:val="yellow"/>
                 <w:lang w:val="en-ID"/>
               </w:rPr>
               <w:t xml:space="preserve"> (Nurul </w:t>
@@ -4039,7 +3920,6 @@
                 <w:rFonts w:ascii="Arial" w:hAnsi="Arial" w:cs="Arial"/>
                 <w:sz w:val="22"/>
                 <w:szCs w:val="22"/>
-                <w:highlight w:val="yellow"/>
                 <w:lang w:val="en-ID"/>
               </w:rPr>
               <w:t>Qomariasih</w:t>
@@ -4050,7 +3930,6 @@
                 <w:rFonts w:ascii="Arial" w:hAnsi="Arial" w:cs="Arial"/>
                 <w:sz w:val="22"/>
                 <w:szCs w:val="22"/>
-                <w:highlight w:val="yellow"/>
                 <w:lang w:val="en-ID"/>
               </w:rPr>
               <w:t xml:space="preserve">, </w:t>
@@ -4061,7 +3940,6 @@
                 <w:rFonts w:ascii="Arial" w:hAnsi="Arial" w:cs="Arial"/>
                 <w:sz w:val="22"/>
                 <w:szCs w:val="22"/>
-                <w:highlight w:val="yellow"/>
                 <w:lang w:val="en-ID"/>
               </w:rPr>
               <w:t>M.Si</w:t>
@@ -4072,7 +3950,6 @@
                 <w:rFonts w:ascii="Arial" w:hAnsi="Arial" w:cs="Arial"/>
                 <w:sz w:val="22"/>
                 <w:szCs w:val="22"/>
-                <w:highlight w:val="yellow"/>
                 <w:lang w:val="en-ID"/>
               </w:rPr>
               <w:t xml:space="preserve">. dan Dr. </w:t>
@@ -4083,7 +3960,6 @@
                 <w:rFonts w:ascii="Arial" w:hAnsi="Arial" w:cs="Arial"/>
                 <w:sz w:val="22"/>
                 <w:szCs w:val="22"/>
-                <w:highlight w:val="yellow"/>
                 <w:lang w:val="en-ID"/>
               </w:rPr>
               <w:t>Prasetyo</w:t>
@@ -4094,7 +3970,6 @@
                 <w:rFonts w:ascii="Arial" w:hAnsi="Arial" w:cs="Arial"/>
                 <w:sz w:val="22"/>
                 <w:szCs w:val="22"/>
-                <w:highlight w:val="yellow"/>
                 <w:lang w:val="en-ID"/>
               </w:rPr>
               <w:t xml:space="preserve"> Adi Wibowo Putro, </w:t>
@@ -4106,7 +3981,6 @@
                 <w:rFonts w:ascii="Arial" w:hAnsi="Arial" w:cs="Arial"/>
                 <w:sz w:val="22"/>
                 <w:szCs w:val="22"/>
-                <w:highlight w:val="yellow"/>
                 <w:lang w:val="en-ID"/>
               </w:rPr>
               <w:t>S.Kom</w:t>
@@ -4118,7 +3992,6 @@
                 <w:rFonts w:ascii="Arial" w:hAnsi="Arial" w:cs="Arial"/>
                 <w:sz w:val="22"/>
                 <w:szCs w:val="22"/>
-                <w:highlight w:val="yellow"/>
                 <w:lang w:val="en-ID"/>
               </w:rPr>
               <w:t>., M.T.I.)</w:t>
@@ -4148,7 +4021,6 @@
                 <w:bCs/>
                 <w:sz w:val="22"/>
                 <w:szCs w:val="22"/>
-                <w:highlight w:val="yellow"/>
                 <w14:ligatures w14:val="standardContextual"/>
               </w:rPr>
             </w:pPr>
@@ -4158,7 +4030,6 @@
                 <w:bCs/>
                 <w:sz w:val="22"/>
                 <w:szCs w:val="22"/>
-                <w:highlight w:val="yellow"/>
                 <w14:ligatures w14:val="standardContextual"/>
               </w:rPr>
               <w:t>2.</w:t>
@@ -4183,7 +4054,6 @@
                 <w:rFonts w:ascii="Arial" w:hAnsi="Arial" w:cs="Arial"/>
                 <w:sz w:val="22"/>
                 <w:szCs w:val="22"/>
-                <w:highlight w:val="yellow"/>
               </w:rPr>
             </w:pPr>
             <w:r>
@@ -4191,7 +4061,6 @@
                 <w:rFonts w:ascii="Arial" w:hAnsi="Arial" w:cs="Arial"/>
                 <w:sz w:val="22"/>
                 <w:szCs w:val="22"/>
-                <w:highlight w:val="yellow"/>
               </w:rPr>
               <w:t>Muhammad Faki Raihan</w:t>
             </w:r>
@@ -4216,7 +4085,6 @@
                 <w:rFonts w:ascii="Arial" w:hAnsi="Arial" w:cs="Arial"/>
                 <w:sz w:val="22"/>
                 <w:szCs w:val="22"/>
-                <w:highlight w:val="yellow"/>
                 <w14:ligatures w14:val="standardContextual"/>
               </w:rPr>
             </w:pPr>
@@ -4225,7 +4093,6 @@
                 <w:rFonts w:ascii="Arial" w:hAnsi="Arial" w:cs="Arial"/>
                 <w:sz w:val="22"/>
                 <w:szCs w:val="22"/>
-                <w:highlight w:val="yellow"/>
                 <w14:ligatures w14:val="standardContextual"/>
               </w:rPr>
               <w:t>IV RPLK</w:t>
@@ -4253,7 +4120,6 @@
                 <w:iCs/>
                 <w:sz w:val="22"/>
                 <w:szCs w:val="22"/>
-                <w:highlight w:val="yellow"/>
               </w:rPr>
             </w:pPr>
             <w:r>
@@ -4263,7 +4129,6 @@
                 <w:iCs/>
                 <w:sz w:val="22"/>
                 <w:szCs w:val="22"/>
-                <w:highlight w:val="yellow"/>
               </w:rPr>
               <w:t xml:space="preserve">Business IT Case </w:t>
             </w:r>
@@ -4272,7 +4137,6 @@
                 <w:rFonts w:ascii="Arial" w:hAnsi="Arial" w:cs="Arial"/>
                 <w:sz w:val="22"/>
                 <w:szCs w:val="22"/>
-                <w:highlight w:val="yellow"/>
               </w:rPr>
               <w:t>dan</w:t>
             </w:r>
@@ -4283,7 +4147,6 @@
                 <w:iCs/>
                 <w:sz w:val="22"/>
                 <w:szCs w:val="22"/>
-                <w:highlight w:val="yellow"/>
               </w:rPr>
               <w:t xml:space="preserve"> </w:t>
             </w:r>
@@ -4295,7 +4158,6 @@
                 <w:iCs/>
                 <w:sz w:val="22"/>
                 <w:szCs w:val="22"/>
-                <w:highlight w:val="yellow"/>
               </w:rPr>
               <w:t>Minicase</w:t>
             </w:r>
@@ -4321,7 +4183,6 @@
                 <w:rFonts w:ascii="Arial" w:hAnsi="Arial" w:cs="Arial"/>
                 <w:sz w:val="22"/>
                 <w:szCs w:val="22"/>
-                <w:highlight w:val="yellow"/>
                 <w:lang w:val="en-ID"/>
               </w:rPr>
             </w:pPr>
@@ -4331,7 +4192,6 @@
                 <w:rFonts w:ascii="Arial" w:hAnsi="Arial" w:cs="Arial"/>
                 <w:sz w:val="22"/>
                 <w:szCs w:val="22"/>
-                <w:highlight w:val="yellow"/>
                 <w:lang w:val="en-ID"/>
               </w:rPr>
               <w:t>Diizinkan</w:t>
@@ -4342,7 +4202,6 @@
                 <w:rFonts w:ascii="Arial" w:hAnsi="Arial" w:cs="Arial"/>
                 <w:sz w:val="22"/>
                 <w:szCs w:val="22"/>
-                <w:highlight w:val="yellow"/>
                 <w:lang w:val="en-ID"/>
               </w:rPr>
               <w:t xml:space="preserve"> (Nurul </w:t>
@@ -4353,7 +4212,6 @@
                 <w:rFonts w:ascii="Arial" w:hAnsi="Arial" w:cs="Arial"/>
                 <w:sz w:val="22"/>
                 <w:szCs w:val="22"/>
-                <w:highlight w:val="yellow"/>
                 <w:lang w:val="en-ID"/>
               </w:rPr>
               <w:t>Qomariasih</w:t>
@@ -4364,7 +4222,6 @@
                 <w:rFonts w:ascii="Arial" w:hAnsi="Arial" w:cs="Arial"/>
                 <w:sz w:val="22"/>
                 <w:szCs w:val="22"/>
-                <w:highlight w:val="yellow"/>
                 <w:lang w:val="en-ID"/>
               </w:rPr>
               <w:t xml:space="preserve">, </w:t>
@@ -4375,7 +4232,6 @@
                 <w:rFonts w:ascii="Arial" w:hAnsi="Arial" w:cs="Arial"/>
                 <w:sz w:val="22"/>
                 <w:szCs w:val="22"/>
-                <w:highlight w:val="yellow"/>
                 <w:lang w:val="en-ID"/>
               </w:rPr>
               <w:t>M.Si</w:t>
@@ -4386,7 +4242,6 @@
                 <w:rFonts w:ascii="Arial" w:hAnsi="Arial" w:cs="Arial"/>
                 <w:sz w:val="22"/>
                 <w:szCs w:val="22"/>
-                <w:highlight w:val="yellow"/>
                 <w:lang w:val="en-ID"/>
               </w:rPr>
               <w:t xml:space="preserve">. dan Hermawan Setiawan, </w:t>
@@ -4397,7 +4252,6 @@
                 <w:rFonts w:ascii="Arial" w:hAnsi="Arial" w:cs="Arial"/>
                 <w:sz w:val="22"/>
                 <w:szCs w:val="22"/>
-                <w:highlight w:val="yellow"/>
                 <w:lang w:val="en-ID"/>
               </w:rPr>
               <w:t>S.Si</w:t>
@@ -4408,7 +4262,6 @@
                 <w:rFonts w:ascii="Arial" w:hAnsi="Arial" w:cs="Arial"/>
                 <w:sz w:val="22"/>
                 <w:szCs w:val="22"/>
-                <w:highlight w:val="yellow"/>
                 <w:lang w:val="en-ID"/>
               </w:rPr>
               <w:t>., M.T.I.)</w:t>
@@ -4438,7 +4291,6 @@
                 <w:bCs/>
                 <w:sz w:val="22"/>
                 <w:szCs w:val="22"/>
-                <w:highlight w:val="yellow"/>
                 <w14:ligatures w14:val="standardContextual"/>
               </w:rPr>
             </w:pPr>
@@ -4448,7 +4300,6 @@
                 <w:bCs/>
                 <w:sz w:val="22"/>
                 <w:szCs w:val="22"/>
-                <w:highlight w:val="yellow"/>
                 <w14:ligatures w14:val="standardContextual"/>
               </w:rPr>
               <w:t>3.</w:t>
@@ -4473,7 +4324,6 @@
                 <w:rFonts w:ascii="Arial" w:hAnsi="Arial" w:cs="Arial"/>
                 <w:sz w:val="22"/>
                 <w:szCs w:val="22"/>
-                <w:highlight w:val="yellow"/>
               </w:rPr>
             </w:pPr>
             <w:r>
@@ -4481,7 +4331,6 @@
                 <w:rFonts w:ascii="Arial" w:hAnsi="Arial" w:cs="Arial"/>
                 <w:sz w:val="22"/>
                 <w:szCs w:val="22"/>
-                <w:highlight w:val="yellow"/>
               </w:rPr>
               <w:t xml:space="preserve">Satwika </w:t>
             </w:r>
@@ -4491,7 +4340,6 @@
                 <w:rFonts w:ascii="Arial" w:hAnsi="Arial" w:cs="Arial"/>
                 <w:sz w:val="22"/>
                 <w:szCs w:val="22"/>
-                <w:highlight w:val="yellow"/>
               </w:rPr>
               <w:t>Prabhawananda</w:t>
             </w:r>
@@ -4517,7 +4365,6 @@
                 <w:rFonts w:ascii="Arial" w:hAnsi="Arial" w:cs="Arial"/>
                 <w:sz w:val="22"/>
                 <w:szCs w:val="22"/>
-                <w:highlight w:val="yellow"/>
                 <w14:ligatures w14:val="standardContextual"/>
               </w:rPr>
             </w:pPr>
@@ -4526,7 +4373,6 @@
                 <w:rFonts w:ascii="Arial" w:hAnsi="Arial" w:cs="Arial"/>
                 <w:sz w:val="22"/>
                 <w:szCs w:val="22"/>
-                <w:highlight w:val="yellow"/>
                 <w14:ligatures w14:val="standardContextual"/>
               </w:rPr>
               <w:t>IV RKS A</w:t>
@@ -4554,7 +4400,6 @@
                 <w:iCs/>
                 <w:sz w:val="22"/>
                 <w:szCs w:val="22"/>
-                <w:highlight w:val="yellow"/>
               </w:rPr>
             </w:pPr>
             <w:r>
@@ -4564,7 +4409,6 @@
                 <w:iCs/>
                 <w:sz w:val="22"/>
                 <w:szCs w:val="22"/>
-                <w:highlight w:val="yellow"/>
               </w:rPr>
               <w:t xml:space="preserve">Business IT Case </w:t>
             </w:r>
@@ -4573,7 +4417,6 @@
                 <w:rFonts w:ascii="Arial" w:hAnsi="Arial" w:cs="Arial"/>
                 <w:sz w:val="22"/>
                 <w:szCs w:val="22"/>
-                <w:highlight w:val="yellow"/>
               </w:rPr>
               <w:t>dan</w:t>
             </w:r>
@@ -4584,7 +4427,6 @@
                 <w:iCs/>
                 <w:sz w:val="22"/>
                 <w:szCs w:val="22"/>
-                <w:highlight w:val="yellow"/>
               </w:rPr>
               <w:t xml:space="preserve"> </w:t>
             </w:r>
@@ -4596,7 +4438,6 @@
                 <w:iCs/>
                 <w:sz w:val="22"/>
                 <w:szCs w:val="22"/>
-                <w:highlight w:val="yellow"/>
               </w:rPr>
               <w:t>Minicase</w:t>
             </w:r>
@@ -4622,7 +4463,6 @@
                 <w:rFonts w:ascii="Arial" w:hAnsi="Arial" w:cs="Arial"/>
                 <w:sz w:val="22"/>
                 <w:szCs w:val="22"/>
-                <w:highlight w:val="yellow"/>
                 <w:lang w:val="en-ID"/>
               </w:rPr>
             </w:pPr>
@@ -4632,7 +4472,6 @@
                 <w:rFonts w:ascii="Arial" w:hAnsi="Arial" w:cs="Arial"/>
                 <w:sz w:val="22"/>
                 <w:szCs w:val="22"/>
-                <w:highlight w:val="yellow"/>
                 <w:lang w:val="en-ID"/>
               </w:rPr>
               <w:t>Diizinkan</w:t>
@@ -4643,7 +4482,6 @@
                 <w:rFonts w:ascii="Arial" w:hAnsi="Arial" w:cs="Arial"/>
                 <w:sz w:val="22"/>
                 <w:szCs w:val="22"/>
-                <w:highlight w:val="yellow"/>
                 <w:lang w:val="en-ID"/>
               </w:rPr>
               <w:t xml:space="preserve"> (Dimas </w:t>
@@ -4654,7 +4492,6 @@
                 <w:rFonts w:ascii="Arial" w:hAnsi="Arial" w:cs="Arial"/>
                 <w:sz w:val="22"/>
                 <w:szCs w:val="22"/>
-                <w:highlight w:val="yellow"/>
                 <w:lang w:val="en-ID"/>
               </w:rPr>
               <w:t>Febriyan</w:t>
@@ -4665,7 +4502,6 @@
                 <w:rFonts w:ascii="Arial" w:hAnsi="Arial" w:cs="Arial"/>
                 <w:sz w:val="22"/>
                 <w:szCs w:val="22"/>
-                <w:highlight w:val="yellow"/>
                 <w:lang w:val="en-ID"/>
               </w:rPr>
               <w:t xml:space="preserve"> </w:t>
@@ -4676,7 +4512,6 @@
                 <w:rFonts w:ascii="Arial" w:hAnsi="Arial" w:cs="Arial"/>
                 <w:sz w:val="22"/>
                 <w:szCs w:val="22"/>
-                <w:highlight w:val="yellow"/>
                 <w:lang w:val="en-ID"/>
               </w:rPr>
               <w:t>Priambodo</w:t>
@@ -4687,7 +4522,6 @@
                 <w:rFonts w:ascii="Arial" w:hAnsi="Arial" w:cs="Arial"/>
                 <w:sz w:val="22"/>
                 <w:szCs w:val="22"/>
-                <w:highlight w:val="yellow"/>
                 <w:lang w:val="en-ID"/>
               </w:rPr>
               <w:t>, M.Cs.)</w:t>
@@ -4920,7 +4754,6 @@
                               <w:rPr>
                                 <w:rFonts w:ascii="Arial" w:eastAsia="MS Mincho" w:hAnsi="Arial" w:cs="Arial"/>
                                 <w:sz w:val="20"/>
-                                <w:highlight w:val="yellow"/>
                                 <w:lang w:val="sv-SE"/>
                               </w:rPr>
                               <w:t>DD MM YY</w:t>
@@ -5103,7 +4936,6 @@
                         <w:rPr>
                           <w:rFonts w:ascii="Arial" w:eastAsia="MS Mincho" w:hAnsi="Arial" w:cs="Arial"/>
                           <w:sz w:val="20"/>
-                          <w:highlight w:val="yellow"/>
                           <w:lang w:val="sv-SE"/>
                         </w:rPr>
                         <w:t>DD MM YY</w:t>
@@ -5189,7 +5021,6 @@
           <w:b/>
           <w:sz w:val="22"/>
           <w:szCs w:val="22"/>
-          <w:highlight w:val="yellow"/>
         </w:rPr>
         <w:t>NAMA_LOMBA</w:t>
       </w:r>
@@ -5403,7 +5234,6 @@
               <w:rPr>
                 <w:rFonts w:ascii="Arial" w:hAnsi="Arial" w:cs="Arial"/>
                 <w:sz w:val="22"/>
-                <w:highlight w:val="yellow"/>
                 <w14:ligatures w14:val="standardContextual"/>
               </w:rPr>
             </w:pPr>
@@ -5411,7 +5241,6 @@
               <w:rPr>
                 <w:rFonts w:ascii="Arial" w:hAnsi="Arial" w:cs="Arial"/>
                 <w:sz w:val="22"/>
-                <w:highlight w:val="yellow"/>
                 <w14:ligatures w14:val="standardContextual"/>
               </w:rPr>
               <w:t>1.</w:t>
@@ -5436,7 +5265,6 @@
                 <w:rFonts w:ascii="Arial" w:hAnsi="Arial" w:cs="Arial"/>
                 <w:sz w:val="22"/>
                 <w:szCs w:val="22"/>
-                <w:highlight w:val="yellow"/>
                 <w14:ligatures w14:val="standardContextual"/>
               </w:rPr>
             </w:pPr>
@@ -5446,7 +5274,6 @@
                 <w:rFonts w:ascii="Arial" w:hAnsi="Arial" w:cs="Arial"/>
                 <w:sz w:val="22"/>
                 <w:szCs w:val="22"/>
-                <w:highlight w:val="yellow"/>
                 <w14:ligatures w14:val="standardContextual"/>
               </w:rPr>
               <w:t>Pendaftaran</w:t>
@@ -5457,7 +5284,6 @@
                 <w:rFonts w:ascii="Arial" w:hAnsi="Arial" w:cs="Arial"/>
                 <w:sz w:val="22"/>
                 <w:szCs w:val="22"/>
-                <w:highlight w:val="yellow"/>
                 <w14:ligatures w14:val="standardContextual"/>
               </w:rPr>
               <w:t xml:space="preserve"> </w:t>
@@ -5469,7 +5295,6 @@
                 <w:iCs/>
                 <w:sz w:val="22"/>
                 <w:szCs w:val="22"/>
-                <w:highlight w:val="yellow"/>
                 <w14:ligatures w14:val="standardContextual"/>
               </w:rPr>
               <w:t>Batch</w:t>
@@ -5479,7 +5304,6 @@
                 <w:rFonts w:ascii="Arial" w:hAnsi="Arial" w:cs="Arial"/>
                 <w:sz w:val="22"/>
                 <w:szCs w:val="22"/>
-                <w:highlight w:val="yellow"/>
                 <w14:ligatures w14:val="standardContextual"/>
               </w:rPr>
               <w:t xml:space="preserve"> 1</w:t>
@@ -5506,7 +5330,6 @@
                 <w:bCs/>
                 <w:sz w:val="22"/>
                 <w:szCs w:val="22"/>
-                <w:highlight w:val="yellow"/>
                 <w:lang w:eastAsia="id-ID"/>
               </w:rPr>
             </w:pPr>
@@ -5516,7 +5339,6 @@
                 <w:bCs/>
                 <w:sz w:val="22"/>
                 <w:szCs w:val="22"/>
-                <w:highlight w:val="yellow"/>
                 <w:lang w:eastAsia="id-ID"/>
               </w:rPr>
               <w:t>1</w:t>
@@ -5527,7 +5349,6 @@
                 <w:bCs/>
                 <w:sz w:val="22"/>
                 <w:szCs w:val="22"/>
-                <w:highlight w:val="yellow"/>
                 <w:lang w:eastAsia="id-ID"/>
               </w:rPr>
               <w:t xml:space="preserve">7Juni </w:t>
@@ -5539,7 +5360,6 @@
                 <w:bCs/>
                 <w:sz w:val="22"/>
                 <w:szCs w:val="22"/>
-                <w:highlight w:val="yellow"/>
                 <w:lang w:eastAsia="id-ID"/>
               </w:rPr>
               <w:t>s.d.</w:t>
@@ -5551,7 +5371,6 @@
                 <w:bCs/>
                 <w:sz w:val="22"/>
                 <w:szCs w:val="22"/>
-                <w:highlight w:val="yellow"/>
                 <w:lang w:eastAsia="id-ID"/>
               </w:rPr>
               <w:t xml:space="preserve"> 9 Juli</w:t>
@@ -5562,7 +5381,6 @@
                 <w:bCs/>
                 <w:sz w:val="22"/>
                 <w:szCs w:val="22"/>
-                <w:highlight w:val="yellow"/>
                 <w:lang w:eastAsia="id-ID"/>
               </w:rPr>
               <w:t xml:space="preserve"> 2026</w:t>
@@ -5588,7 +5406,6 @@
                 <w:bCs/>
                 <w:sz w:val="22"/>
                 <w:szCs w:val="22"/>
-                <w:highlight w:val="yellow"/>
                 <w:lang w:eastAsia="id-ID"/>
               </w:rPr>
             </w:pPr>
@@ -5598,7 +5415,6 @@
                 <w:bCs/>
                 <w:sz w:val="22"/>
                 <w:szCs w:val="22"/>
-                <w:highlight w:val="yellow"/>
                 <w:lang w:eastAsia="id-ID"/>
               </w:rPr>
               <w:t>Daring</w:t>
@@ -5627,7 +5443,6 @@
               <w:rPr>
                 <w:rFonts w:ascii="Arial" w:hAnsi="Arial" w:cs="Arial"/>
                 <w:sz w:val="22"/>
-                <w:highlight w:val="yellow"/>
                 <w14:ligatures w14:val="standardContextual"/>
               </w:rPr>
             </w:pPr>
@@ -5635,7 +5450,6 @@
               <w:rPr>
                 <w:rFonts w:ascii="Arial" w:hAnsi="Arial" w:cs="Arial"/>
                 <w:sz w:val="22"/>
-                <w:highlight w:val="yellow"/>
                 <w14:ligatures w14:val="standardContextual"/>
               </w:rPr>
               <w:t>2</w:t>
@@ -5644,7 +5458,6 @@
               <w:rPr>
                 <w:rFonts w:ascii="Arial" w:hAnsi="Arial" w:cs="Arial"/>
                 <w:sz w:val="22"/>
-                <w:highlight w:val="yellow"/>
                 <w14:ligatures w14:val="standardContextual"/>
               </w:rPr>
               <w:t>.</w:t>
@@ -5669,7 +5482,6 @@
                 <w:rFonts w:ascii="Arial" w:hAnsi="Arial" w:cs="Arial"/>
                 <w:sz w:val="22"/>
                 <w:szCs w:val="22"/>
-                <w:highlight w:val="yellow"/>
                 <w14:ligatures w14:val="standardContextual"/>
               </w:rPr>
             </w:pPr>
@@ -5679,7 +5491,6 @@
                 <w:rFonts w:ascii="Arial" w:hAnsi="Arial" w:cs="Arial"/>
                 <w:sz w:val="22"/>
                 <w:szCs w:val="22"/>
-                <w:highlight w:val="yellow"/>
                 <w14:ligatures w14:val="standardContextual"/>
               </w:rPr>
               <w:t>Pendaftaran</w:t>
@@ -5690,7 +5501,6 @@
                 <w:rFonts w:ascii="Arial" w:hAnsi="Arial" w:cs="Arial"/>
                 <w:sz w:val="22"/>
                 <w:szCs w:val="22"/>
-                <w:highlight w:val="yellow"/>
                 <w14:ligatures w14:val="standardContextual"/>
               </w:rPr>
               <w:t xml:space="preserve"> </w:t>
@@ -5702,7 +5512,6 @@
                 <w:iCs/>
                 <w:sz w:val="22"/>
                 <w:szCs w:val="22"/>
-                <w:highlight w:val="yellow"/>
                 <w14:ligatures w14:val="standardContextual"/>
               </w:rPr>
               <w:t>Batch</w:t>
@@ -5712,7 +5521,6 @@
                 <w:rFonts w:ascii="Arial" w:hAnsi="Arial" w:cs="Arial"/>
                 <w:sz w:val="22"/>
                 <w:szCs w:val="22"/>
-                <w:highlight w:val="yellow"/>
                 <w14:ligatures w14:val="standardContextual"/>
               </w:rPr>
               <w:t xml:space="preserve"> 2</w:t>
@@ -5739,7 +5547,6 @@
                 <w:bCs/>
                 <w:sz w:val="22"/>
                 <w:szCs w:val="22"/>
-                <w:highlight w:val="yellow"/>
                 <w:lang w:eastAsia="id-ID"/>
               </w:rPr>
             </w:pPr>
@@ -5749,7 +5556,6 @@
                 <w:bCs/>
                 <w:sz w:val="22"/>
                 <w:szCs w:val="22"/>
-                <w:highlight w:val="yellow"/>
                 <w:lang w:eastAsia="id-ID"/>
               </w:rPr>
               <w:t>1</w:t>
@@ -5760,7 +5566,6 @@
                 <w:bCs/>
                 <w:sz w:val="22"/>
                 <w:szCs w:val="22"/>
-                <w:highlight w:val="yellow"/>
                 <w:lang w:eastAsia="id-ID"/>
               </w:rPr>
               <w:t>0</w:t>
@@ -5771,7 +5576,6 @@
                 <w:bCs/>
                 <w:sz w:val="22"/>
                 <w:szCs w:val="22"/>
-                <w:highlight w:val="yellow"/>
                 <w:lang w:eastAsia="id-ID"/>
               </w:rPr>
               <w:t xml:space="preserve"> J</w:t>
@@ -5782,7 +5586,6 @@
                 <w:bCs/>
                 <w:sz w:val="22"/>
                 <w:szCs w:val="22"/>
-                <w:highlight w:val="yellow"/>
                 <w:lang w:eastAsia="id-ID"/>
               </w:rPr>
               <w:t>u</w:t>
@@ -5793,7 +5596,6 @@
                 <w:bCs/>
                 <w:sz w:val="22"/>
                 <w:szCs w:val="22"/>
-                <w:highlight w:val="yellow"/>
                 <w:lang w:eastAsia="id-ID"/>
               </w:rPr>
               <w:t>l</w:t>
@@ -5804,7 +5606,6 @@
                 <w:bCs/>
                 <w:sz w:val="22"/>
                 <w:szCs w:val="22"/>
-                <w:highlight w:val="yellow"/>
                 <w:lang w:eastAsia="id-ID"/>
               </w:rPr>
               <w:t>i</w:t>
@@ -5815,7 +5616,6 @@
                 <w:bCs/>
                 <w:sz w:val="22"/>
                 <w:szCs w:val="22"/>
-                <w:highlight w:val="yellow"/>
                 <w:lang w:eastAsia="id-ID"/>
               </w:rPr>
               <w:t xml:space="preserve"> </w:t>
@@ -5827,7 +5627,6 @@
                 <w:bCs/>
                 <w:sz w:val="22"/>
                 <w:szCs w:val="22"/>
-                <w:highlight w:val="yellow"/>
                 <w:lang w:eastAsia="id-ID"/>
               </w:rPr>
               <w:t>s.d.</w:t>
@@ -5839,7 +5638,6 @@
                 <w:bCs/>
                 <w:sz w:val="22"/>
                 <w:szCs w:val="22"/>
-                <w:highlight w:val="yellow"/>
                 <w:lang w:eastAsia="id-ID"/>
               </w:rPr>
               <w:t xml:space="preserve"> 18 Juli</w:t>
@@ -5850,7 +5648,6 @@
                 <w:bCs/>
                 <w:sz w:val="22"/>
                 <w:szCs w:val="22"/>
-                <w:highlight w:val="yellow"/>
                 <w:lang w:eastAsia="id-ID"/>
               </w:rPr>
               <w:t xml:space="preserve"> 2026</w:t>
@@ -5876,7 +5673,6 @@
                 <w:bCs/>
                 <w:sz w:val="22"/>
                 <w:szCs w:val="22"/>
-                <w:highlight w:val="yellow"/>
                 <w:lang w:eastAsia="id-ID"/>
               </w:rPr>
             </w:pPr>
@@ -5886,7 +5682,6 @@
                 <w:bCs/>
                 <w:sz w:val="22"/>
                 <w:szCs w:val="22"/>
-                <w:highlight w:val="yellow"/>
                 <w:lang w:eastAsia="id-ID"/>
               </w:rPr>
               <w:t>Daring</w:t>
@@ -5914,7 +5709,6 @@
               <w:rPr>
                 <w:rFonts w:ascii="Arial" w:hAnsi="Arial" w:cs="Arial"/>
                 <w:sz w:val="22"/>
-                <w:highlight w:val="yellow"/>
                 <w14:ligatures w14:val="standardContextual"/>
               </w:rPr>
             </w:pPr>
@@ -5922,7 +5716,6 @@
               <w:rPr>
                 <w:rFonts w:ascii="Arial" w:hAnsi="Arial" w:cs="Arial"/>
                 <w:sz w:val="22"/>
-                <w:highlight w:val="yellow"/>
                 <w14:ligatures w14:val="standardContextual"/>
               </w:rPr>
               <w:t>3</w:t>
@@ -5931,7 +5724,6 @@
               <w:rPr>
                 <w:rFonts w:ascii="Arial" w:hAnsi="Arial" w:cs="Arial"/>
                 <w:sz w:val="22"/>
-                <w:highlight w:val="yellow"/>
                 <w14:ligatures w14:val="standardContextual"/>
               </w:rPr>
               <w:t>.</w:t>
@@ -5955,7 +5747,6 @@
                 <w:rFonts w:ascii="Arial" w:hAnsi="Arial" w:cs="Arial"/>
                 <w:sz w:val="22"/>
                 <w:szCs w:val="22"/>
-                <w:highlight w:val="yellow"/>
                 <w14:ligatures w14:val="standardContextual"/>
               </w:rPr>
             </w:pPr>
@@ -5965,7 +5756,6 @@
                 <w:rFonts w:ascii="Arial" w:hAnsi="Arial" w:cs="Arial"/>
                 <w:sz w:val="22"/>
                 <w:szCs w:val="22"/>
-                <w:highlight w:val="yellow"/>
                 <w14:ligatures w14:val="standardContextual"/>
               </w:rPr>
               <w:t>Pengenalan</w:t>
@@ -5976,7 +5766,6 @@
                 <w:rFonts w:ascii="Arial" w:hAnsi="Arial" w:cs="Arial"/>
                 <w:sz w:val="22"/>
                 <w:szCs w:val="22"/>
-                <w:highlight w:val="yellow"/>
                 <w14:ligatures w14:val="standardContextual"/>
               </w:rPr>
               <w:t xml:space="preserve"> </w:t>
@@ -5988,7 +5777,6 @@
                 <w:iCs/>
                 <w:sz w:val="22"/>
                 <w:szCs w:val="22"/>
-                <w:highlight w:val="yellow"/>
                 <w14:ligatures w14:val="standardContextual"/>
               </w:rPr>
               <w:t xml:space="preserve">Capture </w:t>
@@ -6001,7 +5789,6 @@
                 <w:iCs/>
                 <w:sz w:val="22"/>
                 <w:szCs w:val="22"/>
-                <w:highlight w:val="yellow"/>
                 <w14:ligatures w14:val="standardContextual"/>
               </w:rPr>
               <w:t>The</w:t>
@@ -6014,7 +5801,6 @@
                 <w:iCs/>
                 <w:sz w:val="22"/>
                 <w:szCs w:val="22"/>
-                <w:highlight w:val="yellow"/>
                 <w14:ligatures w14:val="standardContextual"/>
               </w:rPr>
               <w:t xml:space="preserve"> Flag</w:t>
@@ -6041,7 +5827,6 @@
                 <w:bCs/>
                 <w:sz w:val="22"/>
                 <w:szCs w:val="22"/>
-                <w:highlight w:val="yellow"/>
                 <w:lang w:val="en-ID" w:eastAsia="id-ID"/>
               </w:rPr>
             </w:pPr>
@@ -6051,7 +5836,6 @@
                 <w:bCs/>
                 <w:sz w:val="22"/>
                 <w:szCs w:val="22"/>
-                <w:highlight w:val="yellow"/>
                 <w:lang w:val="en-ID" w:eastAsia="id-ID"/>
               </w:rPr>
               <w:t xml:space="preserve">27 Juni </w:t>
@@ -6063,7 +5847,6 @@
                 <w:bCs/>
                 <w:sz w:val="22"/>
                 <w:szCs w:val="22"/>
-                <w:highlight w:val="yellow"/>
                 <w:lang w:val="en-ID" w:eastAsia="id-ID"/>
               </w:rPr>
               <w:t>s.d.</w:t>
@@ -6075,7 +5858,6 @@
                 <w:bCs/>
                 <w:sz w:val="22"/>
                 <w:szCs w:val="22"/>
-                <w:highlight w:val="yellow"/>
                 <w:lang w:val="en-ID" w:eastAsia="id-ID"/>
               </w:rPr>
               <w:t xml:space="preserve"> 11 Juli</w:t>
@@ -6086,7 +5868,6 @@
                 <w:bCs/>
                 <w:sz w:val="22"/>
                 <w:szCs w:val="22"/>
-                <w:highlight w:val="yellow"/>
                 <w:lang w:val="en-ID" w:eastAsia="id-ID"/>
               </w:rPr>
               <w:t xml:space="preserve"> 2026</w:t>
@@ -6111,7 +5892,6 @@
                 <w:bCs/>
                 <w:sz w:val="22"/>
                 <w:szCs w:val="22"/>
-                <w:highlight w:val="yellow"/>
                 <w:lang w:eastAsia="id-ID"/>
               </w:rPr>
             </w:pPr>
@@ -6121,7 +5901,6 @@
                 <w:bCs/>
                 <w:sz w:val="22"/>
                 <w:szCs w:val="22"/>
-                <w:highlight w:val="yellow"/>
                 <w:lang w:eastAsia="id-ID"/>
               </w:rPr>
               <w:t>Daring</w:t>
@@ -6149,7 +5928,6 @@
               <w:rPr>
                 <w:rFonts w:ascii="Arial" w:hAnsi="Arial" w:cs="Arial"/>
                 <w:sz w:val="22"/>
-                <w:highlight w:val="yellow"/>
                 <w14:ligatures w14:val="standardContextual"/>
               </w:rPr>
             </w:pPr>
@@ -6157,7 +5935,6 @@
               <w:rPr>
                 <w:rFonts w:ascii="Arial" w:hAnsi="Arial" w:cs="Arial"/>
                 <w:sz w:val="22"/>
-                <w:highlight w:val="yellow"/>
                 <w14:ligatures w14:val="standardContextual"/>
               </w:rPr>
               <w:t>4</w:t>
@@ -6166,7 +5943,6 @@
               <w:rPr>
                 <w:rFonts w:ascii="Arial" w:hAnsi="Arial" w:cs="Arial"/>
                 <w:sz w:val="22"/>
-                <w:highlight w:val="yellow"/>
                 <w14:ligatures w14:val="standardContextual"/>
               </w:rPr>
               <w:t>.</w:t>
@@ -6192,7 +5968,6 @@
                 <w:iCs/>
                 <w:sz w:val="22"/>
                 <w:szCs w:val="22"/>
-                <w:highlight w:val="yellow"/>
                 <w14:ligatures w14:val="standardContextual"/>
               </w:rPr>
             </w:pPr>
@@ -6204,7 +5979,6 @@
                 <w:iCs/>
                 <w:sz w:val="22"/>
                 <w:szCs w:val="22"/>
-                <w:highlight w:val="yellow"/>
                 <w14:ligatures w14:val="standardContextual"/>
               </w:rPr>
               <w:t>Hackerclass</w:t>
@@ -6232,7 +6006,6 @@
                 <w:bCs/>
                 <w:sz w:val="22"/>
                 <w:szCs w:val="22"/>
-                <w:highlight w:val="yellow"/>
                 <w:lang w:val="en-ID" w:eastAsia="id-ID"/>
               </w:rPr>
             </w:pPr>
@@ -6242,7 +6015,6 @@
                 <w:bCs/>
                 <w:sz w:val="22"/>
                 <w:szCs w:val="22"/>
-                <w:highlight w:val="yellow"/>
                 <w:lang w:val="en-ID" w:eastAsia="id-ID"/>
               </w:rPr>
               <w:t>1</w:t>
@@ -6253,7 +6025,6 @@
                 <w:bCs/>
                 <w:sz w:val="22"/>
                 <w:szCs w:val="22"/>
-                <w:highlight w:val="yellow"/>
                 <w:lang w:val="en-ID" w:eastAsia="id-ID"/>
               </w:rPr>
               <w:t xml:space="preserve"> </w:t>
@@ -6265,7 +6036,6 @@
                 <w:bCs/>
                 <w:sz w:val="22"/>
                 <w:szCs w:val="22"/>
-                <w:highlight w:val="yellow"/>
                 <w:lang w:val="en-ID" w:eastAsia="id-ID"/>
               </w:rPr>
               <w:t>s.d.</w:t>
@@ -6277,7 +6047,6 @@
                 <w:bCs/>
                 <w:sz w:val="22"/>
                 <w:szCs w:val="22"/>
-                <w:highlight w:val="yellow"/>
                 <w:lang w:val="en-ID" w:eastAsia="id-ID"/>
               </w:rPr>
               <w:t xml:space="preserve"> 16 Agustus </w:t>
@@ -6288,7 +6057,6 @@
                 <w:bCs/>
                 <w:sz w:val="22"/>
                 <w:szCs w:val="22"/>
-                <w:highlight w:val="yellow"/>
                 <w:lang w:val="en-ID" w:eastAsia="id-ID"/>
               </w:rPr>
               <w:t>2026</w:t>
@@ -6313,7 +6081,6 @@
                 <w:bCs/>
                 <w:sz w:val="22"/>
                 <w:szCs w:val="22"/>
-                <w:highlight w:val="yellow"/>
                 <w:lang w:eastAsia="id-ID"/>
               </w:rPr>
             </w:pPr>
@@ -6323,7 +6090,6 @@
                 <w:bCs/>
                 <w:sz w:val="22"/>
                 <w:szCs w:val="22"/>
-                <w:highlight w:val="yellow"/>
                 <w:lang w:eastAsia="id-ID"/>
               </w:rPr>
               <w:t>Daring</w:t>
@@ -6351,7 +6117,6 @@
               <w:rPr>
                 <w:rFonts w:ascii="Arial" w:hAnsi="Arial" w:cs="Arial"/>
                 <w:sz w:val="22"/>
-                <w:highlight w:val="yellow"/>
                 <w14:ligatures w14:val="standardContextual"/>
               </w:rPr>
             </w:pPr>
@@ -6359,7 +6124,6 @@
               <w:rPr>
                 <w:rFonts w:ascii="Arial" w:hAnsi="Arial" w:cs="Arial"/>
                 <w:sz w:val="22"/>
-                <w:highlight w:val="yellow"/>
                 <w14:ligatures w14:val="standardContextual"/>
               </w:rPr>
               <w:t>5</w:t>
@@ -6368,7 +6132,6 @@
               <w:rPr>
                 <w:rFonts w:ascii="Arial" w:hAnsi="Arial" w:cs="Arial"/>
                 <w:sz w:val="22"/>
-                <w:highlight w:val="yellow"/>
                 <w14:ligatures w14:val="standardContextual"/>
               </w:rPr>
               <w:t>.</w:t>
@@ -6394,7 +6157,6 @@
                 <w:iCs/>
                 <w:sz w:val="22"/>
                 <w:szCs w:val="22"/>
-                <w:highlight w:val="yellow"/>
                 <w14:ligatures w14:val="standardContextual"/>
               </w:rPr>
             </w:pPr>
@@ -6405,7 +6167,6 @@
                 <w:iCs/>
                 <w:sz w:val="22"/>
                 <w:szCs w:val="22"/>
-                <w:highlight w:val="yellow"/>
                 <w14:ligatures w14:val="standardContextual"/>
               </w:rPr>
               <w:t xml:space="preserve">Live </w:t>
@@ -6418,7 +6179,6 @@
                 <w:iCs/>
                 <w:sz w:val="22"/>
                 <w:szCs w:val="22"/>
-                <w:highlight w:val="yellow"/>
                 <w14:ligatures w14:val="standardContextual"/>
               </w:rPr>
               <w:t>Hackerclass</w:t>
@@ -6446,7 +6206,6 @@
                 <w:bCs/>
                 <w:sz w:val="22"/>
                 <w:szCs w:val="22"/>
-                <w:highlight w:val="yellow"/>
                 <w:lang w:val="en-ID" w:eastAsia="id-ID"/>
               </w:rPr>
             </w:pPr>
@@ -6456,7 +6215,6 @@
                 <w:bCs/>
                 <w:sz w:val="22"/>
                 <w:szCs w:val="22"/>
-                <w:highlight w:val="yellow"/>
                 <w:lang w:val="en-ID" w:eastAsia="id-ID"/>
               </w:rPr>
               <w:t>9 dan 16 Agustus</w:t>
@@ -6467,7 +6225,6 @@
                 <w:bCs/>
                 <w:sz w:val="22"/>
                 <w:szCs w:val="22"/>
-                <w:highlight w:val="yellow"/>
                 <w:lang w:val="en-ID" w:eastAsia="id-ID"/>
               </w:rPr>
               <w:t xml:space="preserve"> 2026</w:t>
@@ -6492,7 +6249,6 @@
                 <w:bCs/>
                 <w:sz w:val="22"/>
                 <w:szCs w:val="22"/>
-                <w:highlight w:val="yellow"/>
                 <w:lang w:eastAsia="id-ID"/>
               </w:rPr>
             </w:pPr>
@@ -6502,7 +6258,6 @@
                 <w:bCs/>
                 <w:sz w:val="22"/>
                 <w:szCs w:val="22"/>
-                <w:highlight w:val="yellow"/>
                 <w:lang w:eastAsia="id-ID"/>
               </w:rPr>
               <w:t>Daring</w:t>
@@ -6530,7 +6285,6 @@
               <w:rPr>
                 <w:rFonts w:ascii="Arial" w:hAnsi="Arial" w:cs="Arial"/>
                 <w:sz w:val="22"/>
-                <w:highlight w:val="yellow"/>
                 <w14:ligatures w14:val="standardContextual"/>
               </w:rPr>
             </w:pPr>
@@ -6538,7 +6292,6 @@
               <w:rPr>
                 <w:rFonts w:ascii="Arial" w:hAnsi="Arial" w:cs="Arial"/>
                 <w:sz w:val="22"/>
-                <w:highlight w:val="yellow"/>
                 <w14:ligatures w14:val="standardContextual"/>
               </w:rPr>
               <w:t>6.</w:t>
@@ -6564,7 +6317,6 @@
                 <w:iCs/>
                 <w:sz w:val="22"/>
                 <w:szCs w:val="22"/>
-                <w:highlight w:val="yellow"/>
                 <w14:ligatures w14:val="standardContextual"/>
               </w:rPr>
             </w:pPr>
@@ -6574,7 +6326,6 @@
                 <w:rFonts w:ascii="Arial" w:hAnsi="Arial" w:cs="Arial"/>
                 <w:sz w:val="22"/>
                 <w:szCs w:val="22"/>
-                <w:highlight w:val="yellow"/>
                 <w14:ligatures w14:val="standardContextual"/>
               </w:rPr>
               <w:t>Penyisihan</w:t>
@@ -6587,7 +6338,6 @@
                 <w:iCs/>
                 <w:sz w:val="22"/>
                 <w:szCs w:val="22"/>
-                <w:highlight w:val="yellow"/>
                 <w14:ligatures w14:val="standardContextual"/>
               </w:rPr>
               <w:t xml:space="preserve"> </w:t>
@@ -6597,7 +6347,6 @@
                 <w:rFonts w:ascii="Arial" w:hAnsi="Arial" w:cs="Arial"/>
                 <w:sz w:val="22"/>
                 <w:szCs w:val="22"/>
-                <w:highlight w:val="yellow"/>
                 <w14:ligatures w14:val="standardContextual"/>
               </w:rPr>
               <w:t>dan</w:t>
@@ -6609,7 +6358,6 @@
                 <w:iCs/>
                 <w:sz w:val="22"/>
                 <w:szCs w:val="22"/>
-                <w:highlight w:val="yellow"/>
                 <w14:ligatures w14:val="standardContextual"/>
               </w:rPr>
               <w:t xml:space="preserve"> Mirror Contest </w:t>
@@ -6620,7 +6368,6 @@
                 <w:rFonts w:ascii="Arial" w:hAnsi="Arial" w:cs="Arial"/>
                 <w:sz w:val="22"/>
                 <w:szCs w:val="22"/>
-                <w:highlight w:val="yellow"/>
                 <w14:ligatures w14:val="standardContextual"/>
               </w:rPr>
               <w:t>Penyisihan</w:t>
@@ -6648,7 +6395,6 @@
                 <w:bCs/>
                 <w:sz w:val="22"/>
                 <w:szCs w:val="22"/>
-                <w:highlight w:val="yellow"/>
                 <w:lang w:val="en-ID" w:eastAsia="id-ID"/>
               </w:rPr>
             </w:pPr>
@@ -6658,7 +6404,6 @@
                 <w:bCs/>
                 <w:sz w:val="22"/>
                 <w:szCs w:val="22"/>
-                <w:highlight w:val="yellow"/>
                 <w:lang w:val="en-ID" w:eastAsia="id-ID"/>
               </w:rPr>
               <w:t>29 Agustus 2026</w:t>
@@ -6683,7 +6428,6 @@
                 <w:bCs/>
                 <w:sz w:val="22"/>
                 <w:szCs w:val="22"/>
-                <w:highlight w:val="yellow"/>
                 <w:lang w:eastAsia="id-ID"/>
               </w:rPr>
             </w:pPr>
@@ -6693,7 +6437,6 @@
                 <w:bCs/>
                 <w:sz w:val="22"/>
                 <w:szCs w:val="22"/>
-                <w:highlight w:val="yellow"/>
                 <w:lang w:eastAsia="id-ID"/>
               </w:rPr>
               <w:t>Daring</w:t>
@@ -6721,7 +6464,6 @@
               <w:rPr>
                 <w:rFonts w:ascii="Arial" w:hAnsi="Arial" w:cs="Arial"/>
                 <w:sz w:val="22"/>
-                <w:highlight w:val="yellow"/>
                 <w14:ligatures w14:val="standardContextual"/>
               </w:rPr>
             </w:pPr>
@@ -6729,7 +6471,6 @@
               <w:rPr>
                 <w:rFonts w:ascii="Arial" w:hAnsi="Arial" w:cs="Arial"/>
                 <w:sz w:val="22"/>
-                <w:highlight w:val="yellow"/>
                 <w14:ligatures w14:val="standardContextual"/>
               </w:rPr>
               <w:t>7.</w:t>
@@ -6753,7 +6494,6 @@
                 <w:rFonts w:ascii="Arial" w:hAnsi="Arial" w:cs="Arial"/>
                 <w:sz w:val="22"/>
                 <w:szCs w:val="22"/>
-                <w:highlight w:val="yellow"/>
                 <w14:ligatures w14:val="standardContextual"/>
               </w:rPr>
             </w:pPr>
@@ -6763,7 +6503,6 @@
                 <w:rFonts w:ascii="Arial" w:hAnsi="Arial" w:cs="Arial"/>
                 <w:sz w:val="22"/>
                 <w:szCs w:val="22"/>
-                <w:highlight w:val="yellow"/>
                 <w14:ligatures w14:val="standardContextual"/>
               </w:rPr>
               <w:t>Pengumuman</w:t>
@@ -6774,7 +6513,6 @@
                 <w:rFonts w:ascii="Arial" w:hAnsi="Arial" w:cs="Arial"/>
                 <w:sz w:val="22"/>
                 <w:szCs w:val="22"/>
-                <w:highlight w:val="yellow"/>
                 <w14:ligatures w14:val="standardContextual"/>
               </w:rPr>
               <w:t xml:space="preserve"> </w:t>
@@ -6785,7 +6523,6 @@
                 <w:rFonts w:ascii="Arial" w:hAnsi="Arial" w:cs="Arial"/>
                 <w:sz w:val="22"/>
                 <w:szCs w:val="22"/>
-                <w:highlight w:val="yellow"/>
                 <w14:ligatures w14:val="standardContextual"/>
               </w:rPr>
               <w:t>F</w:t>
@@ -6795,7 +6532,6 @@
                 <w:rFonts w:ascii="Arial" w:hAnsi="Arial" w:cs="Arial"/>
                 <w:sz w:val="22"/>
                 <w:szCs w:val="22"/>
-                <w:highlight w:val="yellow"/>
                 <w14:ligatures w14:val="standardContextual"/>
               </w:rPr>
               <w:t>i</w:t>
@@ -6805,7 +6541,6 @@
                 <w:rFonts w:ascii="Arial" w:hAnsi="Arial" w:cs="Arial"/>
                 <w:sz w:val="22"/>
                 <w:szCs w:val="22"/>
-                <w:highlight w:val="yellow"/>
                 <w14:ligatures w14:val="standardContextual"/>
               </w:rPr>
               <w:t>nalis</w:t>
@@ -6833,7 +6568,6 @@
                 <w:bCs/>
                 <w:sz w:val="22"/>
                 <w:szCs w:val="22"/>
-                <w:highlight w:val="yellow"/>
                 <w:lang w:val="en-ID" w:eastAsia="id-ID"/>
               </w:rPr>
             </w:pPr>
@@ -6843,7 +6577,6 @@
                 <w:bCs/>
                 <w:sz w:val="22"/>
                 <w:szCs w:val="22"/>
-                <w:highlight w:val="yellow"/>
                 <w:lang w:val="en-ID" w:eastAsia="id-ID"/>
               </w:rPr>
               <w:t>11 September 2026</w:t>
@@ -6868,7 +6601,6 @@
                 <w:bCs/>
                 <w:sz w:val="22"/>
                 <w:szCs w:val="22"/>
-                <w:highlight w:val="yellow"/>
                 <w:lang w:eastAsia="id-ID"/>
               </w:rPr>
             </w:pPr>
@@ -6878,7 +6610,6 @@
                 <w:bCs/>
                 <w:sz w:val="22"/>
                 <w:szCs w:val="22"/>
-                <w:highlight w:val="yellow"/>
                 <w:lang w:eastAsia="id-ID"/>
               </w:rPr>
               <w:t>Daring</w:t>
@@ -6906,7 +6637,6 @@
               <w:rPr>
                 <w:rFonts w:ascii="Arial" w:hAnsi="Arial" w:cs="Arial"/>
                 <w:sz w:val="22"/>
-                <w:highlight w:val="yellow"/>
                 <w14:ligatures w14:val="standardContextual"/>
               </w:rPr>
             </w:pPr>
@@ -6914,7 +6644,6 @@
               <w:rPr>
                 <w:rFonts w:ascii="Arial" w:hAnsi="Arial" w:cs="Arial"/>
                 <w:sz w:val="22"/>
-                <w:highlight w:val="yellow"/>
                 <w14:ligatures w14:val="standardContextual"/>
               </w:rPr>
               <w:t>8.</w:t>
@@ -6940,7 +6669,6 @@
                 <w:iCs/>
                 <w:sz w:val="22"/>
                 <w:szCs w:val="22"/>
-                <w:highlight w:val="yellow"/>
                 <w14:ligatures w14:val="standardContextual"/>
               </w:rPr>
             </w:pPr>
@@ -6951,7 +6679,6 @@
                 <w:iCs/>
                 <w:sz w:val="22"/>
                 <w:szCs w:val="22"/>
-                <w:highlight w:val="yellow"/>
                 <w14:ligatures w14:val="standardContextual"/>
               </w:rPr>
               <w:t xml:space="preserve">Technical Meeting </w:t>
@@ -6961,7 +6688,6 @@
                 <w:rFonts w:ascii="Arial" w:hAnsi="Arial" w:cs="Arial"/>
                 <w:sz w:val="22"/>
                 <w:szCs w:val="22"/>
-                <w:highlight w:val="yellow"/>
                 <w14:ligatures w14:val="standardContextual"/>
               </w:rPr>
               <w:t>Final</w:t>
@@ -6988,7 +6714,6 @@
                 <w:bCs/>
                 <w:sz w:val="22"/>
                 <w:szCs w:val="22"/>
-                <w:highlight w:val="yellow"/>
                 <w:lang w:val="en-ID" w:eastAsia="id-ID"/>
               </w:rPr>
             </w:pPr>
@@ -6998,7 +6723,6 @@
                 <w:bCs/>
                 <w:sz w:val="22"/>
                 <w:szCs w:val="22"/>
-                <w:highlight w:val="yellow"/>
                 <w:lang w:val="en-ID" w:eastAsia="id-ID"/>
               </w:rPr>
               <w:t>24 September 2026</w:t>
@@ -7023,7 +6747,6 @@
                 <w:bCs/>
                 <w:sz w:val="22"/>
                 <w:szCs w:val="22"/>
-                <w:highlight w:val="yellow"/>
                 <w:lang w:eastAsia="id-ID"/>
               </w:rPr>
             </w:pPr>
@@ -7033,7 +6756,6 @@
                 <w:bCs/>
                 <w:sz w:val="22"/>
                 <w:szCs w:val="22"/>
-                <w:highlight w:val="yellow"/>
                 <w:lang w:eastAsia="id-ID"/>
               </w:rPr>
               <w:t>Daring</w:t>
@@ -7061,7 +6783,6 @@
               <w:rPr>
                 <w:rFonts w:ascii="Arial" w:hAnsi="Arial" w:cs="Arial"/>
                 <w:sz w:val="22"/>
-                <w:highlight w:val="yellow"/>
                 <w14:ligatures w14:val="standardContextual"/>
               </w:rPr>
             </w:pPr>
@@ -7069,7 +6790,6 @@
               <w:rPr>
                 <w:rFonts w:ascii="Arial" w:hAnsi="Arial" w:cs="Arial"/>
                 <w:sz w:val="22"/>
-                <w:highlight w:val="yellow"/>
                 <w14:ligatures w14:val="standardContextual"/>
               </w:rPr>
               <w:t>9.</w:t>
@@ -7093,7 +6813,6 @@
                 <w:rFonts w:ascii="Arial" w:hAnsi="Arial" w:cs="Arial"/>
                 <w:sz w:val="22"/>
                 <w:szCs w:val="22"/>
-                <w:highlight w:val="yellow"/>
                 <w14:ligatures w14:val="standardContextual"/>
               </w:rPr>
             </w:pPr>
@@ -7102,7 +6821,6 @@
                 <w:rFonts w:ascii="Arial" w:hAnsi="Arial" w:cs="Arial"/>
                 <w:sz w:val="22"/>
                 <w:szCs w:val="22"/>
-                <w:highlight w:val="yellow"/>
                 <w14:ligatures w14:val="standardContextual"/>
               </w:rPr>
               <w:t>Final</w:t>
@@ -7129,7 +6847,6 @@
                 <w:bCs/>
                 <w:sz w:val="22"/>
                 <w:szCs w:val="22"/>
-                <w:highlight w:val="yellow"/>
                 <w:lang w:val="en-ID" w:eastAsia="id-ID"/>
               </w:rPr>
             </w:pPr>
@@ -7139,7 +6856,6 @@
                 <w:bCs/>
                 <w:sz w:val="22"/>
                 <w:szCs w:val="22"/>
-                <w:highlight w:val="yellow"/>
                 <w:lang w:val="en-ID" w:eastAsia="id-ID"/>
               </w:rPr>
               <w:t>27 September</w:t>
@@ -7150,7 +6866,6 @@
                 <w:bCs/>
                 <w:sz w:val="22"/>
                 <w:szCs w:val="22"/>
-                <w:highlight w:val="yellow"/>
                 <w:lang w:val="en-ID" w:eastAsia="id-ID"/>
               </w:rPr>
               <w:t xml:space="preserve"> 2026</w:t>
@@ -7175,7 +6890,6 @@
                 <w:bCs/>
                 <w:sz w:val="22"/>
                 <w:szCs w:val="22"/>
-                <w:highlight w:val="yellow"/>
                 <w:lang w:eastAsia="id-ID"/>
               </w:rPr>
             </w:pPr>
@@ -7185,7 +6899,6 @@
                 <w:bCs/>
                 <w:sz w:val="22"/>
                 <w:szCs w:val="22"/>
-                <w:highlight w:val="yellow"/>
                 <w:lang w:eastAsia="id-ID"/>
               </w:rPr>
               <w:t>Luring</w:t>
@@ -7200,7 +6913,6 @@
                 <w:b/>
                 <w:sz w:val="22"/>
                 <w:szCs w:val="22"/>
-                <w:highlight w:val="yellow"/>
                 <w:lang w:eastAsia="id-ID"/>
               </w:rPr>
             </w:pPr>
@@ -7210,7 +6922,6 @@
                 <w:b/>
                 <w:sz w:val="22"/>
                 <w:szCs w:val="22"/>
-                <w:highlight w:val="yellow"/>
                 <w:lang w:eastAsia="id-ID"/>
               </w:rPr>
               <w:t>(</w:t>
@@ -7222,7 +6933,6 @@
                 <w:b/>
                 <w:sz w:val="22"/>
                 <w:szCs w:val="22"/>
-                <w:highlight w:val="yellow"/>
                 <w:lang w:eastAsia="id-ID"/>
               </w:rPr>
               <w:t>Fakultas</w:t>
@@ -7234,7 +6944,6 @@
                 <w:b/>
                 <w:sz w:val="22"/>
                 <w:szCs w:val="22"/>
-                <w:highlight w:val="yellow"/>
                 <w:lang w:eastAsia="id-ID"/>
               </w:rPr>
               <w:t xml:space="preserve"> </w:t>
@@ -7246,7 +6955,6 @@
                 <w:b/>
                 <w:sz w:val="22"/>
                 <w:szCs w:val="22"/>
-                <w:highlight w:val="yellow"/>
                 <w:lang w:eastAsia="id-ID"/>
               </w:rPr>
               <w:t>Ilmu</w:t>
@@ -7258,7 +6966,6 @@
                 <w:b/>
                 <w:sz w:val="22"/>
                 <w:szCs w:val="22"/>
-                <w:highlight w:val="yellow"/>
                 <w:lang w:eastAsia="id-ID"/>
               </w:rPr>
               <w:t xml:space="preserve"> Komputer, Universitas Indonesia)</w:t>
@@ -7523,7 +7230,6 @@
                               <w:rPr>
                                 <w:rFonts w:ascii="Arial" w:eastAsia="MS Mincho" w:hAnsi="Arial" w:cs="Arial"/>
                                 <w:sz w:val="20"/>
-                                <w:highlight w:val="yellow"/>
                                 <w:lang w:val="sv-SE"/>
                               </w:rPr>
                               <w:t>DD MM YY</w:t>
@@ -7715,7 +7421,6 @@
                         <w:rPr>
                           <w:rFonts w:ascii="Arial" w:eastAsia="MS Mincho" w:hAnsi="Arial" w:cs="Arial"/>
                           <w:sz w:val="20"/>
-                          <w:highlight w:val="yellow"/>
                           <w:lang w:val="sv-SE"/>
                         </w:rPr>
                         <w:t>DD MM YY</w:t>
@@ -7959,7 +7664,6 @@
               <w:rPr>
                 <w:rFonts w:ascii="Arial" w:hAnsi="Arial" w:cs="Arial"/>
                 <w:sz w:val="22"/>
-                <w:highlight w:val="yellow"/>
                 <w14:ligatures w14:val="standardContextual"/>
               </w:rPr>
             </w:pPr>
@@ -7967,7 +7671,6 @@
               <w:rPr>
                 <w:rFonts w:ascii="Arial" w:hAnsi="Arial" w:cs="Arial"/>
                 <w:sz w:val="22"/>
-                <w:highlight w:val="yellow"/>
                 <w14:ligatures w14:val="standardContextual"/>
               </w:rPr>
               <w:t>1.</w:t>
@@ -7994,7 +7697,6 @@
                 <w:rFonts w:ascii="Arial" w:hAnsi="Arial" w:cs="Arial"/>
                 <w:sz w:val="22"/>
                 <w:szCs w:val="22"/>
-                <w:highlight w:val="yellow"/>
                 <w14:ligatures w14:val="standardContextual"/>
               </w:rPr>
             </w:pPr>
@@ -8004,7 +7706,6 @@
                 <w:rFonts w:ascii="Arial" w:hAnsi="Arial" w:cs="Arial"/>
                 <w:sz w:val="22"/>
                 <w:szCs w:val="22"/>
-                <w:highlight w:val="yellow"/>
                 <w14:ligatures w14:val="standardContextual"/>
               </w:rPr>
               <w:t>Kelompok</w:t>
@@ -8015,7 +7716,6 @@
                 <w:rFonts w:ascii="Arial" w:hAnsi="Arial" w:cs="Arial"/>
                 <w:sz w:val="22"/>
                 <w:szCs w:val="22"/>
-                <w:highlight w:val="yellow"/>
                 <w14:ligatures w14:val="standardContextual"/>
               </w:rPr>
               <w:t xml:space="preserve"> 1</w:t>
@@ -8042,7 +7742,6 @@
                 <w:bCs/>
                 <w:sz w:val="22"/>
                 <w:szCs w:val="22"/>
-                <w:highlight w:val="yellow"/>
                 <w:lang w:eastAsia="id-ID"/>
               </w:rPr>
             </w:pPr>
@@ -8051,7 +7750,6 @@
                 <w:rFonts w:ascii="Arial" w:hAnsi="Arial" w:cs="Arial"/>
                 <w:sz w:val="22"/>
                 <w:szCs w:val="22"/>
-                <w:highlight w:val="yellow"/>
                 <w:lang w:val="en-ID"/>
               </w:rPr>
               <w:t xml:space="preserve">Dimas </w:t>
@@ -8062,7 +7760,6 @@
                 <w:rFonts w:ascii="Arial" w:hAnsi="Arial" w:cs="Arial"/>
                 <w:sz w:val="22"/>
                 <w:szCs w:val="22"/>
-                <w:highlight w:val="yellow"/>
                 <w:lang w:val="en-ID"/>
               </w:rPr>
               <w:t>Febriyan</w:t>
@@ -8073,7 +7770,6 @@
                 <w:rFonts w:ascii="Arial" w:hAnsi="Arial" w:cs="Arial"/>
                 <w:sz w:val="22"/>
                 <w:szCs w:val="22"/>
-                <w:highlight w:val="yellow"/>
                 <w:lang w:val="en-ID"/>
               </w:rPr>
               <w:t xml:space="preserve"> </w:t>
@@ -8084,7 +7780,6 @@
                 <w:rFonts w:ascii="Arial" w:hAnsi="Arial" w:cs="Arial"/>
                 <w:sz w:val="22"/>
                 <w:szCs w:val="22"/>
-                <w:highlight w:val="yellow"/>
                 <w:lang w:val="en-ID"/>
               </w:rPr>
               <w:t>Priambodo</w:t>
@@ -8095,7 +7790,6 @@
                 <w:rFonts w:ascii="Arial" w:hAnsi="Arial" w:cs="Arial"/>
                 <w:sz w:val="22"/>
                 <w:szCs w:val="22"/>
-                <w:highlight w:val="yellow"/>
                 <w:lang w:val="en-ID"/>
               </w:rPr>
               <w:t>, M.Cs.</w:t>
@@ -8125,7 +7819,6 @@
               <w:rPr>
                 <w:rFonts w:ascii="Arial" w:hAnsi="Arial" w:cs="Arial"/>
                 <w:sz w:val="22"/>
-                <w:highlight w:val="yellow"/>
                 <w14:ligatures w14:val="standardContextual"/>
               </w:rPr>
             </w:pPr>
@@ -8133,7 +7826,6 @@
               <w:rPr>
                 <w:rFonts w:ascii="Arial" w:hAnsi="Arial" w:cs="Arial"/>
                 <w:sz w:val="22"/>
-                <w:highlight w:val="yellow"/>
                 <w14:ligatures w14:val="standardContextual"/>
               </w:rPr>
               <w:t>2.</w:t>
@@ -8160,7 +7852,6 @@
                 <w:rFonts w:ascii="Arial" w:hAnsi="Arial" w:cs="Arial"/>
                 <w:sz w:val="22"/>
                 <w:szCs w:val="22"/>
-                <w:highlight w:val="yellow"/>
                 <w14:ligatures w14:val="standardContextual"/>
               </w:rPr>
             </w:pPr>
@@ -8170,7 +7861,6 @@
                 <w:rFonts w:ascii="Arial" w:hAnsi="Arial" w:cs="Arial"/>
                 <w:sz w:val="22"/>
                 <w:szCs w:val="22"/>
-                <w:highlight w:val="yellow"/>
                 <w14:ligatures w14:val="standardContextual"/>
               </w:rPr>
               <w:t>Kelompok</w:t>
@@ -8181,7 +7871,6 @@
                 <w:rFonts w:ascii="Arial" w:hAnsi="Arial" w:cs="Arial"/>
                 <w:sz w:val="22"/>
                 <w:szCs w:val="22"/>
-                <w:highlight w:val="yellow"/>
                 <w14:ligatures w14:val="standardContextual"/>
               </w:rPr>
               <w:t xml:space="preserve"> 2</w:t>
@@ -8208,7 +7897,6 @@
                 <w:bCs/>
                 <w:sz w:val="22"/>
                 <w:szCs w:val="22"/>
-                <w:highlight w:val="yellow"/>
                 <w:lang w:eastAsia="id-ID"/>
               </w:rPr>
             </w:pPr>
@@ -8217,7 +7905,6 @@
                 <w:rFonts w:ascii="Arial" w:hAnsi="Arial" w:cs="Arial"/>
                 <w:sz w:val="22"/>
                 <w:szCs w:val="22"/>
-                <w:highlight w:val="yellow"/>
                 <w:lang w:val="en-ID"/>
               </w:rPr>
               <w:t xml:space="preserve">Dimas </w:t>
@@ -8228,7 +7915,6 @@
                 <w:rFonts w:ascii="Arial" w:hAnsi="Arial" w:cs="Arial"/>
                 <w:sz w:val="22"/>
                 <w:szCs w:val="22"/>
-                <w:highlight w:val="yellow"/>
                 <w:lang w:val="en-ID"/>
               </w:rPr>
               <w:t>Febriyan</w:t>
@@ -8239,7 +7925,6 @@
                 <w:rFonts w:ascii="Arial" w:hAnsi="Arial" w:cs="Arial"/>
                 <w:sz w:val="22"/>
                 <w:szCs w:val="22"/>
-                <w:highlight w:val="yellow"/>
                 <w:lang w:val="en-ID"/>
               </w:rPr>
               <w:t xml:space="preserve"> </w:t>
@@ -8250,7 +7935,6 @@
                 <w:rFonts w:ascii="Arial" w:hAnsi="Arial" w:cs="Arial"/>
                 <w:sz w:val="22"/>
                 <w:szCs w:val="22"/>
-                <w:highlight w:val="yellow"/>
                 <w:lang w:val="en-ID"/>
               </w:rPr>
               <w:t>Priambodo</w:t>
@@ -8261,7 +7945,6 @@
                 <w:rFonts w:ascii="Arial" w:hAnsi="Arial" w:cs="Arial"/>
                 <w:sz w:val="22"/>
                 <w:szCs w:val="22"/>
-                <w:highlight w:val="yellow"/>
                 <w:lang w:val="en-ID"/>
               </w:rPr>
               <w:t>, M.Cs.</w:t>
@@ -8823,7 +8506,6 @@
                               <w:rPr>
                                 <w:rFonts w:ascii="Arial" w:eastAsia="MS Mincho" w:hAnsi="Arial" w:cs="Arial"/>
                                 <w:sz w:val="20"/>
-                                <w:highlight w:val="yellow"/>
                                 <w:lang w:val="sv-SE"/>
                               </w:rPr>
                               <w:t>DD MM YY</w:t>
@@ -9002,7 +8684,6 @@
                         <w:rPr>
                           <w:rFonts w:ascii="Arial" w:eastAsia="MS Mincho" w:hAnsi="Arial" w:cs="Arial"/>
                           <w:sz w:val="20"/>
-                          <w:highlight w:val="yellow"/>
                           <w:lang w:val="sv-SE"/>
                         </w:rPr>
                         <w:t>DD MM YY</w:t>
@@ -9216,7 +8897,6 @@
       <w:r>
         <w:rPr>
           <w:rFonts w:ascii="Arial" w:hAnsi="Arial" w:cs="Arial"/>
-          <w:highlight w:val="yellow"/>
         </w:rPr>
         <w:t>https://compfest.id/</w:t>
       </w:r>
